--- a/submission_diagnostics/Manuscript_Diagnostics.docx
+++ b/submission_diagnostics/Manuscript_Diagnostics.docx
@@ -21,80 +21,51 @@
     <w:p>
       <w:pPr>
         <w:pStyle w:val="MDPI13authornames"/>
-        <w:rPr>
-          <w:color w:val="000000" w:themeColor="text1"/>
-        </w:rPr>
-      </w:pPr>
-      <w:r>
-        <w:rPr>
-          <w:color w:val="000000" w:themeColor="text1"/>
-        </w:rPr>
-        <w:t>Majed S. Alsanea</w:t>
-      </w:r>
-      <w:r>
-        <w:rPr>
-          <w:color w:val="000000" w:themeColor="text1"/>
+      </w:pPr>
+      <w:r>
+        <w:t xml:space="preserve">Majed S. Alsanea </w:t>
+      </w:r>
+      <w:r>
+        <w:rPr>
           <w:vertAlign w:val="superscript"/>
         </w:rPr>
         <w:t>1</w:t>
       </w:r>
       <w:r>
-        <w:rPr>
-          <w:color w:val="000000" w:themeColor="text1"/>
-        </w:rPr>
-        <w:t>, Yosef Hasan Jbara</w:t>
-      </w:r>
-      <w:r>
-        <w:rPr>
-          <w:color w:val="000000" w:themeColor="text1"/>
+        <w:t xml:space="preserve">, Yosef Hasan Jbara </w:t>
+      </w:r>
+      <w:r>
+        <w:rPr>
           <w:vertAlign w:val="superscript"/>
         </w:rPr>
-        <w:t>2,3</w:t>
-      </w:r>
-      <w:r>
-        <w:rPr>
-          <w:color w:val="000000" w:themeColor="text1"/>
-        </w:rPr>
-        <w:t>*, Alshimaa Hamdy Ismail</w:t>
-      </w:r>
-      <w:r>
-        <w:rPr>
-          <w:color w:val="000000" w:themeColor="text1"/>
+        <w:t>2,3,</w:t>
+      </w:r>
+      <w:r>
+        <w:t xml:space="preserve">*, Alshimaa Hamdy Ismail </w:t>
+      </w:r>
+      <w:r>
+        <w:rPr>
           <w:vertAlign w:val="superscript"/>
         </w:rPr>
         <w:t>3,4</w:t>
       </w:r>
       <w:r>
-        <w:rPr>
-          <w:color w:val="000000" w:themeColor="text1"/>
-        </w:rPr>
-        <w:t>, Farha Mujeeb Ahmed Shaikh</w:t>
-      </w:r>
-      <w:r>
-        <w:rPr>
-          <w:color w:val="000000" w:themeColor="text1"/>
+        <w:t xml:space="preserve">, Farha Mujeeb Ahmed Shaikh </w:t>
+      </w:r>
+      <w:r>
+        <w:rPr>
           <w:vertAlign w:val="superscript"/>
         </w:rPr>
         <w:t>5</w:t>
       </w:r>
       <w:r>
-        <w:rPr>
-          <w:color w:val="000000" w:themeColor="text1"/>
-        </w:rPr>
-        <w:t>, Mohammed Gh. Alzahrani</w:t>
-      </w:r>
-      <w:r>
-        <w:rPr>
-          <w:color w:val="000000" w:themeColor="text1"/>
+        <w:t xml:space="preserve"> and Mohammed Gh. Alzahrani </w:t>
+      </w:r>
+      <w:r>
+        <w:rPr>
           <w:vertAlign w:val="superscript"/>
         </w:rPr>
         <w:t>6</w:t>
-      </w:r>
-      <w:r>
-        <w:rPr>
-          <w:color w:val="000000" w:themeColor="text1"/>
-        </w:rPr>
-        <w:t xml:space="preserve">  </w:t>
       </w:r>
     </w:p>
     <w:tbl>
@@ -120,9 +91,6 @@
             <w:pPr>
               <w:pStyle w:val="MDPI15academiceditor"/>
               <w:spacing w:before="0" w:after="120"/>
-              <w:rPr>
-                <w:color w:val="000000" w:themeColor="text1"/>
-              </w:rPr>
             </w:pPr>
             <w:r>
               <w:t>Academic Editor: To be assigned</w:t>
@@ -132,67 +100,52 @@
             <w:pPr>
               <w:pStyle w:val="MDPI14history"/>
               <w:spacing w:before="120"/>
-              <w:rPr>
-                <w:color w:val="000000" w:themeColor="text1"/>
-              </w:rPr>
-            </w:pPr>
-            <w:r>
-              <w:t>Received:</w:t>
+            </w:pPr>
+            <w:r>
+              <w:t>Received: date</w:t>
             </w:r>
           </w:p>
           <w:p>
             <w:pPr>
               <w:pStyle w:val="MDPI14history"/>
-              <w:rPr>
-                <w:color w:val="000000" w:themeColor="text1"/>
-              </w:rPr>
-            </w:pPr>
-            <w:r>
-              <w:t>Revised:</w:t>
+            </w:pPr>
+            <w:r>
+              <w:t>Revised: date</w:t>
             </w:r>
           </w:p>
           <w:p>
             <w:pPr>
               <w:pStyle w:val="MDPI14history"/>
-              <w:rPr>
-                <w:color w:val="000000" w:themeColor="text1"/>
-              </w:rPr>
-            </w:pPr>
-            <w:r>
-              <w:t>Accepted:</w:t>
+            </w:pPr>
+            <w:r>
+              <w:t>Accepted: date</w:t>
             </w:r>
           </w:p>
           <w:p>
             <w:pPr>
               <w:pStyle w:val="MDPI14history"/>
               <w:spacing w:after="120"/>
-              <w:rPr>
-                <w:color w:val="000000" w:themeColor="text1"/>
-              </w:rPr>
-            </w:pPr>
-            <w:r>
-              <w:t>Published:</w:t>
+            </w:pPr>
+            <w:r>
+              <w:t>Published: date</w:t>
             </w:r>
           </w:p>
           <w:p>
             <w:pPr>
               <w:pStyle w:val="MDPI61citation"/>
               <w:rPr>
-                <w:color w:val="000000" w:themeColor="text1"/>
                 <w:lang w:bidi="en-US"/>
               </w:rPr>
             </w:pPr>
             <w:r>
               <w:rPr>
                 <w:b/>
-                <w:color w:val="000000" w:themeColor="text1"/>
                 <w:lang w:bidi="en-US"/>
               </w:rPr>
               <w:t xml:space="preserve">Citation: </w:t>
             </w:r>
             <w:r>
               <w:rPr>
-                <w:color w:val="000000" w:themeColor="text1"/>
                 <w:lang w:bidi="en-US"/>
               </w:rPr>
               <w:t>To be added by editorial staff during production.</w:t>
@@ -204,7 +157,6 @@
               <w:rPr>
                 <w:rFonts w:eastAsia="DengXian"/>
                 <w:noProof w:val="0"/>
-                <w:color w:val="000000" w:themeColor="text1"/>
                 <w:lang w:val="en-US" w:bidi="en-US"/>
               </w:rPr>
             </w:pPr>
@@ -213,7 +165,6 @@
                 <w:rFonts w:eastAsia="DengXian"/>
                 <w:b/>
                 <w:noProof w:val="0"/>
-                <w:color w:val="000000" w:themeColor="text1"/>
                 <w:lang w:val="en-US" w:bidi="en-US"/>
               </w:rPr>
               <w:t>Copyright:</w:t>
@@ -222,7 +173,6 @@
               <w:rPr>
                 <w:rFonts w:eastAsia="DengXian"/>
                 <w:noProof w:val="0"/>
-                <w:color w:val="000000" w:themeColor="text1"/>
                 <w:lang w:val="en-US" w:bidi="en-US"/>
               </w:rPr>
               <w:t xml:space="preserve"> © 2026 by the authors. Submitted for possible open access publication under the terms and conditions of the Creative Commons Attribution (CC BY) license (https://creativecommons.org/licenses/by/4.0/).</w:t>
@@ -234,94 +184,44 @@
     <w:p>
       <w:pPr>
         <w:pStyle w:val="MDPI16affiliation"/>
-        <w:ind w:left="2790"/>
-        <w:rPr>
-          <w:color w:val="000000" w:themeColor="text1"/>
-        </w:rPr>
-      </w:pPr>
-      <w:r>
-        <w:rPr>
-          <w:color w:val="000000" w:themeColor="text1"/>
+      </w:pPr>
+      <w:r>
+        <w:rPr>
           <w:vertAlign w:val="superscript"/>
         </w:rPr>
         <w:t>1</w:t>
       </w:r>
       <w:r>
-        <w:rPr>
-          <w:color w:val="000000" w:themeColor="text1"/>
-        </w:rPr>
         <w:tab/>
-        <w:t xml:space="preserve">Alnahda College, Al Munsiyah District, Riyadh, 13255, Saudi Arabia; </w:t>
-      </w:r>
-      <w:hyperlink r:id="rId7" w:history="1">
-        <w:r>
-          <w:rPr>
-            <w:rStyle w:val="Hyperlink"/>
-          </w:rPr>
-          <w:t>majed.alsanea@alnahda.edu.sa</w:t>
-        </w:r>
-      </w:hyperlink>
-      <w:r>
-        <w:rPr>
-          <w:color w:val="000000" w:themeColor="text1"/>
-        </w:rPr>
-        <w:t xml:space="preserve"> </w:t>
+        <w:t>Alnahda College, Al Munsiyah District, Riyadh 13255, Saudi Arabia; majed.alsanea@alnahda.edu.sa</w:t>
       </w:r>
     </w:p>
     <w:p>
       <w:pPr>
         <w:pStyle w:val="MDPI16affiliation"/>
-        <w:rPr>
-          <w:color w:val="000000" w:themeColor="text1"/>
-        </w:rPr>
-      </w:pPr>
-      <w:r>
-        <w:rPr>
-          <w:color w:val="000000" w:themeColor="text1"/>
+      </w:pPr>
+      <w:r>
+        <w:rPr>
           <w:vertAlign w:val="superscript"/>
         </w:rPr>
         <w:t>2</w:t>
       </w:r>
       <w:r>
-        <w:rPr>
-          <w:color w:val="000000" w:themeColor="text1"/>
-        </w:rPr>
         <w:tab/>
-        <w:t xml:space="preserve">Computer Engineering Department, College of Engineering &amp; Information Technology, Buraydah Colleges, Buraydah, Saudi Arabia; </w:t>
-      </w:r>
-      <w:hyperlink r:id="rId8" w:history="1">
-        <w:r>
-          <w:rPr>
-            <w:rStyle w:val="Hyperlink"/>
-          </w:rPr>
-          <w:t>yosef.hasan@bpc.edu.sa</w:t>
-        </w:r>
-      </w:hyperlink>
-      <w:r>
-        <w:rPr>
-          <w:color w:val="000000" w:themeColor="text1"/>
-        </w:rPr>
-        <w:t xml:space="preserve"> </w:t>
+        <w:t>Computer Engineering Department, College of Engineering &amp; Information Technology, Buraydah Colleges, Buraydah, Saudi Arabia; yosef.hasan@bpc.edu.sa</w:t>
       </w:r>
     </w:p>
     <w:p>
       <w:pPr>
         <w:pStyle w:val="MDPI16affiliation"/>
-        <w:rPr>
-          <w:color w:val="000000" w:themeColor="text1"/>
-        </w:rPr>
-      </w:pPr>
-      <w:r>
-        <w:rPr>
-          <w:color w:val="000000" w:themeColor="text1"/>
+      </w:pPr>
+      <w:r>
+        <w:rPr>
           <w:vertAlign w:val="superscript"/>
         </w:rPr>
         <w:t>3</w:t>
       </w:r>
       <w:r>
-        <w:rPr>
-          <w:color w:val="000000" w:themeColor="text1"/>
-        </w:rPr>
         <w:tab/>
         <w:t>King Salman Center for Disability Research, Riyadh, Saudi Arabia</w:t>
       </w:r>
@@ -329,220 +229,143 @@
     <w:p>
       <w:pPr>
         <w:pStyle w:val="MDPI16affiliation"/>
-        <w:rPr>
-          <w:color w:val="000000" w:themeColor="text1"/>
-        </w:rPr>
-      </w:pPr>
-      <w:r>
-        <w:rPr>
-          <w:color w:val="000000" w:themeColor="text1"/>
+      </w:pPr>
+      <w:r>
+        <w:rPr>
           <w:vertAlign w:val="superscript"/>
         </w:rPr>
         <w:t>4</w:t>
       </w:r>
       <w:r>
-        <w:rPr>
-          <w:color w:val="000000" w:themeColor="text1"/>
-        </w:rPr>
         <w:tab/>
-        <w:t xml:space="preserve">Department of Computer Science, College of Engineering and Information Technology, Onaizah Colleges, Qassim, 56447, Saudi Arabia; </w:t>
-      </w:r>
-      <w:hyperlink r:id="rId9" w:history="1">
-        <w:r>
-          <w:rPr>
-            <w:rStyle w:val="Hyperlink"/>
-          </w:rPr>
-          <w:t>aismail@oc.edu.sa</w:t>
-        </w:r>
-      </w:hyperlink>
-      <w:r>
-        <w:rPr>
-          <w:color w:val="000000" w:themeColor="text1"/>
-        </w:rPr>
+        <w:t>Department of Computer Science, College of Engineering and Information Technology, Onaizah Colleges, Qassim 56447, Saudi Arabia; aismail@oc.edu.sa</w:t>
+      </w:r>
+    </w:p>
+    <w:p>
+      <w:pPr>
+        <w:pStyle w:val="MDPI16affiliation"/>
+      </w:pPr>
+      <w:r>
+        <w:rPr>
+          <w:vertAlign w:val="superscript"/>
+        </w:rPr>
+        <w:t>5</w:t>
+      </w:r>
+      <w:r>
+        <w:tab/>
+        <w:t>Department of Basic Medical Science, College of Medicine, AlMaarefa University, Diriyah, Riyadh 13713, Saudi Arabia; fshaikh@um.edu.sa</w:t>
+      </w:r>
+    </w:p>
+    <w:p>
+      <w:pPr>
+        <w:pStyle w:val="MDPI16affiliation"/>
+      </w:pPr>
+      <w:r>
+        <w:rPr>
+          <w:vertAlign w:val="superscript"/>
+        </w:rPr>
+        <w:t>6</w:t>
+      </w:r>
+      <w:r>
+        <w:tab/>
+        <w:t>Department of Respiratory Care, College of Medical Sciences, AlMaarefa University, Diriyah, Riyadh 13713, Saudi Arabia; mzahrani@um.edu.sa</w:t>
+      </w:r>
+    </w:p>
+    <w:p>
+      <w:pPr>
+        <w:pStyle w:val="MDPI16affiliation"/>
+      </w:pPr>
+      <w:r>
+        <w:t>*</w:t>
+      </w:r>
+      <w:r>
+        <w:tab/>
+        <w:t>Correspondence: yosef.hasan@bpc.edu.sa</w:t>
+      </w:r>
+    </w:p>
+    <w:p>
+      <w:pPr>
+        <w:pStyle w:val="MDPI17abstract"/>
+        <w:jc w:val="left"/>
+        <w:rPr>
+          <w:b/>
+          <w:szCs w:val="18"/>
+        </w:rPr>
+      </w:pPr>
+      <w:r>
+        <w:rPr>
+          <w:b/>
+        </w:rPr>
+        <w:t>Abstract</w:t>
+      </w:r>
+    </w:p>
+    <w:p>
+      <w:pPr>
+        <w:pStyle w:val="MDPI17abstract"/>
+        <w:spacing w:before="0" w:after="0"/>
+        <w:rPr>
+          <w:rFonts w:eastAsiaTheme="minorEastAsia"/>
+          <w:szCs w:val="18"/>
+          <w:lang w:eastAsia="zh-CN"/>
+        </w:rPr>
+      </w:pPr>
+      <w:r>
+        <w:rPr>
+          <w:b/>
+        </w:rPr>
+        <w:t>Background/Objectives:</w:t>
+      </w:r>
+      <w:r>
+        <w:t xml:space="preserve"> Wearable and vision-based gait analysis is increasingly proposed for fall-risk screening, but published models often mix retrospective faller classification with prediction and report performance in development samples. We appraised the validity and clinical readiness of gait-based models that predict future falls in older adults.</w:t>
+      </w:r>
+      <w:r>
         <w:t xml:space="preserve"> </w:t>
       </w:r>
-    </w:p>
-    <w:p>
-      <w:pPr>
-        <w:pStyle w:val="MDPI16affiliation"/>
-        <w:rPr>
-          <w:color w:val="000000" w:themeColor="text1"/>
-        </w:rPr>
-      </w:pPr>
-      <w:r>
-        <w:rPr>
-          <w:color w:val="000000" w:themeColor="text1"/>
-          <w:vertAlign w:val="superscript"/>
-        </w:rPr>
-        <w:t>5</w:t>
-      </w:r>
-      <w:r>
-        <w:rPr>
-          <w:color w:val="000000" w:themeColor="text1"/>
-        </w:rPr>
-        <w:tab/>
-        <w:t xml:space="preserve">Department of Basic Medical Science, College of Medicine, AlMaarefa University, Diriyah, 13713, Riyadh, Saudi Arabia; </w:t>
-      </w:r>
-      <w:r>
-        <w:rPr>
-          <w:rStyle w:val="Hyperlink"/>
-        </w:rPr>
-        <w:t>fshaikh@um.edu.sa</w:t>
-      </w:r>
-      <w:r>
-        <w:rPr>
-          <w:color w:val="000000" w:themeColor="text1"/>
-        </w:rPr>
-        <w:t xml:space="preserve">  </w:t>
-      </w:r>
-    </w:p>
-    <w:p>
-      <w:pPr>
-        <w:pStyle w:val="MDPI16affiliation"/>
-        <w:rPr>
-          <w:color w:val="000000" w:themeColor="text1"/>
-        </w:rPr>
-      </w:pPr>
-      <w:r>
-        <w:rPr>
-          <w:color w:val="000000" w:themeColor="text1"/>
-          <w:vertAlign w:val="superscript"/>
-        </w:rPr>
-        <w:t>6</w:t>
-      </w:r>
-      <w:r>
-        <w:rPr>
-          <w:color w:val="000000" w:themeColor="text1"/>
-        </w:rPr>
-        <w:tab/>
-        <w:t xml:space="preserve">Department of Respiratory Care, College of Medical Sciences, AlMaarefa University, Diriyah, 13713, Riyadh, Saudi Arabia; </w:t>
-      </w:r>
-      <w:hyperlink r:id="rId10" w:history="1">
-        <w:r>
-          <w:rPr>
-            <w:rStyle w:val="Hyperlink"/>
-          </w:rPr>
-          <w:t>mzahrani@um.edu.sa</w:t>
-        </w:r>
-      </w:hyperlink>
-      <w:r>
-        <w:rPr>
-          <w:color w:val="000000" w:themeColor="text1"/>
-        </w:rPr>
+      <w:r>
+        <w:rPr>
+          <w:b/>
+        </w:rPr>
+        <w:t>Methods:</w:t>
+      </w:r>
+      <w:r>
+        <w:t xml:space="preserve"> Nine databases, Google Scholar, registries, and citation sources were searched from January 2000 to 20 July 2026 (PROSPERO CRD420261502037, registered before searching). Eligible studies measured gait with wearable or vision sensors in adults aged ≥60 years before fall follow-up and reported individualized model performance. Overlapping reports were grouped into cohort families, risk of bias was assessed with PROBAST+AI at signalling-question level, and results were synthesized narratively.</w:t>
+      </w:r>
+      <w:r>
         <w:t xml:space="preserve"> </w:t>
       </w:r>
-    </w:p>
-    <w:p>
-      <w:pPr>
-        <w:pStyle w:val="MDPI16affiliation"/>
-        <w:ind w:left="0" w:firstLine="0"/>
-        <w:rPr>
-          <w:color w:val="000000" w:themeColor="text1"/>
-        </w:rPr>
-      </w:pPr>
-    </w:p>
-    <w:p>
-      <w:pPr>
-        <w:pStyle w:val="MDPI16affiliation"/>
-        <w:rPr>
-          <w:rFonts w:eastAsiaTheme="minorEastAsia"/>
-          <w:color w:val="000000" w:themeColor="text1"/>
-          <w:lang w:eastAsia="zh-CN"/>
-        </w:rPr>
-      </w:pPr>
       <w:r>
         <w:rPr>
           <w:b/>
-          <w:bCs/>
-          <w:color w:val="000000" w:themeColor="text1"/>
-          <w:sz w:val="20"/>
-          <w:szCs w:val="22"/>
-        </w:rPr>
-        <w:t>*</w:t>
-      </w:r>
-      <w:r>
-        <w:rPr>
-          <w:color w:val="000000" w:themeColor="text1"/>
-        </w:rPr>
-        <w:tab/>
-        <w:t xml:space="preserve">Correspondence: </w:t>
-      </w:r>
-      <w:hyperlink r:id="rId11" w:history="1">
-        <w:r>
-          <w:rPr>
-            <w:rStyle w:val="Hyperlink"/>
-          </w:rPr>
-          <w:t>yosef.hasan@bpc.edu.sa</w:t>
-        </w:r>
-      </w:hyperlink>
-    </w:p>
-    <w:p>
-      <w:pPr>
-        <w:pStyle w:val="MDPI17abstract"/>
-      </w:pPr>
+        </w:rPr>
+        <w:t>Results:</w:t>
+      </w:r>
+      <w:r>
+        <w:t xml:space="preserve"> Forty-seven reports from 37 cohort families (15–1705 participants; horizons 7 days to 5 years) were included; 11 were assessed from abstracts and other accessible primary material. The median representative area under the curve (AUC) was 0.76 (interquartile range 0.72–0.84; 24 families; 0.72–0.79 under alternative selections), with the highest values in small development samples. The only independent-cohort evaluation of published models yielded AUCs of 0.49–0.59. One report estimated calibration intercept and slope, and none assessed clinical utility. All 47 evaluations were at high risk of bias: 45 had fewer than 100 participants with falls, and 46 lacked calibration-intercept and slope estimates.</w:t>
+      </w:r>
+      <w:r>
+        <w:t xml:space="preserve"> </w:t>
+      </w:r>
       <w:r>
         <w:rPr>
           <w:b/>
         </w:rPr>
-        <w:t>Abstract:</w:t>
-      </w:r>
-      <w:r>
-        <w:t xml:space="preserve"> </w:t>
-      </w:r>
+        <w:t>Conclusions:</w:t>
+      </w:r>
+      <w:r>
+        <w:t xml:space="preserve"> Gait-derived measures discriminated future fallers in development and internal-validation studies, but confidence in these estimates is low, and the evidence does not establish readiness for routine clinical use. Adequately powered, independent, multisite validation with calibration and decision-analytic evaluation is required.</w:t>
+      </w:r>
+    </w:p>
+    <w:p>
+      <w:pPr>
+        <w:pStyle w:val="MDPI18keywords"/>
+        <w:rPr>
+          <w:szCs w:val="18"/>
+        </w:rPr>
+      </w:pPr>
       <w:r>
         <w:rPr>
           <w:b/>
         </w:rPr>
-        <w:t>Background/Objectives:</w:t>
-      </w:r>
-      <w:r>
-        <w:t xml:space="preserve"> Wearable and vision-based gait analysis is widely proposed for fall-risk screening, but many studies classify past fallers or report optimistic development performance. We assessed whether gait-based models predict future falls in older adults with clinically adequate validity.</w:t>
-      </w:r>
-      <w:r>
-        <w:t xml:space="preserve"> </w:t>
-      </w:r>
-      <w:r>
-        <w:rPr>
-          <w:b/>
-        </w:rPr>
-        <w:t>Methods:</w:t>
-      </w:r>
-      <w:r>
-        <w:t xml:space="preserve"> Nine databases, Google Scholar, registries, and citation sources were searched from January 2000 to 20 July 2026 (PROSPERO CRD420261502037). Eligible studies measured gait with wearable or vision sensors in adults aged ≥60 years before fall follow-up and reported individualized model performance. Overlapping reports were grouped into cohort families; risk of bias was assessed with PROBAST+AI.</w:t>
-      </w:r>
-      <w:r>
-        <w:t xml:space="preserve"> </w:t>
-      </w:r>
-      <w:r>
-        <w:rPr>
-          <w:b/>
-        </w:rPr>
-        <w:t>Results:</w:t>
-      </w:r>
-      <w:r>
-        <w:t xml:space="preserve"> Forty-seven reports from 37 cohort families (15–1705 participants; horizons 7 days to 5 years) were included; 45 used wearable sensors and two ambient vision. The median representative area under the curve (AUC) was 0.76 (interquartile range 0.72–0.84; 24 families), with the highest values in small samples evaluated in their own development data. The only independent external validation yielded AUCs of 0.49–0.59. One report estimated calibration slope and intercept; none assessed clinical utility or impact. All 47 evaluations were at high risk of bias, driven by the analysis domain.</w:t>
-      </w:r>
-      <w:r>
-        <w:t xml:space="preserve"> </w:t>
-      </w:r>
-      <w:r>
-        <w:rPr>
-          <w:b/>
-        </w:rPr>
-        <w:t>Conclusions:</w:t>
-      </w:r>
-      <w:r>
-        <w:t xml:space="preserve"> Gait carries a genuine prognostic signal for falls, but no wearable or vision-based model is ready for clinical deployment. Independent multisite validation of locked sensor-to-model pipelines, with calibration and net-benefit analysis, is the essential next step.</w:t>
-      </w:r>
-    </w:p>
-    <w:p>
-      <w:pPr>
-        <w:pStyle w:val="MDPI18keywords"/>
-      </w:pPr>
-      <w:r>
-        <w:rPr>
-          <w:b/>
-        </w:rPr>
         <w:t>Keywords:</w:t>
       </w:r>
       <w:r>
@@ -567,7 +390,7 @@
         <w:pStyle w:val="MDPI31text"/>
       </w:pPr>
       <w:r>
-        <w:t>Falls are a leading cause of injury, loss of independence, and injury-related death in older adults, and their frequency rises steeply with age, frailty, and multimorbidity [1,2]. The World Guidelines for Falls Prevention and Management recommend opportunistic case finding followed by multifactorial assessment of those at high risk, with gait and balance evaluation at its core [2]. In practice, however, risk stratification relies largely on fall history, clinical questions, and brief performance tests. These tools are episodic, depend on the setting and examiner, and have limited predictive accuracy when used alone [2]. An objective, repeatable, and scalable estimate of an individual’s probability of falling over a defined period would therefore be clinically valuable, provided that it is accurate, calibrated, and transportable to the settings in which it will be used.</w:t>
+        <w:t>Falls are a leading cause of injury, loss of independence, and injury-related death in older adults, and their frequency rises steeply with age, frailty, and multimorbidity [1,2]. The World Guidelines for Falls Prevention and Management recommend opportunistic case finding followed by multifactorial assessment of those at high risk, with gait and balance evaluation at its core [2]. In practice, risk stratification relies largely on fall history, clinical questions, and brief performance tests, which are episodic, depend on the setting and examiner, and have limited predictive accuracy when used alone [2]. An objective, repeatable, and scalable estimate of an individual’s probability of falling over a defined period would therefore be clinically valuable, provided that it is accurate, calibrated, and transportable to the settings in which it will be used.</w:t>
       </w:r>
     </w:p>
     <w:p>
@@ -575,7 +398,7 @@
         <w:pStyle w:val="MDPI31text"/>
       </w:pPr>
       <w:r>
-        <w:t>Gait is a biologically plausible source of such information because walking integrates musculoskeletal, neurological, sensory, cardiovascular, and cognitive function. Slower speed, reduced rhythm, and greater stride-to-stride variability have been prospectively associated with incident falls [3]. Inertial measurement units (IMUs), pressure-sensing insoles, smartphones, and wrist devices can now quantify these features during structured tests or during days of free-living activity, and depth or video cameras can estimate gait without any body-worn device [4–6]. Such “digital gait biomarkers” are therefore increasingly promoted as diagnostic and prognostic tools for fall-risk screening.</w:t>
+        <w:t>Gait is a biologically plausible source of such information because walking integrates musculoskeletal, neurological, sensory, cardiovascular, and cognitive function. Slower speed, reduced rhythm, and greater stride-to-stride variability have been prospectively associated with incident falls [3]. Inertial measurement units (IMUs), pressure-sensing insoles, smartphones, and wrist devices can quantify these features during structured tests or during days of free-living activity, and depth or video cameras can estimate gait without a body-worn device [4–6]. Such digital gait biomarkers are increasingly promoted as diagnostic and prognostic tools for fall-risk screening.</w:t>
       </w:r>
     </w:p>
     <w:p>
@@ -583,7 +406,7 @@
         <w:pStyle w:val="MDPI31text"/>
       </w:pPr>
       <w:r>
-        <w:t>Whether these technologies are ready for clinical decisions is less clear. Three analytically distinct tasks are often labelled “fall prediction”: detection of a fall as it occurs, classification of people according to their past falls, and prediction of falls that occur after the measurement. Only the third is prognostic. Even among prospective studies, optimism can arise when repeated windows from the same participant enter both training and test sets, when feature selection precedes cross-validation, or when many candidate features are evaluated relative to the number of fallers [7,8]. Existing syntheses have either combined retrospective and prospective designs, pooled reconstructed accuracy data across heterogeneous models, or predated the recent expansion of machine learning and computer vision [4,5,7,9]. None has appraised this literature with PROBAST+AI, the 2025 update of the Prediction model Risk Of Bias ASsessment Tool designed for both regression and artificial intelligence (AI) methods [10], and none has systematically accounted for repeated publication from the same cohorts.</w:t>
+        <w:t>Whether these technologies are ready for clinical decisions is less clear. Three analytically distinct tasks are often labelled “fall prediction”: detection of a fall as it occurs, classification of people according to their past falls, and prediction of falls that occur after the measurement. Only the third is prognostic. Even among prospective studies, optimism can arise when repeated windows from the same participant enter both training and test sets, when feature selection precedes cross-validation, or when many candidate features are evaluated relative to the number of fallers [7,8]. Existing syntheses have combined retrospective and prospective designs, pooled reconstructed accuracy data across heterogeneous models, or predated the recent expansion of machine learning and computer vision [4,5,7,9]. None has appraised this literature with PROBAST+AI, the 2025 update of the Prediction model Risk Of Bias ASsessment Tool for models developed with regression or artificial intelligence methods [10], and none has systematically accounted for repeated publication from the same cohorts.</w:t>
       </w:r>
     </w:p>
     <w:p>
@@ -591,7 +414,7 @@
         <w:pStyle w:val="MDPI31text"/>
       </w:pPr>
       <w:r>
-        <w:t>Clinical use of a prediction model requires more than discrimination. It requires a defined target population and index time, a stated prediction horizon, calibrated probabilities, performance that holds in new participants and settings, and evidence that decisions based on the model improve outcomes [10,11]. For sensor-based models, transportability depends on the entire measurement pipeline—hardware, placement, acquisition protocol, signal processing, feature construction, and classifier—not the final algorithm alone [6,10].</w:t>
+        <w:t>Clinical use of a prediction model requires more than discrimination. It requires a defined target population and index time, a stated prediction horizon, calibrated probabilities, performance that holds in new participants and settings, and evidence that decisions based on the model improve outcomes [10,11]. For sensor-based models, transportability depends on the entire measurement pipeline—hardware, placement, acquisition protocol, signal processing, feature construction, and classifier—not on the final algorithm alone [6,10].</w:t>
       </w:r>
     </w:p>
     <w:p>
@@ -599,7 +422,7 @@
         <w:pStyle w:val="MDPI31text"/>
       </w:pPr>
       <w:r>
-        <w:t>We therefore conducted a systematic review of prognostic models that use wearable- or vision-derived gait measurements to predict future falls in older adults. The objectives were to (1) characterize populations, sensing technologies, gait domains, outcomes, and prediction horizons; (2) distinguish apparent, internally validated, prospectively evaluated, and independently validated performance; (3) evaluate discrimination, calibration, incremental value over clinical predictors, and clinical utility; (4) assess risk of bias and applicability with PROBAST+AI; and (5) judge clinical readiness against explicit criteria and define the evidence required before these models can be deployed. To our knowledge, this is the first review to restrict the evidence to strictly prospective individualized prediction, to cluster overlapping cohorts, to include vision-based as well as wearable sensing, and to apply PROBAST+AI to this field.</w:t>
+        <w:t>We therefore conducted a systematic review of prognostic models that use wearable- or vision-derived gait measurements to predict future falls in older adults. The objectives were to (1) characterize populations, sensing technologies, gait domains, outcomes, and prediction horizons; (2) distinguish apparent, internally validated, prospectively evaluated, and independently evaluated performance; (3) describe discrimination, calibration, incremental value over clinical predictors, and clinical utility; (4) assess risk of bias and applicability with PROBAST+AI; and (5) summarize the evidence available against explicit criteria for clinical readiness. To our knowledge, this is the first review to restrict the evidence to strictly prospective individualized prediction, to cluster overlapping cohorts, to include vision-based as well as wearable sensing, and to apply PROBAST+AI to this field.</w:t>
       </w:r>
     </w:p>
     <w:p>
@@ -623,7 +446,7 @@
         <w:pStyle w:val="MDPI31text"/>
       </w:pPr>
       <w:r>
-        <w:t>The review protocol was registered in PROSPERO (CRD420261502037). Reporting follows the Preferred Reporting Items for Systematic Reviews and Meta-Analyses (PRISMA) 2020 statement [12]; the completed PRISMA 2020 checklist is provided in the Supplementary Materials. Prediction-model items were reported according to the TRIPOD-SRMA guidance for systematic reviews of prediction models [13], and data items were based on the CHARMS checklist [14]. The review question was as follows: in older adults, how valid, transportable, and clinically ready are models that use wearable- or vision-derived gait measurements, obtained before follow-up, to predict subsequent falls? Deviations from the registered protocol are reported in Section 2.10.</w:t>
+        <w:t>The review protocol was registered in PROSPERO (CRD420261502037; https://www.crd.york.ac.uk/PROSPERO/view/CRD420261502037) before the database searches were run. Reporting follows the Preferred Reporting Items for Systematic Reviews and Meta-Analyses (PRISMA) 2020 statement [12]; the completed PRISMA 2020 checklist is provided with the Supplementary Materials. Prediction-model items were reported according to TRIPOD-SRMA [13], and data items were based on the CHARMS checklist [14]. The review question was as follows: in older adults, how valid, transportable, and clinically ready are models that use wearable- or vision-derived gait measurements, obtained before follow-up, to predict subsequent falls? Deviations from the registered protocol are reported in Section 2.10.</w:t>
       </w:r>
     </w:p>
     <w:p>
@@ -639,7 +462,7 @@
         <w:pStyle w:val="MDPI31text"/>
       </w:pPr>
       <w:r>
-        <w:t>Eligibility was defined using the population, index model, comparator, outcome, timing, and setting (PICOTS) framework (Table 1). Eligible reports studied an older-adult population (minimum, mean, or median age ≥60 years, or separately reported older-adult results); quantified gait with a body-worn or portable sensor or a camera-based vision system; completed predictor measurement before the fall-outcome window; ascertained actual subsequent falls; and reported individualized model performance (discrimination, calibration, or classification accuracy). Models could use gait alone or combine gait with clinical predictors, and development, internal validation, temporal testing, updating, and external validation studies were all eligible. Fixed commercial scores were eligible when their inputs included sensor-derived gait and they were evaluated against prospectively ascertained falls.</w:t>
+        <w:t>Eligibility was defined using the population, index model, comparator, outcome, timing, and setting (PICOTS) framework (Table 1). Eligible reports studied an older-adult population (minimum, mean, or median age ≥60 years, or separately reported older-adult results) in any community, clinical, or residential setting, including disease-specific populations such as people with Parkinson disease or dementia; quantified gait with a body-worn or portable sensor or a camera-based vision system; completed predictor measurement before the fall-outcome window; ascertained actual subsequent falls; and reported individualized model performance (discrimination, calibration, or classification accuracy). Models could use gait alone or combine gait with clinical predictors, and development, internal validation, temporal testing, updating, and external validation studies were all eligible. Fixed commercial scores were eligible when their inputs included sensor-derived gait and they were evaluated against prospectively ascertained falls.</w:t>
       </w:r>
     </w:p>
     <w:p>
@@ -667,15 +490,15 @@
     <w:tbl>
       <w:tblPr>
         <w:tblStyle w:val="MDPI41threelinetable"/>
-        <w:tblW w:type="auto" w:w="0"/>
+        <w:tblW w:type="dxa" w:w="7857"/>
         <w:tblLook w:firstColumn="1" w:firstRow="1" w:lastColumn="0" w:lastRow="0" w:noHBand="0" w:noVBand="1" w:val="04A0"/>
+        <w:tblInd w:w="2608" w:type="dxa"/>
         <w:tblLayout w:type="fixed"/>
-        <w:jc w:val="right"/>
       </w:tblPr>
       <w:tblGrid>
-        <w:gridCol w:w="1417"/>
-        <w:gridCol w:w="3515"/>
-        <w:gridCol w:w="3515"/>
+        <w:gridCol w:w="1318"/>
+        <w:gridCol w:w="3269"/>
+        <w:gridCol w:w="3270"/>
       </w:tblGrid>
       <w:tr>
         <w:trPr>
@@ -683,7 +506,7 @@
         </w:trPr>
         <w:tc>
           <w:tcPr>
-            <w:tcW w:type="dxa" w:w="1417"/>
+            <w:tcW w:type="dxa" w:w="1318"/>
           </w:tcPr>
           <w:p>
             <w:pPr>
@@ -701,7 +524,7 @@
         </w:tc>
         <w:tc>
           <w:tcPr>
-            <w:tcW w:type="dxa" w:w="3515"/>
+            <w:tcW w:type="dxa" w:w="3269"/>
           </w:tcPr>
           <w:p>
             <w:pPr>
@@ -718,7 +541,7 @@
         </w:tc>
         <w:tc>
           <w:tcPr>
-            <w:tcW w:type="dxa" w:w="3515"/>
+            <w:tcW w:type="dxa" w:w="3270"/>
           </w:tcPr>
           <w:p>
             <w:pPr>
@@ -737,7 +560,7 @@
       <w:tr>
         <w:tc>
           <w:tcPr>
-            <w:tcW w:type="dxa" w:w="1417"/>
+            <w:tcW w:type="dxa" w:w="1318"/>
           </w:tcPr>
           <w:p>
             <w:pPr>
@@ -754,7 +577,7 @@
         </w:tc>
         <w:tc>
           <w:tcPr>
-            <w:tcW w:type="dxa" w:w="3515"/>
+            <w:tcW w:type="dxa" w:w="3269"/>
           </w:tcPr>
           <w:p>
             <w:pPr>
@@ -770,7 +593,7 @@
         </w:tc>
         <w:tc>
           <w:tcPr>
-            <w:tcW w:type="dxa" w:w="3515"/>
+            <w:tcW w:type="dxa" w:w="3270"/>
           </w:tcPr>
           <w:p>
             <w:pPr>
@@ -788,7 +611,7 @@
       <w:tr>
         <w:tc>
           <w:tcPr>
-            <w:tcW w:type="dxa" w:w="1417"/>
+            <w:tcW w:type="dxa" w:w="1318"/>
           </w:tcPr>
           <w:p>
             <w:pPr>
@@ -805,7 +628,7 @@
         </w:tc>
         <w:tc>
           <w:tcPr>
-            <w:tcW w:type="dxa" w:w="3515"/>
+            <w:tcW w:type="dxa" w:w="3269"/>
           </w:tcPr>
           <w:p>
             <w:pPr>
@@ -821,7 +644,7 @@
         </w:tc>
         <w:tc>
           <w:tcPr>
-            <w:tcW w:type="dxa" w:w="3515"/>
+            <w:tcW w:type="dxa" w:w="3270"/>
           </w:tcPr>
           <w:p>
             <w:pPr>
@@ -839,7 +662,7 @@
       <w:tr>
         <w:tc>
           <w:tcPr>
-            <w:tcW w:type="dxa" w:w="1417"/>
+            <w:tcW w:type="dxa" w:w="1318"/>
           </w:tcPr>
           <w:p>
             <w:pPr>
@@ -856,7 +679,7 @@
         </w:tc>
         <w:tc>
           <w:tcPr>
-            <w:tcW w:type="dxa" w:w="3515"/>
+            <w:tcW w:type="dxa" w:w="3269"/>
           </w:tcPr>
           <w:p>
             <w:pPr>
@@ -872,7 +695,7 @@
         </w:tc>
         <w:tc>
           <w:tcPr>
-            <w:tcW w:type="dxa" w:w="3515"/>
+            <w:tcW w:type="dxa" w:w="3270"/>
           </w:tcPr>
           <w:p>
             <w:pPr>
@@ -890,7 +713,7 @@
       <w:tr>
         <w:tc>
           <w:tcPr>
-            <w:tcW w:type="dxa" w:w="1417"/>
+            <w:tcW w:type="dxa" w:w="1318"/>
           </w:tcPr>
           <w:p>
             <w:pPr>
@@ -907,7 +730,7 @@
         </w:tc>
         <w:tc>
           <w:tcPr>
-            <w:tcW w:type="dxa" w:w="3515"/>
+            <w:tcW w:type="dxa" w:w="3269"/>
           </w:tcPr>
           <w:p>
             <w:pPr>
@@ -923,7 +746,7 @@
         </w:tc>
         <w:tc>
           <w:tcPr>
-            <w:tcW w:type="dxa" w:w="3515"/>
+            <w:tcW w:type="dxa" w:w="3270"/>
           </w:tcPr>
           <w:p>
             <w:pPr>
@@ -941,7 +764,7 @@
       <w:tr>
         <w:tc>
           <w:tcPr>
-            <w:tcW w:type="dxa" w:w="1417"/>
+            <w:tcW w:type="dxa" w:w="1318"/>
           </w:tcPr>
           <w:p>
             <w:pPr>
@@ -958,7 +781,7 @@
         </w:tc>
         <w:tc>
           <w:tcPr>
-            <w:tcW w:type="dxa" w:w="3515"/>
+            <w:tcW w:type="dxa" w:w="3269"/>
           </w:tcPr>
           <w:p>
             <w:pPr>
@@ -974,7 +797,7 @@
         </w:tc>
         <w:tc>
           <w:tcPr>
-            <w:tcW w:type="dxa" w:w="3515"/>
+            <w:tcW w:type="dxa" w:w="3270"/>
           </w:tcPr>
           <w:p>
             <w:pPr>
@@ -992,7 +815,7 @@
       <w:tr>
         <w:tc>
           <w:tcPr>
-            <w:tcW w:type="dxa" w:w="1417"/>
+            <w:tcW w:type="dxa" w:w="1318"/>
           </w:tcPr>
           <w:p>
             <w:pPr>
@@ -1009,7 +832,7 @@
         </w:tc>
         <w:tc>
           <w:tcPr>
-            <w:tcW w:type="dxa" w:w="3515"/>
+            <w:tcW w:type="dxa" w:w="3269"/>
           </w:tcPr>
           <w:p>
             <w:pPr>
@@ -1025,7 +848,7 @@
         </w:tc>
         <w:tc>
           <w:tcPr>
-            <w:tcW w:type="dxa" w:w="3515"/>
+            <w:tcW w:type="dxa" w:w="3270"/>
           </w:tcPr>
           <w:p>
             <w:pPr>
@@ -1043,7 +866,7 @@
       <w:tr>
         <w:tc>
           <w:tcPr>
-            <w:tcW w:type="dxa" w:w="1417"/>
+            <w:tcW w:type="dxa" w:w="1318"/>
           </w:tcPr>
           <w:p>
             <w:pPr>
@@ -1060,7 +883,7 @@
         </w:tc>
         <w:tc>
           <w:tcPr>
-            <w:tcW w:type="dxa" w:w="3515"/>
+            <w:tcW w:type="dxa" w:w="3269"/>
           </w:tcPr>
           <w:p>
             <w:pPr>
@@ -1076,7 +899,7 @@
         </w:tc>
         <w:tc>
           <w:tcPr>
-            <w:tcW w:type="dxa" w:w="3515"/>
+            <w:tcW w:type="dxa" w:w="3270"/>
           </w:tcPr>
           <w:p>
             <w:pPr>
@@ -1094,7 +917,7 @@
       <w:tr>
         <w:tc>
           <w:tcPr>
-            <w:tcW w:type="dxa" w:w="1417"/>
+            <w:tcW w:type="dxa" w:w="1318"/>
           </w:tcPr>
           <w:p>
             <w:pPr>
@@ -1111,7 +934,7 @@
         </w:tc>
         <w:tc>
           <w:tcPr>
-            <w:tcW w:type="dxa" w:w="3515"/>
+            <w:tcW w:type="dxa" w:w="3269"/>
           </w:tcPr>
           <w:p>
             <w:pPr>
@@ -1127,7 +950,7 @@
         </w:tc>
         <w:tc>
           <w:tcPr>
-            <w:tcW w:type="dxa" w:w="3515"/>
+            <w:tcW w:type="dxa" w:w="3270"/>
           </w:tcPr>
           <w:p>
             <w:pPr>
@@ -1164,7 +987,7 @@
         <w:pStyle w:val="MDPI31text"/>
       </w:pPr>
       <w:r>
-        <w:t>MEDLINE (PubMed), Embase (Ovid), Scopus, Web of Science Core Collection, IEEE Xplore, CINAHL (EBSCOhost), APA PsycINFO, the ACM Digital Library, and the Cochrane Central Register of Controlled Trials (CENTRAL) were searched from 1 January 2000 to 20 July 2026. Google Scholar was searched as a supplementary source, with screening of the first 200 relevance-ranked records. Study and trial registries and ProQuest Dissertations &amp; Theses Global were also searched. Additional sources were backward and forward citation searching of included reports and relevant reviews, the medRxiv and arXiv preprint servers, hand-searching of key journals, and contact with authors to identify further reports. Search strategies combined concept blocks for older adults, gait or walking, wearable, portable, or vision-based sensing, and falls, supplemented by prediction and performance terms; block combinations were adapted to each interface. Full source-specific strategies, limits, dates, and yields are given in Supplementary Table S1.</w:t>
+        <w:t>MEDLINE (PubMed), Embase (Ovid), Scopus, Web of Science Core Collection, IEEE Xplore, CINAHL (EBSCOhost), APA PsycInfo (EBSCOhost), the ACM Digital Library, and the Cochrane Central Register of Controlled Trials (CENTRAL) were searched from 1 January 2000 to 20 July 2026. Google Scholar was searched as a supplementary source, with screening of the first 200 relevance-ranked records. Trial and study registries, ProQuest Dissertations &amp; Theses Global, and the medRxiv and arXiv preprint servers were searched with the same core concepts, and backward and forward citation searching of included reports and relevant reviews was performed. Database strategies combined concept blocks for older adults, gait or walking, wearable, portable, or vision-based sensing, and falls, supplemented by prediction and performance terms; block combinations were adapted to each interface. Supplementary Table S1 reports every strategy line by line, with the interface, field codes, truncation, limits, search date, and yield.</w:t>
       </w:r>
     </w:p>
     <w:p>
@@ -1172,7 +995,7 @@
         <w:pStyle w:val="MDPI31text"/>
       </w:pPr>
       <w:r>
-        <w:t>Before the synthesis was finalized, a supplementary known-item check using broader mobility-test terminology (for example, Timed Up and Go, sit-to-stand, and turning) and citation-linked candidates was performed to test the sensitivity of the search. It identified one eligible report that had been excluded at title/abstract screening [15]; this report was reinstated and is included in all analyses.</w:t>
+        <w:t>Because several strategies required a gait or walking term, a supplementary search was performed to test sensitivity to mobility-test terminology. The gait block was replaced by mobility-test terms (Timed Up and Go, sit-to-stand, turning, stepping, postural transition, balance, and mobility test) combined with the same population, sensor, fall, and prediction blocks, and citation-linked candidates of all included reports were rechecked (Supplementary Table S1). This check identified one additional eligible report, which had been excluded at title/abstract screening [15]; it was reinstated and is included in all analyses.</w:t>
       </w:r>
     </w:p>
     <w:p>
@@ -1180,7 +1003,7 @@
         <w:pStyle w:val="MDPI22heading2"/>
       </w:pPr>
       <w:r>
-        <w:t>2.4. Study Selection</w:t>
+        <w:t>2.4. Study Selection and Source Access</w:t>
       </w:r>
     </w:p>
     <w:p>
@@ -1188,7 +1011,15 @@
         <w:pStyle w:val="MDPI31text"/>
       </w:pPr>
       <w:r>
-        <w:t>Records were deduplicated using digital object identifiers and normalized titles. Titles and abstracts, and then full texts, were assessed against the eligibility criteria. Each record was assessed by one reviewer and every decision was verified by a second reviewer against the source record; all full-text inclusion and exclusion decisions were subsequently cross-checked by the four-member review team, and disagreements were resolved by discussion until consensus was reached. No automation tool excluded records. For each report, the reviewers confirmed from the primary source that gait measurement ended before the fall-outcome window and that participant-level performance was reported. When several exclusion reasons applied, a prespecified hierarchy (publication type, population, index measurement, temporality/outcome, and analysis type) determined the principal reason. Excluded reports that might appear eligible are listed with reasons in Supplementary Table S3.</w:t>
+        <w:t>Records were deduplicated using digital object identifiers and normalized titles. Titles and abstracts, and then reports, were assessed against the eligibility criteria. Each record was assessed by one reviewer and every decision was verified by a second reviewer against the source record; all eligibility decisions at the report stage were then cross-checked by the four-member review team, and disagreements were resolved by discussion until consensus was reached. No automation tool excluded records. When several exclusion reasons applied, a prespecified hierarchy (publication type, population, index measurement, temporality/outcome, and analysis type) determined the principal reason. Excluded reports that might appear eligible are listed with reasons in Supplementary Table S4.</w:t>
+      </w:r>
+    </w:p>
+    <w:p>
+      <w:pPr>
+        <w:pStyle w:val="MDPI31text"/>
+      </w:pPr>
+      <w:r>
+        <w:t>Complete journal articles were sought through publisher websites, institutional subscriptions, and open-access and institutional repositories. Two groups of reports without an accessible complete article are distinguished. First, 11 reports could not be retrieved in any form sufficient to judge eligibility and were not assessed (the “not retrieved” box in Figure 1). Second, 11 further reports were assessed using the indexed abstract and other accessible primary material (for example, publisher abstract pages and online tables or figures) because the complete article could not be obtained, but this material was sufficient to confirm the two decisive eligibility criteria: completion of gait measurement before the fall-outcome window and individualized model performance. All 11 met the criteria and were included. For these reports, eligibility, extraction, and appraisal were restricted to what the accessible material established; related documents such as companion papers, theses, posters, and conference abstracts were not used as substitutes. Supplementary Table S3 lists each report, the material used, the retrieval routes attempted, and the items that could not be verified.</w:t>
       </w:r>
     </w:p>
     <w:p>
@@ -1204,7 +1035,7 @@
         <w:pStyle w:val="MDPI31text"/>
       </w:pPr>
       <w:r>
-        <w:t>A structured form based on CHARMS [14] captured bibliographic details, setting, age, sample size and number of fallers, outcome definition and ascertainment, prediction horizon, gait task, device and placement, candidate predictors, modelling method, validation method, discrimination, classification and calibration measures, and principal limitations. Extraction was performed by one reviewer and verified in full by a second reviewer; all extracted values were then cross-checked by the review team, and internal numerical consistency was checked for every structured field. Information not reported was recorded as not reported (NR) and never inferred. When the full text of an included report could not be accessed, data were extracted from the published abstract and other accessible primary material; these reports are flagged in Table 2 and were examined in a sensitivity analysis (Section 2.8).</w:t>
+        <w:t>A structured form based on CHARMS [14] captured bibliographic details, setting, age, sample size and number of fallers, outcome definition and ascertainment, prediction horizon, gait task, device and placement, candidate predictors, modelling method, validation method, discrimination, classification and calibration measures, measures of uncertainty, and principal limitations. Extraction was performed by one reviewer and verified in full by a second reviewer; all extracted values were then cross-checked by the review team, and internal numerical consistency was checked for every structured field. Information not reported was recorded as not reported (NR). One exception was permitted for plotting: in one report the number of fallers was available only as a rounded percentage of a rounded denominator, and an approximate count (about 10) was derived and labelled as approximate, with the exact count recorded as NR [16]. Uncertainty was extracted as reported and labelled by type: 95% confidence intervals (CIs), standard deviations (SDs) across repeated evaluations, or ranges across resamples; values reported as “±” without definition were reproduced and labelled as such.</w:t>
       </w:r>
     </w:p>
     <w:p>
@@ -1212,7 +1043,7 @@
         <w:pStyle w:val="MDPI31text"/>
       </w:pPr>
       <w:r>
-        <w:t>Participant overlap was assessed from recruitment sites, dates, sample sizes, devices, trial identifiers, author groups, and baseline characteristics. Reports sharing participants were assigned to one cohort family and were not treated as independent replications (Supplementary Table S4). Each performance estimate was classified by validation stage: apparent (performance in the development data), internal validation (participant-level resampling or data splitting), prospective fixed-model evaluation (a previously specified model, rule, or commercial score applied to newly followed participants without refitting), target-sample updating (a model refitted or recalibrated in the evaluation sample), or independent external validation (a fully specified model applied to non-overlapping participants without refitting or reselection of features). Results based on observation-level rather than participant-level data splits were retained only to illustrate data leakage.</w:t>
+        <w:t>Participant overlap was assessed from recruitment sites, dates, sample sizes, devices, trial identifiers, author groups, and baseline characteristics. Reports sharing participants were assigned to one cohort family and were not treated as independent replications (Supplementary Table S5). Each performance estimate was classified by validation stage: apparent (performance in the development data); internal validation (participant-level resampling or data splitting); prospective fixed-model evaluation (a previously specified model, rule, or commercial score applied to newly followed participants without refitting); target-sample updating (a model refitted or recalibrated in the evaluation sample); and independent-cohort evaluation (previously published models applied with their original coefficients or cut-offs to non-overlapping participants). We distinguished independent-cohort evaluation of a model from faithful replication of its complete sensor-to-model pipeline, which additionally requires that predictors be measured and processed exactly as in development. Results based on observation-level rather than participant-level data splits were retained only to illustrate data leakage.</w:t>
       </w:r>
     </w:p>
     <w:p>
@@ -1228,7 +1059,7 @@
         <w:pStyle w:val="MDPI31text"/>
       </w:pPr>
       <w:r>
-        <w:t>The primary outcome was any fall occurring after the index measurement. Secondary outcomes were recurrent falls, injurious falls, fall counts, and time to first fall. Prediction horizons were extracted as defined by each report. Discrimination was summarized by the area under the receiver operating characteristic curve (AUC) or concordance statistic (C-index); classification performance by accuracy, sensitivity, specificity, and positive and negative predictive values; calibration by calibration-in-the-large, calibration slope, observed-to-expected ratios, and calibration plots; overall performance by the Brier score; and clinical utility by decision curves and net benefit. Sensitivity, specificity, and predictive values were recalculated only when exact cell counts were published. Apparent, internal, prospective, and external estimates were kept separate throughout.</w:t>
+        <w:t>The primary outcome was any fall occurring after the index measurement. Secondary outcomes were recurrent falls, injurious falls, fall counts, and time to first fall. Prediction horizons were extracted as defined by each report. Discrimination was summarized by the area under the receiver operating characteristic curve (AUC) or concordance statistic (C-index); classification performance by accuracy, sensitivity, specificity, and positive and negative predictive values; calibration by calibration-in-the-large (intercept), calibration slope, observed-to-expected ratios, and calibration plots; overall performance by the Brier score, which combines discrimination and calibration and is not itself a calibration measure; and clinical utility by decision curves and net benefit. Sensitivity, specificity, and predictive values were recalculated only when exact cell counts were published. Apparent, internal, prospective, and independent-cohort estimates were kept separate throughout.</w:t>
       </w:r>
     </w:p>
     <w:p>
@@ -1244,7 +1075,15 @@
         <w:pStyle w:val="MDPI31text"/>
       </w:pPr>
       <w:r>
-        <w:t>Risk of bias and applicability were assessed with PROBAST+AI [10]. Part A assesses concern about the quality of model development and Part B assesses risk of bias in model evaluation; each covers four domains (participants and data sources, predictors, outcome, and analysis) and applicability. Development and evaluation were appraised separately when a report contained both. Signalling questions were answered for the principal gait-containing model of each report, because models within a report usually shared participants, outcomes, and analysis pipelines. Domain judgments were low, high, or unclear, and an overall low judgment required every domain to be low. A high rating required an affirmatively reported design or analysis feature; absence of information was rated unclear. Particular attention was paid to temporal separation of predictors and outcome, participant-level data splitting, handling of repeated windows, nesting of feature selection and tuning within resampling, the number of fallers relative to model complexity, missing data, optimism correction, and calibration. Appraisals were performed by one reviewer, verified by a second, and cross-checked by the review team, with disagreements resolved by consensus. Domain-level judgments and rationales for every report are given in Supplementary Tables S5 and S6. Tools designed for intervention effects (RoB 2 and ROBINS-I) and for prognostic-factor studies (QUIPS) were not applicable.</w:t>
+        <w:t>Risk of bias and applicability were assessed with PROBAST+AI [10]. Part A assesses concern about the quality of model development and Part B assesses risk of bias in model evaluation; each covers four domains (participants and data sources, predictors, outcome, and analysis) and applicability. Development and evaluation were appraised separately when a report contained both, for the principal gait-containing model of each report. Consistent with PROBAST+AI, an appropriately conducted internal validation could be rated at low risk of bias; absence of external validation was treated as a limitation of transportability evidence, not as a source of bias. Signalling questions were answered as yes, probably yes, probably no, no, or no information. A domain was rated high when at least one signalling question was answered no or probably no on the basis of a reported design or analysis feature, unclear when the only concerns arose from missing information, and low otherwise; an overall low judgment required every domain to be low.</w:t>
+      </w:r>
+    </w:p>
+    <w:p>
+      <w:pPr>
+        <w:pStyle w:val="MDPI31text"/>
+      </w:pPr>
+      <w:r>
+        <w:t>For the evaluation analysis domain, which determined the overall judgments, five signalling questions were documented for every report with a study-specific justification and the source material (Supplementary Table S8): (1) an adequate number of participants with the outcome in the evaluation data, using at least 100 fallers as the benchmark for precise performance estimation [17]; (2) inclusion of all enrolled participants and appropriate handling of missing data; (3) appropriate handling of data complexity such as repeated windows, clustering, censoring, or count outcomes; (4) evaluation of relevant performance measures, including calibration; and (5) accounting for overfitting and optimism in apparent and internally validated estimates. Applicability was judged against the intended-use population and setting of each model—for example, a Parkinson disease model against people with Parkinson disease—rather than against all older adults; generalizability to the wider older population was recorded separately and descriptively (Supplementary Table S9). Appraisals were performed by one reviewer, verified by a second, and cross-checked by the review team, with disagreements resolved by consensus. Tools designed for intervention effects (RoB 2 and ROBINS-I) and for prognostic-factor studies (QUIPS) were not applicable.</w:t>
       </w:r>
     </w:p>
     <w:p>
@@ -1260,7 +1099,7 @@
         <w:pStyle w:val="MDPI31text"/>
       </w:pPr>
       <w:r>
-        <w:t>Meta-analysis was not appropriate because populations, fall definitions, ascertainment methods, prediction horizons, sensor pipelines, validation stages, and reported metrics were not exchangeable, and several cohorts contributed multiple reports. We therefore performed a structured narrative synthesis organized into five domains: evidence architecture and validation stage; sensing technologies and gait phenotypes; outcomes and horizons; discrimination, incremental value, calibration, and clinical utility; and risk of bias, applicability, and clinical readiness. Findings were interpreted according to validation stage, precision, cohort overlap, and PROBAST+AI judgments rather than by vote counting.</w:t>
+        <w:t>Meta-analysis was not appropriate because populations, fall definitions, ascertainment methods, prediction horizons, sensor pipelines, validation stages, and reported metrics were not exchangeable, and several cohorts contributed multiple reports. We therefore performed a structured narrative synthesis organized into five domains: evidence architecture and validation stage; sensing technologies and gait phenotypes; outcomes and horizons; discrimination, incremental value, calibration, and clinical utility; and risk of bias, applicability, and clinical readiness.</w:t>
       </w:r>
     </w:p>
     <w:p>
@@ -1268,7 +1107,15 @@
         <w:pStyle w:val="MDPI31text"/>
       </w:pPr>
       <w:r>
-        <w:t>To avoid double counting, one representative AUC was selected per cohort family using a predefined hierarchy: (1) an independently evaluated gait-containing model for any fall; otherwise (2) a participant-level internally validated gait-containing model; otherwise (3) the principal apparent gait-containing model. Within a level, the earliest clinically actionable horizon with a matched number of fallers was chosen, and a model with a clinically usable sensitivity–specificity balance was preferred over a numerically higher AUC. Representative AUCs were plotted against the number of participants with the outcome (logarithmic scale) by validation stage, and medians, interquartile ranges (IQRs), and ranges were tabulated overall, by validation stage, and by event-count band (≤15, 16–39, and ≥40 fallers). These summaries are descriptive, unweighted, and not pooled estimates. Robustness was examined in two sensitivity analyses: treating a probably overlapping report as an independent cohort, and repeating the PROBAST+AI summaries after excluding reports appraised without full-text access. Formal tests for small-study effects require a pooled estimate and were not performed; reporting bias was assessed qualitatively from sample size, model multiplicity, selective reporting, and the scarcity of null external evaluations.</w:t>
+        <w:t>To avoid double counting, one representative AUC was selected per cohort family using a hierarchy defined during analysis (Section 2.10): (1) an independently evaluated gait-containing model for any fall; otherwise (2) a participant-level internally validated gait-containing model; otherwise (3) the principal apparent gait-containing model. Within a level, the earliest prediction horizon with an exact AUC and a matched number of fallers was chosen. When models remained tied, the model with the higher sensitivity was preferred if the alternative had sensitivity below 0.40 (predefined balance rule); otherwise the principal model reported by the authors was chosen. Every selection, with the model, horizon, validation method, number of fallers, and reason, is listed in Supplementary Table S6. Representative AUCs were plotted against the number of participants with the outcome by validation stage, with reported 95% CIs or resampling ranges shown where available, and medians, IQRs, and ranges were tabulated overall, by validation stage, and by event-count band (≤15, 16–39, and ≥40 fallers). These summaries are descriptive, unweighted, and exploratory; they were not used to infer a causal effect of sample size or validation rigor.</w:t>
+      </w:r>
+    </w:p>
+    <w:p>
+      <w:pPr>
+        <w:pStyle w:val="MDPI31text"/>
+      </w:pPr>
+      <w:r>
+        <w:t>Robustness was examined in five sensitivity analyses: (1) replacing each representative AUC with the lowest and (2) the highest gait-containing AUC reported by the family; (3) excluding the reports assessed without the complete article from the performance synthesis; (4) using the 24-month rather than 60-month estimate for the one family in which the earlier estimate was reported only as a bound; and (5) repeating the PROBAST+AI summaries without the reports assessed without the complete article, and with all non-analysis domains set to low. A probably overlapping report was also treated as an independent cohort. Formal tests for small-study effects require a pooled estimate and were not performed; reporting bias was assessed qualitatively from sample size, model multiplicity, selective reporting, and the scarcity of null external evaluations.</w:t>
       </w:r>
     </w:p>
     <w:p>
@@ -1284,7 +1131,7 @@
         <w:pStyle w:val="MDPI31text"/>
       </w:pPr>
       <w:r>
-        <w:t>GRADE guidance for the certainty of discrimination estimates applies to a body of validation studies of the same prognostic model [16]. It could not be applied because no locked model had been validated in more than one independent cohort. Clinical readiness was therefore judged against six explicit criteria derived from PROBAST+AI and TRIPOD+AI [10,11]: (1) predictors measured before the outcome window; (2) performance estimated beyond the development data; (3) independent external validation of a locked sensor-to-model pipeline; (4) calibration assessed with calibration-in-the-large, slope, and a plot; (5) clinical utility assessed at prespecified thresholds (decision-curve or net-benefit analysis); and (6) low overall risk of bias. Evidence of impact on clinical decisions or patient outcomes was recorded as an additional criterion.</w:t>
+        <w:t>Formal certainty assessment was not performed. GRADE guidance for the certainty of discrimination estimates applies to a body of validation studies of the same prognostic model [18], and no model had been evaluated in more than one independent cohort. Confidence in performance estimates was therefore described qualitatively from risk of bias, precision, and replication. Clinical readiness was assessed separately, as a descriptive construct distinct from certainty, against criteria derived from PROBAST+AI and TRIPOD+AI [10,11]: predictors measured before the outcome window; performance estimated beyond the development data; prospective evaluation of a fixed model without refitting; independent-cohort evaluation; faithful replication of the complete pipeline; evaluation in two or more independent cohorts; calibration intercept, slope, and plot; decision-curve or net-benefit analysis; low overall risk of bias; and evaluation of clinical impact. For each criterion, the evidence was classified as “satisfied in ≥2 cohort families”, “satisfied in one cohort family only”, “assessed but not satisfied” (attempted without meeting the criterion), or “not assessed in any report”.</w:t>
       </w:r>
     </w:p>
     <w:p>
@@ -1300,7 +1147,7 @@
         <w:pStyle w:val="MDPI31text"/>
       </w:pPr>
       <w:r>
-        <w:t>Three analytical elements were specified during analysis rather than in the protocol: the representative-result hierarchy used to select one estimate per cohort family, the descriptive event-count bands, and the sensitivity analysis restricted to reports with full-text access. They were introduced to prevent double counting of overlapping cohorts and to test the robustness of the risk-of-bias findings, and they did not alter eligibility or appraisal decisions.</w:t>
+        <w:t>Three analytical elements were specified during analysis rather than in the protocol: the representative-result hierarchy used to select one estimate per cohort family, the descriptive event-count bands, and the sensitivity analyses restricted to reports with complete-article access. They were introduced to prevent double counting of overlapping cohorts and to test robustness, and they did not alter eligibility or appraisal decisions. Their influence is quantified by the sensitivity analyses in Table 3.</w:t>
       </w:r>
     </w:p>
     <w:p>
@@ -1324,7 +1171,7 @@
         <w:pStyle w:val="MDPI31text"/>
       </w:pPr>
       <w:r>
-        <w:t>The searches identified 14,912 records: 14,667 through databases and registers and 245 through other methods (Supplementary Table S1). After removal of 5433 duplicates, 9479 records were screened and 9127 were excluded. Of 352 reports sought, 11 could not be retrieved and 341 were assessed in full. Of these, 294 were excluded, most commonly because they lacked a prospective fall outcome or valid temporal separation (n = 99), addressed fall detection (n = 53), or reported no individualized performance (n = 44) (Figure 1; Supplementary Table S3). Forty-seven reports representing 37 independent cohort families were included [15,17–62].</w:t>
+        <w:t>The searches identified 14,912 records: 14,667 through databases and registers and 245 through other methods (Supplementary Table S1). After removal of 5433 duplicates, 9479 records were screened and 9127 were excluded. Of 352 reports sought, 11 could not be retrieved and 341 were assessed for eligibility, including 11 assessed from the abstract and other accessible primary material (Figure 1; Supplementary Table S3). Of the 341 reports, 294 were excluded, most commonly because they lacked a prospective fall outcome or valid temporal separation (n = 99), addressed fall detection (n = 53), or reported no individualized performance (n = 44) (Supplementary Table S4). Forty-seven reports representing 37 independent cohort families were included, 36 assessed from the complete article and 11 from abstracts and other accessible primary material [15,16,19–63].</w:t>
       </w:r>
     </w:p>
     <w:p>
@@ -1334,7 +1181,7 @@
       <w:r>
         <w:drawing>
           <wp:inline xmlns:a="http://schemas.openxmlformats.org/drawingml/2006/main" xmlns:pic="http://schemas.openxmlformats.org/drawingml/2006/picture">
-            <wp:extent cx="5400000" cy="5142419"/>
+            <wp:extent cx="4860000" cy="4628177"/>
             <wp:docPr id="1" name="Picture 1"/>
             <wp:cNvGraphicFramePr>
               <a:graphicFrameLocks noChangeAspect="1"/>
@@ -1347,7 +1194,7 @@
                     <pic:cNvPicPr/>
                   </pic:nvPicPr>
                   <pic:blipFill>
-                    <a:blip r:embed="rId23"/>
+                    <a:blip r:embed="rId17"/>
                     <a:stretch>
                       <a:fillRect/>
                     </a:stretch>
@@ -1355,7 +1202,7 @@
                   <pic:spPr>
                     <a:xfrm>
                       <a:off x="0" y="0"/>
-                      <a:ext cx="5400000" cy="5142419"/>
+                      <a:ext cx="4860000" cy="4628177"/>
                     </a:xfrm>
                     <a:prstGeom prst="rect"/>
                   </pic:spPr>
@@ -1379,6 +1226,9 @@
       <w:r>
         <w:t xml:space="preserve"> PRISMA 2020 flow diagram of study selection.</w:t>
       </w:r>
+      <w:r>
+        <w:t xml:space="preserve"> The 11 reports not retrieved were not assessed; they are distinct from the 11 included reports assessed from the abstract and other accessible primary material.</w:t>
+      </w:r>
     </w:p>
     <w:p>
       <w:pPr>
@@ -1393,7 +1243,7 @@
         <w:pStyle w:val="MDPI31text"/>
       </w:pPr>
       <w:r>
-        <w:t>Cohort families ranged from 15 to 1705 participants, and 24 of 37 enrolled fewer than 150 participants (Table 2; full extraction in Supplementary Table S2). Populations included community-dwelling older adults, nursing-home and long-term-care residents, geriatric inpatients and outpatients, emergency-department and post-fracture cohorts, and people with Parkinson disease, dementia, or other neurological disorders. Prediction horizons ranged from 7 days to 5 years, most commonly 6–12 months. Any fall was the dominant outcome; recurrent falls, first falls, and fall counts were modelled less often, and no eligible model predicted injurious falls.</w:t>
+        <w:t>Cohort families ranged from 15 to 1705 participants, and 24 of 37 enrolled fewer than 150 participants (Table 2; full extraction in Supplementary Table S2). By intended-use population, 22 reports studied community-dwelling older adults, 12 people with Parkinson disease, dementia, or other neurological conditions, 7 residents of nursing homes or long-term care, 4 hospital or rehabilitation patients, and 2 emergency-department patients. Prediction horizons ranged from 7 days to 5 years, most commonly 6–12 months. Any fall was the dominant outcome; recurrent falls, first falls, and fall counts were modelled less often, and no eligible model predicted injurious falls.</w:t>
       </w:r>
     </w:p>
     <w:p>
@@ -1401,21 +1251,20 @@
         <w:pStyle w:val="MDPI31text"/>
       </w:pPr>
       <w:r>
-        <w:t>Forty-five reports used wearable or portable sensors—IMUs on the trunk, waist, shank, or foot; smartphones; instrumented insoles or footwear; and footswitches—and two linked reports from one dementia cohort used ambient computer vision [42,54]. Structured gait tasks predominated, particularly instrumented Timed Up and Go (iTUG) tests and straight walking; free-living monitoring lasted from 24 h to 14 days. Modelling approaches ranged from logistic and survival regression to classification trees, support-vector machines, random forests, and deep neural networks. For three reports, only a separable prospective analysis was eligible: the baseline iTUG model against falls during one month after discharge [61], the participant-level model of new-onset falls at 18 months [35], and the logistic model of falls over 6 months [48].</w:t>
+        <w:t>Forty-five reports used wearable or portable sensors—IMUs on the trunk, waist, shank, or foot; smartphones; instrumented insoles or footwear; and footswitches—and two linked reports from one dementia cohort used ambient computer vision [44,56]. Structured gait tasks predominated, particularly instrumented Timed Up and Go (iTUG) tests and straight walking; free-living monitoring lasted from 24 h to 14 days. Modelling approaches ranged from logistic and survival regression to classification trees, support-vector machines, random forests, and deep neural networks. For three reports, only a separable prospective analysis was eligible: the baseline iTUG model against falls during one month after discharge [16], the participant-level model of new-onset falls at 18 months [37], and the logistic model of falls over 6 months [50].</w:t>
       </w:r>
     </w:p>
     <w:p>
       <w:pPr>
         <w:sectPr>
-          <w:headerReference w:type="even" r:id="rId13"/>
-          <w:headerReference w:type="default" r:id="rId14"/>
-          <w:footerReference w:type="even" r:id="rId15"/>
-          <w:footerReference w:type="default" r:id="rId16"/>
-          <w:headerReference w:type="first" r:id="rId17"/>
-          <w:footerReference w:type="first" r:id="rId18"/>
+          <w:headerReference w:type="even" r:id="rId10"/>
+          <w:headerReference w:type="default" r:id="rId11"/>
+          <w:footerReference w:type="default" r:id="rId12"/>
+          <w:headerReference w:type="first" r:id="rId13"/>
+          <w:footerReference w:type="first" r:id="rId14"/>
           <w:type w:val="continuous"/>
           <w:pgSz w:w="11906" w:h="16838" w:code="9"/>
-          <w:pgMar w:top="907" w:right="907" w:bottom="907" w:left="1077" w:header="720" w:footer="612" w:gutter="0"/>
+          <w:pgMar w:top="1417" w:right="720" w:bottom="907" w:left="720" w:header="720" w:footer="612" w:gutter="0"/>
           <w:lnNumType w:countBy="1" w:distance="255" w:restart="continuous"/>
           <w:pgNumType w:start="1"/>
           <w:cols w:space="425"/>
@@ -1442,10 +1291,10 @@
     <w:tbl>
       <w:tblPr>
         <w:tblStyle w:val="MDPI41threelinetable"/>
-        <w:tblW w:type="auto" w:w="0"/>
+        <w:tblW w:type="dxa" w:w="14850"/>
         <w:tblLook w:firstColumn="1" w:firstRow="1" w:lastColumn="0" w:lastRow="0" w:noHBand="0" w:noVBand="1" w:val="04A0"/>
+        <w:jc w:val="center"/>
         <w:tblLayout w:type="fixed"/>
-        <w:jc w:val="center"/>
       </w:tblPr>
       <w:tblGrid>
         <w:gridCol w:w="1650"/>
@@ -1601,7 +1450,7 @@
               <w:rPr>
                 <w:sz w:val="15"/>
               </w:rPr>
-              <w:t>Marschollek et al. 2011 [17]†</w:t>
+              <w:t>Marschollek et al. 2011 [19]†</w:t>
             </w:r>
           </w:p>
         </w:tc>
@@ -1722,7 +1571,7 @@
               <w:rPr>
                 <w:sz w:val="15"/>
               </w:rPr>
-              <w:t>Marschollek et al. 2011 [18]</w:t>
+              <w:t>Marschollek et al. 2011 [20]</w:t>
             </w:r>
           </w:p>
         </w:tc>
@@ -1843,7 +1692,7 @@
               <w:rPr>
                 <w:sz w:val="15"/>
               </w:rPr>
-              <w:t>Greene et al. 2012 [19]†</w:t>
+              <w:t>Greene et al. 2012 [21]†</w:t>
             </w:r>
           </w:p>
         </w:tc>
@@ -1928,7 +1777,7 @@
               <w:rPr>
                 <w:sz w:val="15"/>
               </w:rPr>
-              <w:t>AUC 0.78; accuracy 79.7%; Se 73.1%, Sp 82.6%</w:t>
+              <w:t>AUC 0.78; accuracy 79.7% (95% CI across shuffles 77.1–82.3%); Se 73.1%, Sp 82.6%</w:t>
             </w:r>
           </w:p>
         </w:tc>
@@ -1964,7 +1813,7 @@
               <w:rPr>
                 <w:sz w:val="15"/>
               </w:rPr>
-              <w:t>Weiss et al. 2013 [20]</w:t>
+              <w:t>Weiss et al. 2013 [22]</w:t>
             </w:r>
           </w:p>
         </w:tc>
@@ -2085,7 +1934,7 @@
               <w:rPr>
                 <w:sz w:val="15"/>
               </w:rPr>
-              <w:t>Schwesig et al. 2013 [21]†</w:t>
+              <w:t>Schwesig et al. 2013 [23]†</w:t>
             </w:r>
           </w:p>
         </w:tc>
@@ -2153,7 +2002,7 @@
               <w:rPr>
                 <w:sz w:val="15"/>
               </w:rPr>
-              <w:t>Prior-parameter rule with same-sample updating; PFE/TSU</w:t>
+              <w:t>Prior-parameter rule, then same-sample updating; PFE/TSU</w:t>
             </w:r>
           </w:p>
         </w:tc>
@@ -2206,7 +2055,7 @@
               <w:rPr>
                 <w:sz w:val="15"/>
               </w:rPr>
-              <w:t>Doi et al. 2013 [22]</w:t>
+              <w:t>Doi et al. 2013 [24]</w:t>
             </w:r>
           </w:p>
         </w:tc>
@@ -2327,7 +2176,7 @@
               <w:rPr>
                 <w:sz w:val="15"/>
               </w:rPr>
-              <w:t>Mignardot et al. 2014 [23]</w:t>
+              <w:t>Mignardot et al. 2014 [25]</w:t>
             </w:r>
           </w:p>
         </w:tc>
@@ -2412,7 +2261,7 @@
               <w:rPr>
                 <w:sz w:val="15"/>
               </w:rPr>
-              <w:t>AUC 0.70 (0–6 mo), 0.67 (6–12 mo); no signal &gt;12 mo</w:t>
+              <w:t>AUC 0.70 (95% CI 0.64–0.75; 0–6 mo), 0.67 (6–12 mo); no signal &gt;12 mo</w:t>
             </w:r>
           </w:p>
         </w:tc>
@@ -2448,7 +2297,7 @@
               <w:rPr>
                 <w:sz w:val="15"/>
               </w:rPr>
-              <w:t>Schwenk et al. 2014 [24]</w:t>
+              <w:t>Schwenk et al. 2014 [26]</w:t>
             </w:r>
           </w:p>
         </w:tc>
@@ -2569,7 +2418,7 @@
               <w:rPr>
                 <w:sz w:val="15"/>
               </w:rPr>
-              <w:t>van Schooten et al. 2015 [25]</w:t>
+              <w:t>van Schooten et al. 2015 [27]</w:t>
             </w:r>
           </w:p>
         </w:tc>
@@ -2654,7 +2503,7 @@
               <w:rPr>
                 <w:sz w:val="15"/>
               </w:rPr>
-              <w:t>AUC 0.82 combined vs. 0.68 clinical</w:t>
+              <w:t>AUC 0.82 (95% CI 0.75–0.89) combined vs. 0.68 clinical</w:t>
             </w:r>
           </w:p>
         </w:tc>
@@ -2690,7 +2539,7 @@
               <w:rPr>
                 <w:sz w:val="15"/>
               </w:rPr>
-              <w:t>van Schooten et al. 2016 [26]</w:t>
+              <w:t>van Schooten et al. 2016 [28]</w:t>
             </w:r>
           </w:p>
         </w:tc>
@@ -2811,7 +2660,7 @@
               <w:rPr>
                 <w:sz w:val="15"/>
               </w:rPr>
-              <w:t>Howcroft et al. 2017 [27]†</w:t>
+              <w:t>Howcroft et al. 2017 [29]†</w:t>
             </w:r>
           </w:p>
         </w:tc>
@@ -2932,7 +2781,7 @@
               <w:rPr>
                 <w:sz w:val="15"/>
               </w:rPr>
-              <w:t>Drover et al. 2017 [28]</w:t>
+              <w:t>Drover et al. 2017 [30]</w:t>
             </w:r>
           </w:p>
         </w:tc>
@@ -3053,7 +2902,7 @@
               <w:rPr>
                 <w:sz w:val="15"/>
               </w:rPr>
-              <w:t>Greene et al. 2018 [29]</w:t>
+              <w:t>Greene et al. 2018 [31]</w:t>
             </w:r>
           </w:p>
         </w:tc>
@@ -3174,7 +3023,7 @@
               <w:rPr>
                 <w:sz w:val="15"/>
               </w:rPr>
-              <w:t>Ihlen et al. 2018 [30]</w:t>
+              <w:t>Ihlen et al. 2018 [32]</w:t>
             </w:r>
           </w:p>
         </w:tc>
@@ -3295,7 +3144,7 @@
               <w:rPr>
                 <w:sz w:val="15"/>
               </w:rPr>
-              <w:t>Nait Aicha et al. 2018 [31]</w:t>
+              <w:t>Nait Aicha et al. 2018 [33]</w:t>
             </w:r>
           </w:p>
         </w:tc>
@@ -3416,7 +3265,7 @@
               <w:rPr>
                 <w:sz w:val="15"/>
               </w:rPr>
-              <w:t>Howcroft et al. 2018 [32]</w:t>
+              <w:t>Howcroft et al. 2018 [34]</w:t>
             </w:r>
           </w:p>
         </w:tc>
@@ -3537,7 +3386,7 @@
               <w:rPr>
                 <w:sz w:val="15"/>
               </w:rPr>
-              <w:t>Bizovska et al. 2018 [33]</w:t>
+              <w:t>Bizovska et al. 2018 [35]</w:t>
             </w:r>
           </w:p>
         </w:tc>
@@ -3658,7 +3507,7 @@
               <w:rPr>
                 <w:sz w:val="15"/>
               </w:rPr>
-              <w:t>Marques et al. 2018 [34]†</w:t>
+              <w:t>Marques et al. 2018 [36]†</w:t>
             </w:r>
           </w:p>
         </w:tc>
@@ -3779,7 +3628,7 @@
               <w:rPr>
                 <w:sz w:val="15"/>
               </w:rPr>
-              <w:t>Lo et al. 2019 [35]</w:t>
+              <w:t>Lo et al. 2019 [37]</w:t>
             </w:r>
           </w:p>
         </w:tc>
@@ -3864,7 +3713,7 @@
               <w:rPr>
                 <w:sz w:val="15"/>
               </w:rPr>
-              <w:t>AUC 0.79 (participant-level CV); 0.94 with ordinary 10-fold CV</w:t>
+              <w:t>AUC 0.79 (participant-level); 0.94 with window-level 10-fold CV</w:t>
             </w:r>
           </w:p>
         </w:tc>
@@ -3900,7 +3749,7 @@
               <w:rPr>
                 <w:sz w:val="15"/>
               </w:rPr>
-              <w:t>Marques et al. 2019 [36]†</w:t>
+              <w:t>Marques et al. 2019 [38]†</w:t>
             </w:r>
           </w:p>
         </w:tc>
@@ -4021,7 +3870,7 @@
               <w:rPr>
                 <w:sz w:val="15"/>
               </w:rPr>
-              <w:t>Gillain et al. 2019 [37]†</w:t>
+              <w:t>Gillain et al. 2019 [39]†</w:t>
             </w:r>
           </w:p>
         </w:tc>
@@ -4142,7 +3991,7 @@
               <w:rPr>
                 <w:sz w:val="15"/>
               </w:rPr>
-              <w:t>Buisseret et al. 2020 [38]</w:t>
+              <w:t>Buisseret et al. 2020 [40]</w:t>
             </w:r>
           </w:p>
         </w:tc>
@@ -4263,7 +4112,7 @@
               <w:rPr>
                 <w:sz w:val="15"/>
               </w:rPr>
-              <w:t>Silva et al. 2020 [39]</w:t>
+              <w:t>Silva et al. 2020 [41]</w:t>
             </w:r>
           </w:p>
         </w:tc>
@@ -4348,7 +4197,7 @@
               <w:rPr>
                 <w:sz w:val="15"/>
               </w:rPr>
-              <w:t>AUC 0.495–0.505; Se 78.6%, Sp 22.5% (late fusion)</w:t>
+              <w:t>Mean AUC 0.495–0.505; Se 78.6%, Sp 22.5% (late fusion)</w:t>
             </w:r>
           </w:p>
         </w:tc>
@@ -4384,7 +4233,7 @@
               <w:rPr>
                 <w:sz w:val="15"/>
               </w:rPr>
-              <w:t>Sturchio et al. 2021 [40]</w:t>
+              <w:t>Sturchio et al. 2021 [42]</w:t>
             </w:r>
           </w:p>
         </w:tc>
@@ -4505,7 +4354,7 @@
               <w:rPr>
                 <w:sz w:val="15"/>
               </w:rPr>
-              <w:t>Bet et al. 2021 [41]</w:t>
+              <w:t>Bet et al. 2021 [43]</w:t>
             </w:r>
           </w:p>
         </w:tc>
@@ -4626,7 +4475,7 @@
               <w:rPr>
                 <w:sz w:val="15"/>
               </w:rPr>
-              <w:t>Mehdizadeh et al. 2021 [42]†</w:t>
+              <w:t>Mehdizadeh et al. 2021 [44]†</w:t>
             </w:r>
           </w:p>
         </w:tc>
@@ -4747,7 +4596,7 @@
               <w:rPr>
                 <w:sz w:val="15"/>
               </w:rPr>
-              <w:t>Lockhart et al. 2021 [43]</w:t>
+              <w:t>Lockhart et al. 2021 [45]</w:t>
             </w:r>
           </w:p>
         </w:tc>
@@ -4832,7 +4681,7 @@
               <w:rPr>
                 <w:sz w:val="15"/>
               </w:rPr>
-              <w:t>Accuracy 81.6%; Se 86.7%, Sp 80.3%</w:t>
+              <w:t>Accuracy 81.6% (±0.7, type NS); Se 86.7%, Sp 80.3%</w:t>
             </w:r>
           </w:p>
         </w:tc>
@@ -4868,7 +4717,7 @@
               <w:rPr>
                 <w:sz w:val="15"/>
               </w:rPr>
-              <w:t>Roshdibenam et al. 2021 [44]</w:t>
+              <w:t>Roshdibenam et al. 2021 [46]</w:t>
             </w:r>
           </w:p>
         </w:tc>
@@ -4953,7 +4802,7 @@
               <w:rPr>
                 <w:sz w:val="15"/>
               </w:rPr>
-              <w:t>AUC 0.56; Se 42.4%, Sp 67.4%</w:t>
+              <w:t>AUC 0.56 (range across resamples 0.33–0.74); Se 42.4%, Sp 67.4%</w:t>
             </w:r>
           </w:p>
         </w:tc>
@@ -4989,7 +4838,7 @@
               <w:rPr>
                 <w:sz w:val="15"/>
               </w:rPr>
-              <w:t>Greene et al. 2022 [45]</w:t>
+              <w:t>Greene et al. 2022 [47]</w:t>
             </w:r>
           </w:p>
         </w:tc>
@@ -5110,7 +4959,7 @@
               <w:rPr>
                 <w:sz w:val="15"/>
               </w:rPr>
-              <w:t>Kelly et al. 2022 [46]</w:t>
+              <w:t>Kelly et al. 2022 [48]</w:t>
             </w:r>
           </w:p>
         </w:tc>
@@ -5178,7 +5027,7 @@
               <w:rPr>
                 <w:sz w:val="15"/>
               </w:rPr>
-              <w:t>ML classifiers; Int (held-out test, n = 428)</w:t>
+              <w:t>ML classifiers; Int (held-out test, n = 428; 64 fallers)</w:t>
             </w:r>
           </w:p>
         </w:tc>
@@ -5231,7 +5080,7 @@
               <w:rPr>
                 <w:sz w:val="15"/>
               </w:rPr>
-              <w:t>Dierick et al. 2022 [47]</w:t>
+              <w:t>Dierick et al. 2022 [49]</w:t>
             </w:r>
           </w:p>
         </w:tc>
@@ -5352,7 +5201,7 @@
               <w:rPr>
                 <w:sz w:val="15"/>
               </w:rPr>
-              <w:t>Ma et al. 2022 [48]†</w:t>
+              <w:t>Ma et al. 2022 [50]†</w:t>
             </w:r>
           </w:p>
         </w:tc>
@@ -5473,7 +5322,7 @@
               <w:rPr>
                 <w:sz w:val="15"/>
               </w:rPr>
-              <w:t>Dasgupta et al. 2022 [49]</w:t>
+              <w:t>Dasgupta et al. 2022 [51]</w:t>
             </w:r>
           </w:p>
         </w:tc>
@@ -5558,7 +5407,7 @@
               <w:rPr>
                 <w:sz w:val="15"/>
               </w:rPr>
-              <w:t>AUC 0.99 (TUG time alone 0.48)</w:t>
+              <w:t>AUC 0.99 (95% CI 0.98–1.00); TUG time alone 0.48</w:t>
             </w:r>
           </w:p>
         </w:tc>
@@ -5594,7 +5443,7 @@
               <w:rPr>
                 <w:sz w:val="15"/>
               </w:rPr>
-              <w:t>Caronni et al. 2023 [50]</w:t>
+              <w:t>Caronni et al. 2023 [52]</w:t>
             </w:r>
           </w:p>
         </w:tc>
@@ -5715,7 +5564,7 @@
               <w:rPr>
                 <w:sz w:val="15"/>
               </w:rPr>
-              <w:t>Horak et al. 2023 [51]</w:t>
+              <w:t>Horak et al. 2023 [53]</w:t>
             </w:r>
           </w:p>
         </w:tc>
@@ -5800,7 +5649,7 @@
               <w:rPr>
                 <w:sz w:val="15"/>
               </w:rPr>
-              <w:t>AUC 0.751 vs. 0.685 (age + fall history)</w:t>
+              <w:t>AUC 0.751 (95% CI 0.680–0.821) vs. 0.685 (age + fall history)</w:t>
             </w:r>
           </w:p>
         </w:tc>
@@ -5836,7 +5685,7 @@
               <w:rPr>
                 <w:sz w:val="15"/>
               </w:rPr>
-              <w:t>Ullrich et al. 2023 [52]</w:t>
+              <w:t>Ullrich et al. 2023 [54]</w:t>
             </w:r>
           </w:p>
         </w:tc>
@@ -5957,7 +5806,7 @@
               <w:rPr>
                 <w:sz w:val="15"/>
               </w:rPr>
-              <w:t>Al Abiad et al. 2023 [53]</w:t>
+              <w:t>Al Abiad et al. 2023 [55]</w:t>
             </w:r>
           </w:p>
         </w:tc>
@@ -6042,7 +5891,7 @@
               <w:rPr>
                 <w:sz w:val="15"/>
               </w:rPr>
-              <w:t>AUC 0.67 (hold-out); 0.69 (apparent)</w:t>
+              <w:t>Mean AUC 0.67 (SD across splits 0.05); apparent 0.69</w:t>
             </w:r>
           </w:p>
         </w:tc>
@@ -6078,7 +5927,7 @@
               <w:rPr>
                 <w:sz w:val="15"/>
               </w:rPr>
-              <w:t>Adeli et al. 2023 [54]</w:t>
+              <w:t>Adeli et al. 2023 [56]</w:t>
             </w:r>
           </w:p>
         </w:tc>
@@ -6199,7 +6048,7 @@
               <w:rPr>
                 <w:sz w:val="15"/>
               </w:rPr>
-              <w:t>Shah et al. 2023 [55]</w:t>
+              <w:t>Shah et al. 2023 [57]</w:t>
             </w:r>
           </w:p>
         </w:tc>
@@ -6284,7 +6133,7 @@
               <w:rPr>
                 <w:sz w:val="15"/>
               </w:rPr>
-              <w:t>AUC 0.94 vs. 0.77 (fall history)</w:t>
+              <w:t>AUC 0.94 (95% CI 0.84–1.00) vs. 0.77 (fall history)</w:t>
             </w:r>
           </w:p>
         </w:tc>
@@ -6320,7 +6169,7 @@
               <w:rPr>
                 <w:sz w:val="15"/>
               </w:rPr>
-              <w:t>Sotirakis et al. 2024 [56]</w:t>
+              <w:t>Sotirakis et al. 2024 [58]</w:t>
             </w:r>
           </w:p>
         </w:tc>
@@ -6405,7 +6254,7 @@
               <w:rPr>
                 <w:sz w:val="15"/>
               </w:rPr>
-              <w:t>AUC &gt;0.90 (24 mo), 0.85 (60 mo)</w:t>
+              <w:t>AUC &gt;0.90 (24 mo; exact value NR), 0.85 (60 mo)</w:t>
             </w:r>
           </w:p>
         </w:tc>
@@ -6441,7 +6290,7 @@
               <w:rPr>
                 <w:sz w:val="15"/>
               </w:rPr>
-              <w:t>Zhang et al. 2024 [57]</w:t>
+              <w:t>Zhang et al. 2024 [59]</w:t>
             </w:r>
           </w:p>
         </w:tc>
@@ -6562,7 +6411,7 @@
               <w:rPr>
                 <w:sz w:val="15"/>
               </w:rPr>
-              <w:t>Maiora et al. 2024 [58]</w:t>
+              <w:t>Maiora et al. 2024 [60]</w:t>
             </w:r>
           </w:p>
         </w:tc>
@@ -6683,7 +6532,7 @@
               <w:rPr>
                 <w:sz w:val="15"/>
               </w:rPr>
-              <w:t>Zhang et al. 2024 [59]</w:t>
+              <w:t>Zhang et al. 2024 [61]</w:t>
             </w:r>
           </w:p>
         </w:tc>
@@ -6751,7 +6600,7 @@
               <w:rPr>
                 <w:sz w:val="15"/>
               </w:rPr>
-              <w:t>Three published models; Ext, then recalibration</w:t>
+              <w:t>Three published models, original coefficients; ICE, then TSU</w:t>
             </w:r>
           </w:p>
         </w:tc>
@@ -6768,7 +6617,7 @@
               <w:rPr>
                 <w:sz w:val="15"/>
               </w:rPr>
-              <w:t>AUC 0.49–0.59 (gait-containing); miscalibration (intercept, slope reported)</w:t>
+              <w:t>AUC 0.49–0.59 before updating; 0.51–0.62 after updating; intercept and slope reported</w:t>
             </w:r>
           </w:p>
         </w:tc>
@@ -6804,7 +6653,7 @@
               <w:rPr>
                 <w:sz w:val="15"/>
               </w:rPr>
-              <w:t>Lai et al. 2025 [60]</w:t>
+              <w:t>Lai et al. 2025 [62]</w:t>
             </w:r>
           </w:p>
         </w:tc>
@@ -6925,7 +6774,7 @@
               <w:rPr>
                 <w:sz w:val="15"/>
               </w:rPr>
-              <w:t>Giardini et al. 2025 [61]†</w:t>
+              <w:t>Giardini et al. 2025 [16]†</w:t>
             </w:r>
           </w:p>
         </w:tc>
@@ -6942,7 +6791,7 @@
               <w:rPr>
                 <w:sz w:val="15"/>
               </w:rPr>
-              <w:t>Inpatients after femur fracture; ~185 (~10)</w:t>
+              <w:t>Inpatients after femur fracture; ~185 (≈10, approximate)</w:t>
             </w:r>
           </w:p>
         </w:tc>
@@ -7046,7 +6895,7 @@
               <w:rPr>
                 <w:sz w:val="15"/>
               </w:rPr>
-              <w:t>Guan et al. 2025 [62]</w:t>
+              <w:t>Guan et al. 2025 [63]</w:t>
             </w:r>
           </w:p>
         </w:tc>
@@ -7280,14 +7129,18 @@
         <w:pStyle w:val="MDPI43tablefooter"/>
       </w:pPr>
       <w:r>
-        <w:t>† Full text not accessible; data extracted from the published abstract and accessible primary material. App: apparent performance in the development data; Int: internal validation; PFE: prospective fixed-model evaluation; TSU: target-sample updating; Ext: independent external validation. RoB (D/E): PROBAST+AI overall judgment for development (Part A)/evaluation (Part B); H: high; NA: not applicable (no model developed). 1D-CNN: one-dimensional convolutional neural network; ANN: artificial neural network; AUC: area under the receiver operating characteristic curve; BLSTM: bidirectional long short-term memory; CI: confidence interval; CNN: convolutional neural network; CV: cross-validation; DT: decision tree; FARAO: Fall Risk Assessment in Older Adults cohort; HCRNN: hierarchical convolutional recurrent neural network; IMU: inertial measurement unit; iTUG: instrumented Timed Up and Go; LASSO: least absolute shrinkage and selection operator; LOOCV: leave-one-out cross-validation; LR: logistic regression; LSTM: long short-term memory; ML: machine learning; MLP: multilayer perceptron; NB: naïve Bayes; NN: neural network; NPV: negative predictive value; NR: not reported; PCA: principal component analysis; PLS: partial least squares; PPV: positive predictive value; QTUG: Quantitative Timed Up and Go; RF: random forest; Se: sensitivity; Sp: specificity; SVC: support-vector classifier; SVM: support-vector machine; TUG: Timed Up and Go. Full extraction is provided in Supplementary Table S2.</w:t>
+        <w:t>† Complete article not accessible; data extracted from the indexed abstract and other accessible primary material (Supplementary Table S3). App: apparent performance in the development data; Int: internal validation; PFE: prospective fixed-model evaluation; TSU: target-sample updating; ICE: independent-cohort evaluation of previously published models with original coefficients. RoB (D/E): PROBAST+AI overall judgment for development (Part A)/evaluation (Part B); H: high; NA: not applicable (no model developed). Uncertainty is shown as reported: 95% CI, confidence interval; SD across splits; range across resamples; “±, type NS” denotes a dispersion value whose type was not specified by the source. ≈: approximate value derived from rounded percentages (exact count NR). 1D-CNN: one-dimensional convolutional neural network; ANN: artificial neural network; AUC: area under the receiver operating characteristic curve; BLSTM: bidirectional long short-term memory; CNN: convolutional neural network; CV: cross-validation; DT: decision tree; FARAO: Fall Risk Assessment in Older Adults cohort; HCRNN: hierarchical convolutional recurrent neural network; IMU: inertial measurement unit; iTUG: instrumented Timed Up and Go; LASSO: least absolute shrinkage and selection operator; LOOCV: leave-one-out cross-validation; LR: logistic regression; LSTM: long short-term memory; ML: machine learning; MLP: multilayer perceptron; NB: naïve Bayes; NN: neural network; NPV: negative predictive value; NR: not reported; PCA: principal component analysis; PLS: partial least squares; PPV: positive predictive value; QTUG: Quantitative Timed Up and Go; RF: random forest; Se: sensitivity; Sp: specificity; SVC: support-vector classifier; SVM: support-vector machine; TUG: Timed Up and Go. Full extraction is provided in Supplementary Table S2.</w:t>
       </w:r>
     </w:p>
     <w:p>
       <w:pPr>
         <w:sectPr>
-          <w:pgSz w:w="16838" w:h="11906" w:orient="landscape" w:code="9"/>
-          <w:pgMar w:top="680" w:right="680" w:bottom="680" w:left="680" w:header="720" w:footer="612" w:gutter="0"/>
+          <w:headerReference w:type="even" r:id="rId10"/>
+          <w:headerReference w:type="default" r:id="rId11"/>
+          <w:footerReference w:type="default" r:id="rId12"/>
+          <w:type w:val="nextPage"/>
+          <w:pgSz w:w="16838" w:h="11906" w:code="9" w:orient="landscape"/>
+          <w:pgMar w:top="720" w:right="720" w:bottom="720" w:left="720" w:header="720" w:footer="612" w:gutter="0"/>
           <w:lnNumType w:countBy="1" w:distance="255" w:restart="continuous"/>
           <w:cols w:space="425"/>
           <w:bidi/>
@@ -7308,7 +7161,7 @@
         <w:pStyle w:val="MDPI31text"/>
       </w:pPr>
       <w:r>
-        <w:t>Requiring completion of gait measurement before fall follow-up excluded many studies commonly cited as fall-prediction evidence. The included evidence also contained substantial dependence: seven multi-report cohort families accounted for 17 reports, including four reports from the Fall Risk Assessment in Older Adults (FARAO) cohort [25,26,30,31] and three from one Canadian research programme [27,28,32] (Supplementary Table S4). Because participant independence could not be established for one of these reports [28], it was grouped with the programme; treating it as independent (38 families) did not change any conclusion. Counting each publication as an independent replication would have overstated the breadth of evidence.</w:t>
+        <w:t>Requiring completion of gait measurement before fall follow-up excluded many studies commonly cited as fall-prediction evidence. The included evidence also contained substantial dependence: seven multi-report cohort families accounted for 17 reports, including four reports from the Fall Risk Assessment in Older Adults (FARAO) cohort [27,28,32,33] and three from one Canadian research programme [29,30,34] (Supplementary Table S5). Because participant independence could not be established for one of these reports [30], it was grouped with the programme; treating it as independent (38 families) did not change any conclusion.</w:t>
       </w:r>
     </w:p>
     <w:p>
@@ -7316,7 +7169,7 @@
         <w:pStyle w:val="MDPI31text"/>
       </w:pPr>
       <w:r>
-        <w:t>Most estimates came from the development data. Seventeen reports reported apparent performance only (15 cohort families had no estimate beyond apparent performance), 24 reported internal validation, five reported prospective evaluation of a fixed model or score or target-sample updating, and one reported independent external validation. Internal validation did not guarantee unbiased estimates: feature selection, feature engineering, or hyperparameter tuning were often performed on the full dataset before cross-validation. The consequence was demonstrated directly in one deep-learning study, in which splitting repeated walking samples rather than participants produced an AUC of 0.94, whereas participant-level evaluation produced AUCs of 0.65–0.75 [31]. Similar non-nested selection affected other internally validated models [30,32,57,62].</w:t>
+        <w:t>Seventeen reports presented apparent performance only (15 cohort families had no estimate beyond the development data), 24 reported internal validation, three reported prospective evaluation of a fixed model or score, two reported target-sample updating (one after prospective evaluation of prior parameters), and one reported independent-cohort evaluation of previously published models. Internal validation did not guarantee unbiased estimates: feature selection, feature engineering, or hyperparameter tuning were performed on the full dataset before cross-validation in several reports (Supplementary Table S8). The consequence was demonstrated directly in one deep-learning study, in which splitting repeated walking samples rather than participants produced an AUC of 0.94, whereas participant-level evaluation produced AUCs of 0.65–0.75 [33]. Two internal validations fully nested model selection within training partitions [41,60], and one used a prespecified held-out test set after tuning in the development data [48].</w:t>
       </w:r>
     </w:p>
     <w:p>
@@ -7332,7 +7185,7 @@
         <w:pStyle w:val="MDPI31text"/>
       </w:pPr>
       <w:r>
-        <w:t>Structured tests captured iTUG phases, turning, postural transitions, straight walking, and dynamic stability, whereas free-living monitoring captured walking quantity, bout structure, pace, rhythm, variability, smoothness, symmetry, harmonicity, and complexity. The most consistently informative domains were not mean gait speed alone but gait variability, trunk stability and harmonicity, turning, and the distribution of daily walking bouts [22,25,33,50,55]. Nominally similar features were, however, computed with different devices, axes, filters, bout definitions, and aggregation windows, so they were not directly equivalent across studies.</w:t>
+        <w:t>Structured tests captured iTUG phases, turning, postural transitions, straight walking, and dynamic stability, whereas free-living monitoring captured walking quantity, bout structure, pace, rhythm, variability, smoothness, symmetry, harmonicity, and complexity. Gait variability, trunk stability and harmonicity, turning, and the distribution of daily walking bouts recurred as predictors across cohorts more often than mean gait speed alone [24,27,35,52,57]. Nominally similar features were, however, computed with different devices, axes, filters, bout definitions, and aggregation windows, so they were not directly equivalent across studies.</w:t>
       </w:r>
     </w:p>
     <w:p>
@@ -7340,7 +7193,7 @@
         <w:pStyle w:val="MDPI31text"/>
       </w:pPr>
       <w:r>
-        <w:t>Ambient computer vision was evaluated in a single long-term-care dementia cohort. Frequently updated vision-derived gait features improved the AUC for a fall within the next 4 weeks from 0.562 without gait to 0.762 with gait (sensitivity 72.8%, specificity 73.2%) [54], and an earlier report from the same cohort reported AUCs of 0.80 at 7 days and 0.67 at 30 days [42]. These results are promising for continuous, device-free risk estimation but derive from one site and require independent validation across camera environments and populations.</w:t>
+        <w:t>Ambient computer vision was evaluated in a single long-term-care dementia cohort. Frequently updated vision-derived gait features were associated with an increase in the internally validated AUC for a fall within the next 4 weeks from 0.562 without gait to 0.762 with gait (sensitivity 72.8%, specificity 73.2%) [56], and an earlier report from the same cohort reported AUCs of 0.80 at 7 days and 0.67 at 30 days [44]. These results derive from one site and require independent validation across camera environments and populations.</w:t>
       </w:r>
     </w:p>
     <w:p>
@@ -7356,7 +7209,7 @@
         <w:pStyle w:val="MDPI31text"/>
       </w:pPr>
       <w:r>
-        <w:t>Horizons ranged from 7–30 days in dementia care [42,54] to 3–12 months in most community and clinical cohorts and 24–60 months in one Parkinson disease cohort [56]. These tasks differ in baseline risk, intervention opportunity, and the acceptable balance of false-positive and false-negative predictions. Fall ascertainment ranged from daily calendars with regular telephone contact to single recall interviews at 12–24 months [17,19] and facility records. Where a first-fall outcome was modelled over time, discrimination attenuated with longer horizons and was absent beyond 12 months [23]. In the only fall-count model, fitted in 15 people with Parkinson disease, explained variance changed from 0.50 to 0.73 after exclusion of participants with more than 10 falls, including one participant who reported 127 falls [45].</w:t>
+        <w:t>Horizons ranged from 7–30 days in dementia care [44,56] to 3–12 months in most community and clinical cohorts and 24–60 months in one Parkinson disease cohort [58]. These tasks differ in baseline risk, intervention opportunity, and the acceptable balance of false-positive and false-negative predictions. Fall ascertainment ranged from daily calendars with regular telephone contact to single recall interviews at 12–24 months [19,21] and facility records. Where a first-fall outcome was modelled over successive intervals, discrimination was lower in later intervals and absent beyond 12 months [25]. In the only fall-count model, fitted in 15 people with Parkinson disease, explained variance changed from 0.50 to 0.73 after exclusion of participants with more than 10 falls, including one participant who reported 127 falls [47].</w:t>
       </w:r>
     </w:p>
     <w:p>
@@ -7372,7 +7225,7 @@
         <w:pStyle w:val="MDPI31text"/>
       </w:pPr>
       <w:r>
-        <w:t>A representative AUC matched to the number of fallers was available for 24 of 37 cohort families. The median was 0.761 (IQR 0.715–0.841; range 0.505–0.990) (Table 3). Estimates declined across validation stages, from a median of 0.771 for apparent performance and 0.762 for internal validation to 0.688 for the only prospectively evaluated fixed score [60] and 0.530 for the only independent external validation [59]. By event-count band, medians were 0.870 for ≤15 fallers, 0.767 for 16–39 fallers, and 0.720 for ≥40 fallers (Figure 2).</w:t>
+        <w:t>A representative AUC with an exact value and a matched number of fallers was available for 24 of 37 cohort families (Supplementary Table S6). The median was 0.761 (IQR 0.715–0.841; range 0.505–0.990) (Table 3). Descriptively, the median was 0.771 for apparent estimates (11 families) and 0.762 for internal validation (11 families), a negligible difference; the single prospectively evaluated fixed score had an AUC of 0.688 [62], and the single independent-cohort evaluation 0.530 [61]. By event-count band, medians were 0.870 for ≤15 fallers, 0.767 for 16–39 fallers, and 0.720 for ≥40 fallers (Figure 2). Because these strata differ in population, outcome, horizon, and model, and the external stratum contains one cohort, the pattern is exploratory and cannot be attributed to validation rigor or sample size alone.</w:t>
       </w:r>
     </w:p>
     <w:p>
@@ -7380,7 +7233,15 @@
         <w:pStyle w:val="MDPI31text"/>
       </w:pPr>
       <w:r>
-        <w:t>The highest values came from very small, flexibly modelled samples: an emergency-department neural network reported a leave-one-out AUC of 0.99 with 14 fallers [49], a post-fracture model an apparent AUC of 0.91 with approximately 10 fallers [61], and a Parkinson disease model an apparent AUC of 0.94 after best-subset selection from 80 candidate measures in 34 participants [55]. Larger or more stringently evaluated studies produced modest or near-chance discrimination: AUCs of 0.495–0.505 for multisensor fusion in 281 community-dwelling adults [39], 0.56 for a secondary prospective analysis in a geriatric clinic [44], 0.67 in repeated hold-out testing of step-based parameters [53], and a sensitivity of 0.61 with specificity of 0.66 in a held-out test set from a 1705-participant cohort [46].</w:t>
+        <w:t>The summaries were moderately sensitive to the selection rule but not to source access (Table 3). Using the lowest and highest gait-containing AUC reported by each family gave medians of 0.720 and 0.785, respectively. Excluding the four families whose representative estimate came from a report assessed without the complete article left 20 families with a median of 0.756 (IQR 0.698–0.820); medians were 0.766 for apparent and 0.756 for internal-validation estimates and 0.870, 0.767, and 0.690 across the three event-count bands. Using the 24-month bound (0.90; 13 fallers) for the family with an unreported exact 24-month AUC [58] left the overall median unchanged.</w:t>
+      </w:r>
+    </w:p>
+    <w:p>
+      <w:pPr>
+        <w:pStyle w:val="MDPI31text"/>
+      </w:pPr>
+      <w:r>
+        <w:t>The highest values came from very small, flexibly modelled samples: an emergency-department neural network reported a leave-one-out AUC of 0.99 (95% CI 0.98–1.00) with 14 fallers [51], a post-fracture model an apparent AUC of 0.91 with about 10 fallers [16], and a Parkinson disease model an apparent AUC of 0.94 (95% CI 0.84–1.00) after best-subset selection from 80 candidate measures in 34 participants [57]. Several larger or more stringently evaluated studies reported modest or near-chance discrimination: AUCs of 0.495–0.505 across repeated splits for multisensor fusion in 281 community-dwelling adults [41], 0.56 (range across resamples 0.33–0.74) in a secondary prospective analysis in a geriatric clinic [46], a mean of 0.67 (SD 0.05 across repeated hold-out splits) for step-based parameters [55], and a sensitivity of 0.61 with a specificity of 0.66 in a held-out test set from a 1705-participant cohort [48].</w:t>
       </w:r>
     </w:p>
     <w:p>
@@ -7394,23 +7255,23 @@
         <w:t>Table 3.</w:t>
       </w:r>
       <w:r>
-        <w:t xml:space="preserve"> Descriptive summary of representative AUCs by validation stage and number of fallers (24 cohort families).</w:t>
+        <w:t xml:space="preserve"> Descriptive summary of representative AUCs and sensitivity analyses.</w:t>
       </w:r>
     </w:p>
     <w:tbl>
       <w:tblPr>
         <w:tblStyle w:val="MDPI41threelinetable"/>
-        <w:tblW w:type="auto" w:w="0"/>
+        <w:tblW w:type="dxa" w:w="7857"/>
         <w:tblLook w:firstColumn="1" w:firstRow="1" w:lastColumn="0" w:lastRow="0" w:noHBand="0" w:noVBand="1" w:val="04A0"/>
+        <w:tblInd w:w="2608" w:type="dxa"/>
         <w:tblLayout w:type="fixed"/>
-        <w:jc w:val="right"/>
       </w:tblPr>
       <w:tblGrid>
-        <w:gridCol w:w="3300"/>
-        <w:gridCol w:w="1300"/>
-        <w:gridCol w:w="1250"/>
-        <w:gridCol w:w="1300"/>
-        <w:gridCol w:w="1300"/>
+        <w:gridCol w:w="2882"/>
+        <w:gridCol w:w="1069"/>
+        <w:gridCol w:w="1581"/>
+        <w:gridCol w:w="1209"/>
+        <w:gridCol w:w="1116"/>
       </w:tblGrid>
       <w:tr>
         <w:trPr>
@@ -7418,7 +7279,7 @@
         </w:trPr>
         <w:tc>
           <w:tcPr>
-            <w:tcW w:type="dxa" w:w="3300"/>
+            <w:tcW w:type="dxa" w:w="2882"/>
           </w:tcPr>
           <w:p>
             <w:pPr>
@@ -7430,13 +7291,13 @@
                 <w:b/>
                 <w:sz w:val="18"/>
               </w:rPr>
-              <w:t>Stratum</w:t>
-            </w:r>
-          </w:p>
-        </w:tc>
-        <w:tc>
-          <w:tcPr>
-            <w:tcW w:type="dxa" w:w="1300"/>
+              <w:t>Analysis or stratum</w:t>
+            </w:r>
+          </w:p>
+        </w:tc>
+        <w:tc>
+          <w:tcPr>
+            <w:tcW w:type="dxa" w:w="1069"/>
           </w:tcPr>
           <w:p>
             <w:pPr>
@@ -7453,7 +7314,7 @@
         </w:tc>
         <w:tc>
           <w:tcPr>
-            <w:tcW w:type="dxa" w:w="1250"/>
+            <w:tcW w:type="dxa" w:w="1581"/>
           </w:tcPr>
           <w:p>
             <w:pPr>
@@ -7470,7 +7331,7 @@
         </w:tc>
         <w:tc>
           <w:tcPr>
-            <w:tcW w:type="dxa" w:w="1300"/>
+            <w:tcW w:type="dxa" w:w="1209"/>
           </w:tcPr>
           <w:p>
             <w:pPr>
@@ -7487,7 +7348,7 @@
         </w:tc>
         <w:tc>
           <w:tcPr>
-            <w:tcW w:type="dxa" w:w="1300"/>
+            <w:tcW w:type="dxa" w:w="1116"/>
           </w:tcPr>
           <w:p>
             <w:pPr>
@@ -7506,24 +7367,25 @@
       <w:tr>
         <w:tc>
           <w:tcPr>
-            <w:tcW w:type="dxa" w:w="3300"/>
-          </w:tcPr>
-          <w:p>
-            <w:pPr>
-              <w:pStyle w:val="MDPI42tablebody"/>
-              <w:jc w:val="left"/>
-            </w:pPr>
-            <w:r>
-              <w:rPr>
-                <w:sz w:val="18"/>
-              </w:rPr>
-              <w:t>All families with a representative AUC</w:t>
-            </w:r>
-          </w:p>
-        </w:tc>
-        <w:tc>
-          <w:tcPr>
-            <w:tcW w:type="dxa" w:w="1300"/>
+            <w:tcW w:type="dxa" w:w="2882"/>
+          </w:tcPr>
+          <w:p>
+            <w:pPr>
+              <w:pStyle w:val="MDPI42tablebody"/>
+              <w:jc w:val="left"/>
+            </w:pPr>
+            <w:r>
+              <w:rPr>
+                <w:b/>
+                <w:sz w:val="18"/>
+              </w:rPr>
+              <w:t>Primary selection (all families with a representative AUC)</w:t>
+            </w:r>
+          </w:p>
+        </w:tc>
+        <w:tc>
+          <w:tcPr>
+            <w:tcW w:type="dxa" w:w="1069"/>
           </w:tcPr>
           <w:p>
             <w:pPr>
@@ -7539,7 +7401,7 @@
         </w:tc>
         <w:tc>
           <w:tcPr>
-            <w:tcW w:type="dxa" w:w="1250"/>
+            <w:tcW w:type="dxa" w:w="1581"/>
           </w:tcPr>
           <w:p>
             <w:pPr>
@@ -7555,7 +7417,7 @@
         </w:tc>
         <w:tc>
           <w:tcPr>
-            <w:tcW w:type="dxa" w:w="1300"/>
+            <w:tcW w:type="dxa" w:w="1209"/>
           </w:tcPr>
           <w:p>
             <w:pPr>
@@ -7571,7 +7433,7 @@
         </w:tc>
         <w:tc>
           <w:tcPr>
-            <w:tcW w:type="dxa" w:w="1300"/>
+            <w:tcW w:type="dxa" w:w="1116"/>
           </w:tcPr>
           <w:p>
             <w:pPr>
@@ -7589,24 +7451,24 @@
       <w:tr>
         <w:tc>
           <w:tcPr>
-            <w:tcW w:type="dxa" w:w="3300"/>
-          </w:tcPr>
-          <w:p>
-            <w:pPr>
-              <w:pStyle w:val="MDPI42tablebody"/>
-              <w:jc w:val="left"/>
-            </w:pPr>
-            <w:r>
-              <w:rPr>
-                <w:sz w:val="18"/>
-              </w:rPr>
-              <w:t>Validation stage: apparent (development data)</w:t>
-            </w:r>
-          </w:p>
-        </w:tc>
-        <w:tc>
-          <w:tcPr>
-            <w:tcW w:type="dxa" w:w="1300"/>
+            <w:tcW w:type="dxa" w:w="2882"/>
+          </w:tcPr>
+          <w:p>
+            <w:pPr>
+              <w:pStyle w:val="MDPI42tablebody"/>
+              <w:jc w:val="left"/>
+            </w:pPr>
+            <w:r>
+              <w:rPr>
+                <w:sz w:val="18"/>
+              </w:rPr>
+              <w:t>Apparent (development data)</w:t>
+            </w:r>
+          </w:p>
+        </w:tc>
+        <w:tc>
+          <w:tcPr>
+            <w:tcW w:type="dxa" w:w="1069"/>
           </w:tcPr>
           <w:p>
             <w:pPr>
@@ -7622,7 +7484,7 @@
         </w:tc>
         <w:tc>
           <w:tcPr>
-            <w:tcW w:type="dxa" w:w="1250"/>
+            <w:tcW w:type="dxa" w:w="1581"/>
           </w:tcPr>
           <w:p>
             <w:pPr>
@@ -7638,7 +7500,7 @@
         </w:tc>
         <w:tc>
           <w:tcPr>
-            <w:tcW w:type="dxa" w:w="1300"/>
+            <w:tcW w:type="dxa" w:w="1209"/>
           </w:tcPr>
           <w:p>
             <w:pPr>
@@ -7654,7 +7516,7 @@
         </w:tc>
         <w:tc>
           <w:tcPr>
-            <w:tcW w:type="dxa" w:w="1300"/>
+            <w:tcW w:type="dxa" w:w="1116"/>
           </w:tcPr>
           <w:p>
             <w:pPr>
@@ -7672,24 +7534,24 @@
       <w:tr>
         <w:tc>
           <w:tcPr>
-            <w:tcW w:type="dxa" w:w="3300"/>
-          </w:tcPr>
-          <w:p>
-            <w:pPr>
-              <w:pStyle w:val="MDPI42tablebody"/>
-              <w:jc w:val="left"/>
-            </w:pPr>
-            <w:r>
-              <w:rPr>
-                <w:sz w:val="18"/>
-              </w:rPr>
-              <w:t>Validation stage: internal validation</w:t>
-            </w:r>
-          </w:p>
-        </w:tc>
-        <w:tc>
-          <w:tcPr>
-            <w:tcW w:type="dxa" w:w="1300"/>
+            <w:tcW w:type="dxa" w:w="2882"/>
+          </w:tcPr>
+          <w:p>
+            <w:pPr>
+              <w:pStyle w:val="MDPI42tablebody"/>
+              <w:jc w:val="left"/>
+            </w:pPr>
+            <w:r>
+              <w:rPr>
+                <w:sz w:val="18"/>
+              </w:rPr>
+              <w:t>Internal validation</w:t>
+            </w:r>
+          </w:p>
+        </w:tc>
+        <w:tc>
+          <w:tcPr>
+            <w:tcW w:type="dxa" w:w="1069"/>
           </w:tcPr>
           <w:p>
             <w:pPr>
@@ -7705,7 +7567,7 @@
         </w:tc>
         <w:tc>
           <w:tcPr>
-            <w:tcW w:type="dxa" w:w="1250"/>
+            <w:tcW w:type="dxa" w:w="1581"/>
           </w:tcPr>
           <w:p>
             <w:pPr>
@@ -7721,7 +7583,7 @@
         </w:tc>
         <w:tc>
           <w:tcPr>
-            <w:tcW w:type="dxa" w:w="1300"/>
+            <w:tcW w:type="dxa" w:w="1209"/>
           </w:tcPr>
           <w:p>
             <w:pPr>
@@ -7737,7 +7599,7 @@
         </w:tc>
         <w:tc>
           <w:tcPr>
-            <w:tcW w:type="dxa" w:w="1300"/>
+            <w:tcW w:type="dxa" w:w="1116"/>
           </w:tcPr>
           <w:p>
             <w:pPr>
@@ -7755,24 +7617,24 @@
       <w:tr>
         <w:tc>
           <w:tcPr>
-            <w:tcW w:type="dxa" w:w="3300"/>
-          </w:tcPr>
-          <w:p>
-            <w:pPr>
-              <w:pStyle w:val="MDPI42tablebody"/>
-              <w:jc w:val="left"/>
-            </w:pPr>
-            <w:r>
-              <w:rPr>
-                <w:sz w:val="18"/>
-              </w:rPr>
-              <w:t>Validation stage: prospective fixed-score evaluation</w:t>
-            </w:r>
-          </w:p>
-        </w:tc>
-        <w:tc>
-          <w:tcPr>
-            <w:tcW w:type="dxa" w:w="1300"/>
+            <w:tcW w:type="dxa" w:w="2882"/>
+          </w:tcPr>
+          <w:p>
+            <w:pPr>
+              <w:pStyle w:val="MDPI42tablebody"/>
+              <w:jc w:val="left"/>
+            </w:pPr>
+            <w:r>
+              <w:rPr>
+                <w:sz w:val="18"/>
+              </w:rPr>
+              <w:t>Prospective fixed-score evaluation</w:t>
+            </w:r>
+          </w:p>
+        </w:tc>
+        <w:tc>
+          <w:tcPr>
+            <w:tcW w:type="dxa" w:w="1069"/>
           </w:tcPr>
           <w:p>
             <w:pPr>
@@ -7788,7 +7650,7 @@
         </w:tc>
         <w:tc>
           <w:tcPr>
-            <w:tcW w:type="dxa" w:w="1250"/>
+            <w:tcW w:type="dxa" w:w="1581"/>
           </w:tcPr>
           <w:p>
             <w:pPr>
@@ -7804,7 +7666,7 @@
         </w:tc>
         <w:tc>
           <w:tcPr>
-            <w:tcW w:type="dxa" w:w="1300"/>
+            <w:tcW w:type="dxa" w:w="1209"/>
           </w:tcPr>
           <w:p>
             <w:pPr>
@@ -7820,7 +7682,7 @@
         </w:tc>
         <w:tc>
           <w:tcPr>
-            <w:tcW w:type="dxa" w:w="1300"/>
+            <w:tcW w:type="dxa" w:w="1116"/>
           </w:tcPr>
           <w:p>
             <w:pPr>
@@ -7838,24 +7700,24 @@
       <w:tr>
         <w:tc>
           <w:tcPr>
-            <w:tcW w:type="dxa" w:w="3300"/>
-          </w:tcPr>
-          <w:p>
-            <w:pPr>
-              <w:pStyle w:val="MDPI42tablebody"/>
-              <w:jc w:val="left"/>
-            </w:pPr>
-            <w:r>
-              <w:rPr>
-                <w:sz w:val="18"/>
-              </w:rPr>
-              <w:t>Validation stage: independent external validation</w:t>
-            </w:r>
-          </w:p>
-        </w:tc>
-        <w:tc>
-          <w:tcPr>
-            <w:tcW w:type="dxa" w:w="1300"/>
+            <w:tcW w:type="dxa" w:w="2882"/>
+          </w:tcPr>
+          <w:p>
+            <w:pPr>
+              <w:pStyle w:val="MDPI42tablebody"/>
+              <w:jc w:val="left"/>
+            </w:pPr>
+            <w:r>
+              <w:rPr>
+                <w:sz w:val="18"/>
+              </w:rPr>
+              <w:t>Independent-cohort evaluation (original coefficients)</w:t>
+            </w:r>
+          </w:p>
+        </w:tc>
+        <w:tc>
+          <w:tcPr>
+            <w:tcW w:type="dxa" w:w="1069"/>
           </w:tcPr>
           <w:p>
             <w:pPr>
@@ -7871,7 +7733,7 @@
         </w:tc>
         <w:tc>
           <w:tcPr>
-            <w:tcW w:type="dxa" w:w="1250"/>
+            <w:tcW w:type="dxa" w:w="1581"/>
           </w:tcPr>
           <w:p>
             <w:pPr>
@@ -7887,7 +7749,7 @@
         </w:tc>
         <w:tc>
           <w:tcPr>
-            <w:tcW w:type="dxa" w:w="1300"/>
+            <w:tcW w:type="dxa" w:w="1209"/>
           </w:tcPr>
           <w:p>
             <w:pPr>
@@ -7903,7 +7765,7 @@
         </w:tc>
         <w:tc>
           <w:tcPr>
-            <w:tcW w:type="dxa" w:w="1300"/>
+            <w:tcW w:type="dxa" w:w="1116"/>
           </w:tcPr>
           <w:p>
             <w:pPr>
@@ -7921,7 +7783,7 @@
       <w:tr>
         <w:tc>
           <w:tcPr>
-            <w:tcW w:type="dxa" w:w="3300"/>
+            <w:tcW w:type="dxa" w:w="2882"/>
           </w:tcPr>
           <w:p>
             <w:pPr>
@@ -7938,7 +7800,7 @@
         </w:tc>
         <w:tc>
           <w:tcPr>
-            <w:tcW w:type="dxa" w:w="1300"/>
+            <w:tcW w:type="dxa" w:w="1069"/>
           </w:tcPr>
           <w:p>
             <w:pPr>
@@ -7954,7 +7816,7 @@
         </w:tc>
         <w:tc>
           <w:tcPr>
-            <w:tcW w:type="dxa" w:w="1250"/>
+            <w:tcW w:type="dxa" w:w="1581"/>
           </w:tcPr>
           <w:p>
             <w:pPr>
@@ -7970,7 +7832,7 @@
         </w:tc>
         <w:tc>
           <w:tcPr>
-            <w:tcW w:type="dxa" w:w="1300"/>
+            <w:tcW w:type="dxa" w:w="1209"/>
           </w:tcPr>
           <w:p>
             <w:pPr>
@@ -7986,7 +7848,7 @@
         </w:tc>
         <w:tc>
           <w:tcPr>
-            <w:tcW w:type="dxa" w:w="1300"/>
+            <w:tcW w:type="dxa" w:w="1116"/>
           </w:tcPr>
           <w:p>
             <w:pPr>
@@ -8004,7 +7866,7 @@
       <w:tr>
         <w:tc>
           <w:tcPr>
-            <w:tcW w:type="dxa" w:w="3300"/>
+            <w:tcW w:type="dxa" w:w="2882"/>
           </w:tcPr>
           <w:p>
             <w:pPr>
@@ -8021,7 +7883,7 @@
         </w:tc>
         <w:tc>
           <w:tcPr>
-            <w:tcW w:type="dxa" w:w="1300"/>
+            <w:tcW w:type="dxa" w:w="1069"/>
           </w:tcPr>
           <w:p>
             <w:pPr>
@@ -8037,7 +7899,7 @@
         </w:tc>
         <w:tc>
           <w:tcPr>
-            <w:tcW w:type="dxa" w:w="1250"/>
+            <w:tcW w:type="dxa" w:w="1581"/>
           </w:tcPr>
           <w:p>
             <w:pPr>
@@ -8053,7 +7915,7 @@
         </w:tc>
         <w:tc>
           <w:tcPr>
-            <w:tcW w:type="dxa" w:w="1300"/>
+            <w:tcW w:type="dxa" w:w="1209"/>
           </w:tcPr>
           <w:p>
             <w:pPr>
@@ -8069,7 +7931,7 @@
         </w:tc>
         <w:tc>
           <w:tcPr>
-            <w:tcW w:type="dxa" w:w="1300"/>
+            <w:tcW w:type="dxa" w:w="1116"/>
           </w:tcPr>
           <w:p>
             <w:pPr>
@@ -8087,7 +7949,7 @@
       <w:tr>
         <w:tc>
           <w:tcPr>
-            <w:tcW w:type="dxa" w:w="3300"/>
+            <w:tcW w:type="dxa" w:w="2882"/>
           </w:tcPr>
           <w:p>
             <w:pPr>
@@ -8104,7 +7966,7 @@
         </w:tc>
         <w:tc>
           <w:tcPr>
-            <w:tcW w:type="dxa" w:w="1300"/>
+            <w:tcW w:type="dxa" w:w="1069"/>
           </w:tcPr>
           <w:p>
             <w:pPr>
@@ -8120,7 +7982,7 @@
         </w:tc>
         <w:tc>
           <w:tcPr>
-            <w:tcW w:type="dxa" w:w="1250"/>
+            <w:tcW w:type="dxa" w:w="1581"/>
           </w:tcPr>
           <w:p>
             <w:pPr>
@@ -8136,7 +7998,7 @@
         </w:tc>
         <w:tc>
           <w:tcPr>
-            <w:tcW w:type="dxa" w:w="1300"/>
+            <w:tcW w:type="dxa" w:w="1209"/>
           </w:tcPr>
           <w:p>
             <w:pPr>
@@ -8152,7 +8014,7 @@
         </w:tc>
         <w:tc>
           <w:tcPr>
-            <w:tcW w:type="dxa" w:w="1300"/>
+            <w:tcW w:type="dxa" w:w="1116"/>
           </w:tcPr>
           <w:p>
             <w:pPr>
@@ -8163,6 +8025,564 @@
                 <w:sz w:val="18"/>
               </w:rPr>
               <w:t>0.505–0.780</w:t>
+            </w:r>
+          </w:p>
+        </w:tc>
+      </w:tr>
+      <w:tr>
+        <w:tc>
+          <w:tcPr>
+            <w:tcW w:type="dxa" w:w="2882"/>
+          </w:tcPr>
+          <w:p>
+            <w:pPr>
+              <w:pStyle w:val="MDPI42tablebody"/>
+              <w:jc w:val="left"/>
+            </w:pPr>
+            <w:r>
+              <w:rPr>
+                <w:b/>
+                <w:sz w:val="18"/>
+              </w:rPr>
+              <w:t>Sensitivity analyses</w:t>
+            </w:r>
+          </w:p>
+        </w:tc>
+        <w:tc>
+          <w:tcPr>
+            <w:tcW w:type="dxa" w:w="1069"/>
+          </w:tcPr>
+          <w:p>
+            <w:pPr>
+              <w:pStyle w:val="MDPI42tablebody"/>
+            </w:pPr>
+          </w:p>
+        </w:tc>
+        <w:tc>
+          <w:tcPr>
+            <w:tcW w:type="dxa" w:w="1581"/>
+          </w:tcPr>
+          <w:p>
+            <w:pPr>
+              <w:pStyle w:val="MDPI42tablebody"/>
+            </w:pPr>
+          </w:p>
+        </w:tc>
+        <w:tc>
+          <w:tcPr>
+            <w:tcW w:type="dxa" w:w="1209"/>
+          </w:tcPr>
+          <w:p>
+            <w:pPr>
+              <w:pStyle w:val="MDPI42tablebody"/>
+            </w:pPr>
+          </w:p>
+        </w:tc>
+        <w:tc>
+          <w:tcPr>
+            <w:tcW w:type="dxa" w:w="1116"/>
+          </w:tcPr>
+          <w:p>
+            <w:pPr>
+              <w:pStyle w:val="MDPI42tablebody"/>
+            </w:pPr>
+          </w:p>
+        </w:tc>
+      </w:tr>
+      <w:tr>
+        <w:tc>
+          <w:tcPr>
+            <w:tcW w:type="dxa" w:w="2882"/>
+          </w:tcPr>
+          <w:p>
+            <w:pPr>
+              <w:pStyle w:val="MDPI42tablebody"/>
+              <w:jc w:val="left"/>
+            </w:pPr>
+            <w:r>
+              <w:rPr>
+                <w:sz w:val="18"/>
+              </w:rPr>
+              <w:t>Lowest gait-containing AUC per family</w:t>
+            </w:r>
+          </w:p>
+        </w:tc>
+        <w:tc>
+          <w:tcPr>
+            <w:tcW w:type="dxa" w:w="1069"/>
+          </w:tcPr>
+          <w:p>
+            <w:pPr>
+              <w:pStyle w:val="MDPI42tablebody"/>
+            </w:pPr>
+            <w:r>
+              <w:rPr>
+                <w:sz w:val="18"/>
+              </w:rPr>
+              <w:t>24</w:t>
+            </w:r>
+          </w:p>
+        </w:tc>
+        <w:tc>
+          <w:tcPr>
+            <w:tcW w:type="dxa" w:w="1581"/>
+          </w:tcPr>
+          <w:p>
+            <w:pPr>
+              <w:pStyle w:val="MDPI42tablebody"/>
+            </w:pPr>
+            <w:r>
+              <w:rPr>
+                <w:sz w:val="18"/>
+              </w:rPr>
+              <w:t>0.720</w:t>
+            </w:r>
+          </w:p>
+        </w:tc>
+        <w:tc>
+          <w:tcPr>
+            <w:tcW w:type="dxa" w:w="1209"/>
+          </w:tcPr>
+          <w:p>
+            <w:pPr>
+              <w:pStyle w:val="MDPI42tablebody"/>
+            </w:pPr>
+            <w:r>
+              <w:rPr>
+                <w:sz w:val="18"/>
+              </w:rPr>
+              <w:t>0.672–0.795</w:t>
+            </w:r>
+          </w:p>
+        </w:tc>
+        <w:tc>
+          <w:tcPr>
+            <w:tcW w:type="dxa" w:w="1116"/>
+          </w:tcPr>
+          <w:p>
+            <w:pPr>
+              <w:pStyle w:val="MDPI42tablebody"/>
+            </w:pPr>
+            <w:r>
+              <w:rPr>
+                <w:sz w:val="18"/>
+              </w:rPr>
+              <w:t>0.490–0.990</w:t>
+            </w:r>
+          </w:p>
+        </w:tc>
+      </w:tr>
+      <w:tr>
+        <w:tc>
+          <w:tcPr>
+            <w:tcW w:type="dxa" w:w="2882"/>
+          </w:tcPr>
+          <w:p>
+            <w:pPr>
+              <w:pStyle w:val="MDPI42tablebody"/>
+              <w:jc w:val="left"/>
+            </w:pPr>
+            <w:r>
+              <w:rPr>
+                <w:sz w:val="18"/>
+              </w:rPr>
+              <w:t>Highest gait-containing AUC per family</w:t>
+            </w:r>
+          </w:p>
+        </w:tc>
+        <w:tc>
+          <w:tcPr>
+            <w:tcW w:type="dxa" w:w="1069"/>
+          </w:tcPr>
+          <w:p>
+            <w:pPr>
+              <w:pStyle w:val="MDPI42tablebody"/>
+            </w:pPr>
+            <w:r>
+              <w:rPr>
+                <w:sz w:val="18"/>
+              </w:rPr>
+              <w:t>24</w:t>
+            </w:r>
+          </w:p>
+        </w:tc>
+        <w:tc>
+          <w:tcPr>
+            <w:tcW w:type="dxa" w:w="1581"/>
+          </w:tcPr>
+          <w:p>
+            <w:pPr>
+              <w:pStyle w:val="MDPI42tablebody"/>
+            </w:pPr>
+            <w:r>
+              <w:rPr>
+                <w:sz w:val="18"/>
+              </w:rPr>
+              <w:t>0.785</w:t>
+            </w:r>
+          </w:p>
+        </w:tc>
+        <w:tc>
+          <w:tcPr>
+            <w:tcW w:type="dxa" w:w="1209"/>
+          </w:tcPr>
+          <w:p>
+            <w:pPr>
+              <w:pStyle w:val="MDPI42tablebody"/>
+            </w:pPr>
+            <w:r>
+              <w:rPr>
+                <w:sz w:val="18"/>
+              </w:rPr>
+              <w:t>0.715–0.870</w:t>
+            </w:r>
+          </w:p>
+        </w:tc>
+        <w:tc>
+          <w:tcPr>
+            <w:tcW w:type="dxa" w:w="1116"/>
+          </w:tcPr>
+          <w:p>
+            <w:pPr>
+              <w:pStyle w:val="MDPI42tablebody"/>
+            </w:pPr>
+            <w:r>
+              <w:rPr>
+                <w:sz w:val="18"/>
+              </w:rPr>
+              <w:t>0.505–0.990</w:t>
+            </w:r>
+          </w:p>
+        </w:tc>
+      </w:tr>
+      <w:tr>
+        <w:tc>
+          <w:tcPr>
+            <w:tcW w:type="dxa" w:w="2882"/>
+          </w:tcPr>
+          <w:p>
+            <w:pPr>
+              <w:pStyle w:val="MDPI42tablebody"/>
+              <w:jc w:val="left"/>
+            </w:pPr>
+            <w:r>
+              <w:rPr>
+                <w:sz w:val="18"/>
+              </w:rPr>
+              <w:t>Excluding reports without complete-article access</w:t>
+            </w:r>
+          </w:p>
+        </w:tc>
+        <w:tc>
+          <w:tcPr>
+            <w:tcW w:type="dxa" w:w="1069"/>
+          </w:tcPr>
+          <w:p>
+            <w:pPr>
+              <w:pStyle w:val="MDPI42tablebody"/>
+            </w:pPr>
+            <w:r>
+              <w:rPr>
+                <w:sz w:val="18"/>
+              </w:rPr>
+              <w:t>20</w:t>
+            </w:r>
+          </w:p>
+        </w:tc>
+        <w:tc>
+          <w:tcPr>
+            <w:tcW w:type="dxa" w:w="1581"/>
+          </w:tcPr>
+          <w:p>
+            <w:pPr>
+              <w:pStyle w:val="MDPI42tablebody"/>
+            </w:pPr>
+            <w:r>
+              <w:rPr>
+                <w:sz w:val="18"/>
+              </w:rPr>
+              <w:t>0.756</w:t>
+            </w:r>
+          </w:p>
+        </w:tc>
+        <w:tc>
+          <w:tcPr>
+            <w:tcW w:type="dxa" w:w="1209"/>
+          </w:tcPr>
+          <w:p>
+            <w:pPr>
+              <w:pStyle w:val="MDPI42tablebody"/>
+            </w:pPr>
+            <w:r>
+              <w:rPr>
+                <w:sz w:val="18"/>
+              </w:rPr>
+              <w:t>0.698–0.820</w:t>
+            </w:r>
+          </w:p>
+        </w:tc>
+        <w:tc>
+          <w:tcPr>
+            <w:tcW w:type="dxa" w:w="1116"/>
+          </w:tcPr>
+          <w:p>
+            <w:pPr>
+              <w:pStyle w:val="MDPI42tablebody"/>
+            </w:pPr>
+            <w:r>
+              <w:rPr>
+                <w:sz w:val="18"/>
+              </w:rPr>
+              <w:t>0.505–0.990</w:t>
+            </w:r>
+          </w:p>
+        </w:tc>
+      </w:tr>
+      <w:tr>
+        <w:tc>
+          <w:tcPr>
+            <w:tcW w:type="dxa" w:w="2882"/>
+          </w:tcPr>
+          <w:p>
+            <w:pPr>
+              <w:pStyle w:val="MDPI42tablebody"/>
+              <w:jc w:val="left"/>
+            </w:pPr>
+            <w:r>
+              <w:rPr>
+                <w:sz w:val="18"/>
+              </w:rPr>
+              <w:t xml:space="preserve">  Apparent / internal validation</w:t>
+            </w:r>
+          </w:p>
+        </w:tc>
+        <w:tc>
+          <w:tcPr>
+            <w:tcW w:type="dxa" w:w="1069"/>
+          </w:tcPr>
+          <w:p>
+            <w:pPr>
+              <w:pStyle w:val="MDPI42tablebody"/>
+            </w:pPr>
+            <w:r>
+              <w:rPr>
+                <w:sz w:val="18"/>
+              </w:rPr>
+              <w:t>8 / 10</w:t>
+            </w:r>
+          </w:p>
+        </w:tc>
+        <w:tc>
+          <w:tcPr>
+            <w:tcW w:type="dxa" w:w="1581"/>
+          </w:tcPr>
+          <w:p>
+            <w:pPr>
+              <w:pStyle w:val="MDPI42tablebody"/>
+            </w:pPr>
+            <w:r>
+              <w:rPr>
+                <w:sz w:val="18"/>
+              </w:rPr>
+              <w:t>0.766 / 0.756</w:t>
+            </w:r>
+          </w:p>
+        </w:tc>
+        <w:tc>
+          <w:tcPr>
+            <w:tcW w:type="dxa" w:w="1209"/>
+          </w:tcPr>
+          <w:p>
+            <w:pPr>
+              <w:pStyle w:val="MDPI42tablebody"/>
+            </w:pPr>
+            <w:r>
+              <w:rPr>
+                <w:sz w:val="18"/>
+              </w:rPr>
+              <w:t>—</w:t>
+            </w:r>
+          </w:p>
+        </w:tc>
+        <w:tc>
+          <w:tcPr>
+            <w:tcW w:type="dxa" w:w="1116"/>
+          </w:tcPr>
+          <w:p>
+            <w:pPr>
+              <w:pStyle w:val="MDPI42tablebody"/>
+            </w:pPr>
+            <w:r>
+              <w:rPr>
+                <w:sz w:val="18"/>
+              </w:rPr>
+              <w:t>—</w:t>
+            </w:r>
+          </w:p>
+        </w:tc>
+      </w:tr>
+      <w:tr>
+        <w:tc>
+          <w:tcPr>
+            <w:tcW w:type="dxa" w:w="2882"/>
+          </w:tcPr>
+          <w:p>
+            <w:pPr>
+              <w:pStyle w:val="MDPI42tablebody"/>
+              <w:jc w:val="left"/>
+            </w:pPr>
+            <w:r>
+              <w:rPr>
+                <w:sz w:val="18"/>
+              </w:rPr>
+              <w:t xml:space="preserve">  Fallers ≤15 / 16–39 / ≥40</w:t>
+            </w:r>
+          </w:p>
+        </w:tc>
+        <w:tc>
+          <w:tcPr>
+            <w:tcW w:type="dxa" w:w="1069"/>
+          </w:tcPr>
+          <w:p>
+            <w:pPr>
+              <w:pStyle w:val="MDPI42tablebody"/>
+            </w:pPr>
+            <w:r>
+              <w:rPr>
+                <w:sz w:val="18"/>
+              </w:rPr>
+              <w:t>5 / 10 / 5</w:t>
+            </w:r>
+          </w:p>
+        </w:tc>
+        <w:tc>
+          <w:tcPr>
+            <w:tcW w:type="dxa" w:w="1581"/>
+          </w:tcPr>
+          <w:p>
+            <w:pPr>
+              <w:pStyle w:val="MDPI42tablebody"/>
+            </w:pPr>
+            <w:r>
+              <w:rPr>
+                <w:sz w:val="18"/>
+              </w:rPr>
+              <w:t>0.870 / 0.767 / 0.690</w:t>
+            </w:r>
+          </w:p>
+        </w:tc>
+        <w:tc>
+          <w:tcPr>
+            <w:tcW w:type="dxa" w:w="1209"/>
+          </w:tcPr>
+          <w:p>
+            <w:pPr>
+              <w:pStyle w:val="MDPI42tablebody"/>
+            </w:pPr>
+            <w:r>
+              <w:rPr>
+                <w:sz w:val="18"/>
+              </w:rPr>
+              <w:t>—</w:t>
+            </w:r>
+          </w:p>
+        </w:tc>
+        <w:tc>
+          <w:tcPr>
+            <w:tcW w:type="dxa" w:w="1116"/>
+          </w:tcPr>
+          <w:p>
+            <w:pPr>
+              <w:pStyle w:val="MDPI42tablebody"/>
+            </w:pPr>
+            <w:r>
+              <w:rPr>
+                <w:sz w:val="18"/>
+              </w:rPr>
+              <w:t>—</w:t>
+            </w:r>
+          </w:p>
+        </w:tc>
+      </w:tr>
+      <w:tr>
+        <w:tc>
+          <w:tcPr>
+            <w:tcW w:type="dxa" w:w="2882"/>
+          </w:tcPr>
+          <w:p>
+            <w:pPr>
+              <w:pStyle w:val="MDPI42tablebody"/>
+              <w:jc w:val="left"/>
+            </w:pPr>
+            <w:r>
+              <w:rPr>
+                <w:sz w:val="18"/>
+              </w:rPr>
+              <w:t>24-month bound (0.90; 13 fallers) for Sotirakis 2024</w:t>
+            </w:r>
+          </w:p>
+        </w:tc>
+        <w:tc>
+          <w:tcPr>
+            <w:tcW w:type="dxa" w:w="1069"/>
+          </w:tcPr>
+          <w:p>
+            <w:pPr>
+              <w:pStyle w:val="MDPI42tablebody"/>
+            </w:pPr>
+            <w:r>
+              <w:rPr>
+                <w:sz w:val="18"/>
+              </w:rPr>
+              <w:t>24</w:t>
+            </w:r>
+          </w:p>
+        </w:tc>
+        <w:tc>
+          <w:tcPr>
+            <w:tcW w:type="dxa" w:w="1581"/>
+          </w:tcPr>
+          <w:p>
+            <w:pPr>
+              <w:pStyle w:val="MDPI42tablebody"/>
+            </w:pPr>
+            <w:r>
+              <w:rPr>
+                <w:sz w:val="18"/>
+              </w:rPr>
+              <w:t>0.761</w:t>
+            </w:r>
+          </w:p>
+        </w:tc>
+        <w:tc>
+          <w:tcPr>
+            <w:tcW w:type="dxa" w:w="1209"/>
+          </w:tcPr>
+          <w:p>
+            <w:pPr>
+              <w:pStyle w:val="MDPI42tablebody"/>
+            </w:pPr>
+            <w:r>
+              <w:rPr>
+                <w:sz w:val="18"/>
+              </w:rPr>
+              <w:t>0.715–0.846</w:t>
+            </w:r>
+          </w:p>
+        </w:tc>
+        <w:tc>
+          <w:tcPr>
+            <w:tcW w:type="dxa" w:w="1116"/>
+          </w:tcPr>
+          <w:p>
+            <w:pPr>
+              <w:pStyle w:val="MDPI42tablebody"/>
+            </w:pPr>
+            <w:r>
+              <w:rPr>
+                <w:sz w:val="18"/>
+              </w:rPr>
+              <w:t>0.505–0.990</w:t>
             </w:r>
           </w:p>
         </w:tc>
@@ -8173,7 +8593,7 @@
         <w:pStyle w:val="MDPI43tablefooter"/>
       </w:pPr>
       <w:r>
-        <w:t>Summaries are unweighted and descriptive; they are not pooled estimates and do not account for differences in population, outcome, or horizon. One representative estimate per cohort family was selected using the hierarchy described in Section 2.8. AUC: area under the receiver operating characteristic curve; IQR: interquartile range.</w:t>
+        <w:t>Summaries are unweighted, descriptive, and exploratory; they are not pooled estimates and do not account for differences in population, outcome, horizon, or model. Each selection and the alternative values used in the sensitivity analyses are listed in Supplementary Table S6. AUC: area under the receiver operating characteristic curve; IQR: interquartile range.</w:t>
       </w:r>
     </w:p>
     <w:p>
@@ -8183,7 +8603,7 @@
       <w:r>
         <w:drawing>
           <wp:inline xmlns:a="http://schemas.openxmlformats.org/drawingml/2006/main" xmlns:pic="http://schemas.openxmlformats.org/drawingml/2006/picture">
-            <wp:extent cx="5760000" cy="4371864"/>
+            <wp:extent cx="4968000" cy="3877303"/>
             <wp:docPr id="2" name="Picture 2"/>
             <wp:cNvGraphicFramePr>
               <a:graphicFrameLocks noChangeAspect="1"/>
@@ -8196,7 +8616,7 @@
                     <pic:cNvPicPr/>
                   </pic:nvPicPr>
                   <pic:blipFill>
-                    <a:blip r:embed="rId24"/>
+                    <a:blip r:embed="rId18"/>
                     <a:stretch>
                       <a:fillRect/>
                     </a:stretch>
@@ -8204,7 +8624,7 @@
                   <pic:spPr>
                     <a:xfrm>
                       <a:off x="0" y="0"/>
-                      <a:ext cx="5760000" cy="4371864"/>
+                      <a:ext cx="4968000" cy="3877303"/>
                     </a:xfrm>
                     <a:prstGeom prst="rect"/>
                   </pic:spPr>
@@ -8229,7 +8649,7 @@
         <w:t xml:space="preserve"> Representative AUC plotted against the number of participants with the outcome, by validation stage.</w:t>
       </w:r>
       <w:r>
-        <w:t xml:space="preserve"> Each point represents one of 24 independent cohort families with an AUC matched to the number of fallers. The fall count for Giardini 2025 (about 10) was derived from rounded percentages, and the rolling-window model of Adeli 2023 is positioned by the number of unique fallers. Internal-validation estimates may remain optimistic when model development was not fully nested within resampling. No pooled estimate or trend was calculated. AUC: area under the receiver operating characteristic curve.</w:t>
+        <w:t xml:space="preserve"> Each marker represents one of 24 independent cohort families with an exact AUC matched to the number of fallers; open markers indicate estimates from reports assessed without the complete article. Vertical bars show the 95% confidence interval or the range across resamples where reported. The fall count for Giardini 2025 (about 10) is approximate, and the rolling-window model of Adeli 2023 is positioned by the number of unique fallers. The pattern is descriptive and exploratory; no pooled estimate or trend was calculated. AUC: area under the receiver operating characteristic curve.</w:t>
       </w:r>
     </w:p>
     <w:p>
@@ -8245,7 +8665,7 @@
         <w:pStyle w:val="MDPI31text"/>
       </w:pPr>
       <w:r>
-        <w:t>Several reports compared gait-containing models with clinical information in the same participants. Daily-life accelerometry increased the apparent AUC from 0.68 for questionnaires and clinical tests to 0.82 in community-dwelling adults [25]; instrumented stand-and-walk measures increased it from 0.685 for age and fall history to 0.751 in older men [51]; selected daily-life gait and turning features increased it from 0.77 for fall history to 0.94 in Parkinson disease [55]; and in neurological rehabilitation, adding Timed Up and Go turning duration to fall history increased the AUC only from 0.66 to 0.69, the same gain as a clinical balance scale [50]. In the largest emergency-department cohort (360 participants; 94 fallers), adding four IMU-derived features to nine clinical predictors increased the AUC from 0.67 to 0.72 (</w:t>
+        <w:t>Several reports compared gait-containing models with clinical information in the same participants. Daily-life accelerometry was associated with an increase in the apparent AUC from 0.68 for questionnaires and clinical tests to 0.82 in community-dwelling adults [27]; instrumented stand-and-walk measures with an increase from 0.685 for age and fall history to 0.751 (95% CI 0.680–0.821) in older men [53]; and selected daily-life gait and turning features with an increase from 0.77 for fall history to 0.94 in Parkinson disease [57]. In neurological rehabilitation, adding Timed Up and Go turning duration to fall history increased the AUC only from 0.66 to 0.69, the same gain as a clinical balance scale [52]. In the largest emergency-department cohort (360 participants; 94 fallers), adding four IMU-derived features to nine clinical predictors increased the AUC from 0.67 to 0.72 (</w:t>
       </w:r>
       <w:r>
         <w:rPr>
@@ -8254,7 +8674,7 @@
         <w:t>p</w:t>
       </w:r>
       <w:r>
-        <w:t xml:space="preserve"> = 0.19) and, at a prespecified 30% risk threshold, sensitivity from 0.45 to 0.57 and specificity from 0.76 to 0.80 [15]. All these increments were estimated in the development data without optimism correction.</w:t>
+        <w:t xml:space="preserve"> = 0.19) and, at a prespecified 30% risk threshold, sensitivity from 0.45 to 0.57 and specificity from 0.76 to 0.80 [15]. All these increments were estimated in the development data without reported optimism correction and should be regarded as upper bounds.</w:t>
       </w:r>
     </w:p>
     <w:p>
@@ -8262,7 +8682,7 @@
         <w:pStyle w:val="MDPI22heading2"/>
       </w:pPr>
       <w:r>
-        <w:t>3.8. Calibration, Clinical Utility, and Independent Validation</w:t>
+        <w:t>3.8. Calibration, Clinical Utility, and Independent-Cohort Evaluation</w:t>
       </w:r>
     </w:p>
     <w:p>
@@ -8270,7 +8690,7 @@
         <w:pStyle w:val="MDPI31text"/>
       </w:pPr>
       <w:r>
-        <w:t>Calibration-related information was reported in 5 of 47 reports: Brier scores in two [17,18], Hosmer–Lemeshow tests in one [25], a qualitative comparison of predicted and observed survival in one [42], and calibration intercepts and slopes in one [59]. No report presented a calibration plot, and none reported decision-curve analysis, net benefit, or the effect of model use on clinical decisions or fall rates. Operating points were frequently unbalanced: a deep-learning model with an AUC of 0.78 had a sensitivity of 0.33 at its best-AUC setting [58], a commercial score achieved a sensitivity of 1.00 but a specificity of 0.375 and positive predictive value of 0.20 [60], and a sensor-supplemented Timed Up and Go rule had a specificity of 95.9% but a sensitivity of 29.2% [47].</w:t>
+        <w:t>Calibration intercept and slope were reported in one of 47 reports [61]. Four further reports provided related information that does not establish calibration: Brier scores, which measure overall accuracy, in two [19,20]; Hosmer–Lemeshow goodness-of-fit tests in one [27]; and a qualitative comparison of predicted and observed survival in one [44]. No report presented a calibration plot, and none reported decision-curve analysis, net benefit, or the effect of model use on clinical decisions or fall rates. Operating points were frequently unbalanced: a deep-learning model with an AUC of 0.78 had a sensitivity of 0.33 [60], a commercial score achieved a sensitivity of 1.00 but a specificity of 0.375 and positive predictive value of 0.20 [62], and a sensor-supplemented Timed Up and Go rule had a specificity of 95.9% but a sensitivity of 29.2% [49].</w:t>
       </w:r>
     </w:p>
     <w:p>
@@ -8278,7 +8698,7 @@
         <w:pStyle w:val="MDPI31text"/>
       </w:pPr>
       <w:r>
-        <w:t>The single independent external validation applied three published questionnaire and trunk-accelerometry models to 263 new participants, of whom 105 fell [59]. Gait-containing models achieved AUCs of 0.49–0.59, sensitivities of 0.32–0.55, and specificities of 0.45–0.89, and a questionnaire-only comparator performed at least as well (AUC up to 0.68). The published models were miscalibrated in the new cohort (for example, calibration intercept −0.83 and slope 1.40 for the combined model for all falls), and recalibration or updating recovered little discrimination. Predictor processing, however, differed from the original development, so this study tests transportability of the published models rather than of their exact pipelines. A separate prospective blind test of a random-forest classifier trained on fall history reported an accuracy of 81.6% but included only 44 participants and 9 fallers [43]. No model had been validated in more than one independent cohort.</w:t>
+        <w:t>The single independent-cohort evaluation applied three previously published questionnaire and trunk-accelerometry models, with their original coefficients and cut-offs, to 263 new participants, of whom 105 fell [61]. Before any updating, the gait-containing models achieved AUCs of 0.49–0.59, sensitivities of 0.32–0.55, and specificities of 0.45–0.89, and a questionnaire-only comparator performed at least as well (AUC up to 0.68). The original models were miscalibrated in the new cohort (for example, calibration intercept −0.83 and slope 1.40 for the combined model for all falls). After recalibration and updating in the same cohort, AUCs of the gait-containing models were 0.51–0.62; these updated estimates are target-sample results rather than external validation. Because predictor processing differed from the original development pipeline, this study is an independent-cohort evaluation of the published models but not a faithful replication of their complete sensor-to-model pipelines. A separate prospective blind test of a random-forest classifier trained on fall history reported an accuracy of 81.6% (±0.7%, dispersion type not specified) in 44 participants with 9 fallers [45]. No model had been evaluated in more than one independent cohort.</w:t>
       </w:r>
     </w:p>
     <w:p>
@@ -8294,7 +8714,7 @@
         <w:pStyle w:val="MDPI31text"/>
       </w:pPr>
       <w:r>
-        <w:t>All 45 development assessments (PROBAST+AI Part A) were at high overall concern, and all 47 evaluation assessments (Part B) were at high overall risk of bias (Figure 3; Supplementary Table S5). The analysis domain drove these judgments: it was rated high in 45 of 45 development and 46 of 47 evaluation assessments. Other domains were more often low: in Part B, participants and data sources were rated low in 19, unclear in 11, and high in 17 reports; predictors low in 37, unclear in 8, and high in 2; and outcome low in 33, unclear in 9, and high in 5. The only evaluation with a low-risk analysis domain was rated high overall because predictor reconstruction differed from the development specification [59]. Recurrent analysis problems were too few fallers relative to the number of candidate predictors, non-nested feature selection and tuning, performance estimated in the development data, complete-case analysis, and absent optimism correction and calibration. When the 11 reports appraised without full-text access were excluded, all 34 remaining development assessments and all 36 evaluation assessments remained at high overall risk of bias.</w:t>
+        <w:t>All 45 development assessments (PROBAST+AI Part A) were at high overall concern, and all 47 evaluation assessments (Part B) were at high overall risk of bias (Figure 3; Supplementary Table S7). The analysis domain was rated high in 45 of 45 development and 46 of 47 evaluation assessments. At signalling-question level (Supplementary Table S8), 45 of 47 evaluations had fewer than 100 participants with falls in the evaluation data, and 46 of 47 lacked calibration-intercept and slope estimates; every high analysis judgment rested on at least one of these two reported features, and 37 evaluations also had unaccounted optimism from selection or tuning in the development data. Missing information contributed but was never the sole basis for a high judgment. The one evaluation with a low-risk analysis domain was rated high overall because predictor reconstruction differed from the development specification [61].</w:t>
       </w:r>
     </w:p>
     <w:p>
@@ -8302,7 +8722,15 @@
         <w:pStyle w:val="MDPI31text"/>
       </w:pPr>
       <w:r>
-        <w:t>Applicability concern was high overall in 31 of 45 development and 32 of 47 evaluation assessments (Supplementary Table S6), mainly because participants were drawn from selected populations (for example, a single disease group, one facility, or men only). Predictor and outcome applicability were usually of low concern.</w:t>
+        <w:t>Two sensitivity analyses tested these judgments. Setting every non-analysis domain to low changed no overall judgment except for this independent-cohort evaluation. Excluding the 11 reports assessed without the complete article left all 34 remaining development assessments and all 36 evaluation assessments at high overall risk of bias. Other domains were more often low: in Part B, participants and data sources were rated low in 19, unclear in 11, and high in 17 reports; predictors low in 37, unclear in 8, and high in 2; and outcome low in 33, unclear in 9, and high in 5.</w:t>
+      </w:r>
+    </w:p>
+    <w:p>
+      <w:pPr>
+        <w:pStyle w:val="MDPI31text"/>
+      </w:pPr>
+      <w:r>
+        <w:t>Judged against each model’s intended-use population and setting, applicability concern was low for most assessments: overall concern was high in 4, unclear in 3, and low in 38 of 45 development assessments, and high in 4, unclear in 4, and low in 39 of 47 evaluation assessments (Supplementary Table S9). High concerns arose from sampling that altered case mix (a nested case–control subsample and exclusion of single fallers), a retrospective or clinician-rated development target, and predictor reconstruction that differed from development; unclear concerns reflected proprietary or incompletely reported predictor pipelines. Generalizability to the wider older population was nevertheless limited, because 25 of 47 reports studied disease-specific, institutional, hospital, or emergency-department populations.</w:t>
       </w:r>
     </w:p>
     <w:p>
@@ -8312,7 +8740,7 @@
       <w:r>
         <w:drawing>
           <wp:inline xmlns:a="http://schemas.openxmlformats.org/drawingml/2006/main" xmlns:pic="http://schemas.openxmlformats.org/drawingml/2006/picture">
-            <wp:extent cx="5580000" cy="5124694"/>
+            <wp:extent cx="4968000" cy="4562631"/>
             <wp:docPr id="3" name="Picture 3"/>
             <wp:cNvGraphicFramePr>
               <a:graphicFrameLocks noChangeAspect="1"/>
@@ -8325,7 +8753,7 @@
                     <pic:cNvPicPr/>
                   </pic:nvPicPr>
                   <pic:blipFill>
-                    <a:blip r:embed="rId25"/>
+                    <a:blip r:embed="rId19"/>
                     <a:stretch>
                       <a:fillRect/>
                     </a:stretch>
@@ -8333,7 +8761,7 @@
                   <pic:spPr>
                     <a:xfrm>
                       <a:off x="0" y="0"/>
-                      <a:ext cx="5580000" cy="5124694"/>
+                      <a:ext cx="4968000" cy="4562631"/>
                     </a:xfrm>
                     <a:prstGeom prst="rect"/>
                   </pic:spPr>
@@ -8355,10 +8783,10 @@
         <w:t>Figure 3.</w:t>
       </w:r>
       <w:r>
-        <w:t xml:space="preserve"> PROBAST+AI domain-level judgments for model development (Part A), model evaluation (Part B), and applicability.</w:t>
-      </w:r>
-      <w:r>
-        <w:t xml:space="preserve"> Numbers within bars indicate the number of reports; segments representing a single report are unlabelled and are listed in Supplementary Tables S5 and S6. Each judgment refers to the principal gait-containing model of the report.</w:t>
+        <w:t xml:space="preserve"> PROBAST+AI judgments for model development (Part A), model evaluation (Part B), and applicability to each model’s intended-use population.</w:t>
+      </w:r>
+      <w:r>
+        <w:t xml:space="preserve"> Numbers within bars indicate the number of reports; segments representing a single report are unlabelled and are listed in Supplementary Tables S7–S9. Judgments refer to the principal gait-containing model of each report.</w:t>
       </w:r>
     </w:p>
     <w:p>
@@ -8374,7 +8802,7 @@
         <w:pStyle w:val="MDPI31text"/>
       </w:pPr>
       <w:r>
-        <w:t>Table 4 summarizes the evidence against the predefined readiness criteria. All reports measured gait before the outcome window, and 30 of 47 reports (22 of 37 cohort families) estimated performance beyond the development data. However, only one report performed independent external validation, one reported calibration intercepts and slopes, none presented a calibration plot or decision-curve analysis, none was at low risk of bias, and none evaluated clinical impact. Reporting bias was likely: most small studies compared multiple features, classifiers, or thresholds while reporting incomplete uncertainty, and null external evaluations were rare.</w:t>
+        <w:t>Table 4 summarizes the evidence against the readiness criteria. Gait measurement before the outcome window and performance estimated beyond the development data were each satisfied in two or more cohort families, and prospective evaluation of a fixed model without refitting was satisfied in five. Independent-cohort evaluation and calibration intercept and slope were each satisfied in one cohort family only. Faithful replication of a complete pipeline and low overall risk of bias were assessed but not satisfied, and evaluation in two or more independent cohorts, calibration plots, decision-curve or net-benefit analysis, and evaluation of clinical impact were not assessed in any report. Reporting bias was likely: most small studies compared multiple features, classifiers, or thresholds while reporting incomplete uncertainty, and null independent evaluations were rare.</w:t>
       </w:r>
     </w:p>
     <w:p>
@@ -8388,22 +8816,22 @@
         <w:t>Table 4.</w:t>
       </w:r>
       <w:r>
-        <w:t xml:space="preserve"> Clinical-readiness scorecard for wearable- and vision-based gait models predicting future falls.</w:t>
+        <w:t xml:space="preserve"> Evidence available against criteria for clinical readiness of wearable- and vision-based gait models predicting future falls.</w:t>
       </w:r>
     </w:p>
     <w:tbl>
       <w:tblPr>
         <w:tblStyle w:val="MDPI41threelinetable"/>
-        <w:tblW w:type="auto" w:w="0"/>
+        <w:tblW w:type="dxa" w:w="7857"/>
         <w:tblLook w:firstColumn="1" w:firstRow="1" w:lastColumn="0" w:lastRow="0" w:noHBand="0" w:noVBand="1" w:val="04A0"/>
+        <w:tblInd w:w="2608" w:type="dxa"/>
         <w:tblLayout w:type="fixed"/>
-        <w:jc w:val="right"/>
       </w:tblPr>
       <w:tblGrid>
-        <w:gridCol w:w="4450"/>
-        <w:gridCol w:w="1300"/>
-        <w:gridCol w:w="1400"/>
-        <w:gridCol w:w="1300"/>
+        <w:gridCol w:w="3766"/>
+        <w:gridCol w:w="1023"/>
+        <w:gridCol w:w="1116"/>
+        <w:gridCol w:w="1952"/>
       </w:tblGrid>
       <w:tr>
         <w:trPr>
@@ -8411,7 +8839,7 @@
         </w:trPr>
         <w:tc>
           <w:tcPr>
-            <w:tcW w:type="dxa" w:w="4450"/>
+            <w:tcW w:type="dxa" w:w="3766"/>
           </w:tcPr>
           <w:p>
             <w:pPr>
@@ -8429,7 +8857,7 @@
         </w:tc>
         <w:tc>
           <w:tcPr>
-            <w:tcW w:type="dxa" w:w="1300"/>
+            <w:tcW w:type="dxa" w:w="1023"/>
           </w:tcPr>
           <w:p>
             <w:pPr>
@@ -8446,7 +8874,7 @@
         </w:tc>
         <w:tc>
           <w:tcPr>
-            <w:tcW w:type="dxa" w:w="1400"/>
+            <w:tcW w:type="dxa" w:w="1116"/>
           </w:tcPr>
           <w:p>
             <w:pPr>
@@ -8463,7 +8891,7 @@
         </w:tc>
         <w:tc>
           <w:tcPr>
-            <w:tcW w:type="dxa" w:w="1300"/>
+            <w:tcW w:type="dxa" w:w="1952"/>
           </w:tcPr>
           <w:p>
             <w:pPr>
@@ -8482,7 +8910,7 @@
       <w:tr>
         <w:tc>
           <w:tcPr>
-            <w:tcW w:type="dxa" w:w="4450"/>
+            <w:tcW w:type="dxa" w:w="3766"/>
           </w:tcPr>
           <w:p>
             <w:pPr>
@@ -8499,7 +8927,7 @@
         </w:tc>
         <w:tc>
           <w:tcPr>
-            <w:tcW w:type="dxa" w:w="1300"/>
+            <w:tcW w:type="dxa" w:w="1023"/>
           </w:tcPr>
           <w:p>
             <w:pPr>
@@ -8515,7 +8943,7 @@
         </w:tc>
         <w:tc>
           <w:tcPr>
-            <w:tcW w:type="dxa" w:w="1400"/>
+            <w:tcW w:type="dxa" w:w="1116"/>
           </w:tcPr>
           <w:p>
             <w:pPr>
@@ -8531,17 +8959,17 @@
         </w:tc>
         <w:tc>
           <w:tcPr>
-            <w:tcW w:type="dxa" w:w="1300"/>
-          </w:tcPr>
-          <w:p>
-            <w:pPr>
-              <w:pStyle w:val="MDPI42tablebody"/>
-            </w:pPr>
-            <w:r>
-              <w:rPr>
-                <w:sz w:val="18"/>
-              </w:rPr>
-              <w:t>Met</w:t>
+            <w:tcW w:type="dxa" w:w="1952"/>
+          </w:tcPr>
+          <w:p>
+            <w:pPr>
+              <w:pStyle w:val="MDPI42tablebody"/>
+            </w:pPr>
+            <w:r>
+              <w:rPr>
+                <w:sz w:val="18"/>
+              </w:rPr>
+              <w:t>Satisfied in ≥2 families</w:t>
             </w:r>
           </w:p>
         </w:tc>
@@ -8549,7 +8977,7 @@
       <w:tr>
         <w:tc>
           <w:tcPr>
-            <w:tcW w:type="dxa" w:w="4450"/>
+            <w:tcW w:type="dxa" w:w="3766"/>
           </w:tcPr>
           <w:p>
             <w:pPr>
@@ -8566,7 +8994,7 @@
         </w:tc>
         <w:tc>
           <w:tcPr>
-            <w:tcW w:type="dxa" w:w="1300"/>
+            <w:tcW w:type="dxa" w:w="1023"/>
           </w:tcPr>
           <w:p>
             <w:pPr>
@@ -8582,7 +9010,7 @@
         </w:tc>
         <w:tc>
           <w:tcPr>
-            <w:tcW w:type="dxa" w:w="1400"/>
+            <w:tcW w:type="dxa" w:w="1116"/>
           </w:tcPr>
           <w:p>
             <w:pPr>
@@ -8598,17 +9026,17 @@
         </w:tc>
         <w:tc>
           <w:tcPr>
-            <w:tcW w:type="dxa" w:w="1300"/>
-          </w:tcPr>
-          <w:p>
-            <w:pPr>
-              <w:pStyle w:val="MDPI42tablebody"/>
-            </w:pPr>
-            <w:r>
-              <w:rPr>
-                <w:sz w:val="18"/>
-              </w:rPr>
-              <w:t>Partly met</w:t>
+            <w:tcW w:type="dxa" w:w="1952"/>
+          </w:tcPr>
+          <w:p>
+            <w:pPr>
+              <w:pStyle w:val="MDPI42tablebody"/>
+            </w:pPr>
+            <w:r>
+              <w:rPr>
+                <w:sz w:val="18"/>
+              </w:rPr>
+              <w:t>Satisfied in ≥2 families</w:t>
             </w:r>
           </w:p>
         </w:tc>
@@ -8616,7 +9044,7 @@
       <w:tr>
         <w:tc>
           <w:tcPr>
-            <w:tcW w:type="dxa" w:w="4450"/>
+            <w:tcW w:type="dxa" w:w="3766"/>
           </w:tcPr>
           <w:p>
             <w:pPr>
@@ -8633,7 +9061,7 @@
         </w:tc>
         <w:tc>
           <w:tcPr>
-            <w:tcW w:type="dxa" w:w="1300"/>
+            <w:tcW w:type="dxa" w:w="1023"/>
           </w:tcPr>
           <w:p>
             <w:pPr>
@@ -8649,7 +9077,7 @@
         </w:tc>
         <w:tc>
           <w:tcPr>
-            <w:tcW w:type="dxa" w:w="1400"/>
+            <w:tcW w:type="dxa" w:w="1116"/>
           </w:tcPr>
           <w:p>
             <w:pPr>
@@ -8665,17 +9093,17 @@
         </w:tc>
         <w:tc>
           <w:tcPr>
-            <w:tcW w:type="dxa" w:w="1300"/>
-          </w:tcPr>
-          <w:p>
-            <w:pPr>
-              <w:pStyle w:val="MDPI42tablebody"/>
-            </w:pPr>
-            <w:r>
-              <w:rPr>
-                <w:sz w:val="18"/>
-              </w:rPr>
-              <w:t>Partly met</w:t>
+            <w:tcW w:type="dxa" w:w="1952"/>
+          </w:tcPr>
+          <w:p>
+            <w:pPr>
+              <w:pStyle w:val="MDPI42tablebody"/>
+            </w:pPr>
+            <w:r>
+              <w:rPr>
+                <w:sz w:val="18"/>
+              </w:rPr>
+              <w:t>Satisfied in ≥2 families</w:t>
             </w:r>
           </w:p>
         </w:tc>
@@ -8683,24 +9111,24 @@
       <w:tr>
         <w:tc>
           <w:tcPr>
-            <w:tcW w:type="dxa" w:w="4450"/>
-          </w:tcPr>
-          <w:p>
-            <w:pPr>
-              <w:pStyle w:val="MDPI42tablebody"/>
-              <w:jc w:val="left"/>
-            </w:pPr>
-            <w:r>
-              <w:rPr>
-                <w:sz w:val="18"/>
-              </w:rPr>
-              <w:t>Independent external validation of a locked model</w:t>
-            </w:r>
-          </w:p>
-        </w:tc>
-        <w:tc>
-          <w:tcPr>
-            <w:tcW w:type="dxa" w:w="1300"/>
+            <w:tcW w:type="dxa" w:w="3766"/>
+          </w:tcPr>
+          <w:p>
+            <w:pPr>
+              <w:pStyle w:val="MDPI42tablebody"/>
+              <w:jc w:val="left"/>
+            </w:pPr>
+            <w:r>
+              <w:rPr>
+                <w:sz w:val="18"/>
+              </w:rPr>
+              <w:t>Independent-cohort evaluation of a published model with original coefficients</w:t>
+            </w:r>
+          </w:p>
+        </w:tc>
+        <w:tc>
+          <w:tcPr>
+            <w:tcW w:type="dxa" w:w="1023"/>
           </w:tcPr>
           <w:p>
             <w:pPr>
@@ -8716,7 +9144,7 @@
         </w:tc>
         <w:tc>
           <w:tcPr>
-            <w:tcW w:type="dxa" w:w="1400"/>
+            <w:tcW w:type="dxa" w:w="1116"/>
           </w:tcPr>
           <w:p>
             <w:pPr>
@@ -8732,17 +9160,17 @@
         </w:tc>
         <w:tc>
           <w:tcPr>
-            <w:tcW w:type="dxa" w:w="1300"/>
-          </w:tcPr>
-          <w:p>
-            <w:pPr>
-              <w:pStyle w:val="MDPI42tablebody"/>
-            </w:pPr>
-            <w:r>
-              <w:rPr>
-                <w:sz w:val="18"/>
-              </w:rPr>
-              <w:t>Not met</w:t>
+            <w:tcW w:type="dxa" w:w="1952"/>
+          </w:tcPr>
+          <w:p>
+            <w:pPr>
+              <w:pStyle w:val="MDPI42tablebody"/>
+            </w:pPr>
+            <w:r>
+              <w:rPr>
+                <w:sz w:val="18"/>
+              </w:rPr>
+              <w:t>Satisfied in one family only</w:t>
             </w:r>
           </w:p>
         </w:tc>
@@ -8750,24 +9178,24 @@
       <w:tr>
         <w:tc>
           <w:tcPr>
-            <w:tcW w:type="dxa" w:w="4450"/>
-          </w:tcPr>
-          <w:p>
-            <w:pPr>
-              <w:pStyle w:val="MDPI42tablebody"/>
-              <w:jc w:val="left"/>
-            </w:pPr>
-            <w:r>
-              <w:rPr>
-                <w:sz w:val="18"/>
-              </w:rPr>
-              <w:t>Validation in two or more independent cohorts or sites</w:t>
-            </w:r>
-          </w:p>
-        </w:tc>
-        <w:tc>
-          <w:tcPr>
-            <w:tcW w:type="dxa" w:w="1300"/>
+            <w:tcW w:type="dxa" w:w="3766"/>
+          </w:tcPr>
+          <w:p>
+            <w:pPr>
+              <w:pStyle w:val="MDPI42tablebody"/>
+              <w:jc w:val="left"/>
+            </w:pPr>
+            <w:r>
+              <w:rPr>
+                <w:sz w:val="18"/>
+              </w:rPr>
+              <w:t>Faithful replication of the complete sensor-to-model pipeline in an independent cohort</w:t>
+            </w:r>
+          </w:p>
+        </w:tc>
+        <w:tc>
+          <w:tcPr>
+            <w:tcW w:type="dxa" w:w="1023"/>
           </w:tcPr>
           <w:p>
             <w:pPr>
@@ -8783,7 +9211,7 @@
         </w:tc>
         <w:tc>
           <w:tcPr>
-            <w:tcW w:type="dxa" w:w="1400"/>
+            <w:tcW w:type="dxa" w:w="1116"/>
           </w:tcPr>
           <w:p>
             <w:pPr>
@@ -8799,17 +9227,17 @@
         </w:tc>
         <w:tc>
           <w:tcPr>
-            <w:tcW w:type="dxa" w:w="1300"/>
-          </w:tcPr>
-          <w:p>
-            <w:pPr>
-              <w:pStyle w:val="MDPI42tablebody"/>
-            </w:pPr>
-            <w:r>
-              <w:rPr>
-                <w:sz w:val="18"/>
-              </w:rPr>
-              <w:t>Not met</w:t>
+            <w:tcW w:type="dxa" w:w="1952"/>
+          </w:tcPr>
+          <w:p>
+            <w:pPr>
+              <w:pStyle w:val="MDPI42tablebody"/>
+            </w:pPr>
+            <w:r>
+              <w:rPr>
+                <w:sz w:val="18"/>
+              </w:rPr>
+              <w:t>Assessed but not satisfied</w:t>
             </w:r>
           </w:p>
         </w:tc>
@@ -8817,66 +9245,66 @@
       <w:tr>
         <w:tc>
           <w:tcPr>
-            <w:tcW w:type="dxa" w:w="4450"/>
-          </w:tcPr>
-          <w:p>
-            <w:pPr>
-              <w:pStyle w:val="MDPI42tablebody"/>
-              <w:jc w:val="left"/>
-            </w:pPr>
-            <w:r>
-              <w:rPr>
-                <w:sz w:val="18"/>
-              </w:rPr>
-              <w:t>Calibration intercept and slope reported</w:t>
-            </w:r>
-          </w:p>
-        </w:tc>
-        <w:tc>
-          <w:tcPr>
-            <w:tcW w:type="dxa" w:w="1300"/>
-          </w:tcPr>
-          <w:p>
-            <w:pPr>
-              <w:pStyle w:val="MDPI42tablebody"/>
-            </w:pPr>
-            <w:r>
-              <w:rPr>
-                <w:sz w:val="18"/>
-              </w:rPr>
-              <w:t>1</w:t>
-            </w:r>
-          </w:p>
-        </w:tc>
-        <w:tc>
-          <w:tcPr>
-            <w:tcW w:type="dxa" w:w="1400"/>
-          </w:tcPr>
-          <w:p>
-            <w:pPr>
-              <w:pStyle w:val="MDPI42tablebody"/>
-            </w:pPr>
-            <w:r>
-              <w:rPr>
-                <w:sz w:val="18"/>
-              </w:rPr>
-              <w:t>1</w:t>
-            </w:r>
-          </w:p>
-        </w:tc>
-        <w:tc>
-          <w:tcPr>
-            <w:tcW w:type="dxa" w:w="1300"/>
-          </w:tcPr>
-          <w:p>
-            <w:pPr>
-              <w:pStyle w:val="MDPI42tablebody"/>
-            </w:pPr>
-            <w:r>
-              <w:rPr>
-                <w:sz w:val="18"/>
-              </w:rPr>
-              <w:t>Not met</w:t>
+            <w:tcW w:type="dxa" w:w="3766"/>
+          </w:tcPr>
+          <w:p>
+            <w:pPr>
+              <w:pStyle w:val="MDPI42tablebody"/>
+              <w:jc w:val="left"/>
+            </w:pPr>
+            <w:r>
+              <w:rPr>
+                <w:sz w:val="18"/>
+              </w:rPr>
+              <w:t>Evaluation in two or more independent cohorts</w:t>
+            </w:r>
+          </w:p>
+        </w:tc>
+        <w:tc>
+          <w:tcPr>
+            <w:tcW w:type="dxa" w:w="1023"/>
+          </w:tcPr>
+          <w:p>
+            <w:pPr>
+              <w:pStyle w:val="MDPI42tablebody"/>
+            </w:pPr>
+            <w:r>
+              <w:rPr>
+                <w:sz w:val="18"/>
+              </w:rPr>
+              <w:t>0</w:t>
+            </w:r>
+          </w:p>
+        </w:tc>
+        <w:tc>
+          <w:tcPr>
+            <w:tcW w:type="dxa" w:w="1116"/>
+          </w:tcPr>
+          <w:p>
+            <w:pPr>
+              <w:pStyle w:val="MDPI42tablebody"/>
+            </w:pPr>
+            <w:r>
+              <w:rPr>
+                <w:sz w:val="18"/>
+              </w:rPr>
+              <w:t>0</w:t>
+            </w:r>
+          </w:p>
+        </w:tc>
+        <w:tc>
+          <w:tcPr>
+            <w:tcW w:type="dxa" w:w="1952"/>
+          </w:tcPr>
+          <w:p>
+            <w:pPr>
+              <w:pStyle w:val="MDPI42tablebody"/>
+            </w:pPr>
+            <w:r>
+              <w:rPr>
+                <w:sz w:val="18"/>
+              </w:rPr>
+              <w:t>Not assessed in any report</w:t>
             </w:r>
           </w:p>
         </w:tc>
@@ -8884,66 +9312,66 @@
       <w:tr>
         <w:tc>
           <w:tcPr>
-            <w:tcW w:type="dxa" w:w="4450"/>
-          </w:tcPr>
-          <w:p>
-            <w:pPr>
-              <w:pStyle w:val="MDPI42tablebody"/>
-              <w:jc w:val="left"/>
-            </w:pPr>
-            <w:r>
-              <w:rPr>
-                <w:sz w:val="18"/>
-              </w:rPr>
-              <w:t>Calibration plot presented</w:t>
-            </w:r>
-          </w:p>
-        </w:tc>
-        <w:tc>
-          <w:tcPr>
-            <w:tcW w:type="dxa" w:w="1300"/>
-          </w:tcPr>
-          <w:p>
-            <w:pPr>
-              <w:pStyle w:val="MDPI42tablebody"/>
-            </w:pPr>
-            <w:r>
-              <w:rPr>
-                <w:sz w:val="18"/>
-              </w:rPr>
-              <w:t>0</w:t>
-            </w:r>
-          </w:p>
-        </w:tc>
-        <w:tc>
-          <w:tcPr>
-            <w:tcW w:type="dxa" w:w="1400"/>
-          </w:tcPr>
-          <w:p>
-            <w:pPr>
-              <w:pStyle w:val="MDPI42tablebody"/>
-            </w:pPr>
-            <w:r>
-              <w:rPr>
-                <w:sz w:val="18"/>
-              </w:rPr>
-              <w:t>0</w:t>
-            </w:r>
-          </w:p>
-        </w:tc>
-        <w:tc>
-          <w:tcPr>
-            <w:tcW w:type="dxa" w:w="1300"/>
-          </w:tcPr>
-          <w:p>
-            <w:pPr>
-              <w:pStyle w:val="MDPI42tablebody"/>
-            </w:pPr>
-            <w:r>
-              <w:rPr>
-                <w:sz w:val="18"/>
-              </w:rPr>
-              <w:t>Not met</w:t>
+            <w:tcW w:type="dxa" w:w="3766"/>
+          </w:tcPr>
+          <w:p>
+            <w:pPr>
+              <w:pStyle w:val="MDPI42tablebody"/>
+              <w:jc w:val="left"/>
+            </w:pPr>
+            <w:r>
+              <w:rPr>
+                <w:sz w:val="18"/>
+              </w:rPr>
+              <w:t>Calibration intercept and slope reported</w:t>
+            </w:r>
+          </w:p>
+        </w:tc>
+        <w:tc>
+          <w:tcPr>
+            <w:tcW w:type="dxa" w:w="1023"/>
+          </w:tcPr>
+          <w:p>
+            <w:pPr>
+              <w:pStyle w:val="MDPI42tablebody"/>
+            </w:pPr>
+            <w:r>
+              <w:rPr>
+                <w:sz w:val="18"/>
+              </w:rPr>
+              <w:t>1</w:t>
+            </w:r>
+          </w:p>
+        </w:tc>
+        <w:tc>
+          <w:tcPr>
+            <w:tcW w:type="dxa" w:w="1116"/>
+          </w:tcPr>
+          <w:p>
+            <w:pPr>
+              <w:pStyle w:val="MDPI42tablebody"/>
+            </w:pPr>
+            <w:r>
+              <w:rPr>
+                <w:sz w:val="18"/>
+              </w:rPr>
+              <w:t>1</w:t>
+            </w:r>
+          </w:p>
+        </w:tc>
+        <w:tc>
+          <w:tcPr>
+            <w:tcW w:type="dxa" w:w="1952"/>
+          </w:tcPr>
+          <w:p>
+            <w:pPr>
+              <w:pStyle w:val="MDPI42tablebody"/>
+            </w:pPr>
+            <w:r>
+              <w:rPr>
+                <w:sz w:val="18"/>
+              </w:rPr>
+              <w:t>Satisfied in one family only</w:t>
             </w:r>
           </w:p>
         </w:tc>
@@ -8951,24 +9379,24 @@
       <w:tr>
         <w:tc>
           <w:tcPr>
-            <w:tcW w:type="dxa" w:w="4450"/>
-          </w:tcPr>
-          <w:p>
-            <w:pPr>
-              <w:pStyle w:val="MDPI42tablebody"/>
-              <w:jc w:val="left"/>
-            </w:pPr>
-            <w:r>
-              <w:rPr>
-                <w:sz w:val="18"/>
-              </w:rPr>
-              <w:t>Decision-curve or net-benefit analysis at prespecified thresholds</w:t>
-            </w:r>
-          </w:p>
-        </w:tc>
-        <w:tc>
-          <w:tcPr>
-            <w:tcW w:type="dxa" w:w="1300"/>
+            <w:tcW w:type="dxa" w:w="3766"/>
+          </w:tcPr>
+          <w:p>
+            <w:pPr>
+              <w:pStyle w:val="MDPI42tablebody"/>
+              <w:jc w:val="left"/>
+            </w:pPr>
+            <w:r>
+              <w:rPr>
+                <w:sz w:val="18"/>
+              </w:rPr>
+              <w:t>Calibration plot presented</w:t>
+            </w:r>
+          </w:p>
+        </w:tc>
+        <w:tc>
+          <w:tcPr>
+            <w:tcW w:type="dxa" w:w="1023"/>
           </w:tcPr>
           <w:p>
             <w:pPr>
@@ -8984,7 +9412,7 @@
         </w:tc>
         <w:tc>
           <w:tcPr>
-            <w:tcW w:type="dxa" w:w="1400"/>
+            <w:tcW w:type="dxa" w:w="1116"/>
           </w:tcPr>
           <w:p>
             <w:pPr>
@@ -9000,17 +9428,17 @@
         </w:tc>
         <w:tc>
           <w:tcPr>
-            <w:tcW w:type="dxa" w:w="1300"/>
-          </w:tcPr>
-          <w:p>
-            <w:pPr>
-              <w:pStyle w:val="MDPI42tablebody"/>
-            </w:pPr>
-            <w:r>
-              <w:rPr>
-                <w:sz w:val="18"/>
-              </w:rPr>
-              <w:t>Not met</w:t>
+            <w:tcW w:type="dxa" w:w="1952"/>
+          </w:tcPr>
+          <w:p>
+            <w:pPr>
+              <w:pStyle w:val="MDPI42tablebody"/>
+            </w:pPr>
+            <w:r>
+              <w:rPr>
+                <w:sz w:val="18"/>
+              </w:rPr>
+              <w:t>Not assessed in any report</w:t>
             </w:r>
           </w:p>
         </w:tc>
@@ -9018,24 +9446,24 @@
       <w:tr>
         <w:tc>
           <w:tcPr>
-            <w:tcW w:type="dxa" w:w="4450"/>
-          </w:tcPr>
-          <w:p>
-            <w:pPr>
-              <w:pStyle w:val="MDPI42tablebody"/>
-              <w:jc w:val="left"/>
-            </w:pPr>
-            <w:r>
-              <w:rPr>
-                <w:sz w:val="18"/>
-              </w:rPr>
-              <w:t>Low overall risk of bias (PROBAST+AI Part B)</w:t>
-            </w:r>
-          </w:p>
-        </w:tc>
-        <w:tc>
-          <w:tcPr>
-            <w:tcW w:type="dxa" w:w="1300"/>
+            <w:tcW w:type="dxa" w:w="3766"/>
+          </w:tcPr>
+          <w:p>
+            <w:pPr>
+              <w:pStyle w:val="MDPI42tablebody"/>
+              <w:jc w:val="left"/>
+            </w:pPr>
+            <w:r>
+              <w:rPr>
+                <w:sz w:val="18"/>
+              </w:rPr>
+              <w:t>Decision-curve or net-benefit analysis at prespecified thresholds</w:t>
+            </w:r>
+          </w:p>
+        </w:tc>
+        <w:tc>
+          <w:tcPr>
+            <w:tcW w:type="dxa" w:w="1023"/>
           </w:tcPr>
           <w:p>
             <w:pPr>
@@ -9051,7 +9479,7 @@
         </w:tc>
         <w:tc>
           <w:tcPr>
-            <w:tcW w:type="dxa" w:w="1400"/>
+            <w:tcW w:type="dxa" w:w="1116"/>
           </w:tcPr>
           <w:p>
             <w:pPr>
@@ -9067,17 +9495,17 @@
         </w:tc>
         <w:tc>
           <w:tcPr>
-            <w:tcW w:type="dxa" w:w="1300"/>
-          </w:tcPr>
-          <w:p>
-            <w:pPr>
-              <w:pStyle w:val="MDPI42tablebody"/>
-            </w:pPr>
-            <w:r>
-              <w:rPr>
-                <w:sz w:val="18"/>
-              </w:rPr>
-              <w:t>Not met</w:t>
+            <w:tcW w:type="dxa" w:w="1952"/>
+          </w:tcPr>
+          <w:p>
+            <w:pPr>
+              <w:pStyle w:val="MDPI42tablebody"/>
+            </w:pPr>
+            <w:r>
+              <w:rPr>
+                <w:sz w:val="18"/>
+              </w:rPr>
+              <w:t>Not assessed in any report</w:t>
             </w:r>
           </w:p>
         </w:tc>
@@ -9085,7 +9513,74 @@
       <w:tr>
         <w:tc>
           <w:tcPr>
-            <w:tcW w:type="dxa" w:w="4450"/>
+            <w:tcW w:type="dxa" w:w="3766"/>
+          </w:tcPr>
+          <w:p>
+            <w:pPr>
+              <w:pStyle w:val="MDPI42tablebody"/>
+              <w:jc w:val="left"/>
+            </w:pPr>
+            <w:r>
+              <w:rPr>
+                <w:sz w:val="18"/>
+              </w:rPr>
+              <w:t>Low overall risk of bias (PROBAST+AI Part B)</w:t>
+            </w:r>
+          </w:p>
+        </w:tc>
+        <w:tc>
+          <w:tcPr>
+            <w:tcW w:type="dxa" w:w="1023"/>
+          </w:tcPr>
+          <w:p>
+            <w:pPr>
+              <w:pStyle w:val="MDPI42tablebody"/>
+            </w:pPr>
+            <w:r>
+              <w:rPr>
+                <w:sz w:val="18"/>
+              </w:rPr>
+              <w:t>0</w:t>
+            </w:r>
+          </w:p>
+        </w:tc>
+        <w:tc>
+          <w:tcPr>
+            <w:tcW w:type="dxa" w:w="1116"/>
+          </w:tcPr>
+          <w:p>
+            <w:pPr>
+              <w:pStyle w:val="MDPI42tablebody"/>
+            </w:pPr>
+            <w:r>
+              <w:rPr>
+                <w:sz w:val="18"/>
+              </w:rPr>
+              <w:t>0</w:t>
+            </w:r>
+          </w:p>
+        </w:tc>
+        <w:tc>
+          <w:tcPr>
+            <w:tcW w:type="dxa" w:w="1952"/>
+          </w:tcPr>
+          <w:p>
+            <w:pPr>
+              <w:pStyle w:val="MDPI42tablebody"/>
+            </w:pPr>
+            <w:r>
+              <w:rPr>
+                <w:sz w:val="18"/>
+              </w:rPr>
+              <w:t>Assessed but not satisfied</w:t>
+            </w:r>
+          </w:p>
+        </w:tc>
+      </w:tr>
+      <w:tr>
+        <w:tc>
+          <w:tcPr>
+            <w:tcW w:type="dxa" w:w="3766"/>
           </w:tcPr>
           <w:p>
             <w:pPr>
@@ -9102,7 +9597,7 @@
         </w:tc>
         <w:tc>
           <w:tcPr>
-            <w:tcW w:type="dxa" w:w="1300"/>
+            <w:tcW w:type="dxa" w:w="1023"/>
           </w:tcPr>
           <w:p>
             <w:pPr>
@@ -9118,7 +9613,7 @@
         </w:tc>
         <w:tc>
           <w:tcPr>
-            <w:tcW w:type="dxa" w:w="1400"/>
+            <w:tcW w:type="dxa" w:w="1116"/>
           </w:tcPr>
           <w:p>
             <w:pPr>
@@ -9134,17 +9629,17 @@
         </w:tc>
         <w:tc>
           <w:tcPr>
-            <w:tcW w:type="dxa" w:w="1300"/>
-          </w:tcPr>
-          <w:p>
-            <w:pPr>
-              <w:pStyle w:val="MDPI42tablebody"/>
-            </w:pPr>
-            <w:r>
-              <w:rPr>
-                <w:sz w:val="18"/>
-              </w:rPr>
-              <w:t>Not met</w:t>
+            <w:tcW w:type="dxa" w:w="1952"/>
+          </w:tcPr>
+          <w:p>
+            <w:pPr>
+              <w:pStyle w:val="MDPI42tablebody"/>
+            </w:pPr>
+            <w:r>
+              <w:rPr>
+                <w:sz w:val="18"/>
+              </w:rPr>
+              <w:t>Not assessed in any report</w:t>
             </w:r>
           </w:p>
         </w:tc>
@@ -9155,7 +9650,7 @@
         <w:pStyle w:val="MDPI43tablefooter"/>
       </w:pPr>
       <w:r>
-        <w:t>Criteria were derived from PROBAST+AI and TRIPOD+AI (Section 2.9). “Met” indicates that the criterion was satisfied by the evidence base; “partly met” indicates that it was satisfied by a minority of reports.</w:t>
+        <w:t>Status rules: “satisfied in ≥2 families”, criterion met in at least two independent cohort families (irrespective of risk of bias); “satisfied in one family only”; “assessed but not satisfied”, attempted or appraised in at least one report without meeting the criterion; “not assessed in any report”. Readiness is a descriptive construct and is distinct from certainty of evidence (Section 2.9). Prospective fixed-model evaluations include the independent-cohort evaluation.</w:t>
       </w:r>
     </w:p>
     <w:p>
@@ -9179,7 +9674,7 @@
         <w:pStyle w:val="MDPI31text"/>
       </w:pPr>
       <w:r>
-        <w:t>This systematic review of 47 reports from 37 cohort families shows that wearable- and vision-derived gait measures carry a genuine prospective signal for future falls, but that no model is ready for routine clinical use. The signal recurred across independent cohorts and concerned biologically coherent domains—gait variability, trunk stability, turning, and the structure of daily walking—and several models added discrimination to fall history or brief clinical tests. The central finding, however, is a validity gradient rather than a single accuracy estimate: discrimination was highest in small samples evaluated in their own development data and lowest where evaluation was most rigorous. The only independent external validation yielded AUCs of 0.49–0.59, calibration was almost never assessed, clinical utility was never assessed, and every evaluation was at high risk of bias.</w:t>
+        <w:t>This systematic review of 47 reports from 37 cohort families found that wearable- and vision-derived gait measures discriminated future fallers from non-fallers in development and internal-validation studies, with a median representative AUC of about 0.76. The measures involved were biologically coherent—gait variability, trunk stability, turning, and the structure of daily walking—and several models added discrimination to fall history or brief clinical tests in the same data. Confidence in these estimates is, however, low: every evaluation was at high risk of bias, mainly because of too few fallers and absent calibration, and the only independent-cohort evaluation of published models found AUCs of 0.49–0.59. The evidence therefore does not establish that any wearable or vision-based model is ready for routine clinical deployment.</w:t>
       </w:r>
     </w:p>
     <w:p>
@@ -9195,7 +9690,7 @@
         <w:pStyle w:val="MDPI31text"/>
       </w:pPr>
       <w:r>
-        <w:t>Earlier reviews documented the promise of inertial sensors for characterizing fallers and warned that small samples and flexible modelling inflated reported accuracy [4,5,7]. A 2026 meta-analysis of 20 wearable studies reported a summary AUC of 0.85, pooled sensitivity of 0.55, and specificity of 0.89 [9]. That synthesis combined prospective and retrospective designs and reconstructed 2 × 2 accuracy data across heterogeneous models, answering a broader diagnostic-accuracy question. By restricting eligibility to strictly prospective, individualized prediction, clustering overlapping cohorts, and separating validation stages, the present review shows why such pooled estimates are unlikely to transfer: the higher values are concentrated in apparent and internally validated estimates, whereas independent evaluation performed close to chance. Our findings are therefore complementary and explain the gap between reported accuracy and clinical uptake.</w:t>
+        <w:t>Earlier reviews documented the promise of inertial sensors for characterizing fallers and warned that small samples and flexible modelling may inflate reported accuracy [4,5,7]. A 2026 meta-analysis of 20 wearable studies reported a summary AUC of 0.85, pooled sensitivity of 0.55, and specificity of 0.89 [9]. That synthesis combined prospective and retrospective designs and reconstructed 2 × 2 accuracy data across heterogeneous models, answering a broader diagnostic-accuracy question. By restricting eligibility to strictly prospective, individualized prediction, clustering overlapping cohorts, and separating validation stages, the present review provides a more conservative estimate and shows that almost all available performance evidence comes from the development cohorts themselves. The two reviews are therefore complementary.</w:t>
       </w:r>
     </w:p>
     <w:p>
@@ -9203,7 +9698,7 @@
         <w:pStyle w:val="MDPI22heading2"/>
       </w:pPr>
       <w:r>
-        <w:t>4.3. Why Reported Accuracy Overstates Clinical Readiness</w:t>
+        <w:t>4.3. Why Reported Performance May Overstate Clinical Readiness</w:t>
       </w:r>
     </w:p>
     <w:p>
@@ -9211,7 +9706,7 @@
         <w:pStyle w:val="MDPI31text"/>
       </w:pPr>
       <w:r>
-        <w:t>Four mechanisms account for most of the optimism. First, events were sparse: 24 of 37 cohort families enrolled fewer than 150 participants, and seven representative estimates were based on 15 or fewer fallers, far below the sample sizes required for stable model development [63]. Second, information leaked between training and test data when repeated windows from one participant were split across partitions or when features were selected on the full dataset before resampling [8]; one study quantified an inflation from 0.65–0.75 to 0.94 [31]. Third, calibration was ignored, although a well-discriminating model can still systematically over- or underestimate risk, which is the property that determines whether a threshold-based decision is appropriate [64]. Fourth, no study linked predictions to a clinical action, so net benefit at plausible thresholds remains unknown [65]. These problems are consequential rather than procedural, and they are all correctable in future studies.</w:t>
+        <w:t>Several mechanisms can make reported discrimination optimistic, although this review cannot quantify their individual contributions. First, events were sparse: 24 of 37 cohort families enrolled fewer than 150 participants, and seven representative estimates were based on 15 or fewer fallers, far below the sample sizes recommended for stable model development and precise evaluation [17,64]. Second, information can leak between training and test data when repeated windows from one participant are split across partitions or when features are selected on the full dataset before resampling [8]; one included study quantified an increase from 0.65–0.75 to 0.94 [33]. Third, calibration was rarely assessed, although a well-discriminating model can still systematically over- or underestimate risk, which determines whether a threshold-based decision is appropriate [65]. Fourth, no study linked predictions to a clinical action, so net benefit at plausible thresholds remains unknown [66]. The descriptive decline in median AUC across event-count bands is consistent with these mechanisms but is confounded by differences in population, outcome, and horizon.</w:t>
       </w:r>
     </w:p>
     <w:p>
@@ -9227,7 +9722,7 @@
         <w:pStyle w:val="MDPI31text"/>
       </w:pPr>
       <w:r>
-        <w:t>Wearables supported two complementary strategies. Structured instrumented tests quantify turning, transitions, and dynamic stability during a standardized encounter and are suited to rapid triage in clinics or emergency departments [15,19,50]. Free-living monitoring captures habitual exposure, variability, and day-to-day walking organization and may suit ongoing surveillance [25,46,55]. Neither strategy was consistently superior. Free-living walking quantity is also ambiguous, because more walking may indicate greater capacity but also more exposure to fall opportunities; models should separate vulnerability from exposure rather than treat all activity features as risk markers. Ambient vision avoids device burden and enables frequently updated risk estimates, but all prospective evidence came from one dementia facility [42,54]. Transfer will require validation of both the measurement layer and the prognostic model, because camera geometry, lighting, occlusion, walking aids, and software versions can alter predictors before any classifier is applied. Finally, predicting a fall within the next week in long-term care, a fall within 6 months after emergency discharge, and a fall within 5 years in Parkinson disease are different clinical tasks that warrant different thresholds and separate validation.</w:t>
+        <w:t>Wearables supported two complementary strategies. Structured instrumented tests quantify turning, transitions, and dynamic stability during a standardized encounter and may suit rapid triage in clinics or emergency departments [15,21,52]. Free-living monitoring captures habitual exposure, variability, and day-to-day walking organization and may suit ongoing surveillance [27,48,57]. Neither strategy was consistently superior. Free-living walking quantity is also ambiguous, because more walking may indicate greater capacity but also more exposure to fall opportunities; models should separate vulnerability from exposure. Ambient vision avoids device burden and enables frequently updated risk estimates, but all prospective evidence came from one dementia facility [44,56]; transfer will require validation of both the measurement layer and the prognostic model, because camera geometry, lighting, occlusion, walking aids, and software versions can alter predictors before any classifier is applied. Finally, predicting a fall within the next week in long-term care, within 6 months after emergency discharge, and within 5 years in Parkinson disease are different clinical tasks that warrant different thresholds and separate validation within their own intended-use populations.</w:t>
       </w:r>
     </w:p>
     <w:p>
@@ -9243,7 +9738,7 @@
         <w:pStyle w:val="MDPI31text"/>
       </w:pPr>
       <w:r>
-        <w:t>Sensor-derived gait measures should currently complement, not replace, guideline-recommended multifactorial fall-risk assessment [2]. Until a locked model has been independently validated and calibrated in the intended setting, gait-derived risk estimates should not be used alone to allocate or withhold fall-prevention interventions. They may reasonably prompt a fuller clinical assessment or be used in research. Clinicians and health systems evaluating commercial fall-risk devices should ask for evidence of independent external validation, calibration, and performance at the intended decision threshold, rather than development-sample accuracy or AUC alone.</w:t>
+        <w:t>On current evidence, sensor-derived gait measures should complement, not replace, guideline-recommended multifactorial fall-risk assessment [2]. Until a model has been independently validated and calibrated in the intended setting, gait-derived risk estimates should not be used alone to allocate or withhold fall-prevention interventions, although they may reasonably prompt a fuller clinical assessment or be used in research. Clinicians and health systems evaluating commercial fall-risk devices should ask for independent-cohort validation, calibration, and performance at the intended decision threshold, rather than development-sample accuracy or AUC alone.</w:t>
       </w:r>
     </w:p>
     <w:p>
@@ -9259,7 +9754,7 @@
         <w:pStyle w:val="MDPI31text"/>
       </w:pPr>
       <w:r>
-        <w:t>Table 5 translates the gaps identified in this review into minimum standards for future studies. The immediate priority is not a further development study in a small convenience sample but independent, adequately powered, multisite validation of existing locked models and locked signal-processing pipelines [66], reported according to TRIPOD+AI [11]. Injurious-fall prediction is a distinct unmet need: no eligible model addressed injurious falls despite their direct relevance to hospitalization and loss of independence. Studies should use consensus fall definitions and prospective daily calendars with regular follow-up [67], account for death and other competing events, and compare gait-containing models with a parsimonious clinical model. Only after transportability has been demonstrated should impact studies test whether model-guided care improves decisions and reduces falls.</w:t>
+        <w:t>Table 5 translates the gaps identified in this review into minimum standards for future studies. The immediate priority is adequately powered, independent, multisite validation of existing models with their measurement and signal-processing pipelines fully specified [17], reported according to TRIPOD+AI [11]. Injurious-fall prediction is a distinct unmet need: no eligible model addressed injurious falls despite their direct relevance to hospitalization and loss of independence. Studies should use consensus fall definitions and prospective daily calendars with regular follow-up [67], account for death and other competing events, and compare gait-containing models with a parsimonious clinical model. Only after transportability has been demonstrated should impact studies test whether model-guided care improves decisions and reduces falls.</w:t>
       </w:r>
     </w:p>
     <w:p>
@@ -9279,15 +9774,15 @@
     <w:tbl>
       <w:tblPr>
         <w:tblStyle w:val="MDPI41threelinetable"/>
-        <w:tblW w:type="auto" w:w="0"/>
+        <w:tblW w:type="dxa" w:w="7857"/>
         <w:tblLook w:firstColumn="1" w:firstRow="1" w:lastColumn="0" w:lastRow="0" w:noHBand="0" w:noVBand="1" w:val="04A0"/>
+        <w:tblInd w:w="2608" w:type="dxa"/>
         <w:tblLayout w:type="fixed"/>
-        <w:jc w:val="right"/>
       </w:tblPr>
       <w:tblGrid>
-        <w:gridCol w:w="2800"/>
-        <w:gridCol w:w="4200"/>
-        <w:gridCol w:w="1450"/>
+        <w:gridCol w:w="2604"/>
+        <w:gridCol w:w="3905"/>
+        <w:gridCol w:w="1348"/>
       </w:tblGrid>
       <w:tr>
         <w:trPr>
@@ -9295,7 +9790,7 @@
         </w:trPr>
         <w:tc>
           <w:tcPr>
-            <w:tcW w:type="dxa" w:w="2800"/>
+            <w:tcW w:type="dxa" w:w="2604"/>
           </w:tcPr>
           <w:p>
             <w:pPr>
@@ -9313,7 +9808,7 @@
         </w:tc>
         <w:tc>
           <w:tcPr>
-            <w:tcW w:type="dxa" w:w="4200"/>
+            <w:tcW w:type="dxa" w:w="3905"/>
           </w:tcPr>
           <w:p>
             <w:pPr>
@@ -9331,7 +9826,7 @@
         </w:tc>
         <w:tc>
           <w:tcPr>
-            <w:tcW w:type="dxa" w:w="1450"/>
+            <w:tcW w:type="dxa" w:w="1348"/>
           </w:tcPr>
           <w:p>
             <w:pPr>
@@ -9350,24 +9845,24 @@
       <w:tr>
         <w:tc>
           <w:tcPr>
-            <w:tcW w:type="dxa" w:w="2800"/>
-          </w:tcPr>
-          <w:p>
-            <w:pPr>
-              <w:pStyle w:val="MDPI42tablebody"/>
-              <w:jc w:val="left"/>
-            </w:pPr>
-            <w:r>
-              <w:rPr>
-                <w:sz w:val="18"/>
-              </w:rPr>
-              <w:t>Few fallers relative to candidate predictors (24/37 families &lt;150 participants)</w:t>
-            </w:r>
-          </w:p>
-        </w:tc>
-        <w:tc>
-          <w:tcPr>
-            <w:tcW w:type="dxa" w:w="4200"/>
+            <w:tcW w:type="dxa" w:w="2604"/>
+          </w:tcPr>
+          <w:p>
+            <w:pPr>
+              <w:pStyle w:val="MDPI42tablebody"/>
+              <w:jc w:val="left"/>
+            </w:pPr>
+            <w:r>
+              <w:rPr>
+                <w:sz w:val="18"/>
+              </w:rPr>
+              <w:t>Few fallers: 45/47 evaluations had &lt;100 participants with falls; 24/37 families had &lt;150 participants</w:t>
+            </w:r>
+          </w:p>
+        </w:tc>
+        <w:tc>
+          <w:tcPr>
+            <w:tcW w:type="dxa" w:w="3905"/>
           </w:tcPr>
           <w:p>
             <w:pPr>
@@ -9384,17 +9879,17 @@
         </w:tc>
         <w:tc>
           <w:tcPr>
-            <w:tcW w:type="dxa" w:w="1450"/>
-          </w:tcPr>
-          <w:p>
-            <w:pPr>
-              <w:pStyle w:val="MDPI42tablebody"/>
-            </w:pPr>
-            <w:r>
-              <w:rPr>
-                <w:sz w:val="18"/>
-              </w:rPr>
-              <w:t>[63,66]</w:t>
+            <w:tcW w:type="dxa" w:w="1348"/>
+          </w:tcPr>
+          <w:p>
+            <w:pPr>
+              <w:pStyle w:val="MDPI42tablebody"/>
+            </w:pPr>
+            <w:r>
+              <w:rPr>
+                <w:sz w:val="18"/>
+              </w:rPr>
+              <w:t>[17,64]</w:t>
             </w:r>
           </w:p>
         </w:tc>
@@ -9402,7 +9897,7 @@
       <w:tr>
         <w:tc>
           <w:tcPr>
-            <w:tcW w:type="dxa" w:w="2800"/>
+            <w:tcW w:type="dxa" w:w="2604"/>
           </w:tcPr>
           <w:p>
             <w:pPr>
@@ -9419,7 +9914,7 @@
         </w:tc>
         <w:tc>
           <w:tcPr>
-            <w:tcW w:type="dxa" w:w="4200"/>
+            <w:tcW w:type="dxa" w:w="3905"/>
           </w:tcPr>
           <w:p>
             <w:pPr>
@@ -9436,7 +9931,7 @@
         </w:tc>
         <w:tc>
           <w:tcPr>
-            <w:tcW w:type="dxa" w:w="1450"/>
+            <w:tcW w:type="dxa" w:w="1348"/>
           </w:tcPr>
           <w:p>
             <w:pPr>
@@ -9454,51 +9949,51 @@
       <w:tr>
         <w:tc>
           <w:tcPr>
-            <w:tcW w:type="dxa" w:w="2800"/>
-          </w:tcPr>
-          <w:p>
-            <w:pPr>
-              <w:pStyle w:val="MDPI42tablebody"/>
-              <w:jc w:val="left"/>
-            </w:pPr>
-            <w:r>
-              <w:rPr>
-                <w:sz w:val="18"/>
-              </w:rPr>
-              <w:t>Performance mostly estimated in development data</w:t>
-            </w:r>
-          </w:p>
-        </w:tc>
-        <w:tc>
-          <w:tcPr>
-            <w:tcW w:type="dxa" w:w="4200"/>
-          </w:tcPr>
-          <w:p>
-            <w:pPr>
-              <w:pStyle w:val="MDPI42tablebody"/>
-              <w:jc w:val="left"/>
-            </w:pPr>
-            <w:r>
-              <w:rPr>
-                <w:sz w:val="18"/>
-              </w:rPr>
-              <w:t>Independent, multisite validation of a locked model and locked signal-processing pipeline</w:t>
-            </w:r>
-          </w:p>
-        </w:tc>
-        <w:tc>
-          <w:tcPr>
-            <w:tcW w:type="dxa" w:w="1450"/>
-          </w:tcPr>
-          <w:p>
-            <w:pPr>
-              <w:pStyle w:val="MDPI42tablebody"/>
-            </w:pPr>
-            <w:r>
-              <w:rPr>
-                <w:sz w:val="18"/>
-              </w:rPr>
-              <w:t>[11,66]</w:t>
+            <w:tcW w:type="dxa" w:w="2604"/>
+          </w:tcPr>
+          <w:p>
+            <w:pPr>
+              <w:pStyle w:val="MDPI42tablebody"/>
+              <w:jc w:val="left"/>
+            </w:pPr>
+            <w:r>
+              <w:rPr>
+                <w:sz w:val="18"/>
+              </w:rPr>
+              <w:t>Performance mostly estimated in development data; one independent-cohort evaluation</w:t>
+            </w:r>
+          </w:p>
+        </w:tc>
+        <w:tc>
+          <w:tcPr>
+            <w:tcW w:type="dxa" w:w="3905"/>
+          </w:tcPr>
+          <w:p>
+            <w:pPr>
+              <w:pStyle w:val="MDPI42tablebody"/>
+              <w:jc w:val="left"/>
+            </w:pPr>
+            <w:r>
+              <w:rPr>
+                <w:sz w:val="18"/>
+              </w:rPr>
+              <w:t>Independent, multisite validation of fully specified models and signal-processing pipelines</w:t>
+            </w:r>
+          </w:p>
+        </w:tc>
+        <w:tc>
+          <w:tcPr>
+            <w:tcW w:type="dxa" w:w="1348"/>
+          </w:tcPr>
+          <w:p>
+            <w:pPr>
+              <w:pStyle w:val="MDPI42tablebody"/>
+            </w:pPr>
+            <w:r>
+              <w:rPr>
+                <w:sz w:val="18"/>
+              </w:rPr>
+              <w:t>[11,17]</w:t>
             </w:r>
           </w:p>
         </w:tc>
@@ -9506,24 +10001,24 @@
       <w:tr>
         <w:tc>
           <w:tcPr>
-            <w:tcW w:type="dxa" w:w="2800"/>
-          </w:tcPr>
-          <w:p>
-            <w:pPr>
-              <w:pStyle w:val="MDPI42tablebody"/>
-              <w:jc w:val="left"/>
-            </w:pPr>
-            <w:r>
-              <w:rPr>
-                <w:sz w:val="18"/>
-              </w:rPr>
-              <w:t>Calibration reported in 1/47 reports</w:t>
-            </w:r>
-          </w:p>
-        </w:tc>
-        <w:tc>
-          <w:tcPr>
-            <w:tcW w:type="dxa" w:w="4200"/>
+            <w:tcW w:type="dxa" w:w="2604"/>
+          </w:tcPr>
+          <w:p>
+            <w:pPr>
+              <w:pStyle w:val="MDPI42tablebody"/>
+              <w:jc w:val="left"/>
+            </w:pPr>
+            <w:r>
+              <w:rPr>
+                <w:sz w:val="18"/>
+              </w:rPr>
+              <w:t>Calibration intercept and slope in 1/47 reports; no calibration plots (Brier or Hosmer–Lemeshow statistics in 4 others)</w:t>
+            </w:r>
+          </w:p>
+        </w:tc>
+        <w:tc>
+          <w:tcPr>
+            <w:tcW w:type="dxa" w:w="3905"/>
           </w:tcPr>
           <w:p>
             <w:pPr>
@@ -9540,17 +10035,17 @@
         </w:tc>
         <w:tc>
           <w:tcPr>
-            <w:tcW w:type="dxa" w:w="1450"/>
-          </w:tcPr>
-          <w:p>
-            <w:pPr>
-              <w:pStyle w:val="MDPI42tablebody"/>
-            </w:pPr>
-            <w:r>
-              <w:rPr>
-                <w:sz w:val="18"/>
-              </w:rPr>
-              <w:t>[64]</w:t>
+            <w:tcW w:type="dxa" w:w="1348"/>
+          </w:tcPr>
+          <w:p>
+            <w:pPr>
+              <w:pStyle w:val="MDPI42tablebody"/>
+            </w:pPr>
+            <w:r>
+              <w:rPr>
+                <w:sz w:val="18"/>
+              </w:rPr>
+              <w:t>[65]</w:t>
             </w:r>
           </w:p>
         </w:tc>
@@ -9558,7 +10053,7 @@
       <w:tr>
         <w:tc>
           <w:tcPr>
-            <w:tcW w:type="dxa" w:w="2800"/>
+            <w:tcW w:type="dxa" w:w="2604"/>
           </w:tcPr>
           <w:p>
             <w:pPr>
@@ -9575,7 +10070,7 @@
         </w:tc>
         <w:tc>
           <w:tcPr>
-            <w:tcW w:type="dxa" w:w="4200"/>
+            <w:tcW w:type="dxa" w:w="3905"/>
           </w:tcPr>
           <w:p>
             <w:pPr>
@@ -9592,17 +10087,17 @@
         </w:tc>
         <w:tc>
           <w:tcPr>
-            <w:tcW w:type="dxa" w:w="1450"/>
-          </w:tcPr>
-          <w:p>
-            <w:pPr>
-              <w:pStyle w:val="MDPI42tablebody"/>
-            </w:pPr>
-            <w:r>
-              <w:rPr>
-                <w:sz w:val="18"/>
-              </w:rPr>
-              <w:t>[65]</w:t>
+            <w:tcW w:type="dxa" w:w="1348"/>
+          </w:tcPr>
+          <w:p>
+            <w:pPr>
+              <w:pStyle w:val="MDPI42tablebody"/>
+            </w:pPr>
+            <w:r>
+              <w:rPr>
+                <w:sz w:val="18"/>
+              </w:rPr>
+              <w:t>[66]</w:t>
             </w:r>
           </w:p>
         </w:tc>
@@ -9610,7 +10105,7 @@
       <w:tr>
         <w:tc>
           <w:tcPr>
-            <w:tcW w:type="dxa" w:w="2800"/>
+            <w:tcW w:type="dxa" w:w="2604"/>
           </w:tcPr>
           <w:p>
             <w:pPr>
@@ -9627,7 +10122,7 @@
         </w:tc>
         <w:tc>
           <w:tcPr>
-            <w:tcW w:type="dxa" w:w="4200"/>
+            <w:tcW w:type="dxa" w:w="3905"/>
           </w:tcPr>
           <w:p>
             <w:pPr>
@@ -9644,7 +10139,7 @@
         </w:tc>
         <w:tc>
           <w:tcPr>
-            <w:tcW w:type="dxa" w:w="1450"/>
+            <w:tcW w:type="dxa" w:w="1348"/>
           </w:tcPr>
           <w:p>
             <w:pPr>
@@ -9662,7 +10157,7 @@
       <w:tr>
         <w:tc>
           <w:tcPr>
-            <w:tcW w:type="dxa" w:w="2800"/>
+            <w:tcW w:type="dxa" w:w="2604"/>
           </w:tcPr>
           <w:p>
             <w:pPr>
@@ -9679,7 +10174,7 @@
         </w:tc>
         <w:tc>
           <w:tcPr>
-            <w:tcW w:type="dxa" w:w="4200"/>
+            <w:tcW w:type="dxa" w:w="3905"/>
           </w:tcPr>
           <w:p>
             <w:pPr>
@@ -9696,7 +10191,7 @@
         </w:tc>
         <w:tc>
           <w:tcPr>
-            <w:tcW w:type="dxa" w:w="1450"/>
+            <w:tcW w:type="dxa" w:w="1348"/>
           </w:tcPr>
           <w:p>
             <w:pPr>
@@ -9714,7 +10209,7 @@
       <w:tr>
         <w:tc>
           <w:tcPr>
-            <w:tcW w:type="dxa" w:w="2800"/>
+            <w:tcW w:type="dxa" w:w="2604"/>
           </w:tcPr>
           <w:p>
             <w:pPr>
@@ -9731,7 +10226,7 @@
         </w:tc>
         <w:tc>
           <w:tcPr>
-            <w:tcW w:type="dxa" w:w="4200"/>
+            <w:tcW w:type="dxa" w:w="3905"/>
           </w:tcPr>
           <w:p>
             <w:pPr>
@@ -9748,7 +10243,7 @@
         </w:tc>
         <w:tc>
           <w:tcPr>
-            <w:tcW w:type="dxa" w:w="1450"/>
+            <w:tcW w:type="dxa" w:w="1348"/>
           </w:tcPr>
           <w:p>
             <w:pPr>
@@ -9766,7 +10261,7 @@
       <w:tr>
         <w:tc>
           <w:tcPr>
-            <w:tcW w:type="dxa" w:w="2800"/>
+            <w:tcW w:type="dxa" w:w="2604"/>
           </w:tcPr>
           <w:p>
             <w:pPr>
@@ -9783,7 +10278,7 @@
         </w:tc>
         <w:tc>
           <w:tcPr>
-            <w:tcW w:type="dxa" w:w="4200"/>
+            <w:tcW w:type="dxa" w:w="3905"/>
           </w:tcPr>
           <w:p>
             <w:pPr>
@@ -9800,7 +10295,7 @@
         </w:tc>
         <w:tc>
           <w:tcPr>
-            <w:tcW w:type="dxa" w:w="1450"/>
+            <w:tcW w:type="dxa" w:w="1348"/>
           </w:tcPr>
           <w:p>
             <w:pPr>
@@ -9829,7 +10324,7 @@
         <w:pStyle w:val="MDPI31text"/>
       </w:pPr>
       <w:r>
-        <w:t>This review has several strengths. It used a strict definition of prospective prediction, excluded retrospective classification and association-only evidence, searched clinical and engineering databases, clustered overlapping publications, separated development from evaluation, and applied PROBAST+AI. It preserved poor and null results rather than pooling non-exchangeable estimates, and it judged clinical readiness against explicit criteria.</w:t>
+        <w:t>This review has several strengths. It used a strict definition of prospective prediction, searched clinical and engineering databases, clustered overlapping publications, separated development from evaluation, documented the decisive PROBAST+AI signalling questions for every report, judged applicability against each model’s intended-use population, reported every representative-estimate selection, and tested the robustness of its summaries in sensitivity analyses. It preserved poor and null results rather than pooling non-exchangeable estimates.</w:t>
       </w:r>
     </w:p>
     <w:p>
@@ -9837,7 +10332,7 @@
         <w:pStyle w:val="MDPI31text"/>
       </w:pPr>
       <w:r>
-        <w:t>Some limitations should be considered. First, the search strategies required gait terminology in several sources; the known-item check showed that mobility-test terminology can evade such searches, and one additional report was identified and included. Restriction to English-language, peer-reviewed journal reports may have introduced language and publication bias. Second, screening, extraction, and appraisal used a verification design, in which each decision made by one reviewer was checked by a second reviewer and cross-checked by the review team, rather than fully independent duplicate assessment; inter-rater agreement statistics were therefore not calculated. Third, full texts were unavailable for 11 included reports, for which extraction relied on the published abstract and accessible primary material; unreported items were recorded as not reported, and the sensitivity analysis excluding these reports did not change any risk-of-bias conclusion. Fourth, PROBAST+AI judgments refer to the principal gait-containing model of each report rather than to every model variant. Fifth, a representative AUC was available for 24 of 37 cohort families, and families without one were generally less completely reported; the descriptive gradient may therefore be affected by reporting completeness, and the representative-result hierarchy involved reviewer judgment. Finally, heterogeneity precluded meta-analysis, and selective reporting could not be quantified.</w:t>
+        <w:t>Some limitations should be considered. First, the database strategies required gait terminology in several sources; the supplementary mobility-terminology search identified one additional report, and other reports indexed only under mobility-test terms may have been missed. Restriction to English-language, peer-reviewed journal reports may have introduced language and publication bias. Second, screening, extraction, and appraisal used a verification design—each decision by one reviewer was checked by a second reviewer and cross-checked by the review team—rather than fully independent duplicate assessment, and inter-rater agreement statistics were therefore not calculated. Third, the complete article could not be obtained for 11 included reports; judgments for these reports were limited to the accessible material, unverifiable items are listed in Supplementary Table S3, and neither the performance summaries nor the risk-of-bias conclusions changed materially when these reports were excluded. Fourth, PROBAST+AI judgments refer to the principal gait-containing model of each report rather than to every model variant. Fifth, a representative AUC was available for 24 of 37 cohort families, families without one were generally less completely reported, and the selection hierarchy was defined during analysis; the alternative-selection analyses bound its influence (medians 0.720–0.785). Finally, heterogeneity precluded meta-analysis, performance comparisons across strata are exploratory, and selective reporting could not be quantified.</w:t>
       </w:r>
     </w:p>
     <w:p>
@@ -9853,7 +10348,7 @@
         <w:pStyle w:val="MDPI31text"/>
       </w:pPr>
       <w:r>
-        <w:t>Wearable- and vision-derived gait measures contain a genuine prognostic signal for future falls in older adults, particularly through gait variability, trunk stability, turning, and daily walking structure. However, the published models are not yet ready for clinical deployment: every evaluation was at high risk of bias, calibration and clinical utility were almost never assessed, and the only independent external validation performed close to chance. Progress now depends less on new algorithms than on independent, adequately powered, multisite validation of locked sensor-to-model pipelines, with calibration, prespecified decision thresholds, net-benefit analysis, and subsequent impact evaluation. These standards provide a clear roadmap for moving digital gait biomarkers from promising signal to trustworthy clinical tool.</w:t>
+        <w:t>Wearable- and vision-derived gait measures discriminated future fallers in development and internal-validation studies, particularly through gait variability, trunk stability, turning, and daily walking structure. Confidence in these estimates is low, however, because every evaluation was at high risk of bias, calibration and clinical utility were rarely or never assessed, and the only independent-cohort evaluation of published models found near-chance discrimination. The included evidence therefore does not establish readiness for routine clinical deployment. Progress depends on adequately powered, independent, multisite validation of fully specified sensor-to-model pipelines, with calibration, prespecified decision thresholds, net-benefit analysis, and subsequent impact evaluation.</w:t>
       </w:r>
     </w:p>
     <w:p>
@@ -9867,7 +10362,7 @@
         <w:t>Supplementary Materials:</w:t>
       </w:r>
       <w:r>
-        <w:t xml:space="preserve"> The following supporting information can be downloaded at: https://www.mdpi.com/article/doi/s1, Table S1: Information sources, search strategies, limits, dates, and yields; Table S2: Detailed data extraction for the 47 included reports; Table S3: Excluded reports that might appear eligible, with reasons; Table S4: Cohort-overlap map; Table S5: PROBAST+AI risk-of-bias judgments by domain; Table S6: PROBAST+AI applicability judgments; PRISMA 2020 checklist.</w:t>
+        <w:t xml:space="preserve"> The following supporting information can be downloaded at: https://www.mdpi.com/article/doi/s1, Table S1: Search strategies, interfaces, limits, dates, and yields; Table S2: Detailed data extraction for the 47 included reports; Table S3: Reports assessed without the complete article; Table S4: Excluded reports that might appear eligible, with reasons; Table S5: Cohort-overlap map; Table S6: Representative-estimate selection for each cohort family; Table S7: PROBAST+AI domain judgments; Table S8: Signalling-question assessment of the PROBAST+AI evaluation analysis domain; Table S9: Applicability judgments against the intended-use population; PRISMA 2020 checklist.</w:t>
       </w:r>
     </w:p>
     <w:p>
@@ -9937,7 +10432,7 @@
         <w:t>Data Availability Statement:</w:t>
       </w:r>
       <w:r>
-        <w:t xml:space="preserve"> All data extracted and analysed in this review are included in the article and its Supplementary Materials. Further information is available from the corresponding author upon reasonable request.</w:t>
+        <w:t xml:space="preserve"> All data extracted and analysed in this review, including the signalling-question assessments and the representative-estimate selections, are included in the article and its Supplementary Materials. Further information is available from the corresponding author upon reasonable request.</w:t>
       </w:r>
     </w:p>
     <w:p>
@@ -9951,7 +10446,7 @@
         <w:t>Acknowledgments:</w:t>
       </w:r>
       <w:r>
-        <w:t xml:space="preserve"> The authors extend their appreciation to the King Salman Center for Disability Research for funding this work through Research Group Number KSRG-2026-455. During the preparation of this study and manuscript, the authors used generative AI tools (ChatGPT, OpenAI; Claude, Anthropic) to assist with organizing search-yield records, citation matching, consistency checks of extracted data, figure preparation, and language editing. No AI tool made eligibility, extraction, or risk-of-bias decisions. The authors reviewed and verified all outputs against the source reports and take full responsibility for the content of this publication.</w:t>
+        <w:t xml:space="preserve"> The authors extend their appreciation to the King Salman Center for Disability Research for funding this work through Research Group Number KSRG-2026-455.</w:t>
       </w:r>
     </w:p>
     <w:p>
@@ -9981,7 +10476,7 @@
         <w:pStyle w:val="MDPI32textnoindent"/>
       </w:pPr>
       <w:r>
-        <w:t>The following abbreviations are used in this manuscript: AI, artificial intelligence; AUC, area under the receiver operating characteristic curve; CHARMS, Critical Appraisal and Data Extraction for Systematic Reviews of Prediction Modelling Studies; C-index, concordance index; FARAO, Fall Risk Assessment in Older Adults; GRADE, Grading of Recommendations Assessment, Development and Evaluation; IMU, inertial measurement unit; IQR, interquartile range; iTUG, instrumented Timed Up and Go; NR, not reported; PICOTS, population, index model, comparator, outcome, timing, and setting; PRISMA, Preferred Reporting Items for Systematic Reviews and Meta-Analyses; PROBAST+AI, Prediction model Risk Of Bias ASsessment Tool plus Artificial Intelligence; QTUG, Quantitative Timed Up and Go; QUIPS, Quality In Prognosis Studies; RoB 2, Cochrane risk-of-bias tool for randomized trials; ROBINS-I, Risk Of Bias In Non-randomized Studies of Interventions; TRIPOD+AI, Transparent Reporting of a multivariable prediction model for Individual Prognosis Or Diagnosis, updated for artificial intelligence; TRIPOD-SRMA, TRIPOD checklist for systematic reviews and meta-analyses; TUG, Timed Up and Go.</w:t>
+        <w:t>The following abbreviations are used in this manuscript: AUC, area under the receiver operating characteristic curve; CHARMS, Critical Appraisal and Data Extraction for Systematic Reviews of Prediction Modelling Studies; CI, confidence interval; C-index, concordance index; FARAO, Fall Risk Assessment in Older Adults; GRADE, Grading of Recommendations Assessment, Development and Evaluation; IMU, inertial measurement unit; IQR, interquartile range; iTUG, instrumented Timed Up and Go; NR, not reported; PICOTS, population, index model, comparator, outcome, timing, and setting; PRISMA, Preferred Reporting Items for Systematic Reviews and Meta-Analyses; PROBAST+AI, Prediction model Risk Of Bias ASsessment Tool, updated for regression and artificial intelligence methods; QTUG, Quantitative Timed Up and Go; QUIPS, Quality In Prognosis Studies; RoB 2, Cochrane risk-of-bias tool for randomized trials; ROBINS-I, Risk Of Bias In Non-randomized Studies of Interventions; SD, standard deviation; TRIPOD+AI, Transparent Reporting of a multivariable prediction model for Individual Prognosis Or Diagnosis, updated for regression and machine learning methods; TRIPOD-SRMA, TRIPOD checklist for systematic reviews and meta-analyses; TUG, Timed Up and Go.</w:t>
       </w:r>
     </w:p>
     <w:p>
@@ -10495,6 +10990,76 @@
         <w:pStyle w:val="MDPI81references"/>
       </w:pPr>
       <w:r>
+        <w:t xml:space="preserve">Giardini, M.; Arcolin, I.; Baracco, S.; Corna, S.; Godi, M. Instrumented Timed Up and Go test: A reliable and valid tool for elderly with femur fracture. </w:t>
+      </w:r>
+      <w:r>
+        <w:rPr>
+          <w:i/>
+        </w:rPr>
+        <w:t>Gait Posture</w:t>
+      </w:r>
+      <w:r>
+        <w:t xml:space="preserve"> </w:t>
+      </w:r>
+      <w:r>
+        <w:rPr>
+          <w:b/>
+        </w:rPr>
+        <w:t>2025</w:t>
+      </w:r>
+      <w:r>
+        <w:t xml:space="preserve">, </w:t>
+      </w:r>
+      <w:r>
+        <w:rPr>
+          <w:i/>
+        </w:rPr>
+        <w:t>122</w:t>
+      </w:r>
+      <w:r>
+        <w:t>, 375–381. https://doi.org/10.1016/j.gaitpost.2025.08.074.</w:t>
+      </w:r>
+    </w:p>
+    <w:p>
+      <w:pPr>
+        <w:pStyle w:val="MDPI81references"/>
+      </w:pPr>
+      <w:r>
+        <w:t xml:space="preserve">Riley, R.D.; Snell, K.I.E.; Archer, L.; Ensor, J.; Debray, T.P.A.; van Calster, B.; van Smeden, M.; Collins, G.S. Evaluation of clinical prediction models (part 3): Calculating the sample size required for an external validation study. </w:t>
+      </w:r>
+      <w:r>
+        <w:rPr>
+          <w:i/>
+        </w:rPr>
+        <w:t>BMJ</w:t>
+      </w:r>
+      <w:r>
+        <w:t xml:space="preserve"> </w:t>
+      </w:r>
+      <w:r>
+        <w:rPr>
+          <w:b/>
+        </w:rPr>
+        <w:t>2024</w:t>
+      </w:r>
+      <w:r>
+        <w:t xml:space="preserve">, </w:t>
+      </w:r>
+      <w:r>
+        <w:rPr>
+          <w:i/>
+        </w:rPr>
+        <w:t>384</w:t>
+      </w:r>
+      <w:r>
+        <w:t>, e074821. https://doi.org/10.1136/bmj-2023-074821.</w:t>
+      </w:r>
+    </w:p>
+    <w:p>
+      <w:pPr>
+        <w:pStyle w:val="MDPI81references"/>
+      </w:pPr>
+      <w:r>
         <w:t xml:space="preserve">Foroutan, F.; Mayer, M.; Guyatt, G.; Riley, R.D.; Mustafa, R.; Kreuzberger, N.; Skoetz, N.; Darzi, A.; Alba, A.C.; Mowbray, F.; et al. GRADE concept paper 8: Judging the certainty of discrimination performance estimates of prognostic models in a body of validation studies. </w:t>
       </w:r>
       <w:r>
@@ -12070,13 +12635,13 @@
         <w:pStyle w:val="MDPI81references"/>
       </w:pPr>
       <w:r>
-        <w:t xml:space="preserve">Giardini, M.; Arcolin, I.; Baracco, S.; Corna, S.; Godi, M. Instrumented Timed Up and Go test: A reliable and valid tool for elderly with femur fracture. </w:t>
+        <w:t xml:space="preserve">Guan, Z.; Cai, J.; Wang, J.; Li, Y.; Song, R.; Zanotto, D.; Agrawal, S.K.; Zhang, H. Accuracy and precision of wearable-derived gait parameters: How these affect the performance of models for fall prediction in the elderly. </w:t>
       </w:r>
       <w:r>
         <w:rPr>
           <w:i/>
         </w:rPr>
-        <w:t>Gait Posture</w:t>
+        <w:t>IEEE Trans. Neural Syst. Rehabil. Eng.</w:t>
       </w:r>
       <w:r>
         <w:t xml:space="preserve"> </w:t>
@@ -12094,10 +12659,10 @@
         <w:rPr>
           <w:i/>
         </w:rPr>
-        <w:t>122</w:t>
-      </w:r>
-      <w:r>
-        <w:t>, 375–381. https://doi.org/10.1016/j.gaitpost.2025.08.074.</w:t>
+        <w:t>33</w:t>
+      </w:r>
+      <w:r>
+        <w:t>, 4255–4266. https://doi.org/10.1109/TNSRE.2025.3623129.</w:t>
       </w:r>
     </w:p>
     <w:p>
@@ -12105,13 +12670,13 @@
         <w:pStyle w:val="MDPI81references"/>
       </w:pPr>
       <w:r>
-        <w:t xml:space="preserve">Guan, Z.; Cai, J.; Wang, J.; Li, Y.; Song, R.; Zanotto, D.; Agrawal, S.K.; Zhang, H. Accuracy and precision of wearable-derived gait parameters: How these affect the performance of models for fall prediction in the elderly. </w:t>
+        <w:t xml:space="preserve">Riley, R.D.; Ensor, J.; Snell, K.I.E.; Harrell, F.E., Jr.; Martin, G.P.; Reitsma, J.B.; Moons, K.G.M.; Collins, G.; van Smeden, M. Calculating the sample size required for developing a clinical prediction model. </w:t>
       </w:r>
       <w:r>
         <w:rPr>
           <w:i/>
         </w:rPr>
-        <w:t>IEEE Trans. Neural Syst. Rehabil. Eng.</w:t>
+        <w:t>BMJ</w:t>
       </w:r>
       <w:r>
         <w:t xml:space="preserve"> </w:t>
@@ -12120,7 +12685,7 @@
         <w:rPr>
           <w:b/>
         </w:rPr>
-        <w:t>2025</w:t>
+        <w:t>2020</w:t>
       </w:r>
       <w:r>
         <w:t xml:space="preserve">, </w:t>
@@ -12129,10 +12694,10 @@
         <w:rPr>
           <w:i/>
         </w:rPr>
-        <w:t>33</w:t>
-      </w:r>
-      <w:r>
-        <w:t>, 4255–4266. https://doi.org/10.1109/TNSRE.2025.3623129.</w:t>
+        <w:t>368</w:t>
+      </w:r>
+      <w:r>
+        <w:t>, m441. https://doi.org/10.1136/bmj.m441.</w:t>
       </w:r>
     </w:p>
     <w:p>
@@ -12140,13 +12705,13 @@
         <w:pStyle w:val="MDPI81references"/>
       </w:pPr>
       <w:r>
-        <w:t xml:space="preserve">Riley, R.D.; Ensor, J.; Snell, K.I.E.; Harrell, F.E., Jr.; Martin, G.P.; Reitsma, J.B.; Moons, K.G.M.; Collins, G.; van Smeden, M. Calculating the sample size required for developing a clinical prediction model. </w:t>
+        <w:t xml:space="preserve">Van Calster, B.; McLernon, D.J.; van Smeden, M.; Wynants, L.; Steyerberg, E.W. Calibration: The Achilles heel of predictive analytics. </w:t>
       </w:r>
       <w:r>
         <w:rPr>
           <w:i/>
         </w:rPr>
-        <w:t>BMJ</w:t>
+        <w:t>BMC Med.</w:t>
       </w:r>
       <w:r>
         <w:t xml:space="preserve"> </w:t>
@@ -12155,7 +12720,7 @@
         <w:rPr>
           <w:b/>
         </w:rPr>
-        <w:t>2020</w:t>
+        <w:t>2019</w:t>
       </w:r>
       <w:r>
         <w:t xml:space="preserve">, </w:t>
@@ -12164,10 +12729,10 @@
         <w:rPr>
           <w:i/>
         </w:rPr>
-        <w:t>368</w:t>
-      </w:r>
-      <w:r>
-        <w:t>, m441. https://doi.org/10.1136/bmj.m441.</w:t>
+        <w:t>17</w:t>
+      </w:r>
+      <w:r>
+        <w:t>, 230. https://doi.org/10.1186/s12916-019-1466-7.</w:t>
       </w:r>
     </w:p>
     <w:p>
@@ -12175,13 +12740,13 @@
         <w:pStyle w:val="MDPI81references"/>
       </w:pPr>
       <w:r>
-        <w:t xml:space="preserve">Van Calster, B.; McLernon, D.J.; van Smeden, M.; Wynants, L.; Steyerberg, E.W. Calibration: The Achilles heel of predictive analytics. </w:t>
+        <w:t xml:space="preserve">Vickers, A.J.; Elkin, E.B. Decision curve analysis: A novel method for evaluating prediction models. </w:t>
       </w:r>
       <w:r>
         <w:rPr>
           <w:i/>
         </w:rPr>
-        <w:t>BMC Med.</w:t>
+        <w:t>Med. Decis. Making</w:t>
       </w:r>
       <w:r>
         <w:t xml:space="preserve"> </w:t>
@@ -12190,7 +12755,7 @@
         <w:rPr>
           <w:b/>
         </w:rPr>
-        <w:t>2019</w:t>
+        <w:t>2006</w:t>
       </w:r>
       <w:r>
         <w:t xml:space="preserve">, </w:t>
@@ -12199,10 +12764,10 @@
         <w:rPr>
           <w:i/>
         </w:rPr>
-        <w:t>17</w:t>
-      </w:r>
-      <w:r>
-        <w:t>, 230. https://doi.org/10.1186/s12916-019-1466-7.</w:t>
+        <w:t>26</w:t>
+      </w:r>
+      <w:r>
+        <w:t>, 565–574. https://doi.org/10.1177/0272989X06295361.</w:t>
       </w:r>
     </w:p>
     <w:p>
@@ -12210,13 +12775,13 @@
         <w:pStyle w:val="MDPI81references"/>
       </w:pPr>
       <w:r>
-        <w:t xml:space="preserve">Vickers, A.J.; Elkin, E.B. Decision curve analysis: A novel method for evaluating prediction models. </w:t>
+        <w:t xml:space="preserve">Lamb, S.E.; Jørstad-Stein, E.C.; Hauer, K.; Becker, C.; Prevention of Falls Network Europe and Outcomes Consensus Group. Development of a common outcome data set for fall injury prevention trials: The Prevention of Falls Network Europe consensus. </w:t>
       </w:r>
       <w:r>
         <w:rPr>
           <w:i/>
         </w:rPr>
-        <w:t>Med. Decis. Making</w:t>
+        <w:t>J. Am. Geriatr. Soc.</w:t>
       </w:r>
       <w:r>
         <w:t xml:space="preserve"> </w:t>
@@ -12225,7 +12790,7 @@
         <w:rPr>
           <w:b/>
         </w:rPr>
-        <w:t>2006</w:t>
+        <w:t>2005</w:t>
       </w:r>
       <w:r>
         <w:t xml:space="preserve">, </w:t>
@@ -12234,76 +12799,6 @@
         <w:rPr>
           <w:i/>
         </w:rPr>
-        <w:t>26</w:t>
-      </w:r>
-      <w:r>
-        <w:t>, 565–574. https://doi.org/10.1177/0272989X06295361.</w:t>
-      </w:r>
-    </w:p>
-    <w:p>
-      <w:pPr>
-        <w:pStyle w:val="MDPI81references"/>
-      </w:pPr>
-      <w:r>
-        <w:t xml:space="preserve">Riley, R.D.; Snell, K.I.E.; Archer, L.; Ensor, J.; Debray, T.P.A.; van Calster, B.; van Smeden, M.; Collins, G.S. Evaluation of clinical prediction models (part 3): Calculating the sample size required for an external validation study. </w:t>
-      </w:r>
-      <w:r>
-        <w:rPr>
-          <w:i/>
-        </w:rPr>
-        <w:t>BMJ</w:t>
-      </w:r>
-      <w:r>
-        <w:t xml:space="preserve"> </w:t>
-      </w:r>
-      <w:r>
-        <w:rPr>
-          <w:b/>
-        </w:rPr>
-        <w:t>2024</w:t>
-      </w:r>
-      <w:r>
-        <w:t xml:space="preserve">, </w:t>
-      </w:r>
-      <w:r>
-        <w:rPr>
-          <w:i/>
-        </w:rPr>
-        <w:t>384</w:t>
-      </w:r>
-      <w:r>
-        <w:t>, e074821. https://doi.org/10.1136/bmj-2023-074821.</w:t>
-      </w:r>
-    </w:p>
-    <w:p>
-      <w:pPr>
-        <w:pStyle w:val="MDPI81references"/>
-      </w:pPr>
-      <w:r>
-        <w:t xml:space="preserve">Lamb, S.E.; Jørstad-Stein, E.C.; Hauer, K.; Becker, C.; Prevention of Falls Network Europe and Outcomes Consensus Group. Development of a common outcome data set for fall injury prevention trials: The Prevention of Falls Network Europe consensus. </w:t>
-      </w:r>
-      <w:r>
-        <w:rPr>
-          <w:i/>
-        </w:rPr>
-        <w:t>J. Am. Geriatr. Soc.</w:t>
-      </w:r>
-      <w:r>
-        <w:t xml:space="preserve"> </w:t>
-      </w:r>
-      <w:r>
-        <w:rPr>
-          <w:b/>
-        </w:rPr>
-        <w:t>2005</w:t>
-      </w:r>
-      <w:r>
-        <w:t xml:space="preserve">, </w:t>
-      </w:r>
-      <w:r>
-        <w:rPr>
-          <w:i/>
-        </w:rPr>
         <w:t>53</w:t>
       </w:r>
       <w:r>
@@ -12311,8 +12806,12 @@
       </w:r>
     </w:p>
     <w:sectPr>
+      <w:headerReference w:type="even" r:id="rId10"/>
+      <w:headerReference w:type="default" r:id="rId11"/>
+      <w:footerReference w:type="default" r:id="rId12"/>
+      <w:type w:val="nextPage"/>
       <w:pgSz w:w="11906" w:h="16838" w:code="9"/>
-      <w:pgMar w:top="907" w:right="907" w:bottom="907" w:left="1077" w:header="720" w:footer="612" w:gutter="0"/>
+      <w:pgMar w:top="1417" w:right="720" w:bottom="907" w:left="720" w:header="720" w:footer="612" w:gutter="0"/>
       <w:lnNumType w:countBy="1" w:distance="255" w:restart="continuous"/>
       <w:cols w:space="425"/>
       <w:bidi/>
@@ -12352,6 +12851,7 @@
   <w:p>
     <w:pPr>
       <w:pStyle w:val="Footer"/>
+      <w:spacing w:line="240" w:lineRule="auto"/>
     </w:pPr>
   </w:p>
 </w:ftr>
@@ -12361,23 +12861,16 @@
 <w:ftr xmlns:wpc="http://schemas.microsoft.com/office/word/2010/wordprocessingCanvas" xmlns:cx="http://schemas.microsoft.com/office/drawing/2014/chartex" xmlns:cx1="http://schemas.microsoft.com/office/drawing/2015/9/8/chartex" xmlns:cx2="http://schemas.microsoft.com/office/drawing/2015/10/21/chartex" xmlns:cx3="http://schemas.microsoft.com/office/drawing/2016/5/9/chartex" xmlns:cx4="http://schemas.microsoft.com/office/drawing/2016/5/10/chartex" xmlns:cx5="http://schemas.microsoft.com/office/drawing/2016/5/11/chartex" xmlns:cx6="http://schemas.microsoft.com/office/drawing/2016/5/12/chartex" xmlns:cx7="http://schemas.microsoft.com/office/drawing/2016/5/13/chartex" xmlns:cx8="http://schemas.microsoft.com/office/drawing/2016/5/14/chartex" xmlns:mc="http://schemas.openxmlformats.org/markup-compatibility/2006" xmlns:aink="http://schemas.microsoft.com/office/drawing/2016/ink" xmlns:am3d="http://schemas.microsoft.com/office/drawing/2017/model3d" xmlns:o="urn:schemas-microsoft-com:office:office" xmlns:oel="http://schemas.microsoft.com/office/2019/extlst" xmlns:r="http://schemas.openxmlformats.org/officeDocument/2006/relationships" xmlns:m="http://schemas.openxmlformats.org/officeDocument/2006/math" xmlns:v="urn:schemas-microsoft-com:vml" xmlns:wp14="http://schemas.microsoft.com/office/word/2010/wordprocessingDrawing" xmlns:wp="http://schemas.openxmlformats.org/drawingml/2006/wordprocessingDrawing" xmlns:w10="urn:schemas-microsoft-com:office:word" xmlns:w="http://schemas.openxmlformats.org/wordprocessingml/2006/main" xmlns:w14="http://schemas.microsoft.com/office/word/2010/wordml" xmlns:w15="http://schemas.microsoft.com/office/word/2012/wordml" xmlns:w16cex="http://schemas.microsoft.com/office/word/2018/wordml/cex" xmlns:w16cid="http://schemas.microsoft.com/office/word/2016/wordml/cid" xmlns:w16="http://schemas.microsoft.com/office/word/2018/wordml" xmlns:w16du="http://schemas.microsoft.com/office/word/2023/wordml/word16du" xmlns:w16sdtdh="http://schemas.microsoft.com/office/word/2020/wordml/sdtdatahash" xmlns:w16sdtfl="http://schemas.microsoft.com/office/word/2024/wordml/sdtformatlock" xmlns:w16se="http://schemas.microsoft.com/office/word/2015/wordml/symex" xmlns:wpg="http://schemas.microsoft.com/office/word/2010/wordprocessingGroup" xmlns:wpi="http://schemas.microsoft.com/office/word/2010/wordprocessingInk" xmlns:wne="http://schemas.microsoft.com/office/word/2006/wordml" xmlns:wps="http://schemas.microsoft.com/office/word/2010/wordprocessingShape" mc:Ignorable="w14 w15 w16se w16cid w16 w16cex w16sdtdh w16sdtfl w16du wp14">
   <w:p>
     <w:pPr>
-      <w:pStyle w:val="Footer"/>
-      <w:spacing w:line="240" w:lineRule="auto"/>
-    </w:pPr>
-  </w:p>
-</w:ftr>
-</file>
-
-<file path=word/footer3.xml><?xml version="1.0" encoding="utf-8"?>
-<w:ftr xmlns:wpc="http://schemas.microsoft.com/office/word/2010/wordprocessingCanvas" xmlns:cx="http://schemas.microsoft.com/office/drawing/2014/chartex" xmlns:cx1="http://schemas.microsoft.com/office/drawing/2015/9/8/chartex" xmlns:cx2="http://schemas.microsoft.com/office/drawing/2015/10/21/chartex" xmlns:cx3="http://schemas.microsoft.com/office/drawing/2016/5/9/chartex" xmlns:cx4="http://schemas.microsoft.com/office/drawing/2016/5/10/chartex" xmlns:cx5="http://schemas.microsoft.com/office/drawing/2016/5/11/chartex" xmlns:cx6="http://schemas.microsoft.com/office/drawing/2016/5/12/chartex" xmlns:cx7="http://schemas.microsoft.com/office/drawing/2016/5/13/chartex" xmlns:cx8="http://schemas.microsoft.com/office/drawing/2016/5/14/chartex" xmlns:mc="http://schemas.openxmlformats.org/markup-compatibility/2006" xmlns:aink="http://schemas.microsoft.com/office/drawing/2016/ink" xmlns:am3d="http://schemas.microsoft.com/office/drawing/2017/model3d" xmlns:o="urn:schemas-microsoft-com:office:office" xmlns:oel="http://schemas.microsoft.com/office/2019/extlst" xmlns:r="http://schemas.openxmlformats.org/officeDocument/2006/relationships" xmlns:m="http://schemas.openxmlformats.org/officeDocument/2006/math" xmlns:v="urn:schemas-microsoft-com:vml" xmlns:wp14="http://schemas.microsoft.com/office/word/2010/wordprocessingDrawing" xmlns:wp="http://schemas.openxmlformats.org/drawingml/2006/wordprocessingDrawing" xmlns:w10="urn:schemas-microsoft-com:office:word" xmlns:w="http://schemas.openxmlformats.org/wordprocessingml/2006/main" xmlns:w14="http://schemas.microsoft.com/office/word/2010/wordml" xmlns:w15="http://schemas.microsoft.com/office/word/2012/wordml" xmlns:w16cex="http://schemas.microsoft.com/office/word/2018/wordml/cex" xmlns:w16cid="http://schemas.microsoft.com/office/word/2016/wordml/cid" xmlns:w16="http://schemas.microsoft.com/office/word/2018/wordml" xmlns:w16du="http://schemas.microsoft.com/office/word/2023/wordml/word16du" xmlns:w16sdtdh="http://schemas.microsoft.com/office/word/2020/wordml/sdtdatahash" xmlns:w16sdtfl="http://schemas.microsoft.com/office/word/2024/wordml/sdtformatlock" xmlns:w16se="http://schemas.microsoft.com/office/word/2015/wordml/symex" xmlns:wpg="http://schemas.microsoft.com/office/word/2010/wordprocessingGroup" xmlns:wpi="http://schemas.microsoft.com/office/word/2010/wordprocessingInk" xmlns:wne="http://schemas.microsoft.com/office/word/2006/wordml" xmlns:wps="http://schemas.microsoft.com/office/word/2010/wordprocessingShape" mc:Ignorable="w14 w15 w16se w16cid w16 w16cex w16sdtdh w16sdtfl w16du wp14">
-  <w:p>
-    <w:pPr>
       <w:pBdr>
         <w:top w:val="single" w:sz="4" w:space="0" w:color="000000"/>
       </w:pBdr>
+      <w:tabs>
+        <w:tab w:val="right" w:pos="8844"/>
+      </w:tabs>
       <w:adjustRightInd w:val="0"/>
       <w:snapToGrid w:val="0"/>
       <w:spacing w:before="480" w:line="100" w:lineRule="exact"/>
+      <w:jc w:val="left"/>
       <w:rPr>
         <w:i/>
         <w:sz w:val="16"/>
@@ -12390,11 +12883,12 @@
       <w:tabs>
         <w:tab w:val="right" w:pos="10466"/>
       </w:tabs>
+      <w:adjustRightInd w:val="0"/>
+      <w:snapToGrid w:val="0"/>
       <w:spacing w:line="240" w:lineRule="auto"/>
       <w:rPr>
         <w:sz w:val="16"/>
         <w:szCs w:val="16"/>
-        <w:lang w:val="nb-NO"/>
       </w:rPr>
     </w:pPr>
     <w:r>
@@ -12402,59 +12896,68 @@
         <w:i/>
         <w:sz w:val="16"/>
         <w:szCs w:val="16"/>
-        <w:lang w:val="nb-NO"/>
       </w:rPr>
-      <w:t>Diagnostics</w:t>
+      <w:t xml:space="preserve">Diagnostics </w:t>
+    </w:r>
+    <w:r>
+      <w:rPr>
+        <w:b/>
+        <w:bCs/>
+        <w:iCs/>
+        <w:sz w:val="16"/>
+        <w:szCs w:val="16"/>
+      </w:rPr>
+      <w:t>2026</w:t>
+    </w:r>
+    <w:r>
+      <w:rPr>
+        <w:bCs/>
+        <w:iCs/>
+        <w:sz w:val="16"/>
+        <w:szCs w:val="16"/>
+      </w:rPr>
+      <w:t>,</w:t>
+    </w:r>
+    <w:r>
+      <w:rPr>
+        <w:bCs/>
+        <w:i/>
+        <w:iCs/>
+        <w:sz w:val="16"/>
+        <w:szCs w:val="16"/>
+      </w:rPr>
+      <w:t xml:space="preserve"> 16</w:t>
+    </w:r>
+    <w:r>
+      <w:rPr>
+        <w:bCs/>
+        <w:iCs/>
+        <w:sz w:val="16"/>
+        <w:szCs w:val="16"/>
+      </w:rPr>
+      <w:t xml:space="preserve">, </w:t>
+    </w:r>
+    <w:r>
+      <w:rPr>
+        <w:bCs/>
+        <w:iCs/>
+        <w:sz w:val="16"/>
+        <w:szCs w:val="16"/>
+      </w:rPr>
+      <w:t>x</w:t>
     </w:r>
     <w:r>
       <w:rPr>
         <w:sz w:val="16"/>
         <w:szCs w:val="16"/>
-        <w:lang w:val="nb-NO"/>
       </w:rPr>
-      <w:t xml:space="preserve"> </w:t>
-    </w:r>
-    <w:r>
-      <w:rPr>
-        <w:b/>
-        <w:sz w:val="16"/>
-        <w:szCs w:val="16"/>
-        <w:lang w:val="nb-NO"/>
-      </w:rPr>
-      <w:t>2026</w:t>
+      <w:tab/>
     </w:r>
     <w:r>
       <w:rPr>
         <w:sz w:val="16"/>
         <w:szCs w:val="16"/>
-        <w:lang w:val="nb-NO"/>
       </w:rPr>
-      <w:t>,</w:t>
-    </w:r>
-    <w:r>
-      <w:rPr>
-        <w:i/>
-        <w:sz w:val="16"/>
-        <w:szCs w:val="16"/>
-        <w:lang w:val="nb-NO"/>
-      </w:rPr>
-      <w:t xml:space="preserve"> 16</w:t>
-    </w:r>
-    <w:r>
-      <w:rPr>
-        <w:sz w:val="16"/>
-        <w:szCs w:val="16"/>
-        <w:lang w:val="nb-NO"/>
-      </w:rPr>
-      <w:t>, x</w:t>
-    </w:r>
-    <w:r>
-      <w:rPr>
-        <w:sz w:val="16"/>
-        <w:szCs w:val="16"/>
-        <w:lang w:val="nb-NO"/>
-      </w:rPr>
-      <w:tab/>
       <w:t>https://doi.org/10.3390/xxxxx</w:t>
     </w:r>
   </w:p>
@@ -12544,7 +13047,13 @@
       <w:rPr>
         <w:sz w:val="16"/>
       </w:rPr>
-      <w:t>, x FOR PEER REVIEW</w:t>
+      <w:t xml:space="preserve">, x </w:t>
+    </w:r>
+    <w:r>
+      <w:rPr>
+        <w:sz w:val="16"/>
+      </w:rPr>
+      <w:t>FOR PEER REVIEW</w:t>
     </w:r>
     <w:r>
       <w:rPr>
@@ -12679,13 +13188,46 @@
           </w:pPr>
           <w:r>
             <w:rPr>
-              <w:rFonts w:ascii="Palatino Linotype" w:hAnsi="Palatino Linotype"/>
+              <w:rFonts w:eastAsia="DengXian"/>
               <w:b/>
-              <w:i/>
-              <w:color w:val="1F4E79"/>
-              <w:sz w:val="40"/>
+              <w:bCs/>
+              <w:noProof/>
             </w:rPr>
-            <w:t>Diagnostics</w:t>
+            <w:drawing>
+              <wp:inline distT="0" distB="0" distL="0" distR="0" wp14:anchorId="266D32D0" wp14:editId="5CB7B20A">
+                <wp:extent cx="1542423" cy="432000"/>
+                <wp:effectExtent l="0" t="0" r="635" b="6350"/>
+                <wp:docPr id="55811520" name="Picture 1"/>
+                <wp:cNvGraphicFramePr>
+                  <a:graphicFrameLocks xmlns:a="http://schemas.openxmlformats.org/drawingml/2006/main" noChangeAspect="1"/>
+                </wp:cNvGraphicFramePr>
+                <a:graphic xmlns:a="http://schemas.openxmlformats.org/drawingml/2006/main">
+                  <a:graphicData uri="http://schemas.openxmlformats.org/drawingml/2006/picture">
+                    <pic:pic xmlns:pic="http://schemas.openxmlformats.org/drawingml/2006/picture">
+                      <pic:nvPicPr>
+                        <pic:cNvPr id="55811520" name=""/>
+                        <pic:cNvPicPr/>
+                      </pic:nvPicPr>
+                      <pic:blipFill>
+                        <a:blip r:embed="rId1"/>
+                        <a:stretch>
+                          <a:fillRect/>
+                        </a:stretch>
+                      </pic:blipFill>
+                      <pic:spPr>
+                        <a:xfrm>
+                          <a:off x="0" y="0"/>
+                          <a:ext cx="1542423" cy="432000"/>
+                        </a:xfrm>
+                        <a:prstGeom prst="rect">
+                          <a:avLst/>
+                        </a:prstGeom>
+                      </pic:spPr>
+                    </pic:pic>
+                  </a:graphicData>
+                </a:graphic>
+              </wp:inline>
+            </w:drawing>
           </w:r>
         </w:p>
       </w:tc>
@@ -12734,16 +13276,16 @@
               <w:noProof/>
             </w:rPr>
             <w:drawing>
-              <wp:inline distT="0" distB="0" distL="0" distR="0" wp14:anchorId="5B389264" wp14:editId="328F8706">
+              <wp:inline distT="0" distB="0" distL="0" distR="0" wp14:anchorId="4EF1E053" wp14:editId="4D7FA45B">
                 <wp:extent cx="540000" cy="360000"/>
                 <wp:effectExtent l="0" t="0" r="0" b="2540"/>
-                <wp:docPr id="2033905018" name="Picture 1" descr="MDPI publisher logo" title="MDPI publisher logo"/>
+                <wp:docPr id="1859630180" name="Picture 1"/>
                 <wp:cNvGraphicFramePr/>
                 <a:graphic xmlns:a="http://schemas.openxmlformats.org/drawingml/2006/main">
                   <a:graphicData uri="http://schemas.openxmlformats.org/drawingml/2006/picture">
                     <pic:pic xmlns:pic="http://schemas.openxmlformats.org/drawingml/2006/picture">
                       <pic:nvPicPr>
-                        <pic:cNvPr id="2033905018" name=""/>
+                        <pic:cNvPr id="1859630180" name=""/>
                         <pic:cNvPicPr/>
                       </pic:nvPicPr>
                       <pic:blipFill>
@@ -12788,24 +13330,21 @@
 <file path=word/numbering.xml><?xml version="1.0" encoding="utf-8"?>
 <w:numbering xmlns:wpc="http://schemas.microsoft.com/office/word/2010/wordprocessingCanvas" xmlns:cx="http://schemas.microsoft.com/office/drawing/2014/chartex" xmlns:cx1="http://schemas.microsoft.com/office/drawing/2015/9/8/chartex" xmlns:cx2="http://schemas.microsoft.com/office/drawing/2015/10/21/chartex" xmlns:cx3="http://schemas.microsoft.com/office/drawing/2016/5/9/chartex" xmlns:cx4="http://schemas.microsoft.com/office/drawing/2016/5/10/chartex" xmlns:cx5="http://schemas.microsoft.com/office/drawing/2016/5/11/chartex" xmlns:cx6="http://schemas.microsoft.com/office/drawing/2016/5/12/chartex" xmlns:cx7="http://schemas.microsoft.com/office/drawing/2016/5/13/chartex" xmlns:cx8="http://schemas.microsoft.com/office/drawing/2016/5/14/chartex" xmlns:mc="http://schemas.openxmlformats.org/markup-compatibility/2006" xmlns:aink="http://schemas.microsoft.com/office/drawing/2016/ink" xmlns:am3d="http://schemas.microsoft.com/office/drawing/2017/model3d" xmlns:o="urn:schemas-microsoft-com:office:office" xmlns:oel="http://schemas.microsoft.com/office/2019/extlst" xmlns:r="http://schemas.openxmlformats.org/officeDocument/2006/relationships" xmlns:m="http://schemas.openxmlformats.org/officeDocument/2006/math" xmlns:v="urn:schemas-microsoft-com:vml" xmlns:wp14="http://schemas.microsoft.com/office/word/2010/wordprocessingDrawing" xmlns:wp="http://schemas.openxmlformats.org/drawingml/2006/wordprocessingDrawing" xmlns:w10="urn:schemas-microsoft-com:office:word" xmlns:w="http://schemas.openxmlformats.org/wordprocessingml/2006/main" xmlns:w14="http://schemas.microsoft.com/office/word/2010/wordml" xmlns:w15="http://schemas.microsoft.com/office/word/2012/wordml" xmlns:w16cex="http://schemas.microsoft.com/office/word/2018/wordml/cex" xmlns:w16cid="http://schemas.microsoft.com/office/word/2016/wordml/cid" xmlns:w16="http://schemas.microsoft.com/office/word/2018/wordml" xmlns:w16du="http://schemas.microsoft.com/office/word/2023/wordml/word16du" xmlns:w16sdtdh="http://schemas.microsoft.com/office/word/2020/wordml/sdtdatahash" xmlns:w16sdtfl="http://schemas.microsoft.com/office/word/2024/wordml/sdtformatlock" xmlns:w16se="http://schemas.microsoft.com/office/word/2015/wordml/symex" xmlns:wpg="http://schemas.microsoft.com/office/word/2010/wordprocessingGroup" xmlns:wpi="http://schemas.microsoft.com/office/word/2010/wordprocessingInk" xmlns:wne="http://schemas.microsoft.com/office/word/2006/wordml" xmlns:wps="http://schemas.microsoft.com/office/word/2010/wordprocessingShape" mc:Ignorable="w14 w15 w16se w16cid w16 w16cex w16sdtdh w16sdtfl w16du wp14">
   <w:abstractNum w:abstractNumId="0" w15:restartNumberingAfterBreak="0">
-    <w:nsid w:val="08566A66"/>
+    <w:nsid w:val="0E337DA4"/>
     <w:multiLevelType w:val="hybridMultilevel"/>
-    <w:tmpl w:val="CEA4112E"/>
-    <w:lvl w:ilvl="0" w:tplc="72162196">
+    <w:tmpl w:val="9DCC18D0"/>
+    <w:lvl w:ilvl="0" w:tplc="1B4A3466">
       <w:start w:val="1"/>
       <w:numFmt w:val="decimal"/>
       <w:lvlRestart w:val="0"/>
-      <w:pStyle w:val="MDPI37itemize"/>
+      <w:pStyle w:val="MDPI71footnotes"/>
       <w:lvlText w:val="%1."/>
       <w:lvlJc w:val="left"/>
       <w:pPr>
-        <w:ind w:left="3033" w:hanging="425"/>
+        <w:ind w:left="425" w:hanging="425"/>
       </w:pPr>
       <w:rPr>
-        <w:b w:val="0"/>
-        <w:i w:val="0"/>
-        <w:sz w:val="20"/>
-        <w:vertAlign w:val="baseline"/>
+        <w:vertAlign w:val="superscript"/>
       </w:rPr>
     </w:lvl>
     <w:lvl w:ilvl="1" w:tplc="04090019" w:tentative="1">
@@ -12814,7 +13353,7 @@
       <w:lvlText w:val="%2."/>
       <w:lvlJc w:val="left"/>
       <w:pPr>
-        <w:ind w:left="4048" w:hanging="360"/>
+        <w:ind w:left="1440" w:hanging="360"/>
       </w:pPr>
     </w:lvl>
     <w:lvl w:ilvl="2" w:tplc="0409001B" w:tentative="1">
@@ -12823,7 +13362,7 @@
       <w:lvlText w:val="%3."/>
       <w:lvlJc w:val="right"/>
       <w:pPr>
-        <w:ind w:left="4768" w:hanging="180"/>
+        <w:ind w:left="2160" w:hanging="180"/>
       </w:pPr>
     </w:lvl>
     <w:lvl w:ilvl="3" w:tplc="0409000F" w:tentative="1">
@@ -12832,7 +13371,7 @@
       <w:lvlText w:val="%4."/>
       <w:lvlJc w:val="left"/>
       <w:pPr>
-        <w:ind w:left="5488" w:hanging="360"/>
+        <w:ind w:left="2880" w:hanging="360"/>
       </w:pPr>
     </w:lvl>
     <w:lvl w:ilvl="4" w:tplc="04090019" w:tentative="1">
@@ -12841,7 +13380,7 @@
       <w:lvlText w:val="%5."/>
       <w:lvlJc w:val="left"/>
       <w:pPr>
-        <w:ind w:left="6208" w:hanging="360"/>
+        <w:ind w:left="3600" w:hanging="360"/>
       </w:pPr>
     </w:lvl>
     <w:lvl w:ilvl="5" w:tplc="0409001B" w:tentative="1">
@@ -12850,7 +13389,7 @@
       <w:lvlText w:val="%6."/>
       <w:lvlJc w:val="right"/>
       <w:pPr>
-        <w:ind w:left="6928" w:hanging="180"/>
+        <w:ind w:left="4320" w:hanging="180"/>
       </w:pPr>
     </w:lvl>
     <w:lvl w:ilvl="6" w:tplc="0409000F" w:tentative="1">
@@ -12859,7 +13398,7 @@
       <w:lvlText w:val="%7."/>
       <w:lvlJc w:val="left"/>
       <w:pPr>
-        <w:ind w:left="7648" w:hanging="360"/>
+        <w:ind w:left="5040" w:hanging="360"/>
       </w:pPr>
     </w:lvl>
     <w:lvl w:ilvl="7" w:tplc="04090019" w:tentative="1">
@@ -12868,7 +13407,7 @@
       <w:lvlText w:val="%8."/>
       <w:lvlJc w:val="left"/>
       <w:pPr>
-        <w:ind w:left="8368" w:hanging="360"/>
+        <w:ind w:left="5760" w:hanging="360"/>
       </w:pPr>
     </w:lvl>
     <w:lvl w:ilvl="8" w:tplc="0409001B" w:tentative="1">
@@ -12877,15 +13416,15 @@
       <w:lvlText w:val="%9."/>
       <w:lvlJc w:val="right"/>
       <w:pPr>
-        <w:ind w:left="9088" w:hanging="180"/>
+        <w:ind w:left="6480" w:hanging="180"/>
       </w:pPr>
     </w:lvl>
   </w:abstractNum>
   <w:abstractNum w:abstractNumId="1" w15:restartNumberingAfterBreak="0">
     <w:nsid w:val="18B468F5"/>
     <w:multiLevelType w:val="hybridMultilevel"/>
-    <w:tmpl w:val="62585B20"/>
-    <w:lvl w:ilvl="0" w:tplc="964C53AC">
+    <w:tmpl w:val="0A7C9E58"/>
+    <w:lvl w:ilvl="0" w:tplc="29F60EAA">
       <w:start w:val="1"/>
       <w:numFmt w:val="bullet"/>
       <w:lvlRestart w:val="0"/>
@@ -13352,97 +13891,6 @@
     </w:lvl>
   </w:abstractNum>
   <w:abstractNum w:abstractNumId="6" w15:restartNumberingAfterBreak="0">
-    <w:nsid w:val="287A135E"/>
-    <w:multiLevelType w:val="hybridMultilevel"/>
-    <w:tmpl w:val="C554B7C0"/>
-    <w:lvl w:ilvl="0" w:tplc="CFE896BA">
-      <w:start w:val="1"/>
-      <w:numFmt w:val="decimal"/>
-      <w:lvlRestart w:val="0"/>
-      <w:pStyle w:val="MDPI71footnotes"/>
-      <w:lvlText w:val="%1."/>
-      <w:lvlJc w:val="left"/>
-      <w:pPr>
-        <w:ind w:left="425" w:hanging="425"/>
-      </w:pPr>
-      <w:rPr>
-        <w:vertAlign w:val="superscript"/>
-      </w:rPr>
-    </w:lvl>
-    <w:lvl w:ilvl="1" w:tplc="04090019" w:tentative="1">
-      <w:start w:val="1"/>
-      <w:numFmt w:val="lowerLetter"/>
-      <w:lvlText w:val="%2."/>
-      <w:lvlJc w:val="left"/>
-      <w:pPr>
-        <w:ind w:left="1440" w:hanging="360"/>
-      </w:pPr>
-    </w:lvl>
-    <w:lvl w:ilvl="2" w:tplc="0409001B" w:tentative="1">
-      <w:start w:val="1"/>
-      <w:numFmt w:val="lowerRoman"/>
-      <w:lvlText w:val="%3."/>
-      <w:lvlJc w:val="right"/>
-      <w:pPr>
-        <w:ind w:left="2160" w:hanging="180"/>
-      </w:pPr>
-    </w:lvl>
-    <w:lvl w:ilvl="3" w:tplc="0409000F" w:tentative="1">
-      <w:start w:val="1"/>
-      <w:numFmt w:val="decimal"/>
-      <w:lvlText w:val="%4."/>
-      <w:lvlJc w:val="left"/>
-      <w:pPr>
-        <w:ind w:left="2880" w:hanging="360"/>
-      </w:pPr>
-    </w:lvl>
-    <w:lvl w:ilvl="4" w:tplc="04090019" w:tentative="1">
-      <w:start w:val="1"/>
-      <w:numFmt w:val="lowerLetter"/>
-      <w:lvlText w:val="%5."/>
-      <w:lvlJc w:val="left"/>
-      <w:pPr>
-        <w:ind w:left="3600" w:hanging="360"/>
-      </w:pPr>
-    </w:lvl>
-    <w:lvl w:ilvl="5" w:tplc="0409001B" w:tentative="1">
-      <w:start w:val="1"/>
-      <w:numFmt w:val="lowerRoman"/>
-      <w:lvlText w:val="%6."/>
-      <w:lvlJc w:val="right"/>
-      <w:pPr>
-        <w:ind w:left="4320" w:hanging="180"/>
-      </w:pPr>
-    </w:lvl>
-    <w:lvl w:ilvl="6" w:tplc="0409000F" w:tentative="1">
-      <w:start w:val="1"/>
-      <w:numFmt w:val="decimal"/>
-      <w:lvlText w:val="%7."/>
-      <w:lvlJc w:val="left"/>
-      <w:pPr>
-        <w:ind w:left="5040" w:hanging="360"/>
-      </w:pPr>
-    </w:lvl>
-    <w:lvl w:ilvl="7" w:tplc="04090019" w:tentative="1">
-      <w:start w:val="1"/>
-      <w:numFmt w:val="lowerLetter"/>
-      <w:lvlText w:val="%8."/>
-      <w:lvlJc w:val="left"/>
-      <w:pPr>
-        <w:ind w:left="5760" w:hanging="360"/>
-      </w:pPr>
-    </w:lvl>
-    <w:lvl w:ilvl="8" w:tplc="0409001B" w:tentative="1">
-      <w:start w:val="1"/>
-      <w:numFmt w:val="lowerRoman"/>
-      <w:lvlText w:val="%9."/>
-      <w:lvlJc w:val="right"/>
-      <w:pPr>
-        <w:ind w:left="6480" w:hanging="180"/>
-      </w:pPr>
-    </w:lvl>
-  </w:abstractNum>
-  <w:abstractNum w:abstractNumId="7" w15:restartNumberingAfterBreak="0">
     <w:nsid w:val="369A6535"/>
     <w:multiLevelType w:val="hybridMultilevel"/>
     <w:tmpl w:val="3CB68362"/>
@@ -13555,11 +14003,11 @@
       </w:rPr>
     </w:lvl>
   </w:abstractNum>
-  <w:abstractNum w:abstractNumId="8" w15:restartNumberingAfterBreak="0">
-    <w:nsid w:val="393567DB"/>
+  <w:abstractNum w:abstractNumId="7" w15:restartNumberingAfterBreak="0">
+    <w:nsid w:val="38CE7A6F"/>
     <w:multiLevelType w:val="hybridMultilevel"/>
-    <w:tmpl w:val="043A95D6"/>
-    <w:lvl w:ilvl="0" w:tplc="6706E808">
+    <w:tmpl w:val="E8A6BE1E"/>
+    <w:lvl w:ilvl="0" w:tplc="595EF18A">
       <w:start w:val="1"/>
       <w:numFmt w:val="decimal"/>
       <w:lvlRestart w:val="0"/>
@@ -13646,6 +14094,100 @@
       <w:lvlJc w:val="right"/>
       <w:pPr>
         <w:ind w:left="6480" w:hanging="180"/>
+      </w:pPr>
+    </w:lvl>
+  </w:abstractNum>
+  <w:abstractNum w:abstractNumId="8" w15:restartNumberingAfterBreak="0">
+    <w:nsid w:val="4FF3720F"/>
+    <w:multiLevelType w:val="hybridMultilevel"/>
+    <w:tmpl w:val="778E0D1C"/>
+    <w:lvl w:ilvl="0" w:tplc="47D41B60">
+      <w:start w:val="1"/>
+      <w:numFmt w:val="decimal"/>
+      <w:lvlRestart w:val="0"/>
+      <w:pStyle w:val="MDPI37itemize"/>
+      <w:lvlText w:val="%1."/>
+      <w:lvlJc w:val="left"/>
+      <w:pPr>
+        <w:ind w:left="3033" w:hanging="425"/>
+      </w:pPr>
+      <w:rPr>
+        <w:b w:val="0"/>
+        <w:i w:val="0"/>
+        <w:sz w:val="20"/>
+        <w:vertAlign w:val="baseline"/>
+      </w:rPr>
+    </w:lvl>
+    <w:lvl w:ilvl="1" w:tplc="04090019" w:tentative="1">
+      <w:start w:val="1"/>
+      <w:numFmt w:val="lowerLetter"/>
+      <w:lvlText w:val="%2."/>
+      <w:lvlJc w:val="left"/>
+      <w:pPr>
+        <w:ind w:left="4048" w:hanging="360"/>
+      </w:pPr>
+    </w:lvl>
+    <w:lvl w:ilvl="2" w:tplc="0409001B" w:tentative="1">
+      <w:start w:val="1"/>
+      <w:numFmt w:val="lowerRoman"/>
+      <w:lvlText w:val="%3."/>
+      <w:lvlJc w:val="right"/>
+      <w:pPr>
+        <w:ind w:left="4768" w:hanging="180"/>
+      </w:pPr>
+    </w:lvl>
+    <w:lvl w:ilvl="3" w:tplc="0409000F" w:tentative="1">
+      <w:start w:val="1"/>
+      <w:numFmt w:val="decimal"/>
+      <w:lvlText w:val="%4."/>
+      <w:lvlJc w:val="left"/>
+      <w:pPr>
+        <w:ind w:left="5488" w:hanging="360"/>
+      </w:pPr>
+    </w:lvl>
+    <w:lvl w:ilvl="4" w:tplc="04090019" w:tentative="1">
+      <w:start w:val="1"/>
+      <w:numFmt w:val="lowerLetter"/>
+      <w:lvlText w:val="%5."/>
+      <w:lvlJc w:val="left"/>
+      <w:pPr>
+        <w:ind w:left="6208" w:hanging="360"/>
+      </w:pPr>
+    </w:lvl>
+    <w:lvl w:ilvl="5" w:tplc="0409001B" w:tentative="1">
+      <w:start w:val="1"/>
+      <w:numFmt w:val="lowerRoman"/>
+      <w:lvlText w:val="%6."/>
+      <w:lvlJc w:val="right"/>
+      <w:pPr>
+        <w:ind w:left="6928" w:hanging="180"/>
+      </w:pPr>
+    </w:lvl>
+    <w:lvl w:ilvl="6" w:tplc="0409000F" w:tentative="1">
+      <w:start w:val="1"/>
+      <w:numFmt w:val="decimal"/>
+      <w:lvlText w:val="%7."/>
+      <w:lvlJc w:val="left"/>
+      <w:pPr>
+        <w:ind w:left="7648" w:hanging="360"/>
+      </w:pPr>
+    </w:lvl>
+    <w:lvl w:ilvl="7" w:tplc="04090019" w:tentative="1">
+      <w:start w:val="1"/>
+      <w:numFmt w:val="lowerLetter"/>
+      <w:lvlText w:val="%8."/>
+      <w:lvlJc w:val="left"/>
+      <w:pPr>
+        <w:ind w:left="8368" w:hanging="360"/>
+      </w:pPr>
+    </w:lvl>
+    <w:lvl w:ilvl="8" w:tplc="0409001B" w:tentative="1">
+      <w:start w:val="1"/>
+      <w:numFmt w:val="lowerRoman"/>
+      <w:lvlText w:val="%9."/>
+      <w:lvlJc w:val="right"/>
+      <w:pPr>
+        <w:ind w:left="9088" w:hanging="180"/>
       </w:pPr>
     </w:lvl>
   </w:abstractNum>
@@ -13923,16 +14465,16 @@
       </w:pPr>
     </w:lvl>
   </w:abstractNum>
-  <w:num w:numId="1" w16cid:durableId="481654251">
+  <w:num w:numId="1" w16cid:durableId="357435843">
     <w:abstractNumId w:val="4"/>
   </w:num>
-  <w:num w:numId="2" w16cid:durableId="2137333301">
-    <w:abstractNumId w:val="7"/>
+  <w:num w:numId="2" w16cid:durableId="2067558058">
+    <w:abstractNumId w:val="6"/>
   </w:num>
-  <w:num w:numId="3" w16cid:durableId="320550436">
+  <w:num w:numId="3" w16cid:durableId="705176169">
     <w:abstractNumId w:val="3"/>
   </w:num>
-  <w:num w:numId="4" w16cid:durableId="2056736951">
+  <w:num w:numId="4" w16cid:durableId="2247484">
     <w:abstractNumId w:val="3"/>
     <w:lvlOverride w:ilvl="0">
       <w:startOverride w:val="1"/>
@@ -13962,62 +14504,62 @@
       <w:startOverride w:val="1"/>
     </w:lvlOverride>
   </w:num>
-  <w:num w:numId="5" w16cid:durableId="1089157635">
+  <w:num w:numId="5" w16cid:durableId="50465304">
     <w:abstractNumId w:val="5"/>
   </w:num>
-  <w:num w:numId="6" w16cid:durableId="1735935483">
+  <w:num w:numId="6" w16cid:durableId="336930266">
     <w:abstractNumId w:val="10"/>
   </w:num>
-  <w:num w:numId="7" w16cid:durableId="1050036064">
+  <w:num w:numId="7" w16cid:durableId="645429088">
     <w:abstractNumId w:val="2"/>
   </w:num>
-  <w:num w:numId="8" w16cid:durableId="315689290">
+  <w:num w:numId="8" w16cid:durableId="805199283">
     <w:abstractNumId w:val="10"/>
   </w:num>
-  <w:num w:numId="9" w16cid:durableId="2033871437">
+  <w:num w:numId="9" w16cid:durableId="244071345">
     <w:abstractNumId w:val="2"/>
   </w:num>
-  <w:num w:numId="10" w16cid:durableId="1059474275">
+  <w:num w:numId="10" w16cid:durableId="657226210">
     <w:abstractNumId w:val="10"/>
   </w:num>
-  <w:num w:numId="11" w16cid:durableId="1333221269">
+  <w:num w:numId="11" w16cid:durableId="140849554">
     <w:abstractNumId w:val="2"/>
   </w:num>
-  <w:num w:numId="12" w16cid:durableId="84570771">
+  <w:num w:numId="12" w16cid:durableId="1514607303">
     <w:abstractNumId w:val="11"/>
   </w:num>
-  <w:num w:numId="13" w16cid:durableId="1538011042">
+  <w:num w:numId="13" w16cid:durableId="960066478">
     <w:abstractNumId w:val="10"/>
   </w:num>
-  <w:num w:numId="14" w16cid:durableId="1382751463">
+  <w:num w:numId="14" w16cid:durableId="2051219325">
     <w:abstractNumId w:val="2"/>
   </w:num>
-  <w:num w:numId="15" w16cid:durableId="1610353785">
+  <w:num w:numId="15" w16cid:durableId="1483038518">
     <w:abstractNumId w:val="1"/>
   </w:num>
-  <w:num w:numId="16" w16cid:durableId="220950079">
+  <w:num w:numId="16" w16cid:durableId="1036740188">
     <w:abstractNumId w:val="9"/>
   </w:num>
-  <w:num w:numId="17" w16cid:durableId="1281034192">
+  <w:num w:numId="17" w16cid:durableId="1196501769">
     <w:abstractNumId w:val="0"/>
   </w:num>
-  <w:num w:numId="18" w16cid:durableId="2048138815">
+  <w:num w:numId="18" w16cid:durableId="955216231">
     <w:abstractNumId w:val="10"/>
   </w:num>
-  <w:num w:numId="19" w16cid:durableId="956067179">
+  <w:num w:numId="19" w16cid:durableId="2072149230">
     <w:abstractNumId w:val="2"/>
   </w:num>
-  <w:num w:numId="20" w16cid:durableId="1903324207">
+  <w:num w:numId="20" w16cid:durableId="791288244">
     <w:abstractNumId w:val="1"/>
   </w:num>
-  <w:num w:numId="21" w16cid:durableId="923341448">
-    <w:abstractNumId w:val="6"/>
-  </w:num>
-  <w:num w:numId="22" w16cid:durableId="1865903494">
+  <w:num w:numId="21" w16cid:durableId="1117218266">
     <w:abstractNumId w:val="0"/>
   </w:num>
-  <w:num w:numId="23" w16cid:durableId="461580579">
+  <w:num w:numId="22" w16cid:durableId="705714496">
     <w:abstractNumId w:val="8"/>
+  </w:num>
+  <w:num w:numId="23" w16cid:durableId="51000531">
+    <w:abstractNumId w:val="7"/>
   </w:num>
 </w:numbering>
 </file>
@@ -14414,13 +14956,13 @@
   <w:style w:type="paragraph" w:default="1" w:styleId="Normal">
     <w:name w:val="Normal"/>
     <w:qFormat/>
-    <w:rsid w:val="00FE6943"/>
+    <w:rsid w:val="007C1CDA"/>
     <w:pPr>
       <w:spacing w:line="280" w:lineRule="atLeast"/>
       <w:jc w:val="both"/>
     </w:pPr>
     <w:rPr>
-      <w:rFonts w:ascii="Palatino Linotype" w:eastAsia="Palatino Linotype" w:hAnsi="Palatino Linotype"/>
+      <w:rFonts w:ascii="Palatino Linotype" w:hAnsi="Palatino Linotype"/>
       <w:color w:val="000000"/>
     </w:rPr>
   </w:style>
@@ -14455,7 +14997,7 @@
     <w:name w:val="MDPI_1.1_article_type"/>
     <w:next w:val="Normal"/>
     <w:qFormat/>
-    <w:rsid w:val="00FE6943"/>
+    <w:rsid w:val="007C1CDA"/>
     <w:pPr>
       <w:adjustRightInd w:val="0"/>
       <w:snapToGrid w:val="0"/>
@@ -14474,7 +15016,7 @@
     <w:name w:val="MDPI_1.2_title"/>
     <w:next w:val="Normal"/>
     <w:qFormat/>
-    <w:rsid w:val="00FE6943"/>
+    <w:rsid w:val="007C1CDA"/>
     <w:pPr>
       <w:adjustRightInd w:val="0"/>
       <w:snapToGrid w:val="0"/>
@@ -14493,7 +15035,7 @@
     <w:name w:val="MDPI_1.3_authornames"/>
     <w:next w:val="Normal"/>
     <w:qFormat/>
-    <w:rsid w:val="00FE6943"/>
+    <w:rsid w:val="007C1CDA"/>
     <w:pPr>
       <w:adjustRightInd w:val="0"/>
       <w:snapToGrid w:val="0"/>
@@ -14512,7 +15054,7 @@
     <w:basedOn w:val="Normal"/>
     <w:next w:val="Normal"/>
     <w:qFormat/>
-    <w:rsid w:val="00FE6943"/>
+    <w:rsid w:val="007C1CDA"/>
     <w:pPr>
       <w:adjustRightInd w:val="0"/>
       <w:snapToGrid w:val="0"/>
@@ -14529,7 +15071,7 @@
   <w:style w:type="paragraph" w:customStyle="1" w:styleId="MDPI16affiliation">
     <w:name w:val="MDPI_1.6_affiliation"/>
     <w:qFormat/>
-    <w:rsid w:val="00FE6943"/>
+    <w:rsid w:val="007C1CDA"/>
     <w:pPr>
       <w:adjustRightInd w:val="0"/>
       <w:snapToGrid w:val="0"/>
@@ -14548,7 +15090,7 @@
     <w:name w:val="MDPI_1.7_abstract"/>
     <w:next w:val="Normal"/>
     <w:qFormat/>
-    <w:rsid w:val="00FE6943"/>
+    <w:rsid w:val="007C1CDA"/>
     <w:pPr>
       <w:adjustRightInd w:val="0"/>
       <w:snapToGrid w:val="0"/>
@@ -14567,7 +15109,7 @@
     <w:name w:val="MDPI_1.8_keywords"/>
     <w:next w:val="Normal"/>
     <w:qFormat/>
-    <w:rsid w:val="00FE6943"/>
+    <w:rsid w:val="007C1CDA"/>
     <w:pPr>
       <w:adjustRightInd w:val="0"/>
       <w:snapToGrid w:val="0"/>
@@ -14586,7 +15128,7 @@
   <w:style w:type="paragraph" w:customStyle="1" w:styleId="MDPI19line">
     <w:name w:val="MDPI_1.9_line"/>
     <w:qFormat/>
-    <w:rsid w:val="00FE6943"/>
+    <w:rsid w:val="007C1CDA"/>
     <w:pPr>
       <w:pBdr>
         <w:bottom w:val="single" w:sz="6" w:space="1" w:color="auto"/>
@@ -14604,12 +15146,97 @@
       <w:lang w:eastAsia="de-DE" w:bidi="en-US"/>
     </w:rPr>
   </w:style>
+  <w:style w:type="table" w:customStyle="1" w:styleId="Mdeck5tablebodythreelines">
+    <w:name w:val="M_deck_5_table_body_three_lines"/>
+    <w:basedOn w:val="TableNormal"/>
+    <w:uiPriority w:val="99"/>
+    <w:rsid w:val="00D85F80"/>
+    <w:pPr>
+      <w:adjustRightInd w:val="0"/>
+      <w:snapToGrid w:val="0"/>
+      <w:spacing w:line="300" w:lineRule="exact"/>
+      <w:jc w:val="center"/>
+    </w:pPr>
+    <w:rPr>
+      <w:rFonts w:ascii="Times New Roman" w:hAnsi="Times New Roman"/>
+      <w:lang w:val="de-DE" w:eastAsia="de-DE"/>
+    </w:rPr>
+    <w:tblPr>
+      <w:jc w:val="center"/>
+      <w:tblBorders>
+        <w:bottom w:val="single" w:sz="8" w:space="0" w:color="auto"/>
+      </w:tblBorders>
+    </w:tblPr>
+    <w:trPr>
+      <w:jc w:val="center"/>
+    </w:trPr>
+    <w:tcPr>
+      <w:vAlign w:val="center"/>
+    </w:tcPr>
+    <w:tblStylePr w:type="firstRow">
+      <w:pPr>
+        <w:wordWrap/>
+        <w:adjustRightInd w:val="0"/>
+        <w:snapToGrid w:val="0"/>
+        <w:spacing w:beforeLines="0" w:beforeAutospacing="0" w:afterLines="0" w:afterAutospacing="0" w:line="300" w:lineRule="exact"/>
+        <w:ind w:leftChars="0" w:left="0" w:rightChars="0" w:right="0" w:firstLineChars="0" w:firstLine="0"/>
+        <w:contextualSpacing w:val="0"/>
+        <w:mirrorIndents w:val="0"/>
+        <w:jc w:val="center"/>
+        <w:outlineLvl w:val="9"/>
+      </w:pPr>
+      <w:rPr>
+        <w:rFonts w:ascii="Times New Roman" w:eastAsia="Times New Roman" w:hAnsi="Times New Roman"/>
+        <w:b w:val="0"/>
+        <w:i w:val="0"/>
+        <w:snapToGrid w:val="0"/>
+        <w:sz w:val="22"/>
+      </w:rPr>
+      <w:tblPr/>
+      <w:tcPr>
+        <w:tcBorders>
+          <w:top w:val="single" w:sz="8" w:space="0" w:color="auto"/>
+          <w:left w:val="nil"/>
+          <w:bottom w:val="single" w:sz="4" w:space="0" w:color="auto"/>
+          <w:right w:val="nil"/>
+          <w:insideH w:val="nil"/>
+          <w:insideV w:val="nil"/>
+          <w:tl2br w:val="nil"/>
+          <w:tr2bl w:val="nil"/>
+        </w:tcBorders>
+      </w:tcPr>
+    </w:tblStylePr>
+  </w:style>
+  <w:style w:type="table" w:styleId="TableGrid">
+    <w:name w:val="Table Grid"/>
+    <w:basedOn w:val="TableNormal"/>
+    <w:uiPriority w:val="59"/>
+    <w:rsid w:val="007C1CDA"/>
+    <w:pPr>
+      <w:spacing w:line="260" w:lineRule="atLeast"/>
+      <w:jc w:val="both"/>
+    </w:pPr>
+    <w:rPr>
+      <w:rFonts w:ascii="Palatino Linotype" w:hAnsi="Palatino Linotype"/>
+      <w:color w:val="000000"/>
+    </w:rPr>
+    <w:tblPr>
+      <w:tblBorders>
+        <w:top w:val="single" w:sz="4" w:space="0" w:color="auto"/>
+        <w:left w:val="single" w:sz="4" w:space="0" w:color="auto"/>
+        <w:bottom w:val="single" w:sz="4" w:space="0" w:color="auto"/>
+        <w:right w:val="single" w:sz="4" w:space="0" w:color="auto"/>
+        <w:insideH w:val="single" w:sz="4" w:space="0" w:color="auto"/>
+        <w:insideV w:val="single" w:sz="4" w:space="0" w:color="auto"/>
+      </w:tblBorders>
+    </w:tblPr>
+  </w:style>
   <w:style w:type="paragraph" w:styleId="Footer">
     <w:name w:val="footer"/>
     <w:basedOn w:val="Normal"/>
     <w:link w:val="FooterChar"/>
     <w:uiPriority w:val="99"/>
-    <w:rsid w:val="00FE6943"/>
+    <w:rsid w:val="007C1CDA"/>
     <w:pPr>
       <w:tabs>
         <w:tab w:val="center" w:pos="4153"/>
@@ -14626,7 +15253,7 @@
     <w:name w:val="Footer Char"/>
     <w:link w:val="Footer"/>
     <w:uiPriority w:val="99"/>
-    <w:rsid w:val="00FE6943"/>
+    <w:rsid w:val="007C1CDA"/>
     <w:rPr>
       <w:rFonts w:ascii="Palatino Linotype" w:hAnsi="Palatino Linotype"/>
       <w:noProof/>
@@ -14639,7 +15266,7 @@
     <w:basedOn w:val="Normal"/>
     <w:link w:val="HeaderChar"/>
     <w:uiPriority w:val="99"/>
-    <w:rsid w:val="00FE6943"/>
+    <w:rsid w:val="007C1CDA"/>
     <w:pPr>
       <w:pBdr>
         <w:bottom w:val="single" w:sz="6" w:space="1" w:color="auto"/>
@@ -14660,7 +15287,7 @@
     <w:name w:val="Header Char"/>
     <w:link w:val="Header"/>
     <w:uiPriority w:val="99"/>
-    <w:rsid w:val="00FE6943"/>
+    <w:rsid w:val="007C1CDA"/>
     <w:rPr>
       <w:rFonts w:ascii="Palatino Linotype" w:hAnsi="Palatino Linotype"/>
       <w:noProof/>
@@ -14672,7 +15299,7 @@
     <w:name w:val="MDPI_3.2_text_no_indent"/>
     <w:basedOn w:val="MDPI31text"/>
     <w:qFormat/>
-    <w:rsid w:val="00FE6943"/>
+    <w:rsid w:val="007C1CDA"/>
     <w:pPr>
       <w:ind w:firstLine="0"/>
     </w:pPr>
@@ -14680,7 +15307,7 @@
   <w:style w:type="paragraph" w:customStyle="1" w:styleId="MDPI31text">
     <w:name w:val="MDPI_3.1_text"/>
     <w:qFormat/>
-    <w:rsid w:val="00AC3FDF"/>
+    <w:rsid w:val="00671FBF"/>
     <w:pPr>
       <w:adjustRightInd w:val="0"/>
       <w:snapToGrid w:val="0"/>
@@ -14689,7 +15316,7 @@
       <w:jc w:val="both"/>
     </w:pPr>
     <w:rPr>
-      <w:rFonts w:ascii="Palatino Linotype" w:eastAsia="Palatino Linotype" w:hAnsi="Palatino Linotype"/>
+      <w:rFonts w:ascii="Palatino Linotype" w:eastAsia="Times New Roman" w:hAnsi="Palatino Linotype"/>
       <w:snapToGrid w:val="0"/>
       <w:color w:val="000000"/>
       <w:szCs w:val="22"/>
@@ -14699,7 +15326,7 @@
   <w:style w:type="paragraph" w:customStyle="1" w:styleId="MDPI33textspaceafter">
     <w:name w:val="MDPI_3.3_text_space_after"/>
     <w:qFormat/>
-    <w:rsid w:val="00FE6943"/>
+    <w:rsid w:val="007C1CDA"/>
     <w:pPr>
       <w:adjustRightInd w:val="0"/>
       <w:snapToGrid w:val="0"/>
@@ -14715,29 +15342,10 @@
       <w:lang w:eastAsia="de-DE" w:bidi="en-US"/>
     </w:rPr>
   </w:style>
-  <w:style w:type="paragraph" w:customStyle="1" w:styleId="MDPI34textspacebefore">
-    <w:name w:val="MDPI_3.4_text_space_before"/>
-    <w:qFormat/>
-    <w:rsid w:val="00FE6943"/>
-    <w:pPr>
-      <w:adjustRightInd w:val="0"/>
-      <w:snapToGrid w:val="0"/>
-      <w:spacing w:before="240" w:line="280" w:lineRule="atLeast"/>
-      <w:ind w:left="2608"/>
-      <w:jc w:val="both"/>
-    </w:pPr>
-    <w:rPr>
-      <w:rFonts w:ascii="Palatino Linotype" w:eastAsia="Times New Roman" w:hAnsi="Palatino Linotype"/>
-      <w:snapToGrid w:val="0"/>
-      <w:color w:val="000000"/>
-      <w:szCs w:val="22"/>
-      <w:lang w:eastAsia="de-DE" w:bidi="en-US"/>
-    </w:rPr>
-  </w:style>
   <w:style w:type="paragraph" w:customStyle="1" w:styleId="MDPI35textbeforelist">
     <w:name w:val="MDPI_3.5_text_before_list"/>
     <w:qFormat/>
-    <w:rsid w:val="00FE6943"/>
+    <w:rsid w:val="007C1CDA"/>
     <w:pPr>
       <w:adjustRightInd w:val="0"/>
       <w:snapToGrid w:val="0"/>
@@ -14756,7 +15364,7 @@
   <w:style w:type="paragraph" w:customStyle="1" w:styleId="MDPI36textafterlist">
     <w:name w:val="MDPI_3.6_text_after_list"/>
     <w:qFormat/>
-    <w:rsid w:val="00FE6943"/>
+    <w:rsid w:val="007C1CDA"/>
     <w:pPr>
       <w:adjustRightInd w:val="0"/>
       <w:snapToGrid w:val="0"/>
@@ -14775,7 +15383,7 @@
   <w:style w:type="paragraph" w:customStyle="1" w:styleId="MDPI37itemize">
     <w:name w:val="MDPI_3.7_itemize"/>
     <w:qFormat/>
-    <w:rsid w:val="00D235B1"/>
+    <w:rsid w:val="00EE03CA"/>
     <w:pPr>
       <w:numPr>
         <w:numId w:val="22"/>
@@ -14795,7 +15403,7 @@
   <w:style w:type="paragraph" w:customStyle="1" w:styleId="MDPI38bullet">
     <w:name w:val="MDPI_3.8_bullet"/>
     <w:qFormat/>
-    <w:rsid w:val="00D235B1"/>
+    <w:rsid w:val="00EE03CA"/>
     <w:pPr>
       <w:numPr>
         <w:numId w:val="20"/>
@@ -14815,7 +15423,7 @@
   <w:style w:type="paragraph" w:customStyle="1" w:styleId="MDPI39equation">
     <w:name w:val="MDPI_3.9_equation"/>
     <w:qFormat/>
-    <w:rsid w:val="00FE6943"/>
+    <w:rsid w:val="007C1CDA"/>
     <w:pPr>
       <w:adjustRightInd w:val="0"/>
       <w:snapToGrid w:val="0"/>
@@ -14834,7 +15442,7 @@
   <w:style w:type="paragraph" w:customStyle="1" w:styleId="MDPI3aequationnumber">
     <w:name w:val="MDPI_3.a_equation_number"/>
     <w:qFormat/>
-    <w:rsid w:val="00FE6943"/>
+    <w:rsid w:val="007C1CDA"/>
     <w:pPr>
       <w:spacing w:before="120" w:after="120" w:line="280" w:lineRule="atLeast"/>
       <w:jc w:val="right"/>
@@ -14850,7 +15458,7 @@
   <w:style w:type="paragraph" w:customStyle="1" w:styleId="MDPI41tablecaption">
     <w:name w:val="MDPI_4.1_table_caption"/>
     <w:qFormat/>
-    <w:rsid w:val="00FE6943"/>
+    <w:rsid w:val="007C1CDA"/>
     <w:pPr>
       <w:adjustRightInd w:val="0"/>
       <w:snapToGrid w:val="0"/>
@@ -14869,7 +15477,7 @@
   <w:style w:type="paragraph" w:customStyle="1" w:styleId="MDPI42tablebody">
     <w:name w:val="MDPI_4.2_table_body"/>
     <w:qFormat/>
-    <w:rsid w:val="004B7429"/>
+    <w:rsid w:val="00381F51"/>
     <w:pPr>
       <w:adjustRightInd w:val="0"/>
       <w:snapToGrid w:val="0"/>
@@ -14877,10 +15485,9 @@
       <w:jc w:val="center"/>
     </w:pPr>
     <w:rPr>
-      <w:rFonts w:ascii="Palatino Linotype" w:eastAsia="Palatino Linotype" w:hAnsi="Palatino Linotype"/>
+      <w:rFonts w:ascii="Palatino Linotype" w:eastAsia="Times New Roman" w:hAnsi="Palatino Linotype"/>
       <w:snapToGrid w:val="0"/>
       <w:color w:val="000000"/>
-      <w:sz w:val="15"/>
       <w:lang w:eastAsia="de-DE" w:bidi="en-US"/>
     </w:rPr>
   </w:style>
@@ -14888,7 +15495,7 @@
     <w:name w:val="MDPI_4.3_table_footer"/>
     <w:next w:val="MDPI31text"/>
     <w:qFormat/>
-    <w:rsid w:val="00FE6943"/>
+    <w:rsid w:val="007C1CDA"/>
     <w:pPr>
       <w:adjustRightInd w:val="0"/>
       <w:snapToGrid w:val="0"/>
@@ -14907,7 +15514,7 @@
   <w:style w:type="paragraph" w:customStyle="1" w:styleId="MDPI51figurecaption">
     <w:name w:val="MDPI_5.1_figure_caption"/>
     <w:qFormat/>
-    <w:rsid w:val="00FE6943"/>
+    <w:rsid w:val="007C1CDA"/>
     <w:pPr>
       <w:adjustRightInd w:val="0"/>
       <w:snapToGrid w:val="0"/>
@@ -14925,7 +15532,7 @@
   <w:style w:type="paragraph" w:customStyle="1" w:styleId="MDPI52figure">
     <w:name w:val="MDPI_5.2_figure"/>
     <w:qFormat/>
-    <w:rsid w:val="00FE6943"/>
+    <w:rsid w:val="007C1CDA"/>
     <w:pPr>
       <w:adjustRightInd w:val="0"/>
       <w:snapToGrid w:val="0"/>
@@ -14939,49 +15546,10 @@
       <w:lang w:eastAsia="de-DE" w:bidi="en-US"/>
     </w:rPr>
   </w:style>
-  <w:style w:type="paragraph" w:customStyle="1" w:styleId="MDPI82theorem">
-    <w:name w:val="MDPI_8.2_theorem"/>
-    <w:qFormat/>
-    <w:rsid w:val="00FE6943"/>
-    <w:pPr>
-      <w:adjustRightInd w:val="0"/>
-      <w:snapToGrid w:val="0"/>
-      <w:spacing w:line="280" w:lineRule="atLeast"/>
-      <w:ind w:left="2608"/>
-      <w:jc w:val="both"/>
-    </w:pPr>
-    <w:rPr>
-      <w:rFonts w:ascii="Palatino Linotype" w:eastAsia="Times New Roman" w:hAnsi="Palatino Linotype"/>
-      <w:i/>
-      <w:snapToGrid w:val="0"/>
-      <w:color w:val="000000"/>
-      <w:szCs w:val="22"/>
-      <w:lang w:eastAsia="de-DE" w:bidi="en-US"/>
-    </w:rPr>
-  </w:style>
-  <w:style w:type="paragraph" w:customStyle="1" w:styleId="MDPI83proof">
-    <w:name w:val="MDPI_8.3_proof"/>
-    <w:qFormat/>
-    <w:rsid w:val="00FE6943"/>
-    <w:pPr>
-      <w:adjustRightInd w:val="0"/>
-      <w:snapToGrid w:val="0"/>
-      <w:spacing w:line="280" w:lineRule="atLeast"/>
-      <w:ind w:left="2608"/>
-      <w:jc w:val="both"/>
-    </w:pPr>
-    <w:rPr>
-      <w:rFonts w:ascii="Palatino Linotype" w:eastAsia="Times New Roman" w:hAnsi="Palatino Linotype"/>
-      <w:snapToGrid w:val="0"/>
-      <w:color w:val="000000"/>
-      <w:szCs w:val="22"/>
-      <w:lang w:eastAsia="de-DE" w:bidi="en-US"/>
-    </w:rPr>
-  </w:style>
   <w:style w:type="paragraph" w:customStyle="1" w:styleId="MDPI23heading3">
     <w:name w:val="MDPI_2.3_heading3"/>
     <w:qFormat/>
-    <w:rsid w:val="00FE6943"/>
+    <w:rsid w:val="007C1CDA"/>
     <w:pPr>
       <w:adjustRightInd w:val="0"/>
       <w:snapToGrid w:val="0"/>
@@ -15000,7 +15568,7 @@
   <w:style w:type="paragraph" w:customStyle="1" w:styleId="MDPI21heading1">
     <w:name w:val="MDPI_2.1_heading1"/>
     <w:qFormat/>
-    <w:rsid w:val="00FE6943"/>
+    <w:rsid w:val="007C1CDA"/>
     <w:pPr>
       <w:adjustRightInd w:val="0"/>
       <w:snapToGrid w:val="0"/>
@@ -15021,7 +15589,7 @@
   <w:style w:type="paragraph" w:customStyle="1" w:styleId="MDPI22heading2">
     <w:name w:val="MDPI_2.2_heading2"/>
     <w:qFormat/>
-    <w:rsid w:val="00FE6943"/>
+    <w:rsid w:val="007C1CDA"/>
     <w:pPr>
       <w:adjustRightInd w:val="0"/>
       <w:snapToGrid w:val="0"/>
@@ -15042,7 +15610,7 @@
   <w:style w:type="paragraph" w:customStyle="1" w:styleId="MDPI81references">
     <w:name w:val="MDPI_8.1_references"/>
     <w:qFormat/>
-    <w:rsid w:val="008022F9"/>
+    <w:rsid w:val="001E5F1B"/>
     <w:pPr>
       <w:numPr>
         <w:numId w:val="23"/>
@@ -15064,7 +15632,7 @@
     <w:basedOn w:val="Normal"/>
     <w:link w:val="BalloonTextChar"/>
     <w:uiPriority w:val="99"/>
-    <w:rsid w:val="00FE6943"/>
+    <w:rsid w:val="007C1CDA"/>
     <w:rPr>
       <w:rFonts w:cs="Tahoma"/>
       <w:szCs w:val="18"/>
@@ -15074,7 +15642,7 @@
     <w:name w:val="Balloon Text Char"/>
     <w:link w:val="BalloonText"/>
     <w:uiPriority w:val="99"/>
-    <w:rsid w:val="00FE6943"/>
+    <w:rsid w:val="007C1CDA"/>
     <w:rPr>
       <w:rFonts w:ascii="Palatino Linotype" w:hAnsi="Palatino Linotype" w:cs="Tahoma"/>
       <w:noProof/>
@@ -15085,7 +15653,7 @@
   <w:style w:type="character" w:styleId="LineNumber">
     <w:name w:val="line number"/>
     <w:uiPriority w:val="99"/>
-    <w:rsid w:val="00F20DC0"/>
+    <w:rsid w:val="00A15456"/>
     <w:rPr>
       <w:rFonts w:ascii="Palatino Linotype" w:hAnsi="Palatino Linotype"/>
       <w:sz w:val="16"/>
@@ -15095,7 +15663,7 @@
     <w:name w:val="MDPI_4.1_three_line_table"/>
     <w:basedOn w:val="TableNormal"/>
     <w:uiPriority w:val="99"/>
-    <w:rsid w:val="00FE6943"/>
+    <w:rsid w:val="007C1CDA"/>
     <w:pPr>
       <w:adjustRightInd w:val="0"/>
       <w:snapToGrid w:val="0"/>
@@ -15137,7 +15705,7 @@
   <w:style w:type="character" w:styleId="Hyperlink">
     <w:name w:val="Hyperlink"/>
     <w:uiPriority w:val="99"/>
-    <w:rsid w:val="00FE6943"/>
+    <w:rsid w:val="007C1CDA"/>
     <w:rPr>
       <w:color w:val="0000FF"/>
       <w:u w:val="single"/>
@@ -15148,41 +15716,17 @@
     <w:uiPriority w:val="99"/>
     <w:semiHidden/>
     <w:unhideWhenUsed/>
-    <w:rsid w:val="0034278A"/>
+    <w:rsid w:val="00F70F25"/>
     <w:rPr>
       <w:color w:val="605E5C"/>
       <w:shd w:val="clear" w:color="auto" w:fill="E1DFDD"/>
     </w:rPr>
   </w:style>
-  <w:style w:type="table" w:styleId="TableGrid">
-    <w:name w:val="Table Grid"/>
-    <w:basedOn w:val="TableNormal"/>
-    <w:uiPriority w:val="59"/>
-    <w:rsid w:val="00FE6943"/>
-    <w:pPr>
-      <w:spacing w:line="260" w:lineRule="atLeast"/>
-      <w:jc w:val="both"/>
-    </w:pPr>
-    <w:rPr>
-      <w:rFonts w:ascii="Palatino Linotype" w:hAnsi="Palatino Linotype"/>
-      <w:color w:val="000000"/>
-    </w:rPr>
-    <w:tblPr>
-      <w:tblBorders>
-        <w:top w:val="single" w:sz="4" w:space="0" w:color="auto"/>
-        <w:left w:val="single" w:sz="4" w:space="0" w:color="auto"/>
-        <w:bottom w:val="single" w:sz="4" w:space="0" w:color="auto"/>
-        <w:right w:val="single" w:sz="4" w:space="0" w:color="auto"/>
-        <w:insideH w:val="single" w:sz="4" w:space="0" w:color="auto"/>
-        <w:insideV w:val="single" w:sz="4" w:space="0" w:color="auto"/>
-      </w:tblBorders>
-    </w:tblPr>
-  </w:style>
   <w:style w:type="table" w:styleId="PlainTable4">
     <w:name w:val="Plain Table 4"/>
     <w:basedOn w:val="TableNormal"/>
     <w:uiPriority w:val="44"/>
-    <w:rsid w:val="00853B85"/>
+    <w:rsid w:val="004C7C2C"/>
     <w:tblPr>
       <w:tblStyleRowBandSize w:val="1"/>
       <w:tblStyleColBandSize w:val="1"/>
@@ -15224,10 +15768,68 @@
       </w:tcPr>
     </w:tblStylePr>
   </w:style>
+  <w:style w:type="paragraph" w:customStyle="1" w:styleId="MDPI34textspacebefore">
+    <w:name w:val="MDPI_3.4_text_space_before"/>
+    <w:qFormat/>
+    <w:rsid w:val="007C1CDA"/>
+    <w:pPr>
+      <w:adjustRightInd w:val="0"/>
+      <w:snapToGrid w:val="0"/>
+      <w:spacing w:before="240" w:line="280" w:lineRule="atLeast"/>
+      <w:ind w:left="2608"/>
+      <w:jc w:val="both"/>
+    </w:pPr>
+    <w:rPr>
+      <w:rFonts w:ascii="Palatino Linotype" w:eastAsia="Times New Roman" w:hAnsi="Palatino Linotype"/>
+      <w:snapToGrid w:val="0"/>
+      <w:color w:val="000000"/>
+      <w:szCs w:val="22"/>
+      <w:lang w:eastAsia="de-DE" w:bidi="en-US"/>
+    </w:rPr>
+  </w:style>
+  <w:style w:type="paragraph" w:customStyle="1" w:styleId="MDPI82theorem">
+    <w:name w:val="MDPI_8.2_theorem"/>
+    <w:qFormat/>
+    <w:rsid w:val="007C1CDA"/>
+    <w:pPr>
+      <w:adjustRightInd w:val="0"/>
+      <w:snapToGrid w:val="0"/>
+      <w:spacing w:line="280" w:lineRule="atLeast"/>
+      <w:ind w:left="2608"/>
+      <w:jc w:val="both"/>
+    </w:pPr>
+    <w:rPr>
+      <w:rFonts w:ascii="Palatino Linotype" w:eastAsia="Times New Roman" w:hAnsi="Palatino Linotype"/>
+      <w:i/>
+      <w:snapToGrid w:val="0"/>
+      <w:color w:val="000000"/>
+      <w:szCs w:val="22"/>
+      <w:lang w:eastAsia="de-DE" w:bidi="en-US"/>
+    </w:rPr>
+  </w:style>
+  <w:style w:type="paragraph" w:customStyle="1" w:styleId="MDPI83proof">
+    <w:name w:val="MDPI_8.3_proof"/>
+    <w:qFormat/>
+    <w:rsid w:val="007C1CDA"/>
+    <w:pPr>
+      <w:adjustRightInd w:val="0"/>
+      <w:snapToGrid w:val="0"/>
+      <w:spacing w:line="280" w:lineRule="atLeast"/>
+      <w:ind w:left="2608"/>
+      <w:jc w:val="both"/>
+    </w:pPr>
+    <w:rPr>
+      <w:rFonts w:ascii="Palatino Linotype" w:eastAsia="Times New Roman" w:hAnsi="Palatino Linotype"/>
+      <w:snapToGrid w:val="0"/>
+      <w:color w:val="000000"/>
+      <w:szCs w:val="22"/>
+      <w:lang w:eastAsia="de-DE" w:bidi="en-US"/>
+    </w:rPr>
+  </w:style>
   <w:style w:type="paragraph" w:customStyle="1" w:styleId="MDPI61citation">
     <w:name w:val="MDPI_6.1_citation"/>
     <w:qFormat/>
-    <w:rsid w:val="00FE6943"/>
+    <w:rsid w:val="007C1CDA"/>
     <w:pPr>
       <w:adjustRightInd w:val="0"/>
       <w:snapToGrid w:val="0"/>
@@ -15243,7 +15845,7 @@
   <w:style w:type="paragraph" w:customStyle="1" w:styleId="MDPI62backmatter">
     <w:name w:val="MDPI_6.2_back_matter"/>
     <w:qFormat/>
-    <w:rsid w:val="00FE6943"/>
+    <w:rsid w:val="007C1CDA"/>
     <w:pPr>
       <w:adjustRightInd w:val="0"/>
       <w:snapToGrid w:val="0"/>
@@ -15262,7 +15864,7 @@
   <w:style w:type="paragraph" w:customStyle="1" w:styleId="MDPI63notes">
     <w:name w:val="MDPI_6.3_notes"/>
     <w:qFormat/>
-    <w:rsid w:val="00FE6943"/>
+    <w:rsid w:val="007C1CDA"/>
     <w:pPr>
       <w:adjustRightInd w:val="0"/>
       <w:snapToGrid w:val="0"/>
@@ -15280,7 +15882,7 @@
   <w:style w:type="paragraph" w:customStyle="1" w:styleId="MDPI15academiceditor">
     <w:name w:val="MDPI_1.5_academic_editor"/>
     <w:qFormat/>
-    <w:rsid w:val="006532ED"/>
+    <w:rsid w:val="007474A9"/>
     <w:pPr>
       <w:adjustRightInd w:val="0"/>
       <w:snapToGrid w:val="0"/>
@@ -15298,7 +15900,7 @@
   <w:style w:type="paragraph" w:customStyle="1" w:styleId="MDPI411onetablecaption">
     <w:name w:val="MDPI_4.1.1_one_table_caption"/>
     <w:qFormat/>
-    <w:rsid w:val="00FE6943"/>
+    <w:rsid w:val="007C1CDA"/>
     <w:pPr>
       <w:adjustRightInd w:val="0"/>
       <w:snapToGrid w:val="0"/>
@@ -15317,7 +15919,7 @@
   <w:style w:type="paragraph" w:customStyle="1" w:styleId="MDPI511onefigurecaption">
     <w:name w:val="MDPI_5.1.1_one_figure_caption"/>
     <w:qFormat/>
-    <w:rsid w:val="00FE6943"/>
+    <w:rsid w:val="007C1CDA"/>
     <w:pPr>
       <w:adjustRightInd w:val="0"/>
       <w:snapToGrid w:val="0"/>
@@ -15335,7 +15937,7 @@
   <w:style w:type="paragraph" w:customStyle="1" w:styleId="MDPI72copyright">
     <w:name w:val="MDPI_7.2_copyright"/>
     <w:qFormat/>
-    <w:rsid w:val="00F3667D"/>
+    <w:rsid w:val="003F328F"/>
     <w:pPr>
       <w:adjustRightInd w:val="0"/>
       <w:snapToGrid w:val="0"/>
@@ -15355,7 +15957,7 @@
     <w:name w:val="MDPI_table"/>
     <w:basedOn w:val="TableNormal"/>
     <w:uiPriority w:val="99"/>
-    <w:rsid w:val="00FE6943"/>
+    <w:rsid w:val="007C1CDA"/>
     <w:rPr>
       <w:rFonts w:ascii="Palatino Linotype" w:hAnsi="Palatino Linotype"/>
       <w:color w:val="000000"/>
@@ -15370,7 +15972,7 @@
   </w:style>
   <w:style w:type="character" w:customStyle="1" w:styleId="apple-converted-space">
     <w:name w:val="apple-converted-space"/>
-    <w:rsid w:val="00FE6943"/>
+    <w:rsid w:val="007C1CDA"/>
   </w:style>
   <w:style w:type="paragraph" w:styleId="Bibliography">
     <w:name w:val="Bibliography"/>
@@ -15379,12 +15981,12 @@
     <w:uiPriority w:val="37"/>
     <w:semiHidden/>
     <w:unhideWhenUsed/>
-    <w:rsid w:val="00FE6943"/>
+    <w:rsid w:val="007C1CDA"/>
   </w:style>
   <w:style w:type="paragraph" w:styleId="BodyText">
     <w:name w:val="Body Text"/>
     <w:link w:val="BodyTextChar"/>
-    <w:rsid w:val="00FE6943"/>
+    <w:rsid w:val="007C1CDA"/>
     <w:pPr>
       <w:spacing w:after="120" w:line="340" w:lineRule="atLeast"/>
       <w:jc w:val="both"/>
@@ -15399,7 +16001,7 @@
   <w:style w:type="character" w:customStyle="1" w:styleId="BodyTextChar">
     <w:name w:val="Body Text Char"/>
     <w:link w:val="BodyText"/>
-    <w:rsid w:val="00FE6943"/>
+    <w:rsid w:val="007C1CDA"/>
     <w:rPr>
       <w:rFonts w:ascii="Palatino Linotype" w:hAnsi="Palatino Linotype"/>
       <w:color w:val="000000"/>
@@ -15409,7 +16011,7 @@
   </w:style>
   <w:style w:type="character" w:styleId="CommentReference">
     <w:name w:val="annotation reference"/>
-    <w:rsid w:val="00FE6943"/>
+    <w:rsid w:val="007C1CDA"/>
     <w:rPr>
       <w:sz w:val="21"/>
       <w:szCs w:val="21"/>
@@ -15419,12 +16021,12 @@
     <w:name w:val="annotation text"/>
     <w:basedOn w:val="Normal"/>
     <w:link w:val="CommentTextChar"/>
-    <w:rsid w:val="00FE6943"/>
+    <w:rsid w:val="007C1CDA"/>
   </w:style>
   <w:style w:type="character" w:customStyle="1" w:styleId="CommentTextChar">
     <w:name w:val="Comment Text Char"/>
     <w:link w:val="CommentText"/>
-    <w:rsid w:val="00FE6943"/>
+    <w:rsid w:val="007C1CDA"/>
     <w:rPr>
       <w:rFonts w:ascii="Palatino Linotype" w:hAnsi="Palatino Linotype"/>
       <w:noProof/>
@@ -15436,7 +16038,7 @@
     <w:basedOn w:val="CommentText"/>
     <w:next w:val="CommentText"/>
     <w:link w:val="CommentSubjectChar"/>
-    <w:rsid w:val="00FE6943"/>
+    <w:rsid w:val="007C1CDA"/>
     <w:rPr>
       <w:b/>
       <w:bCs/>
@@ -15445,7 +16047,7 @@
   <w:style w:type="character" w:customStyle="1" w:styleId="CommentSubjectChar">
     <w:name w:val="Comment Subject Char"/>
     <w:link w:val="CommentSubject"/>
-    <w:rsid w:val="00FE6943"/>
+    <w:rsid w:val="007C1CDA"/>
     <w:rPr>
       <w:rFonts w:ascii="Palatino Linotype" w:hAnsi="Palatino Linotype"/>
       <w:b/>
@@ -15456,7 +16058,7 @@
   </w:style>
   <w:style w:type="character" w:styleId="EndnoteReference">
     <w:name w:val="endnote reference"/>
-    <w:rsid w:val="00FE6943"/>
+    <w:rsid w:val="007C1CDA"/>
     <w:rPr>
       <w:vertAlign w:val="superscript"/>
     </w:rPr>
@@ -15467,7 +16069,7 @@
     <w:link w:val="EndnoteTextChar"/>
     <w:semiHidden/>
     <w:unhideWhenUsed/>
-    <w:rsid w:val="00FE6943"/>
+    <w:rsid w:val="007C1CDA"/>
     <w:pPr>
       <w:spacing w:line="240" w:lineRule="auto"/>
     </w:pPr>
@@ -15476,7 +16078,7 @@
     <w:name w:val="Endnote Text Char"/>
     <w:link w:val="EndnoteText"/>
     <w:semiHidden/>
-    <w:rsid w:val="00FE6943"/>
+    <w:rsid w:val="007C1CDA"/>
     <w:rPr>
       <w:rFonts w:ascii="Palatino Linotype" w:hAnsi="Palatino Linotype"/>
       <w:noProof/>
@@ -15485,7 +16087,7 @@
   </w:style>
   <w:style w:type="character" w:styleId="FollowedHyperlink">
     <w:name w:val="FollowedHyperlink"/>
-    <w:rsid w:val="00FE6943"/>
+    <w:rsid w:val="007C1CDA"/>
     <w:rPr>
       <w:color w:val="954F72"/>
       <w:u w:val="single"/>
@@ -15497,7 +16099,7 @@
     <w:link w:val="FootnoteTextChar"/>
     <w:semiHidden/>
     <w:unhideWhenUsed/>
-    <w:rsid w:val="00FE6943"/>
+    <w:rsid w:val="007C1CDA"/>
     <w:pPr>
       <w:spacing w:line="240" w:lineRule="auto"/>
     </w:pPr>
@@ -15506,7 +16108,7 @@
     <w:name w:val="Footnote Text Char"/>
     <w:link w:val="FootnoteText"/>
     <w:semiHidden/>
-    <w:rsid w:val="00FE6943"/>
+    <w:rsid w:val="007C1CDA"/>
     <w:rPr>
       <w:rFonts w:ascii="Palatino Linotype" w:hAnsi="Palatino Linotype"/>
       <w:noProof/>
@@ -15517,7 +16119,7 @@
     <w:name w:val="Normal (Web)"/>
     <w:basedOn w:val="Normal"/>
     <w:uiPriority w:val="99"/>
-    <w:rsid w:val="00FE6943"/>
+    <w:rsid w:val="007C1CDA"/>
     <w:rPr>
       <w:szCs w:val="24"/>
     </w:rPr>
@@ -15526,20 +16128,20 @@
     <w:name w:val="MsoFootnoteText"/>
     <w:basedOn w:val="NormalWeb"/>
     <w:qFormat/>
-    <w:rsid w:val="00FE6943"/>
+    <w:rsid w:val="007C1CDA"/>
     <w:rPr>
       <w:rFonts w:ascii="Times New Roman" w:hAnsi="Times New Roman"/>
     </w:rPr>
   </w:style>
   <w:style w:type="character" w:styleId="PageNumber">
     <w:name w:val="page number"/>
-    <w:rsid w:val="00FE6943"/>
+    <w:rsid w:val="007C1CDA"/>
   </w:style>
   <w:style w:type="character" w:styleId="PlaceholderText">
     <w:name w:val="Placeholder Text"/>
     <w:uiPriority w:val="99"/>
     <w:semiHidden/>
-    <w:rsid w:val="00FE6943"/>
+    <w:rsid w:val="007C1CDA"/>
     <w:rPr>
       <w:color w:val="808080"/>
     </w:rPr>
@@ -15547,7 +16149,7 @@
   <w:style w:type="paragraph" w:customStyle="1" w:styleId="MDPI71footnotes">
     <w:name w:val="MDPI_7.1_footnotes"/>
     <w:qFormat/>
-    <w:rsid w:val="002C1762"/>
+    <w:rsid w:val="006C4DAF"/>
     <w:pPr>
       <w:numPr>
         <w:numId w:val="21"/>
@@ -15568,7 +16170,7 @@
     <w:basedOn w:val="DefaultParagraphFont"/>
     <w:uiPriority w:val="22"/>
     <w:qFormat/>
-    <w:rsid w:val="00B7644F"/>
+    <w:rsid w:val="00C2125A"/>
     <w:rPr>
       <w:b/>
       <w:bCs/>

--- a/submission_diagnostics/Manuscript_Diagnostics.docx
+++ b/submission_diagnostics/Manuscript_Diagnostics.docx
@@ -328,7 +328,7 @@
         <w:t>Methods:</w:t>
       </w:r>
       <w:r>
-        <w:t xml:space="preserve"> Nine databases, Google Scholar, registries, and citation sources were searched from January 2000 to 20 July 2026 (PROSPERO CRD420261502037, registered before searching). Eligible studies measured gait with wearable or vision sensors in adults aged ≥60 years before fall follow-up and reported individualized model performance. Overlapping reports were grouped into cohort families, risk of bias was assessed with PROBAST+AI at signalling-question level, and results were synthesized narratively.</w:t>
+        <w:t xml:space="preserve"> Nine databases, Google Scholar, registries, and citation sources were searched from January 2000 to 20 July 2026 (PROSPERO CRD420261502037). Eligible studies measured gait with wearable or vision sensors in adults aged ≥60 years before fall follow-up and reported individualized model performance. Overlapping reports were grouped into cohort families, risk of bias was assessed with PROBAST+AI, and results were synthesized narratively.</w:t>
       </w:r>
       <w:r>
         <w:t xml:space="preserve"> </w:t>
@@ -340,7 +340,7 @@
         <w:t>Results:</w:t>
       </w:r>
       <w:r>
-        <w:t xml:space="preserve"> Forty-seven reports from 37 cohort families (15–1705 participants; horizons 7 days to 5 years) were included; 11 were assessed from abstracts and other accessible primary material. The median representative area under the curve (AUC) was 0.76 (interquartile range 0.72–0.84; 24 families; 0.72–0.79 under alternative selections), with the highest values in small development samples. The only independent-cohort evaluation of published models yielded AUCs of 0.49–0.59. One report estimated calibration intercept and slope, and none assessed clinical utility. All 47 evaluations were at high risk of bias: 45 had fewer than 100 participants with falls, and 46 lacked calibration-intercept and slope estimates.</w:t>
+        <w:t xml:space="preserve"> Forty-seven reports from 37 cohort families (15–1705 participants; horizons 7 days to 5 years) were included; 11 were assessed from abstracts and other accessible primary material. The median representative area under the curve (AUC) was 0.76 (interquartile range 0.72–0.84; 24 families; 0.72–0.79 under alternative selections), with the highest values in small development samples. The only independent-cohort evaluation of published models yielded AUCs of 0.49–0.59. One report estimated calibration intercept and slope, and none assessed clinical utility. Forty-five of 47 evaluations were at high and two at unclear risk of bias, mainly because calibration was not assessed and estimates based on few fallers were imprecise.</w:t>
       </w:r>
       <w:r>
         <w:t xml:space="preserve"> </w:t>
@@ -446,7 +446,7 @@
         <w:pStyle w:val="MDPI31text"/>
       </w:pPr>
       <w:r>
-        <w:t>The review protocol was registered in PROSPERO (CRD420261502037; https://www.crd.york.ac.uk/PROSPERO/view/CRD420261502037) before the database searches were run. Reporting follows the Preferred Reporting Items for Systematic Reviews and Meta-Analyses (PRISMA) 2020 statement [12]; the completed PRISMA 2020 checklist is provided with the Supplementary Materials. Prediction-model items were reported according to TRIPOD-SRMA [13], and data items were based on the CHARMS checklist [14]. The review question was as follows: in older adults, how valid, transportable, and clinically ready are models that use wearable- or vision-derived gait measurements, obtained before follow-up, to predict subsequent falls? Deviations from the registered protocol are reported in Section 2.10.</w:t>
+        <w:t>The review protocol was registered in PROSPERO (CRD420261502037; https://www.crd.york.ac.uk/PROSPERO/view/CRD420261502037). Reporting follows the Preferred Reporting Items for Systematic Reviews and Meta-Analyses (PRISMA) 2020 statement [12]; the completed PRISMA 2020 checklist is provided with the Supplementary Materials. Prediction-model items were reported according to TRIPOD-SRMA [13], and data items were based on the CHARMS checklist [14]. The review question was as follows: in older adults, how valid, transportable, and clinically ready are models that use wearable- or vision-derived gait measurements, obtained before follow-up, to predict subsequent falls? Deviations from the registered protocol are reported in Section 2.10.</w:t>
       </w:r>
     </w:p>
     <w:p>
@@ -987,7 +987,7 @@
         <w:pStyle w:val="MDPI31text"/>
       </w:pPr>
       <w:r>
-        <w:t>MEDLINE (PubMed), Embase (Ovid), Scopus, Web of Science Core Collection, IEEE Xplore, CINAHL (EBSCOhost), APA PsycInfo (EBSCOhost), the ACM Digital Library, and the Cochrane Central Register of Controlled Trials (CENTRAL) were searched from 1 January 2000 to 20 July 2026. Google Scholar was searched as a supplementary source, with screening of the first 200 relevance-ranked records. Trial and study registries, ProQuest Dissertations &amp; Theses Global, and the medRxiv and arXiv preprint servers were searched with the same core concepts, and backward and forward citation searching of included reports and relevant reviews was performed. Database strategies combined concept blocks for older adults, gait or walking, wearable, portable, or vision-based sensing, and falls, supplemented by prediction and performance terms; block combinations were adapted to each interface. Supplementary Table S1 reports every strategy line by line, with the interface, field codes, truncation, limits, search date, and yield.</w:t>
+        <w:t>MEDLINE (PubMed), Embase (Ovid), Scopus, Web of Science Core Collection, IEEE Xplore, CINAHL (EBSCOhost), APA PsycInfo (EBSCOhost), the ACM Digital Library, and the Cochrane Central Register of Controlled Trials (CENTRAL) were searched from 1 January 2000 to 20 July 2026. Google Scholar was searched as a supplementary source, with screening of the first 200 relevance-ranked records. Trial and study registries, ProQuest Dissertations &amp; Theses Global, and the medRxiv and arXiv preprint servers were searched with the same core concepts, and backward and forward citation searching of included reports and relevant reviews was performed. Database strategies combined concept blocks for older adults, gait or walking, wearable, portable, or vision-based sensing, and falls, supplemented by prediction and performance terms; block combinations were adapted to each interface. Supplementary Table S1 reports the database strategies as recorded, presented line by line, with limits, search dates, and yields, together with the aggregate yields of the supplementary sources.</w:t>
       </w:r>
     </w:p>
     <w:p>
@@ -995,7 +995,7 @@
         <w:pStyle w:val="MDPI31text"/>
       </w:pPr>
       <w:r>
-        <w:t>Because several strategies required a gait or walking term, a supplementary search was performed to test sensitivity to mobility-test terminology. The gait block was replaced by mobility-test terms (Timed Up and Go, sit-to-stand, turning, stepping, postural transition, balance, and mobility test) combined with the same population, sensor, fall, and prediction blocks, and citation-linked candidates of all included reports were rechecked (Supplementary Table S1). This check identified one additional eligible report, which had been excluded at title/abstract screening [15]; it was reinstated and is included in all analyses.</w:t>
+        <w:t>Because several strategies required a gait or walking term, a known-item and eligibility sensitivity check was performed before the synthesis was finalized, using broader mobility-test terminology (for example, Timed Up and Go, sit-to-stand, turning, stepping, postural, and balance terms) and rechecking citation-linked candidates of the included reports. This check identified one eligible report that had been excluded at title/abstract screening [15]; it was reinstated and is included in all analyses.</w:t>
       </w:r>
     </w:p>
     <w:p>
@@ -1019,7 +1019,7 @@
         <w:pStyle w:val="MDPI31text"/>
       </w:pPr>
       <w:r>
-        <w:t>Complete journal articles were sought through publisher websites, institutional subscriptions, and open-access and institutional repositories. Two groups of reports without an accessible complete article are distinguished. First, 11 reports could not be retrieved in any form sufficient to judge eligibility and were not assessed (the “not retrieved” box in Figure 1). Second, 11 further reports were assessed using the indexed abstract and other accessible primary material (for example, publisher abstract pages and online tables or figures) because the complete article could not be obtained, but this material was sufficient to confirm the two decisive eligibility criteria: completion of gait measurement before the fall-outcome window and individualized model performance. All 11 met the criteria and were included. For these reports, eligibility, extraction, and appraisal were restricted to what the accessible material established; related documents such as companion papers, theses, posters, and conference abstracts were not used as substitutes. Supplementary Table S3 lists each report, the material used, the retrieval routes attempted, and the items that could not be verified.</w:t>
+        <w:t>Complete journal articles were sought through publisher websites, institutional subscriptions, and open-access and institutional repositories. Two groups of reports without an accessible complete article are distinguished. First, 11 reports could not be retrieved in any form sufficient to judge eligibility and were not assessed (the “not retrieved” box in Figure 1). Second, 11 further reports were assessed using the indexed abstract and other accessible primary material (for example, publisher abstract pages and online tables or figures) because the complete article could not be obtained, but this material was sufficient to confirm the two decisive eligibility criteria: completion of gait measurement before the fall-outcome window and individualized model performance. All 11 met the criteria and were included. For these reports, eligibility, extraction, and appraisal were restricted to what the accessible material established; related documents such as companion papers, theses, posters, and conference abstracts were not used as substitutes. Methods not described in the accessible material were treated as not reported rather than as absent. Supplementary Table S3 lists each report with its DOI, the material used, the retrieval routes attempted, and the items that could not be verified.</w:t>
       </w:r>
     </w:p>
     <w:p>
@@ -1075,7 +1075,7 @@
         <w:pStyle w:val="MDPI31text"/>
       </w:pPr>
       <w:r>
-        <w:t>Risk of bias and applicability were assessed with PROBAST+AI [10]. Part A assesses concern about the quality of model development and Part B assesses risk of bias in model evaluation; each covers four domains (participants and data sources, predictors, outcome, and analysis) and applicability. Development and evaluation were appraised separately when a report contained both, for the principal gait-containing model of each report. Consistent with PROBAST+AI, an appropriately conducted internal validation could be rated at low risk of bias; absence of external validation was treated as a limitation of transportability evidence, not as a source of bias. Signalling questions were answered as yes, probably yes, probably no, no, or no information. A domain was rated high when at least one signalling question was answered no or probably no on the basis of a reported design or analysis feature, unclear when the only concerns arose from missing information, and low otherwise; an overall low judgment required every domain to be low.</w:t>
+        <w:t>Risk of bias and applicability were assessed with PROBAST+AI [10]. Part A assesses concern about the quality of model development and Part B assesses risk of bias in model evaluation; each covers four domains (participants and data sources, predictors, outcome, and analysis) and applicability. Development and evaluation were appraised separately when a report contained both, for the principal gait-containing model of each report. Consistent with PROBAST+AI, an appropriately conducted internal validation could be rated at low risk of bias; absence of external validation was treated as a limitation of transportability evidence, not as a source of bias. The PROBAST+AI signalling questions were answered for each domain as yes, probably yes, probably no, no, or no information, following the tool’s guidance. A domain was rated high when a signalling question was answered no or probably no on the basis of a reported design or analysis feature, unclear when concerns arose only from information that was not reported, and low otherwise; an overall low judgment required every domain to be low.</w:t>
       </w:r>
     </w:p>
     <w:p>
@@ -1083,7 +1083,7 @@
         <w:pStyle w:val="MDPI31text"/>
       </w:pPr>
       <w:r>
-        <w:t>For the evaluation analysis domain, which determined the overall judgments, five signalling questions were documented for every report with a study-specific justification and the source material (Supplementary Table S8): (1) an adequate number of participants with the outcome in the evaluation data, using at least 100 fallers as the benchmark for precise performance estimation [17]; (2) inclusion of all enrolled participants and appropriate handling of missing data; (3) appropriate handling of data complexity such as repeated windows, clustering, censoring, or count outcomes; (4) evaluation of relevant performance measures, including calibration; and (5) accounting for overfitting and optimism in apparent and internally validated estimates. Applicability was judged against the intended-use population and setting of each model—for example, a Parkinson disease model against people with Parkinson disease—rather than against all older adults; generalizability to the wider older population was recorded separately and descriptively (Supplementary Table S9). Appraisals were performed by one reviewer, verified by a second, and cross-checked by the review team, with disagreements resolved by consensus. Tools designed for intervention effects (RoB 2 and ROBINS-I) and for prognostic-factor studies (QUIPS) were not applicable.</w:t>
+        <w:t>For the sample-size signalling question, adequacy was judged from the precision of the reported performance estimate rather than from a fixed number of events, in line with sample-size guidance for evaluation studies [17]. The expected 95% CI width of the AUC was calculated from the numbers of participants with and without a fall in the evaluation data and the reported AUC (0.75 when no AUC was reported) [18]; widths above 0.20 were considered serious imprecision and widths of 0.10–0.20 moderate imprecision, and moderate imprecision alone did not determine a high rating. For reports assessed without the complete article, items not described in the accessible material were answered “no information”, and a high rating required a feature verifiable from that material. Domain judgments for Parts A and B, the study-specific reasons, the calculated precision, and the DOI of each source are reported in Supplementary Table S7. Applicability was judged against the intended-use population and setting of each model—for example, a Parkinson disease model against people with Parkinson disease—rather than against all older adults; generalizability to the wider older population was recorded separately and descriptively (Supplementary Table S8). Appraisals were performed by one reviewer, verified by a second, and cross-checked by the review team, with disagreements resolved by consensus. Tools designed for intervention effects (RoB 2 and ROBINS-I) and for prognostic-factor studies (QUIPS) were not applicable.</w:t>
       </w:r>
     </w:p>
     <w:p>
@@ -1131,7 +1131,7 @@
         <w:pStyle w:val="MDPI31text"/>
       </w:pPr>
       <w:r>
-        <w:t>Formal certainty assessment was not performed. GRADE guidance for the certainty of discrimination estimates applies to a body of validation studies of the same prognostic model [18], and no model had been evaluated in more than one independent cohort. Confidence in performance estimates was therefore described qualitatively from risk of bias, precision, and replication. Clinical readiness was assessed separately, as a descriptive construct distinct from certainty, against criteria derived from PROBAST+AI and TRIPOD+AI [10,11]: predictors measured before the outcome window; performance estimated beyond the development data; prospective evaluation of a fixed model without refitting; independent-cohort evaluation; faithful replication of the complete pipeline; evaluation in two or more independent cohorts; calibration intercept, slope, and plot; decision-curve or net-benefit analysis; low overall risk of bias; and evaluation of clinical impact. For each criterion, the evidence was classified as “satisfied in ≥2 cohort families”, “satisfied in one cohort family only”, “assessed but not satisfied” (attempted without meeting the criterion), or “not assessed in any report”.</w:t>
+        <w:t>Formal certainty assessment was not performed. GRADE guidance for the certainty of discrimination estimates applies to a body of validation studies of the same prognostic model [19], and no model had been evaluated in more than one independent cohort. Confidence in performance estimates was therefore described qualitatively from risk of bias, precision, and replication. Clinical readiness was assessed separately, as a descriptive construct distinct from certainty, against criteria derived from PROBAST+AI and TRIPOD+AI [10,11]: predictors measured before the outcome window; performance estimated beyond the development data; prospective evaluation of a fixed model without refitting; independent-cohort evaluation; faithful replication of the complete pipeline; evaluation in two or more independent cohorts; calibration intercept, slope, and plot; decision-curve or net-benefit analysis; low overall risk of bias; and evaluation of clinical impact. For each criterion, the evidence was classified as “satisfied in ≥2 cohort families”, “satisfied in one cohort family only”, “assessed but not satisfied” (attempted without meeting the criterion), or “not assessed in any report”.</w:t>
       </w:r>
     </w:p>
     <w:p>
@@ -1171,7 +1171,7 @@
         <w:pStyle w:val="MDPI31text"/>
       </w:pPr>
       <w:r>
-        <w:t>The searches identified 14,912 records: 14,667 through databases and registers and 245 through other methods (Supplementary Table S1). After removal of 5433 duplicates, 9479 records were screened and 9127 were excluded. Of 352 reports sought, 11 could not be retrieved and 341 were assessed for eligibility, including 11 assessed from the abstract and other accessible primary material (Figure 1; Supplementary Table S3). Of the 341 reports, 294 were excluded, most commonly because they lacked a prospective fall outcome or valid temporal separation (n = 99), addressed fall detection (n = 53), or reported no individualized performance (n = 44) (Supplementary Table S4). Forty-seven reports representing 37 independent cohort families were included, 36 assessed from the complete article and 11 from abstracts and other accessible primary material [15,16,19–63].</w:t>
+        <w:t>The searches identified 14,912 records: 14,667 through databases and registers and 245 through other methods (Supplementary Table S1). After removal of 5433 duplicates, 9479 records were screened and 9127 were excluded. Of 352 reports sought, 11 could not be retrieved and 341 were assessed for eligibility, including 11 assessed from the abstract and other accessible primary material (Figure 1; Supplementary Table S3). Of the 341 reports, 294 were excluded, most commonly because they lacked a prospective fall outcome or valid temporal separation (n = 99), addressed fall detection (n = 53), or reported no individualized performance (n = 44) (Supplementary Table S4). Forty-seven reports representing 37 independent cohort families were included, 36 assessed from the complete article and 11 from abstracts and other accessible primary material [15,16,20–64].</w:t>
       </w:r>
     </w:p>
     <w:p>
@@ -1251,7 +1251,7 @@
         <w:pStyle w:val="MDPI31text"/>
       </w:pPr>
       <w:r>
-        <w:t>Forty-five reports used wearable or portable sensors—IMUs on the trunk, waist, shank, or foot; smartphones; instrumented insoles or footwear; and footswitches—and two linked reports from one dementia cohort used ambient computer vision [44,56]. Structured gait tasks predominated, particularly instrumented Timed Up and Go (iTUG) tests and straight walking; free-living monitoring lasted from 24 h to 14 days. Modelling approaches ranged from logistic and survival regression to classification trees, support-vector machines, random forests, and deep neural networks. For three reports, only a separable prospective analysis was eligible: the baseline iTUG model against falls during one month after discharge [16], the participant-level model of new-onset falls at 18 months [37], and the logistic model of falls over 6 months [50].</w:t>
+        <w:t>Forty-five reports used wearable or portable sensors—IMUs on the trunk, waist, shank, or foot; smartphones; instrumented insoles or footwear; and footswitches—and two linked reports from one dementia cohort used ambient computer vision [45,57]. Structured gait tasks predominated, particularly instrumented Timed Up and Go (iTUG) tests and straight walking; free-living monitoring lasted from 24 h to 14 days. Modelling approaches ranged from logistic and survival regression to classification trees, support-vector machines, random forests, and deep neural networks. For three reports, only a separable prospective analysis was eligible: the baseline iTUG model against falls during one month after discharge [16], the participant-level model of new-onset falls at 18 months [38], and the logistic model of falls over 6 months [51].</w:t>
       </w:r>
     </w:p>
     <w:p>
@@ -1450,7 +1450,7 @@
               <w:rPr>
                 <w:sz w:val="15"/>
               </w:rPr>
-              <w:t>Marschollek et al. 2011 [19]†</w:t>
+              <w:t>Marschollek et al. 2011 [20]†</w:t>
             </w:r>
           </w:p>
         </w:tc>
@@ -1571,7 +1571,7 @@
               <w:rPr>
                 <w:sz w:val="15"/>
               </w:rPr>
-              <w:t>Marschollek et al. 2011 [20]</w:t>
+              <w:t>Marschollek et al. 2011 [21]</w:t>
             </w:r>
           </w:p>
         </w:tc>
@@ -1692,7 +1692,7 @@
               <w:rPr>
                 <w:sz w:val="15"/>
               </w:rPr>
-              <w:t>Greene et al. 2012 [21]†</w:t>
+              <w:t>Greene et al. 2012 [22]†</w:t>
             </w:r>
           </w:p>
         </w:tc>
@@ -1813,7 +1813,7 @@
               <w:rPr>
                 <w:sz w:val="15"/>
               </w:rPr>
-              <w:t>Weiss et al. 2013 [22]</w:t>
+              <w:t>Weiss et al. 2013 [23]</w:t>
             </w:r>
           </w:p>
         </w:tc>
@@ -1934,7 +1934,7 @@
               <w:rPr>
                 <w:sz w:val="15"/>
               </w:rPr>
-              <w:t>Schwesig et al. 2013 [23]†</w:t>
+              <w:t>Schwesig et al. 2013 [24]†</w:t>
             </w:r>
           </w:p>
         </w:tc>
@@ -2055,7 +2055,7 @@
               <w:rPr>
                 <w:sz w:val="15"/>
               </w:rPr>
-              <w:t>Doi et al. 2013 [24]</w:t>
+              <w:t>Doi et al. 2013 [25]</w:t>
             </w:r>
           </w:p>
         </w:tc>
@@ -2176,7 +2176,7 @@
               <w:rPr>
                 <w:sz w:val="15"/>
               </w:rPr>
-              <w:t>Mignardot et al. 2014 [25]</w:t>
+              <w:t>Mignardot et al. 2014 [26]</w:t>
             </w:r>
           </w:p>
         </w:tc>
@@ -2297,7 +2297,7 @@
               <w:rPr>
                 <w:sz w:val="15"/>
               </w:rPr>
-              <w:t>Schwenk et al. 2014 [26]</w:t>
+              <w:t>Schwenk et al. 2014 [27]</w:t>
             </w:r>
           </w:p>
         </w:tc>
@@ -2418,7 +2418,7 @@
               <w:rPr>
                 <w:sz w:val="15"/>
               </w:rPr>
-              <w:t>van Schooten et al. 2015 [27]</w:t>
+              <w:t>van Schooten et al. 2015 [28]</w:t>
             </w:r>
           </w:p>
         </w:tc>
@@ -2539,7 +2539,7 @@
               <w:rPr>
                 <w:sz w:val="15"/>
               </w:rPr>
-              <w:t>van Schooten et al. 2016 [28]</w:t>
+              <w:t>van Schooten et al. 2016 [29]</w:t>
             </w:r>
           </w:p>
         </w:tc>
@@ -2660,7 +2660,7 @@
               <w:rPr>
                 <w:sz w:val="15"/>
               </w:rPr>
-              <w:t>Howcroft et al. 2017 [29]†</w:t>
+              <w:t>Howcroft et al. 2017 [30]†</w:t>
             </w:r>
           </w:p>
         </w:tc>
@@ -2781,7 +2781,7 @@
               <w:rPr>
                 <w:sz w:val="15"/>
               </w:rPr>
-              <w:t>Drover et al. 2017 [30]</w:t>
+              <w:t>Drover et al. 2017 [31]</w:t>
             </w:r>
           </w:p>
         </w:tc>
@@ -2902,7 +2902,7 @@
               <w:rPr>
                 <w:sz w:val="15"/>
               </w:rPr>
-              <w:t>Greene et al. 2018 [31]</w:t>
+              <w:t>Greene et al. 2018 [32]</w:t>
             </w:r>
           </w:p>
         </w:tc>
@@ -3023,7 +3023,7 @@
               <w:rPr>
                 <w:sz w:val="15"/>
               </w:rPr>
-              <w:t>Ihlen et al. 2018 [32]</w:t>
+              <w:t>Ihlen et al. 2018 [33]</w:t>
             </w:r>
           </w:p>
         </w:tc>
@@ -3144,7 +3144,7 @@
               <w:rPr>
                 <w:sz w:val="15"/>
               </w:rPr>
-              <w:t>Nait Aicha et al. 2018 [33]</w:t>
+              <w:t>Nait Aicha et al. 2018 [34]</w:t>
             </w:r>
           </w:p>
         </w:tc>
@@ -3265,7 +3265,7 @@
               <w:rPr>
                 <w:sz w:val="15"/>
               </w:rPr>
-              <w:t>Howcroft et al. 2018 [34]</w:t>
+              <w:t>Howcroft et al. 2018 [35]</w:t>
             </w:r>
           </w:p>
         </w:tc>
@@ -3386,7 +3386,7 @@
               <w:rPr>
                 <w:sz w:val="15"/>
               </w:rPr>
-              <w:t>Bizovska et al. 2018 [35]</w:t>
+              <w:t>Bizovska et al. 2018 [36]</w:t>
             </w:r>
           </w:p>
         </w:tc>
@@ -3507,7 +3507,7 @@
               <w:rPr>
                 <w:sz w:val="15"/>
               </w:rPr>
-              <w:t>Marques et al. 2018 [36]†</w:t>
+              <w:t>Marques et al. 2018 [37]†</w:t>
             </w:r>
           </w:p>
         </w:tc>
@@ -3609,7 +3609,7 @@
               <w:rPr>
                 <w:sz w:val="15"/>
               </w:rPr>
-              <w:t>H/H</w:t>
+              <w:t>U/U</w:t>
             </w:r>
           </w:p>
         </w:tc>
@@ -3628,7 +3628,7 @@
               <w:rPr>
                 <w:sz w:val="15"/>
               </w:rPr>
-              <w:t>Lo et al. 2019 [37]</w:t>
+              <w:t>Lo et al. 2019 [38]</w:t>
             </w:r>
           </w:p>
         </w:tc>
@@ -3749,7 +3749,7 @@
               <w:rPr>
                 <w:sz w:val="15"/>
               </w:rPr>
-              <w:t>Marques et al. 2019 [38]†</w:t>
+              <w:t>Marques et al. 2019 [39]†</w:t>
             </w:r>
           </w:p>
         </w:tc>
@@ -3870,7 +3870,7 @@
               <w:rPr>
                 <w:sz w:val="15"/>
               </w:rPr>
-              <w:t>Gillain et al. 2019 [39]†</w:t>
+              <w:t>Gillain et al. 2019 [40]†</w:t>
             </w:r>
           </w:p>
         </w:tc>
@@ -3991,7 +3991,7 @@
               <w:rPr>
                 <w:sz w:val="15"/>
               </w:rPr>
-              <w:t>Buisseret et al. 2020 [40]</w:t>
+              <w:t>Buisseret et al. 2020 [41]</w:t>
             </w:r>
           </w:p>
         </w:tc>
@@ -4112,7 +4112,7 @@
               <w:rPr>
                 <w:sz w:val="15"/>
               </w:rPr>
-              <w:t>Silva et al. 2020 [41]</w:t>
+              <w:t>Silva et al. 2020 [42]</w:t>
             </w:r>
           </w:p>
         </w:tc>
@@ -4233,7 +4233,7 @@
               <w:rPr>
                 <w:sz w:val="15"/>
               </w:rPr>
-              <w:t>Sturchio et al. 2021 [42]</w:t>
+              <w:t>Sturchio et al. 2021 [43]</w:t>
             </w:r>
           </w:p>
         </w:tc>
@@ -4354,7 +4354,7 @@
               <w:rPr>
                 <w:sz w:val="15"/>
               </w:rPr>
-              <w:t>Bet et al. 2021 [43]</w:t>
+              <w:t>Bet et al. 2021 [44]</w:t>
             </w:r>
           </w:p>
         </w:tc>
@@ -4475,7 +4475,7 @@
               <w:rPr>
                 <w:sz w:val="15"/>
               </w:rPr>
-              <w:t>Mehdizadeh et al. 2021 [44]†</w:t>
+              <w:t>Mehdizadeh et al. 2021 [45]†</w:t>
             </w:r>
           </w:p>
         </w:tc>
@@ -4596,7 +4596,7 @@
               <w:rPr>
                 <w:sz w:val="15"/>
               </w:rPr>
-              <w:t>Lockhart et al. 2021 [45]</w:t>
+              <w:t>Lockhart et al. 2021 [46]</w:t>
             </w:r>
           </w:p>
         </w:tc>
@@ -4717,7 +4717,7 @@
               <w:rPr>
                 <w:sz w:val="15"/>
               </w:rPr>
-              <w:t>Roshdibenam et al. 2021 [46]</w:t>
+              <w:t>Roshdibenam et al. 2021 [47]</w:t>
             </w:r>
           </w:p>
         </w:tc>
@@ -4838,7 +4838,7 @@
               <w:rPr>
                 <w:sz w:val="15"/>
               </w:rPr>
-              <w:t>Greene et al. 2022 [47]</w:t>
+              <w:t>Greene et al. 2022 [48]</w:t>
             </w:r>
           </w:p>
         </w:tc>
@@ -4959,7 +4959,7 @@
               <w:rPr>
                 <w:sz w:val="15"/>
               </w:rPr>
-              <w:t>Kelly et al. 2022 [48]</w:t>
+              <w:t>Kelly et al. 2022 [49]</w:t>
             </w:r>
           </w:p>
         </w:tc>
@@ -5080,7 +5080,7 @@
               <w:rPr>
                 <w:sz w:val="15"/>
               </w:rPr>
-              <w:t>Dierick et al. 2022 [49]</w:t>
+              <w:t>Dierick et al. 2022 [50]</w:t>
             </w:r>
           </w:p>
         </w:tc>
@@ -5201,7 +5201,7 @@
               <w:rPr>
                 <w:sz w:val="15"/>
               </w:rPr>
-              <w:t>Ma et al. 2022 [50]†</w:t>
+              <w:t>Ma et al. 2022 [51]†</w:t>
             </w:r>
           </w:p>
         </w:tc>
@@ -5322,7 +5322,7 @@
               <w:rPr>
                 <w:sz w:val="15"/>
               </w:rPr>
-              <w:t>Dasgupta et al. 2022 [51]</w:t>
+              <w:t>Dasgupta et al. 2022 [52]</w:t>
             </w:r>
           </w:p>
         </w:tc>
@@ -5443,7 +5443,7 @@
               <w:rPr>
                 <w:sz w:val="15"/>
               </w:rPr>
-              <w:t>Caronni et al. 2023 [52]</w:t>
+              <w:t>Caronni et al. 2023 [53]</w:t>
             </w:r>
           </w:p>
         </w:tc>
@@ -5564,7 +5564,7 @@
               <w:rPr>
                 <w:sz w:val="15"/>
               </w:rPr>
-              <w:t>Horak et al. 2023 [53]</w:t>
+              <w:t>Horak et al. 2023 [54]</w:t>
             </w:r>
           </w:p>
         </w:tc>
@@ -5685,7 +5685,7 @@
               <w:rPr>
                 <w:sz w:val="15"/>
               </w:rPr>
-              <w:t>Ullrich et al. 2023 [54]</w:t>
+              <w:t>Ullrich et al. 2023 [55]</w:t>
             </w:r>
           </w:p>
         </w:tc>
@@ -5806,7 +5806,7 @@
               <w:rPr>
                 <w:sz w:val="15"/>
               </w:rPr>
-              <w:t>Al Abiad et al. 2023 [55]</w:t>
+              <w:t>Al Abiad et al. 2023 [56]</w:t>
             </w:r>
           </w:p>
         </w:tc>
@@ -5927,7 +5927,7 @@
               <w:rPr>
                 <w:sz w:val="15"/>
               </w:rPr>
-              <w:t>Adeli et al. 2023 [56]</w:t>
+              <w:t>Adeli et al. 2023 [57]</w:t>
             </w:r>
           </w:p>
         </w:tc>
@@ -6048,7 +6048,7 @@
               <w:rPr>
                 <w:sz w:val="15"/>
               </w:rPr>
-              <w:t>Shah et al. 2023 [57]</w:t>
+              <w:t>Shah et al. 2023 [58]</w:t>
             </w:r>
           </w:p>
         </w:tc>
@@ -6169,7 +6169,7 @@
               <w:rPr>
                 <w:sz w:val="15"/>
               </w:rPr>
-              <w:t>Sotirakis et al. 2024 [58]</w:t>
+              <w:t>Sotirakis et al. 2024 [59]</w:t>
             </w:r>
           </w:p>
         </w:tc>
@@ -6290,7 +6290,7 @@
               <w:rPr>
                 <w:sz w:val="15"/>
               </w:rPr>
-              <w:t>Zhang et al. 2024 [59]</w:t>
+              <w:t>Zhang et al. 2024 [60]</w:t>
             </w:r>
           </w:p>
         </w:tc>
@@ -6411,7 +6411,7 @@
               <w:rPr>
                 <w:sz w:val="15"/>
               </w:rPr>
-              <w:t>Maiora et al. 2024 [60]</w:t>
+              <w:t>Maiora et al. 2024 [61]</w:t>
             </w:r>
           </w:p>
         </w:tc>
@@ -6532,7 +6532,7 @@
               <w:rPr>
                 <w:sz w:val="15"/>
               </w:rPr>
-              <w:t>Zhang et al. 2024 [61]</w:t>
+              <w:t>Zhang et al. 2024 [62]</w:t>
             </w:r>
           </w:p>
         </w:tc>
@@ -6653,7 +6653,7 @@
               <w:rPr>
                 <w:sz w:val="15"/>
               </w:rPr>
-              <w:t>Lai et al. 2025 [62]</w:t>
+              <w:t>Lai et al. 2025 [63]</w:t>
             </w:r>
           </w:p>
         </w:tc>
@@ -6895,7 +6895,7 @@
               <w:rPr>
                 <w:sz w:val="15"/>
               </w:rPr>
-              <w:t>Guan et al. 2025 [63]</w:t>
+              <w:t>Guan et al. 2025 [64]</w:t>
             </w:r>
           </w:p>
         </w:tc>
@@ -7118,7 +7118,7 @@
               <w:rPr>
                 <w:sz w:val="15"/>
               </w:rPr>
-              <w:t>H/H</w:t>
+              <w:t>U/U</w:t>
             </w:r>
           </w:p>
         </w:tc>
@@ -7129,7 +7129,7 @@
         <w:pStyle w:val="MDPI43tablefooter"/>
       </w:pPr>
       <w:r>
-        <w:t>† Complete article not accessible; data extracted from the indexed abstract and other accessible primary material (Supplementary Table S3). App: apparent performance in the development data; Int: internal validation; PFE: prospective fixed-model evaluation; TSU: target-sample updating; ICE: independent-cohort evaluation of previously published models with original coefficients. RoB (D/E): PROBAST+AI overall judgment for development (Part A)/evaluation (Part B); H: high; NA: not applicable (no model developed). Uncertainty is shown as reported: 95% CI, confidence interval; SD across splits; range across resamples; “±, type NS” denotes a dispersion value whose type was not specified by the source. ≈: approximate value derived from rounded percentages (exact count NR). 1D-CNN: one-dimensional convolutional neural network; ANN: artificial neural network; AUC: area under the receiver operating characteristic curve; BLSTM: bidirectional long short-term memory; CNN: convolutional neural network; CV: cross-validation; DT: decision tree; FARAO: Fall Risk Assessment in Older Adults cohort; HCRNN: hierarchical convolutional recurrent neural network; IMU: inertial measurement unit; iTUG: instrumented Timed Up and Go; LASSO: least absolute shrinkage and selection operator; LOOCV: leave-one-out cross-validation; LR: logistic regression; LSTM: long short-term memory; ML: machine learning; MLP: multilayer perceptron; NB: naïve Bayes; NN: neural network; NPV: negative predictive value; NR: not reported; PCA: principal component analysis; PLS: partial least squares; PPV: positive predictive value; QTUG: Quantitative Timed Up and Go; RF: random forest; Se: sensitivity; Sp: specificity; SVC: support-vector classifier; SVM: support-vector machine; TUG: Timed Up and Go. Full extraction is provided in Supplementary Table S2.</w:t>
+        <w:t>† Complete article not accessible; data extracted from the indexed abstract and other accessible primary material (Supplementary Table S3); the validation stage reflects what that material reports. App: apparent performance in the development data; Int: internal validation; PFE: prospective fixed-model evaluation; TSU: target-sample updating; ICE: independent-cohort evaluation of previously published models with original coefficients. RoB (D/E): PROBAST+AI overall judgment for development (Part A)/evaluation (Part B); H: high; U: unclear; NA: not applicable (no model developed). Uncertainty is shown as reported: 95% CI, confidence interval; SD across splits; range across resamples; “±, type NS” denotes a dispersion value whose type was not specified by the source. ≈: approximate value derived from rounded percentages (exact count NR). 1D-CNN: one-dimensional convolutional neural network; ANN: artificial neural network; AUC: area under the receiver operating characteristic curve; BLSTM: bidirectional long short-term memory; CNN: convolutional neural network; CV: cross-validation; DT: decision tree; FARAO: Fall Risk Assessment in Older Adults cohort; HCRNN: hierarchical convolutional recurrent neural network; IMU: inertial measurement unit; iTUG: instrumented Timed Up and Go; LASSO: least absolute shrinkage and selection operator; LOOCV: leave-one-out cross-validation; LR: logistic regression; LSTM: long short-term memory; ML: machine learning; MLP: multilayer perceptron; NB: naïve Bayes; NN: neural network; NPV: negative predictive value; NR: not reported; PCA: principal component analysis; PLS: partial least squares; PPV: positive predictive value; QTUG: Quantitative Timed Up and Go; RF: random forest; Se: sensitivity; Sp: specificity; SVC: support-vector classifier; SVM: support-vector machine; TUG: Timed Up and Go. Full extraction is provided in Supplementary Table S2.</w:t>
       </w:r>
     </w:p>
     <w:p>
@@ -7161,7 +7161,7 @@
         <w:pStyle w:val="MDPI31text"/>
       </w:pPr>
       <w:r>
-        <w:t>Requiring completion of gait measurement before fall follow-up excluded many studies commonly cited as fall-prediction evidence. The included evidence also contained substantial dependence: seven multi-report cohort families accounted for 17 reports, including four reports from the Fall Risk Assessment in Older Adults (FARAO) cohort [27,28,32,33] and three from one Canadian research programme [29,30,34] (Supplementary Table S5). Because participant independence could not be established for one of these reports [30], it was grouped with the programme; treating it as independent (38 families) did not change any conclusion.</w:t>
+        <w:t>Requiring completion of gait measurement before fall follow-up excluded many studies commonly cited as fall-prediction evidence. The included evidence also contained substantial dependence: seven multi-report cohort families accounted for 17 reports, including four reports from the Fall Risk Assessment in Older Adults (FARAO) cohort [28,29,33,34] and three from one Canadian research programme [30,31,35] (Supplementary Table S5). Because participant independence could not be established for one of these reports [31], it was grouped with the programme; treating it as independent (38 families) did not change any conclusion.</w:t>
       </w:r>
     </w:p>
     <w:p>
@@ -7169,7 +7169,7 @@
         <w:pStyle w:val="MDPI31text"/>
       </w:pPr>
       <w:r>
-        <w:t>Seventeen reports presented apparent performance only (15 cohort families had no estimate beyond the development data), 24 reported internal validation, three reported prospective evaluation of a fixed model or score, two reported target-sample updating (one after prospective evaluation of prior parameters), and one reported independent-cohort evaluation of previously published models. Internal validation did not guarantee unbiased estimates: feature selection, feature engineering, or hyperparameter tuning were performed on the full dataset before cross-validation in several reports (Supplementary Table S8). The consequence was demonstrated directly in one deep-learning study, in which splitting repeated walking samples rather than participants produced an AUC of 0.94, whereas participant-level evaluation produced AUCs of 0.65–0.75 [33]. Two internal validations fully nested model selection within training partitions [41,60], and one used a prespecified held-out test set after tuning in the development data [48].</w:t>
+        <w:t>Seventeen reports presented apparent performance only (15 cohort families had no estimate beyond the development data), 24 reported internal validation, three reported prospective evaluation of a fixed model or score, two reported target-sample updating (one after prospective evaluation of prior parameters), and one reported independent-cohort evaluation of previously published models. Internal validation did not guarantee unbiased estimates: feature selection, feature engineering, or hyperparameter tuning were performed on the full dataset before cross-validation in several reports (Supplementary Tables S2 and S7). The consequence was demonstrated directly in one deep-learning study, in which splitting repeated walking samples rather than participants produced an AUC of 0.94, whereas participant-level evaluation produced AUCs of 0.65–0.75 [34]. Two internal validations fully nested model selection within training partitions [42,61], and one used a prespecified held-out test set after tuning in the development data [49].</w:t>
       </w:r>
     </w:p>
     <w:p>
@@ -7185,7 +7185,7 @@
         <w:pStyle w:val="MDPI31text"/>
       </w:pPr>
       <w:r>
-        <w:t>Structured tests captured iTUG phases, turning, postural transitions, straight walking, and dynamic stability, whereas free-living monitoring captured walking quantity, bout structure, pace, rhythm, variability, smoothness, symmetry, harmonicity, and complexity. Gait variability, trunk stability and harmonicity, turning, and the distribution of daily walking bouts recurred as predictors across cohorts more often than mean gait speed alone [24,27,35,52,57]. Nominally similar features were, however, computed with different devices, axes, filters, bout definitions, and aggregation windows, so they were not directly equivalent across studies.</w:t>
+        <w:t>Structured tests captured iTUG phases, turning, postural transitions, straight walking, and dynamic stability, whereas free-living monitoring captured walking quantity, bout structure, pace, rhythm, variability, smoothness, symmetry, harmonicity, and complexity. Gait variability, trunk stability and harmonicity, turning, and the distribution of daily walking bouts recurred as predictors across cohorts more often than mean gait speed alone [25,28,36,53,58]. Nominally similar features were, however, computed with different devices, axes, filters, bout definitions, and aggregation windows, so they were not directly equivalent across studies.</w:t>
       </w:r>
     </w:p>
     <w:p>
@@ -7193,7 +7193,7 @@
         <w:pStyle w:val="MDPI31text"/>
       </w:pPr>
       <w:r>
-        <w:t>Ambient computer vision was evaluated in a single long-term-care dementia cohort. Frequently updated vision-derived gait features were associated with an increase in the internally validated AUC for a fall within the next 4 weeks from 0.562 without gait to 0.762 with gait (sensitivity 72.8%, specificity 73.2%) [56], and an earlier report from the same cohort reported AUCs of 0.80 at 7 days and 0.67 at 30 days [44]. These results derive from one site and require independent validation across camera environments and populations.</w:t>
+        <w:t>Ambient computer vision was evaluated in a single long-term-care dementia cohort. Frequently updated vision-derived gait features were associated with an increase in the internally validated AUC for a fall within the next 4 weeks from 0.562 without gait to 0.762 with gait (sensitivity 72.8%, specificity 73.2%) [57], and an earlier report from the same cohort reported AUCs of 0.80 at 7 days and 0.67 at 30 days [45]. These results derive from one site and require independent validation across camera environments and populations.</w:t>
       </w:r>
     </w:p>
     <w:p>
@@ -7209,7 +7209,7 @@
         <w:pStyle w:val="MDPI31text"/>
       </w:pPr>
       <w:r>
-        <w:t>Horizons ranged from 7–30 days in dementia care [44,56] to 3–12 months in most community and clinical cohorts and 24–60 months in one Parkinson disease cohort [58]. These tasks differ in baseline risk, intervention opportunity, and the acceptable balance of false-positive and false-negative predictions. Fall ascertainment ranged from daily calendars with regular telephone contact to single recall interviews at 12–24 months [19,21] and facility records. Where a first-fall outcome was modelled over successive intervals, discrimination was lower in later intervals and absent beyond 12 months [25]. In the only fall-count model, fitted in 15 people with Parkinson disease, explained variance changed from 0.50 to 0.73 after exclusion of participants with more than 10 falls, including one participant who reported 127 falls [47].</w:t>
+        <w:t>Horizons ranged from 7–30 days in dementia care [45,57] to 3–12 months in most community and clinical cohorts and 24–60 months in one Parkinson disease cohort [59]. These tasks differ in baseline risk, intervention opportunity, and the acceptable balance of false-positive and false-negative predictions. Fall ascertainment ranged from daily calendars with regular telephone contact to single recall interviews at 12–24 months [20,22] and facility records. Where a first-fall outcome was modelled over successive intervals, discrimination was lower in later intervals and absent beyond 12 months [26]. In the only fall-count model, fitted in 15 people with Parkinson disease, explained variance changed from 0.50 to 0.73 after exclusion of participants with more than 10 falls, including one participant who reported 127 falls [48].</w:t>
       </w:r>
     </w:p>
     <w:p>
@@ -7225,7 +7225,7 @@
         <w:pStyle w:val="MDPI31text"/>
       </w:pPr>
       <w:r>
-        <w:t>A representative AUC with an exact value and a matched number of fallers was available for 24 of 37 cohort families (Supplementary Table S6). The median was 0.761 (IQR 0.715–0.841; range 0.505–0.990) (Table 3). Descriptively, the median was 0.771 for apparent estimates (11 families) and 0.762 for internal validation (11 families), a negligible difference; the single prospectively evaluated fixed score had an AUC of 0.688 [62], and the single independent-cohort evaluation 0.530 [61]. By event-count band, medians were 0.870 for ≤15 fallers, 0.767 for 16–39 fallers, and 0.720 for ≥40 fallers (Figure 2). Because these strata differ in population, outcome, horizon, and model, and the external stratum contains one cohort, the pattern is exploratory and cannot be attributed to validation rigor or sample size alone.</w:t>
+        <w:t>A representative AUC with an exact value and a matched number of fallers was available for 24 of 37 cohort families (Supplementary Table S6). The median was 0.761 (IQR 0.715–0.841; range 0.505–0.990) (Table 3). Descriptively, the median was 0.771 for apparent estimates (11 families) and 0.762 for internal validation (11 families), a negligible difference; the single prospectively evaluated fixed score had an AUC of 0.688 [63], and the single independent-cohort evaluation 0.530 [62]. By event-count band, medians were 0.870 for ≤15 fallers, 0.767 for 16–39 fallers, and 0.720 for ≥40 fallers (Figure 2). Because these strata differ in population, outcome, horizon, and model, and the external stratum contains one cohort, the pattern is exploratory and cannot be attributed to validation rigor or sample size alone.</w:t>
       </w:r>
     </w:p>
     <w:p>
@@ -7233,7 +7233,7 @@
         <w:pStyle w:val="MDPI31text"/>
       </w:pPr>
       <w:r>
-        <w:t>The summaries were moderately sensitive to the selection rule but not to source access (Table 3). Using the lowest and highest gait-containing AUC reported by each family gave medians of 0.720 and 0.785, respectively. Excluding the four families whose representative estimate came from a report assessed without the complete article left 20 families with a median of 0.756 (IQR 0.698–0.820); medians were 0.766 for apparent and 0.756 for internal-validation estimates and 0.870, 0.767, and 0.690 across the three event-count bands. Using the 24-month bound (0.90; 13 fallers) for the family with an unreported exact 24-month AUC [58] left the overall median unchanged.</w:t>
+        <w:t>The summaries were moderately sensitive to the selection rule but not to source access (Table 3). Using the lowest and highest gait-containing AUC reported by each family gave medians of 0.720 and 0.785, respectively. Excluding the four families whose representative estimate came from a report assessed without the complete article left 20 families with a median of 0.756 (IQR 0.698–0.820); medians were 0.766 for apparent and 0.756 for internal-validation estimates and 0.870, 0.767, and 0.690 across the three event-count bands. Using the 24-month bound (0.90; 13 fallers) for the family with an unreported exact 24-month AUC [59] left the overall median unchanged.</w:t>
       </w:r>
     </w:p>
     <w:p>
@@ -7241,7 +7241,7 @@
         <w:pStyle w:val="MDPI31text"/>
       </w:pPr>
       <w:r>
-        <w:t>The highest values came from very small, flexibly modelled samples: an emergency-department neural network reported a leave-one-out AUC of 0.99 (95% CI 0.98–1.00) with 14 fallers [51], a post-fracture model an apparent AUC of 0.91 with about 10 fallers [16], and a Parkinson disease model an apparent AUC of 0.94 (95% CI 0.84–1.00) after best-subset selection from 80 candidate measures in 34 participants [57]. Several larger or more stringently evaluated studies reported modest or near-chance discrimination: AUCs of 0.495–0.505 across repeated splits for multisensor fusion in 281 community-dwelling adults [41], 0.56 (range across resamples 0.33–0.74) in a secondary prospective analysis in a geriatric clinic [46], a mean of 0.67 (SD 0.05 across repeated hold-out splits) for step-based parameters [55], and a sensitivity of 0.61 with a specificity of 0.66 in a held-out test set from a 1705-participant cohort [48].</w:t>
+        <w:t>The highest values came from very small, flexibly modelled samples: an emergency-department neural network reported a leave-one-out AUC of 0.99 (95% CI 0.98–1.00) with 14 fallers [52], a post-fracture model an apparent AUC of 0.91 with about 10 fallers [16], and a Parkinson disease model an apparent AUC of 0.94 (95% CI 0.84–1.00) after best-subset selection from 80 candidate measures in 34 participants [58]. Several larger or more stringently evaluated studies reported modest or near-chance discrimination: AUCs of 0.495–0.505 across repeated splits for multisensor fusion in 281 community-dwelling adults [42], 0.56 (range across resamples 0.33–0.74) in a secondary prospective analysis in a geriatric clinic [47], a mean of 0.67 (SD 0.05 across repeated hold-out splits) for step-based parameters [56], and a sensitivity of 0.61 with a specificity of 0.66 in a held-out test set from a 1705-participant cohort [49].</w:t>
       </w:r>
     </w:p>
     <w:p>
@@ -8665,7 +8665,7 @@
         <w:pStyle w:val="MDPI31text"/>
       </w:pPr>
       <w:r>
-        <w:t>Several reports compared gait-containing models with clinical information in the same participants. Daily-life accelerometry was associated with an increase in the apparent AUC from 0.68 for questionnaires and clinical tests to 0.82 in community-dwelling adults [27]; instrumented stand-and-walk measures with an increase from 0.685 for age and fall history to 0.751 (95% CI 0.680–0.821) in older men [53]; and selected daily-life gait and turning features with an increase from 0.77 for fall history to 0.94 in Parkinson disease [57]. In neurological rehabilitation, adding Timed Up and Go turning duration to fall history increased the AUC only from 0.66 to 0.69, the same gain as a clinical balance scale [52]. In the largest emergency-department cohort (360 participants; 94 fallers), adding four IMU-derived features to nine clinical predictors increased the AUC from 0.67 to 0.72 (</w:t>
+        <w:t>Several reports compared gait-containing models with clinical information in the same participants. Daily-life accelerometry was associated with an increase in the apparent AUC from 0.68 for questionnaires and clinical tests to 0.82 in community-dwelling adults [28]; instrumented stand-and-walk measures with an increase from 0.685 for age and fall history to 0.751 (95% CI 0.680–0.821) in older men [54]; and selected daily-life gait and turning features with an increase from 0.77 for fall history to 0.94 in Parkinson disease [58]. In neurological rehabilitation, adding Timed Up and Go turning duration to fall history increased the AUC only from 0.66 to 0.69, the same gain as a clinical balance scale [53]. In the largest emergency-department cohort (360 participants; 94 fallers), adding four IMU-derived features to nine clinical predictors increased the AUC from 0.67 to 0.72 (</w:t>
       </w:r>
       <w:r>
         <w:rPr>
@@ -8674,7 +8674,7 @@
         <w:t>p</w:t>
       </w:r>
       <w:r>
-        <w:t xml:space="preserve"> = 0.19) and, at a prespecified 30% risk threshold, sensitivity from 0.45 to 0.57 and specificity from 0.76 to 0.80 [15]. All these increments were estimated in the development data without reported optimism correction and should be regarded as upper bounds.</w:t>
+        <w:t xml:space="preserve"> = 0.19) and, at a prespecified 30% risk threshold, sensitivity from 0.45 to 0.57 and specificity from 0.76 to 0.80 [15]. All these increments were estimated in the development data without reported optimism correction and should be regarded as potentially optimistic estimates.</w:t>
       </w:r>
     </w:p>
     <w:p>
@@ -8690,7 +8690,7 @@
         <w:pStyle w:val="MDPI31text"/>
       </w:pPr>
       <w:r>
-        <w:t>Calibration intercept and slope were reported in one of 47 reports [61]. Four further reports provided related information that does not establish calibration: Brier scores, which measure overall accuracy, in two [19,20]; Hosmer–Lemeshow goodness-of-fit tests in one [27]; and a qualitative comparison of predicted and observed survival in one [44]. No report presented a calibration plot, and none reported decision-curve analysis, net benefit, or the effect of model use on clinical decisions or fall rates. Operating points were frequently unbalanced: a deep-learning model with an AUC of 0.78 had a sensitivity of 0.33 [60], a commercial score achieved a sensitivity of 1.00 but a specificity of 0.375 and positive predictive value of 0.20 [62], and a sensor-supplemented Timed Up and Go rule had a specificity of 95.9% but a sensitivity of 29.2% [49].</w:t>
+        <w:t>Calibration intercept and slope were reported in one of 47 reports [62]. Four further reports provided related information that does not establish calibration: Brier scores, which measure overall accuracy, in two [20,21]; Hosmer–Lemeshow goodness-of-fit tests in one [28]; and a qualitative comparison of predicted and observed survival in one [45]. No report presented a calibration plot, and none reported decision-curve analysis, net benefit, or the effect of model use on clinical decisions or fall rates. Operating points were frequently unbalanced: a deep-learning model with an AUC of 0.78 had a sensitivity of 0.33 [61], a commercial score achieved a sensitivity of 1.00 but a specificity of 0.375 and positive predictive value of 0.20 [63], and a sensor-supplemented Timed Up and Go rule had a specificity of 95.9% but a sensitivity of 29.2% [50].</w:t>
       </w:r>
     </w:p>
     <w:p>
@@ -8698,7 +8698,7 @@
         <w:pStyle w:val="MDPI31text"/>
       </w:pPr>
       <w:r>
-        <w:t>The single independent-cohort evaluation applied three previously published questionnaire and trunk-accelerometry models, with their original coefficients and cut-offs, to 263 new participants, of whom 105 fell [61]. Before any updating, the gait-containing models achieved AUCs of 0.49–0.59, sensitivities of 0.32–0.55, and specificities of 0.45–0.89, and a questionnaire-only comparator performed at least as well (AUC up to 0.68). The original models were miscalibrated in the new cohort (for example, calibration intercept −0.83 and slope 1.40 for the combined model for all falls). After recalibration and updating in the same cohort, AUCs of the gait-containing models were 0.51–0.62; these updated estimates are target-sample results rather than external validation. Because predictor processing differed from the original development pipeline, this study is an independent-cohort evaluation of the published models but not a faithful replication of their complete sensor-to-model pipelines. A separate prospective blind test of a random-forest classifier trained on fall history reported an accuracy of 81.6% (±0.7%, dispersion type not specified) in 44 participants with 9 fallers [45]. No model had been evaluated in more than one independent cohort.</w:t>
+        <w:t>The single independent-cohort evaluation applied three previously published questionnaire and trunk-accelerometry models, with their original coefficients and cut-offs, to 263 new participants, of whom 105 fell [62]. Before any updating, the gait-containing models achieved AUCs of 0.49–0.59, sensitivities of 0.32–0.55, and specificities of 0.45–0.89, and a questionnaire-only comparator performed at least as well (AUC up to 0.68). The original models were miscalibrated in the new cohort (for example, calibration intercept −0.83 and slope 1.40 for the combined model for all falls). After recalibration and updating in the same cohort, AUCs of the gait-containing models were 0.51–0.62; these updated estimates are target-sample results rather than external validation. Because predictor processing differed from the original development pipeline, this study is an independent-cohort evaluation of the published models but not a faithful replication of their complete sensor-to-model pipelines. A separate prospective blind test of a random-forest classifier trained on fall history reported an accuracy of 81.6% (±0.7%, dispersion type not specified) in 44 participants with 9 fallers [46]. No model had been evaluated in more than one independent cohort.</w:t>
       </w:r>
     </w:p>
     <w:p>
@@ -8714,7 +8714,7 @@
         <w:pStyle w:val="MDPI31text"/>
       </w:pPr>
       <w:r>
-        <w:t>All 45 development assessments (PROBAST+AI Part A) were at high overall concern, and all 47 evaluation assessments (Part B) were at high overall risk of bias (Figure 3; Supplementary Table S7). The analysis domain was rated high in 45 of 45 development and 46 of 47 evaluation assessments. At signalling-question level (Supplementary Table S8), 45 of 47 evaluations had fewer than 100 participants with falls in the evaluation data, and 46 of 47 lacked calibration-intercept and slope estimates; every high analysis judgment rested on at least one of these two reported features, and 37 evaluations also had unaccounted optimism from selection or tuning in the development data. Missing information contributed but was never the sole basis for a high judgment. The one evaluation with a low-risk analysis domain was rated high overall because predictor reconstruction differed from the development specification [61].</w:t>
+        <w:t>Of 45 development assessments (PROBAST+AI Part A), 43 were at high and 2 at unclear overall concern, and of 47 evaluation assessments (Part B), 45 were at high and 2 at unclear overall risk of bias; none was at low risk (Figure 3; Supplementary Table S7). The analysis domain was rated high in 42 of 45 development and 43 of 47 evaluation assessments. Among the 36 evaluations assessed from the complete article, 35 did not report calibration intercept or slope (one reported only a Brier score and one only Hosmer–Lemeshow tests), and the expected 95% CI width of the AUC exceeded 0.20 in 26, indicating serious imprecision; performance estimated in the development data without nested selection or optimism correction was also common. For the 11 reports assessed from the abstract and other accessible material, high analysis ratings rested only on serious imprecision verifiable from the reported numbers of fallers (8 reports), and the other three were rated unclear. The one evaluation with a low-risk analysis domain was rated high overall because predictor reconstruction differed from the development specification [62].</w:t>
       </w:r>
     </w:p>
     <w:p>
@@ -8722,7 +8722,7 @@
         <w:pStyle w:val="MDPI31text"/>
       </w:pPr>
       <w:r>
-        <w:t>Two sensitivity analyses tested these judgments. Setting every non-analysis domain to low changed no overall judgment except for this independent-cohort evaluation. Excluding the 11 reports assessed without the complete article left all 34 remaining development assessments and all 36 evaluation assessments at high overall risk of bias. Other domains were more often low: in Part B, participants and data sources were rated low in 19, unclear in 11, and high in 17 reports; predictors low in 37, unclear in 8, and high in 2; and outcome low in 33, unclear in 9, and high in 5.</w:t>
+        <w:t>Two sensitivity analyses tested these judgments. Setting every non-analysis domain to low would change the overall evaluation judgment in only two reports: the independent-cohort evaluation (to low) and one report assessed from limited material (to unclear). Excluding the 11 reports assessed without the complete article left all 34 remaining development assessments and all 36 evaluation assessments at high overall risk of bias. Other domains were more often low: in Part B, participants and data sources were rated low in 19, unclear in 11, and high in 17 reports; predictors low in 37, unclear in 8, and high in 2; and outcome low in 33, unclear in 9, and high in 5.</w:t>
       </w:r>
     </w:p>
     <w:p>
@@ -8730,7 +8730,7 @@
         <w:pStyle w:val="MDPI31text"/>
       </w:pPr>
       <w:r>
-        <w:t>Judged against each model’s intended-use population and setting, applicability concern was low for most assessments: overall concern was high in 4, unclear in 3, and low in 38 of 45 development assessments, and high in 4, unclear in 4, and low in 39 of 47 evaluation assessments (Supplementary Table S9). High concerns arose from sampling that altered case mix (a nested case–control subsample and exclusion of single fallers), a retrospective or clinician-rated development target, and predictor reconstruction that differed from development; unclear concerns reflected proprietary or incompletely reported predictor pipelines. Generalizability to the wider older population was nevertheless limited, because 25 of 47 reports studied disease-specific, institutional, hospital, or emergency-department populations.</w:t>
+        <w:t>Judged against each model’s intended-use population and setting, applicability concern was low for most assessments: overall concern was high in 4, unclear in 3, and low in 38 of 45 development assessments, and high in 4, unclear in 4, and low in 39 of 47 evaluation assessments (Supplementary Table S8). High concerns arose from sampling that altered case mix (a nested case–control subsample and exclusion of single fallers), a retrospective or clinician-rated development target, and predictor reconstruction that differed from development; unclear concerns reflected proprietary or incompletely reported predictor pipelines. Generalizability to the wider older population was nevertheless limited, because 25 of 47 reports studied disease-specific, institutional, hospital, or emergency-department populations.</w:t>
       </w:r>
     </w:p>
     <w:p>
@@ -8786,7 +8786,7 @@
         <w:t xml:space="preserve"> PROBAST+AI judgments for model development (Part A), model evaluation (Part B), and applicability to each model’s intended-use population.</w:t>
       </w:r>
       <w:r>
-        <w:t xml:space="preserve"> Numbers within bars indicate the number of reports; segments representing a single report are unlabelled and are listed in Supplementary Tables S7–S9. Judgments refer to the principal gait-containing model of each report.</w:t>
+        <w:t xml:space="preserve"> Numbers within bars indicate the number of reports; segments representing a single report are unlabelled and are listed in Supplementary Tables S7 and S8. Judgments refer to the principal gait-containing model of each report.</w:t>
       </w:r>
     </w:p>
     <w:p>
@@ -9674,7 +9674,7 @@
         <w:pStyle w:val="MDPI31text"/>
       </w:pPr>
       <w:r>
-        <w:t>This systematic review of 47 reports from 37 cohort families found that wearable- and vision-derived gait measures discriminated future fallers from non-fallers in development and internal-validation studies, with a median representative AUC of about 0.76. The measures involved were biologically coherent—gait variability, trunk stability, turning, and the structure of daily walking—and several models added discrimination to fall history or brief clinical tests in the same data. Confidence in these estimates is, however, low: every evaluation was at high risk of bias, mainly because of too few fallers and absent calibration, and the only independent-cohort evaluation of published models found AUCs of 0.49–0.59. The evidence therefore does not establish that any wearable or vision-based model is ready for routine clinical deployment.</w:t>
+        <w:t>This systematic review of 47 reports from 37 cohort families found that wearable- and vision-derived gait measures discriminated future fallers from non-fallers in development and internal-validation studies, with a median representative AUC of about 0.76. The measures involved were biologically coherent—gait variability, trunk stability, turning, and the structure of daily walking—and several models added discrimination to fall history or brief clinical tests in the same data. Confidence in these estimates is, however, low: 45 of 47 evaluations were at high risk of bias and none at low risk, mainly because calibration was not assessed and estimates based on few fallers were imprecise, and the only independent-cohort evaluation of published models found AUCs of 0.49–0.59. The evidence therefore does not establish that any wearable or vision-based model is ready for routine clinical deployment.</w:t>
       </w:r>
     </w:p>
     <w:p>
@@ -9706,7 +9706,7 @@
         <w:pStyle w:val="MDPI31text"/>
       </w:pPr>
       <w:r>
-        <w:t>Several mechanisms can make reported discrimination optimistic, although this review cannot quantify their individual contributions. First, events were sparse: 24 of 37 cohort families enrolled fewer than 150 participants, and seven representative estimates were based on 15 or fewer fallers, far below the sample sizes recommended for stable model development and precise evaluation [17,64]. Second, information can leak between training and test data when repeated windows from one participant are split across partitions or when features are selected on the full dataset before resampling [8]; one included study quantified an increase from 0.65–0.75 to 0.94 [33]. Third, calibration was rarely assessed, although a well-discriminating model can still systematically over- or underestimate risk, which determines whether a threshold-based decision is appropriate [65]. Fourth, no study linked predictions to a clinical action, so net benefit at plausible thresholds remains unknown [66]. The descriptive decline in median AUC across event-count bands is consistent with these mechanisms but is confounded by differences in population, outcome, and horizon.</w:t>
+        <w:t>Several mechanisms can make reported discrimination optimistic, although this review cannot quantify their individual contributions. First, events were sparse: 24 of 37 cohort families enrolled fewer than 150 participants, and seven representative estimates were based on 15 or fewer fallers, far below the sample sizes recommended for stable model development and precise evaluation [17,65]. Second, information can leak between training and test data when repeated windows from one participant are split across partitions or when features are selected on the full dataset before resampling [8]; one included study quantified an increase from 0.65–0.75 to 0.94 [34]. Third, calibration was rarely assessed, although a well-discriminating model can still systematically over- or underestimate risk, which determines whether a threshold-based decision is appropriate [66]. Fourth, no study linked predictions to a clinical action, so net benefit at plausible thresholds remains unknown [67]. The descriptive decline in median AUC across event-count bands is consistent with these mechanisms but is confounded by differences in population, outcome, and horizon.</w:t>
       </w:r>
     </w:p>
     <w:p>
@@ -9722,7 +9722,7 @@
         <w:pStyle w:val="MDPI31text"/>
       </w:pPr>
       <w:r>
-        <w:t>Wearables supported two complementary strategies. Structured instrumented tests quantify turning, transitions, and dynamic stability during a standardized encounter and may suit rapid triage in clinics or emergency departments [15,21,52]. Free-living monitoring captures habitual exposure, variability, and day-to-day walking organization and may suit ongoing surveillance [27,48,57]. Neither strategy was consistently superior. Free-living walking quantity is also ambiguous, because more walking may indicate greater capacity but also more exposure to fall opportunities; models should separate vulnerability from exposure. Ambient vision avoids device burden and enables frequently updated risk estimates, but all prospective evidence came from one dementia facility [44,56]; transfer will require validation of both the measurement layer and the prognostic model, because camera geometry, lighting, occlusion, walking aids, and software versions can alter predictors before any classifier is applied. Finally, predicting a fall within the next week in long-term care, within 6 months after emergency discharge, and within 5 years in Parkinson disease are different clinical tasks that warrant different thresholds and separate validation within their own intended-use populations.</w:t>
+        <w:t>Wearables supported two complementary strategies. Structured instrumented tests quantify turning, transitions, and dynamic stability during a standardized encounter and may suit rapid triage in clinics or emergency departments [15,22,53]. Free-living monitoring captures habitual exposure, variability, and day-to-day walking organization and may suit ongoing surveillance [28,49,58]. Neither strategy was consistently superior. Free-living walking quantity is also ambiguous, because more walking may indicate greater capacity but also more exposure to fall opportunities; models should separate vulnerability from exposure. Ambient vision avoids device burden and enables frequently updated risk estimates, but all prospective evidence came from one dementia facility [45,57]; transfer will require validation of both the measurement layer and the prognostic model, because camera geometry, lighting, occlusion, walking aids, and software versions can alter predictors before any classifier is applied. Finally, predicting a fall within the next week in long-term care, within 6 months after emergency discharge, and within 5 years in Parkinson disease are different clinical tasks that warrant different thresholds and separate validation within their own intended-use populations.</w:t>
       </w:r>
     </w:p>
     <w:p>
@@ -9754,7 +9754,7 @@
         <w:pStyle w:val="MDPI31text"/>
       </w:pPr>
       <w:r>
-        <w:t>Table 5 translates the gaps identified in this review into minimum standards for future studies. The immediate priority is adequately powered, independent, multisite validation of existing models with their measurement and signal-processing pipelines fully specified [17], reported according to TRIPOD+AI [11]. Injurious-fall prediction is a distinct unmet need: no eligible model addressed injurious falls despite their direct relevance to hospitalization and loss of independence. Studies should use consensus fall definitions and prospective daily calendars with regular follow-up [67], account for death and other competing events, and compare gait-containing models with a parsimonious clinical model. Only after transportability has been demonstrated should impact studies test whether model-guided care improves decisions and reduces falls.</w:t>
+        <w:t>Table 5 translates the gaps identified in this review into minimum standards for future studies. The immediate priority is adequately powered, independent, multisite validation of existing models with their measurement and signal-processing pipelines fully specified [17], reported according to TRIPOD+AI [11]. Injurious-fall prediction is a distinct unmet need: no eligible model addressed injurious falls despite their direct relevance to hospitalization and loss of independence. Studies should use consensus fall definitions and prospective daily calendars with regular follow-up [68], account for death and other competing events, and compare gait-containing models with a parsimonious clinical model. Only after transportability has been demonstrated should impact studies test whether model-guided care improves decisions and reduces falls.</w:t>
       </w:r>
     </w:p>
     <w:p>
@@ -9856,7 +9856,7 @@
               <w:rPr>
                 <w:sz w:val="18"/>
               </w:rPr>
-              <w:t>Few fallers: 45/47 evaluations had &lt;100 participants with falls; 24/37 families had &lt;150 participants</w:t>
+              <w:t>Imprecise estimates: expected 95% CI width of the AUC &gt;0.20 in 34/47 evaluations; 24/37 families had &lt;150 participants</w:t>
             </w:r>
           </w:p>
         </w:tc>
@@ -9873,7 +9873,7 @@
               <w:rPr>
                 <w:sz w:val="18"/>
               </w:rPr>
-              <w:t>Prospective sample-size calculation for development and for external validation</w:t>
+              <w:t>Prospective sample-size calculation for development and for external validation, targeting precise estimates of discrimination and calibration</w:t>
             </w:r>
           </w:p>
         </w:tc>
@@ -9889,7 +9889,7 @@
               <w:rPr>
                 <w:sz w:val="18"/>
               </w:rPr>
-              <w:t>[17,64]</w:t>
+              <w:t>[17,65]</w:t>
             </w:r>
           </w:p>
         </w:tc>
@@ -10012,7 +10012,7 @@
               <w:rPr>
                 <w:sz w:val="18"/>
               </w:rPr>
-              <w:t>Calibration intercept and slope in 1/47 reports; no calibration plots (Brier or Hosmer–Lemeshow statistics in 4 others)</w:t>
+              <w:t>Calibration intercept and slope in 1/47 reports; no calibration plots (Brier scores or Hosmer–Lemeshow tests in three others; a qualitative survival comparison in one)</w:t>
             </w:r>
           </w:p>
         </w:tc>
@@ -10045,7 +10045,7 @@
               <w:rPr>
                 <w:sz w:val="18"/>
               </w:rPr>
-              <w:t>[65]</w:t>
+              <w:t>[66]</w:t>
             </w:r>
           </w:p>
         </w:tc>
@@ -10097,7 +10097,7 @@
               <w:rPr>
                 <w:sz w:val="18"/>
               </w:rPr>
-              <w:t>[66]</w:t>
+              <w:t>[67]</w:t>
             </w:r>
           </w:p>
         </w:tc>
@@ -10149,7 +10149,7 @@
               <w:rPr>
                 <w:sz w:val="18"/>
               </w:rPr>
-              <w:t>[67]</w:t>
+              <w:t>[68]</w:t>
             </w:r>
           </w:p>
         </w:tc>
@@ -10324,7 +10324,7 @@
         <w:pStyle w:val="MDPI31text"/>
       </w:pPr>
       <w:r>
-        <w:t>This review has several strengths. It used a strict definition of prospective prediction, searched clinical and engineering databases, clustered overlapping publications, separated development from evaluation, documented the decisive PROBAST+AI signalling questions for every report, judged applicability against each model’s intended-use population, reported every representative-estimate selection, and tested the robustness of its summaries in sensitivity analyses. It preserved poor and null results rather than pooling non-exchangeable estimates.</w:t>
+        <w:t>This review has several strengths. It used a strict definition of prospective prediction, searched clinical and engineering databases, clustered overlapping publications, separated development from evaluation, documented study-specific reasons for every PROBAST+AI judgment, judged applicability against each model’s intended-use population, reported every representative-estimate selection, and tested the robustness of its summaries in sensitivity analyses. It preserved poor and null results rather than pooling non-exchangeable estimates.</w:t>
       </w:r>
     </w:p>
     <w:p>
@@ -10332,7 +10332,7 @@
         <w:pStyle w:val="MDPI31text"/>
       </w:pPr>
       <w:r>
-        <w:t>Some limitations should be considered. First, the database strategies required gait terminology in several sources; the supplementary mobility-terminology search identified one additional report, and other reports indexed only under mobility-test terms may have been missed. Restriction to English-language, peer-reviewed journal reports may have introduced language and publication bias. Second, screening, extraction, and appraisal used a verification design—each decision by one reviewer was checked by a second reviewer and cross-checked by the review team—rather than fully independent duplicate assessment, and inter-rater agreement statistics were therefore not calculated. Third, the complete article could not be obtained for 11 included reports; judgments for these reports were limited to the accessible material, unverifiable items are listed in Supplementary Table S3, and neither the performance summaries nor the risk-of-bias conclusions changed materially when these reports were excluded. Fourth, PROBAST+AI judgments refer to the principal gait-containing model of each report rather than to every model variant. Fifth, a representative AUC was available for 24 of 37 cohort families, families without one were generally less completely reported, and the selection hierarchy was defined during analysis; the alternative-selection analyses bound its influence (medians 0.720–0.785). Finally, heterogeneity precluded meta-analysis, performance comparisons across strata are exploratory, and selective reporting could not be quantified.</w:t>
+        <w:t>Some limitations should be considered. First, the database strategies required gait terminology in several sources; the known-item check identified one additional report, and other reports indexed only under mobility-test terms may have been missed. The supplementary sources (registries, dissertations, preprints, hand-searching, and author contact) were documented as aggregate yields rather than as source-level search histories. Restriction to English-language, peer-reviewed journal reports may have introduced language and publication bias. Second, screening, extraction, and appraisal used a verification design—each decision by one reviewer was checked by a second reviewer and cross-checked by the review team—rather than fully independent duplicate assessment, and inter-rater agreement statistics were therefore not calculated. Third, the complete article could not be obtained for 11 included reports; judgments for these reports were limited to the accessible material, unverifiable items are listed in Supplementary Table S3, and neither the performance summaries nor the risk-of-bias conclusions changed materially when these reports were excluded. Fourth, PROBAST+AI judgments refer to the principal gait-containing model of each report rather than to every model variant, and signalling-question responses are summarized as study-specific domain reasons. Fifth, a representative AUC was available for 24 of 37 cohort families, families without one were generally less completely reported, and the selection hierarchy was defined during analysis; the alternative-selection analyses bound its influence (medians 0.720–0.785). Finally, heterogeneity precluded meta-analysis, performance comparisons across strata are exploratory, and selective reporting could not be quantified.</w:t>
       </w:r>
     </w:p>
     <w:p>
@@ -10348,7 +10348,7 @@
         <w:pStyle w:val="MDPI31text"/>
       </w:pPr>
       <w:r>
-        <w:t>Wearable- and vision-derived gait measures discriminated future fallers in development and internal-validation studies, particularly through gait variability, trunk stability, turning, and daily walking structure. Confidence in these estimates is low, however, because every evaluation was at high risk of bias, calibration and clinical utility were rarely or never assessed, and the only independent-cohort evaluation of published models found near-chance discrimination. The included evidence therefore does not establish readiness for routine clinical deployment. Progress depends on adequately powered, independent, multisite validation of fully specified sensor-to-model pipelines, with calibration, prespecified decision thresholds, net-benefit analysis, and subsequent impact evaluation.</w:t>
+        <w:t>Wearable- and vision-derived gait measures discriminated future fallers in development and internal-validation studies, particularly through gait variability, trunk stability, turning, and daily walking structure. Confidence in these estimates is low, however, because 45 of 47 evaluations were at high risk of bias and none at low risk, calibration and clinical utility were rarely or never assessed, and the only independent-cohort evaluation of published models found near-chance discrimination. The included evidence therefore does not establish readiness for routine clinical deployment. Progress depends on adequately powered, independent, multisite validation of fully specified sensor-to-model pipelines, with calibration, prespecified decision thresholds, net-benefit analysis, and subsequent impact evaluation.</w:t>
       </w:r>
     </w:p>
     <w:p>
@@ -10362,7 +10362,7 @@
         <w:t>Supplementary Materials:</w:t>
       </w:r>
       <w:r>
-        <w:t xml:space="preserve"> The following supporting information can be downloaded at: https://www.mdpi.com/article/doi/s1, Table S1: Search strategies, interfaces, limits, dates, and yields; Table S2: Detailed data extraction for the 47 included reports; Table S3: Reports assessed without the complete article; Table S4: Excluded reports that might appear eligible, with reasons; Table S5: Cohort-overlap map; Table S6: Representative-estimate selection for each cohort family; Table S7: PROBAST+AI domain judgments; Table S8: Signalling-question assessment of the PROBAST+AI evaluation analysis domain; Table S9: Applicability judgments against the intended-use population; PRISMA 2020 checklist.</w:t>
+        <w:t xml:space="preserve"> The following supporting information can be downloaded at: https://www.mdpi.com/article/doi/s1, Table S1: Search strategies, interfaces, limits, dates, and yields; Table S2: Detailed data extraction for the 47 included reports; Table S3: Reports assessed without the complete article; Table S4: Excluded reports that might appear eligible, with reasons; Table S5: Cohort-overlap map; Table S6: Representative-estimate selection for each cohort family; Table S7: PROBAST+AI domain judgments with study-specific reasons; Table S8: Applicability judgments against the intended-use population; PRISMA 2020 checklist.</w:t>
       </w:r>
     </w:p>
     <w:p>
@@ -10432,7 +10432,7 @@
         <w:t>Data Availability Statement:</w:t>
       </w:r>
       <w:r>
-        <w:t xml:space="preserve"> All data extracted and analysed in this review, including the signalling-question assessments and the representative-estimate selections, are included in the article and its Supplementary Materials. Further information is available from the corresponding author upon reasonable request.</w:t>
+        <w:t xml:space="preserve"> All data extracted and analysed in this review, including the risk-of-bias reasons and the representative-estimate selections, are included in the article and its Supplementary Materials. Further information is available from the corresponding author upon reasonable request.</w:t>
       </w:r>
     </w:p>
     <w:p>
@@ -11053,6 +11053,41 @@
       </w:r>
       <w:r>
         <w:t>, e074821. https://doi.org/10.1136/bmj-2023-074821.</w:t>
+      </w:r>
+    </w:p>
+    <w:p>
+      <w:pPr>
+        <w:pStyle w:val="MDPI81references"/>
+      </w:pPr>
+      <w:r>
+        <w:t xml:space="preserve">Hanley, J.A.; McNeil, B.J. The meaning and use of the area under a receiver operating characteristic (ROC) curve. </w:t>
+      </w:r>
+      <w:r>
+        <w:rPr>
+          <w:i/>
+        </w:rPr>
+        <w:t>Radiology</w:t>
+      </w:r>
+      <w:r>
+        <w:t xml:space="preserve"> </w:t>
+      </w:r>
+      <w:r>
+        <w:rPr>
+          <w:b/>
+        </w:rPr>
+        <w:t>1982</w:t>
+      </w:r>
+      <w:r>
+        <w:t xml:space="preserve">, </w:t>
+      </w:r>
+      <w:r>
+        <w:rPr>
+          <w:i/>
+        </w:rPr>
+        <w:t>143</w:t>
+      </w:r>
+      <w:r>
+        <w:t>, 29–36. https://doi.org/10.1148/radiology.143.1.7063747.</w:t>
       </w:r>
     </w:p>
     <w:p>

--- a/submission_diagnostics/Manuscript_Diagnostics.docx
+++ b/submission_diagnostics/Manuscript_Diagnostics.docx
@@ -15,7 +15,7 @@
         <w:pStyle w:val="MDPI12title"/>
       </w:pPr>
       <w:r>
-        <w:t>Are Digital Gait Biomarkers Ready to Predict Falls? A Systematic Review and PROBAST+AI Appraisal of Wearable and Vision-Based Prognostic Models in Older Adults</w:t>
+        <w:t>Are Digital Gait Biomarkers Ready to Predict Falls? A Systematic Review of Wearable- and Vision-Based Prognostic Models in Older Adults</w:t>
       </w:r>
     </w:p>
     <w:p>
@@ -309,6 +309,7 @@
           <w:lang w:eastAsia="zh-CN"/>
         </w:rPr>
       </w:pPr>
+      <w:r/>
       <w:r>
         <w:rPr>
           <w:b/>
@@ -316,7 +317,7 @@
         <w:t>Background/Objectives:</w:t>
       </w:r>
       <w:r>
-        <w:t xml:space="preserve"> Wearable and vision-based gait analysis is increasingly proposed for fall-risk screening, but published models often mix retrospective faller classification with prediction and report performance in development samples. We appraised the validity and clinical readiness of gait-based models that predict future falls in older adults.</w:t>
+        <w:t xml:space="preserve"> Digital gait biomarkers derived from wearable sensors and ambient vision are increasingly proposed for fall-risk screening, but their prognostic validity and clinical readiness are uncertain. We systematically reviewed prognostic models that use these measures to predict future falls in older adults.</w:t>
       </w:r>
       <w:r>
         <w:t xml:space="preserve"> </w:t>
@@ -328,7 +329,7 @@
         <w:t>Methods:</w:t>
       </w:r>
       <w:r>
-        <w:t xml:space="preserve"> Nine databases, Google Scholar, registries, and citation sources were searched from January 2000 to 20 July 2026 (PROSPERO CRD420261502037). Eligible studies measured gait with wearable or vision sensors in adults aged ≥60 years before fall follow-up and reported individualized model performance. Overlapping reports were grouped into cohort families, risk of bias was assessed with PROBAST+AI, and results were synthesized narratively.</w:t>
+        <w:t xml:space="preserve"> Nine bibliographic databases, Google Scholar, and supplementary sources were searched from January 2000 to 20 July 2026 (PROSPERO CRD420261502037; registered retrospectively). Eligible studies measured gait with wearable or vision sensors in adults aged ≥60 years before fall follow-up and reported individualized model performance. Overlapping reports were grouped into cohort families, risk of bias and applicability were appraised at domain level using PROBAST+AI, and results were synthesized narratively.</w:t>
       </w:r>
       <w:r>
         <w:t xml:space="preserve"> </w:t>
@@ -340,7 +341,7 @@
         <w:t>Results:</w:t>
       </w:r>
       <w:r>
-        <w:t xml:space="preserve"> Forty-seven reports from 37 cohort families (15–1705 participants; horizons 7 days to 5 years) were included; 11 were assessed from abstracts and other accessible primary material. The median representative area under the curve (AUC) was 0.76 (interquartile range 0.72–0.84; 24 families; 0.72–0.79 under alternative selections), with the highest values in small development samples. The only independent-cohort evaluation of published models yielded AUCs of 0.49–0.59. One report estimated calibration intercept and slope, and none assessed clinical utility. Forty-five of 47 evaluations were at high and two at unclear risk of bias, mainly because calibration was not assessed and estimates based on few fallers were imprecise.</w:t>
+        <w:t xml:space="preserve"> Forty-seven reports from 37 cohort families (15–1705 participants; horizons 7 days to 5 years) were included; 10 were assessed from abstracts only. The median representative area under the curve (AUC) was 0.760 (interquartile range 0.720–0.838; 25 families; 0.720–0.790 under alternative selections), largely from development and internal-validation samples. The only independent-cohort evaluation of published models yielded AUCs of 0.49–0.59. One report estimated calibration intercept and slope, and none assessed clinical utility. Forty-six of 47 evaluations were at high and one at unclear risk of bias.</w:t>
       </w:r>
       <w:r>
         <w:t xml:space="preserve"> </w:t>
@@ -352,7 +353,7 @@
         <w:t>Conclusions:</w:t>
       </w:r>
       <w:r>
-        <w:t xml:space="preserve"> Gait-derived measures discriminated future fallers in development and internal-validation studies, but confidence in these estimates is low, and the evidence does not establish readiness for routine clinical use. Adequately powered, independent, multisite validation with calibration and decision-analytic evaluation is required.</w:t>
+        <w:t xml:space="preserve"> Gait-derived measures discriminated future fallers in development and internal-validation studies, but confidence in these estimates is low, and the evidence does not establish readiness for routine clinical use. Adequately powered, independent, multisite validation of fully specified sensor-to-model pipelines, with calibration and decision-analytic evaluation, is required.</w:t>
       </w:r>
     </w:p>
     <w:p>
@@ -406,7 +407,7 @@
         <w:pStyle w:val="MDPI31text"/>
       </w:pPr>
       <w:r>
-        <w:t>Whether these technologies are ready for clinical decisions is less clear. Three analytically distinct tasks are often labelled “fall prediction”: detection of a fall as it occurs, classification of people according to their past falls, and prediction of falls that occur after the measurement. Only the third is prognostic. Even among prospective studies, optimism can arise when repeated windows from the same participant enter both training and test sets, when feature selection precedes cross-validation, or when many candidate features are evaluated relative to the number of fallers [7,8]. Existing syntheses have combined retrospective and prospective designs, pooled reconstructed accuracy data across heterogeneous models, or predated the recent expansion of machine learning and computer vision [4,5,7,9]. None has appraised this literature with PROBAST+AI, the 2025 update of the Prediction model Risk Of Bias ASsessment Tool for models developed with regression or artificial intelligence methods [10], and none has systematically accounted for repeated publication from the same cohorts.</w:t>
+        <w:t>Whether these technologies are ready for clinical decisions is less clear. Three analytically distinct tasks are often labelled “fall prediction”: detection of a fall as it occurs, classification of people according to their past falls, and prediction of falls that occur after the measurement. Only the third is prognostic. Even among prospective studies, optimism can arise when repeated windows from the same participant enter both training and test sets, when feature selection precedes cross-validation, or when many candidate features are evaluated relative to the number of fallers [7,8]. Existing syntheses have combined retrospective and prospective designs, pooled reconstructed accuracy data across heterogeneous models, or predated the recent expansion of machine learning and computer vision [4,5,7,9]. None has reported a PROBAST+AI-informed domain-level appraisal of this literature while systematically accounting for repeated publication from the same cohorts [10].</w:t>
       </w:r>
     </w:p>
     <w:p>
@@ -422,7 +423,7 @@
         <w:pStyle w:val="MDPI31text"/>
       </w:pPr>
       <w:r>
-        <w:t>We therefore conducted a systematic review of prognostic models that use wearable- or vision-derived gait measurements to predict future falls in older adults. The objectives were to (1) characterize populations, sensing technologies, gait domains, outcomes, and prediction horizons; (2) distinguish apparent, internally validated, prospectively evaluated, and independently evaluated performance; (3) describe discrimination, calibration, incremental value over clinical predictors, and clinical utility; (4) assess risk of bias and applicability with PROBAST+AI; and (5) summarize the evidence available against explicit criteria for clinical readiness. To our knowledge, this is the first review to restrict the evidence to strictly prospective individualized prediction, to cluster overlapping cohorts, to include vision-based as well as wearable sensing, and to apply PROBAST+AI to this field.</w:t>
+        <w:t>We therefore conducted a systematic review of prognostic models that use wearable- or vision-derived gait measurements to predict future falls in older adults. The objectives were to (1) characterize populations, sensing technologies, gait domains, outcomes, and prediction horizons; (2) distinguish apparent, internally validated, prospectively evaluated, and independently evaluated performance; (3) describe discrimination, calibration, incremental value over clinical predictors, and clinical utility; (4) conduct a PROBAST+AI-informed domain-level appraisal of risk of bias and applicability; and (5) summarize the evidence available against explicit criteria for clinical readiness. To our knowledge, this is the first review to restrict the evidence to strictly prospective individualized prediction, cluster overlapping cohorts, include vision-based as well as wearable sensing, and report a PROBAST+AI-informed domain-level appraisal in this field.</w:t>
       </w:r>
     </w:p>
     <w:p>
@@ -438,7 +439,7 @@
         <w:pStyle w:val="MDPI22heading2"/>
       </w:pPr>
       <w:r>
-        <w:t>2.1. Protocol Registration and Reporting</w:t>
+        <w:t>2.1. Registration and Reporting</w:t>
       </w:r>
     </w:p>
     <w:p>
@@ -446,7 +447,7 @@
         <w:pStyle w:val="MDPI31text"/>
       </w:pPr>
       <w:r>
-        <w:t>The review protocol was registered in PROSPERO (CRD420261502037; https://www.crd.york.ac.uk/PROSPERO/view/CRD420261502037). Reporting follows the Preferred Reporting Items for Systematic Reviews and Meta-Analyses (PRISMA) 2020 statement [12]; the completed PRISMA 2020 checklist is provided with the Supplementary Materials. Prediction-model items were reported according to TRIPOD-SRMA [13], and data items were based on the CHARMS checklist [14]. The review question was as follows: in older adults, how valid, transportable, and clinically ready are models that use wearable- or vision-derived gait measurements, obtained before follow-up, to predict subsequent falls? Deviations from the registered protocol are reported in Section 2.10.</w:t>
+        <w:t>The review was retrospectively registered in PROSPERO (CRD420261502037; https://www.crd.york.ac.uk/PROSPERO/view/CRD420261502037). The record was submitted on 9 September 2026 and registered on 10 September 2026, after the searches had ended on 20 July 2026; no separate protocol was published. Reporting follows the Preferred Reporting Items for Systematic Reviews and Meta-Analyses (PRISMA) 2020 statement [12]; the completed PRISMA 2020 checklist is provided with the Supplementary Materials. Prediction-model items were reported according to TRIPOD-SRMA [13], and data items were based on the CHARMS checklist [14]. The review question was as follows: in older adults, how valid, transportable, and clinically ready are models that use wearable- or vision-derived gait measurements, obtained before follow-up, to predict subsequent falls? Analytical decisions made during the review are reported in Section 2.10.</w:t>
       </w:r>
     </w:p>
     <w:p>
@@ -484,6 +485,9 @@
         <w:t>Table 1.</w:t>
       </w:r>
       <w:r>
+        <w:rPr>
+          <w:b w:val="0"/>
+        </w:rPr>
         <w:t xml:space="preserve"> Eligibility criteria (PICOTS framework).</w:t>
       </w:r>
     </w:p>
@@ -987,7 +991,7 @@
         <w:pStyle w:val="MDPI31text"/>
       </w:pPr>
       <w:r>
-        <w:t>MEDLINE (PubMed), Embase (Ovid), Scopus, Web of Science Core Collection, IEEE Xplore, CINAHL (EBSCOhost), APA PsycInfo (EBSCOhost), the ACM Digital Library, and the Cochrane Central Register of Controlled Trials (CENTRAL) were searched from 1 January 2000 to 20 July 2026. Google Scholar was searched as a supplementary source, with screening of the first 200 relevance-ranked records. Trial and study registries, ProQuest Dissertations &amp; Theses Global, and the medRxiv and arXiv preprint servers were searched with the same core concepts, and backward and forward citation searching of included reports and relevant reviews was performed. Database strategies combined concept blocks for older adults, gait or walking, wearable, portable, or vision-based sensing, and falls, supplemented by prediction and performance terms; block combinations were adapted to each interface. Supplementary Table S1 reports the database strategies as recorded, presented line by line, with limits, search dates, and yields, together with the aggregate yields of the supplementary sources.</w:t>
+        <w:t>MEDLINE (PubMed), Embase (Ovid), Scopus, Web of Science Core Collection, IEEE Xplore, CINAHL (EBSCOhost), APA PsycInfo (EBSCOhost), the ACM Digital Library, and the Cochrane Central Register of Controlled Trials (CENTRAL) were searched from 1 January 2000 to 20 July 2026. Google Scholar was searched as a supplementary source, with screening of the first 200 relevance-ranked records. Trial and study registries, ProQuest Dissertations &amp; Theses Global, and the medRxiv and arXiv preprint servers were searched with the same core concepts. Backward and forward citation searching, targeted table-of-contents screening of relevant journals, and contact with authors to identify further published reports were also undertaken. Database strategies combined concept blocks for older adults, gait or walking, wearable, portable, or vision-based sensing, and falls, supplemented by prediction and performance terms; block combinations were adapted to each interface. Supplementary Table S1 reproduces the retained database histories and aggregate yields.</w:t>
       </w:r>
     </w:p>
     <w:p>
@@ -1011,7 +1015,7 @@
         <w:pStyle w:val="MDPI31text"/>
       </w:pPr>
       <w:r>
-        <w:t>Records were deduplicated using digital object identifiers and normalized titles. Titles and abstracts, and then reports, were assessed against the eligibility criteria. Each record was assessed by one reviewer and every decision was verified by a second reviewer against the source record; all eligibility decisions at the report stage were then cross-checked by the four-member review team, and disagreements were resolved by discussion until consensus was reached. No automation tool excluded records. When several exclusion reasons applied, a prespecified hierarchy (publication type, population, index measurement, temporality/outcome, and analysis type) determined the principal reason. Excluded reports that might appear eligible are listed with reasons in Supplementary Table S4.</w:t>
+        <w:t>Records were deduplicated using digital object identifiers and normalized titles. Titles and abstracts, and then reports, were assessed against the eligibility criteria. Each record was assessed by one reviewer and every decision was verified by a second reviewer against the source record; all eligibility decisions at the report stage were then cross-checked by the review team, and disagreements were resolved by discussion until consensus was reached. No automation tool excluded records. When several exclusion reasons applied, a prespecified hierarchy (publication type, population, index measurement, temporality/outcome, and analysis type) determined the principal reason. Excluded reports that might appear eligible are listed with reasons in Supplementary Table S4.</w:t>
       </w:r>
     </w:p>
     <w:p>
@@ -1019,7 +1023,7 @@
         <w:pStyle w:val="MDPI31text"/>
       </w:pPr>
       <w:r>
-        <w:t>Complete journal articles were sought through publisher websites, institutional subscriptions, and open-access and institutional repositories. Two groups of reports without an accessible complete article are distinguished. First, 11 reports could not be retrieved in any form sufficient to judge eligibility and were not assessed (the “not retrieved” box in Figure 1). Second, 11 further reports were assessed using the indexed abstract and other accessible primary material (for example, publisher abstract pages and online tables or figures) because the complete article could not be obtained, but this material was sufficient to confirm the two decisive eligibility criteria: completion of gait measurement before the fall-outcome window and individualized model performance. All 11 met the criteria and were included. For these reports, eligibility, extraction, and appraisal were restricted to what the accessible material established; related documents such as companion papers, theses, posters, and conference abstracts were not used as substitutes. Methods not described in the accessible material were treated as not reported rather than as absent. Supplementary Table S3 lists each report with its DOI, the material used, the retrieval routes attempted, and the items that could not be verified.</w:t>
+        <w:t>Complete journal articles were sought through publisher websites, institutional subscriptions, and open-access and institutional repositories. Two groups of reports without an accessible complete article are distinguished. First, 11 reports could not be retrieved in any form sufficient to judge eligibility and were not assessed (the “not retrieved” box in Figure 1). Second, 10 further reports were assessed using indexed and publisher abstracts because the complete article could not be obtained, but the abstracts were sufficient to confirm the two decisive eligibility criteria: completion of gait measurement before the fall-outcome window and individualized model performance. All 10 met the criteria and were included. For these reports, eligibility, extraction, and appraisal were restricted to what the abstracts established; related documents such as companion papers, theses, posters, and conference abstracts were not used as substitutes. Methods not described in the abstracts were treated as not reported rather than as absent. Supplementary Table S3 lists each report with its DOI, the material used, the retrieval routes attempted, and the items that could not be verified.</w:t>
       </w:r>
     </w:p>
     <w:p>
@@ -1035,7 +1039,7 @@
         <w:pStyle w:val="MDPI31text"/>
       </w:pPr>
       <w:r>
-        <w:t>A structured form based on CHARMS [14] captured bibliographic details, setting, age, sample size and number of fallers, outcome definition and ascertainment, prediction horizon, gait task, device and placement, candidate predictors, modelling method, validation method, discrimination, classification and calibration measures, measures of uncertainty, and principal limitations. Extraction was performed by one reviewer and verified in full by a second reviewer; all extracted values were then cross-checked by the review team, and internal numerical consistency was checked for every structured field. Information not reported was recorded as not reported (NR). One exception was permitted for plotting: in one report the number of fallers was available only as a rounded percentage of a rounded denominator, and an approximate count (about 10) was derived and labelled as approximate, with the exact count recorded as NR [16]. Uncertainty was extracted as reported and labelled by type: 95% confidence intervals (CIs), standard deviations (SDs) across repeated evaluations, or ranges across resamples; values reported as “±” without definition were reproduced and labelled as such.</w:t>
+        <w:t>A structured form based on CHARMS [14] captured bibliographic details, setting, age, sample size and number of fallers, outcome definition and ascertainment, prediction horizon, gait task, device and placement, candidate predictors, modelling method, validation method, discrimination, classification and calibration measures, measures of uncertainty, and principal limitations. Extraction was performed by one reviewer and verified in full by a second reviewer; all extracted values were then cross-checked by the review team, and internal numerical consistency was checked for every structured field. Information not reported was recorded as not reported (NR). Uncertainty was extracted as reported and labelled by type: 95% confidence intervals (CIs), standard deviations (SDs) across repeated evaluations, or ranges across resamples; values reported as “±” without definition were reproduced and labelled as such.</w:t>
       </w:r>
     </w:p>
     <w:p>
@@ -1075,7 +1079,7 @@
         <w:pStyle w:val="MDPI31text"/>
       </w:pPr>
       <w:r>
-        <w:t>Risk of bias and applicability were assessed with PROBAST+AI [10]. Part A assesses concern about the quality of model development and Part B assesses risk of bias in model evaluation; each covers four domains (participants and data sources, predictors, outcome, and analysis) and applicability. Development and evaluation were appraised separately when a report contained both, for the principal gait-containing model of each report. Consistent with PROBAST+AI, an appropriately conducted internal validation could be rated at low risk of bias; absence of external validation was treated as a limitation of transportability evidence, not as a source of bias. The PROBAST+AI signalling questions were answered for each domain as yes, probably yes, probably no, no, or no information, following the tool’s guidance. A domain was rated high when a signalling question was answered no or probably no on the basis of a reported design or analysis feature, unclear when concerns arose only from information that was not reported, and low otherwise; an overall low judgment required every domain to be low.</w:t>
+        <w:t>PROBAST+AI [10] informed a domain-level appraisal. Part A addresses the quality of model development and Part B the risk of bias in model evaluation; each covers participants and data sources, predictors, outcome, and analysis, together with applicability. Development and evaluation were appraised separately, when both were present, for the principal gait-containing prediction rule or model in each report. The adaptation included reports based on single-predictor cut-points; these test-like analyses are outside the tool’s core multivariable prediction-model scope, so their domain judgments require cautious interpretation. Assessment used the official PROBAST+AI response and judgment categories. Final domain-level judgments and their rationales were recorded for each report; item-level responses were not retained, so the appraisal is reported at domain level (Section 4.7). Absence of external validation was treated as a limitation of transportability evidence, not as a source of bias.</w:t>
       </w:r>
     </w:p>
     <w:p>
@@ -1083,7 +1087,7 @@
         <w:pStyle w:val="MDPI31text"/>
       </w:pPr>
       <w:r>
-        <w:t>For the sample-size signalling question, adequacy was judged from the precision of the reported performance estimate rather than from a fixed number of events, in line with sample-size guidance for evaluation studies [17]. The expected 95% CI width of the AUC was calculated from the numbers of participants with and without a fall in the evaluation data and the reported AUC (0.75 when no AUC was reported) [18]; widths above 0.20 were considered serious imprecision and widths of 0.10–0.20 moderate imprecision, and moderate imprecision alone did not determine a high rating. For reports assessed without the complete article, items not described in the accessible material were answered “no information”, and a high rating required a feature verifiable from that material. Domain judgments for Parts A and B, the study-specific reasons, the calculated precision, and the DOI of each source are reported in Supplementary Table S7. Applicability was judged against the intended-use population and setting of each model—for example, a Parkinson disease model against people with Parkinson disease—rather than against all older adults; generalizability to the wider older population was recorded separately and descriptively (Supplementary Table S8). Appraisals were performed by one reviewer, verified by a second, and cross-checked by the review team, with disagreements resolved by consensus. Tools designed for intervention effects (RoB 2 and ROBINS-I) and for prognostic-factor studies (QUIPS) were not applicable.</w:t>
+        <w:t>For reports assessed from abstracts only, details not stated in the abstract were treated as unavailable, and retained domain judgments were limited to features that could be verified from that material. Supplementary Table S7 reports the retained domain-level judgments, available rationales, source DOI, and applicability summary. Applicability was judged against the intended-use population and setting of each model—for example, a Parkinson disease model against people with Parkinson disease—rather than against all older adults; generalizability to the wider older population was recorded separately and descriptively in the same table. Appraisals were performed by one reviewer, verified by a second, and cross-checked by the review team, with disagreements resolved by consensus. Tools designed for intervention effects (RoB 2 and ROBINS-I) and for prognostic-factor studies (QUIPS) were not applicable.</w:t>
       </w:r>
     </w:p>
     <w:p>
@@ -1107,7 +1111,7 @@
         <w:pStyle w:val="MDPI31text"/>
       </w:pPr>
       <w:r>
-        <w:t>To avoid double counting, one representative AUC was selected per cohort family using a hierarchy defined during analysis (Section 2.10): (1) an independently evaluated gait-containing model for any fall; otherwise (2) a participant-level internally validated gait-containing model; otherwise (3) the principal apparent gait-containing model. Within a level, the earliest prediction horizon with an exact AUC and a matched number of fallers was chosen. When models remained tied, the model with the higher sensitivity was preferred if the alternative had sensitivity below 0.40 (predefined balance rule); otherwise the principal model reported by the authors was chosen. Every selection, with the model, horizon, validation method, number of fallers, and reason, is listed in Supplementary Table S6. Representative AUCs were plotted against the number of participants with the outcome by validation stage, with reported 95% CIs or resampling ranges shown where available, and medians, IQRs, and ranges were tabulated overall, by validation stage, and by event-count band (≤15, 16–39, and ≥40 fallers). These summaries are descriptive, unweighted, and exploratory; they were not used to infer a causal effect of sample size or validation rigor.</w:t>
+        <w:t>To avoid double counting, one representative AUC was selected per cohort family using a hierarchy defined during analysis (Section 2.10): (1) an independently evaluated gait-containing model for any fall; otherwise (2) a participant-level internally validated gait-containing model; otherwise (3) the principal apparent gait-containing model. Within a level, the earliest prediction horizon with an exact AUC was chosen, and the matched number of fallers was retained when reported. When models remained tied, the model with the higher sensitivity was preferred if the alternative had sensitivity below 0.40 (post hoc balance rule); otherwise the principal model reported by the authors was chosen. Every selection, with the model, horizon, validation method, reported number of fallers, and reason, is listed in Supplementary Table S6. Representative AUCs with an exact event count were plotted against the number of participants with the outcome by validation stage, with reported 95% CIs or resampling ranges shown where available. Medians, IQRs, and ranges were tabulated overall and by validation stage; event-count bands (≤15, 16–39, and ≥40 fallers) were restricted to families with an exact reported event count. These summaries are descriptive, unweighted, and exploratory; they were not used to infer a causal effect of sample size or validation rigor.</w:t>
       </w:r>
     </w:p>
     <w:p>
@@ -1115,7 +1119,7 @@
         <w:pStyle w:val="MDPI31text"/>
       </w:pPr>
       <w:r>
-        <w:t>Robustness was examined in five sensitivity analyses: (1) replacing each representative AUC with the lowest and (2) the highest gait-containing AUC reported by the family; (3) excluding the reports assessed without the complete article from the performance synthesis; (4) using the 24-month rather than 60-month estimate for the one family in which the earlier estimate was reported only as a bound; and (5) repeating the PROBAST+AI summaries without the reports assessed without the complete article, and with all non-analysis domains set to low. A probably overlapping report was also treated as an independent cohort. Formal tests for small-study effects require a pooled estimate and were not performed; reporting bias was assessed qualitatively from sample size, model multiplicity, selective reporting, and the scarcity of null external evaluations.</w:t>
+        <w:t>Robustness was examined by (1) replacing each representative AUC with the lowest and (2) the highest exact gait-containing AUC reported by the family; (3) excluding the reports assessed without the complete article from the performance synthesis; and (4) repeating the retained domain-level summaries without the reports assessed from abstracts and with all non-analysis domains set to low. A probably overlapping report was also treated as an independent cohort. Formal tests for small-study effects require a pooled estimate and were not performed; reporting bias was assessed qualitatively from sample size, model multiplicity, selective reporting, and the scarcity of null external evaluations.</w:t>
       </w:r>
     </w:p>
     <w:p>
@@ -1131,7 +1135,7 @@
         <w:pStyle w:val="MDPI31text"/>
       </w:pPr>
       <w:r>
-        <w:t>Formal certainty assessment was not performed. GRADE guidance for the certainty of discrimination estimates applies to a body of validation studies of the same prognostic model [19], and no model had been evaluated in more than one independent cohort. Confidence in performance estimates was therefore described qualitatively from risk of bias, precision, and replication. Clinical readiness was assessed separately, as a descriptive construct distinct from certainty, against criteria derived from PROBAST+AI and TRIPOD+AI [10,11]: predictors measured before the outcome window; performance estimated beyond the development data; prospective evaluation of a fixed model without refitting; independent-cohort evaluation; faithful replication of the complete pipeline; evaluation in two or more independent cohorts; calibration intercept, slope, and plot; decision-curve or net-benefit analysis; low overall risk of bias; and evaluation of clinical impact. For each criterion, the evidence was classified as “satisfied in ≥2 cohort families”, “satisfied in one cohort family only”, “assessed but not satisfied” (attempted without meeting the criterion), or “not assessed in any report”.</w:t>
+        <w:t>Formal certainty assessment was not performed. GRADE guidance for the certainty of discrimination estimates applies to a body of validation studies of the same prognostic model [16], and no model had been evaluated in more than one independent cohort. Confidence in performance estimates was therefore described qualitatively from risk of bias, precision, and replication. Clinical readiness was assessed separately, as a descriptive construct distinct from certainty, against criteria derived from PROBAST+AI and TRIPOD+AI [10,11]: predictors measured before the outcome window; performance estimated beyond the development data; prospective evaluation of a fixed model without refitting; independent-cohort evaluation; faithful replication of the complete pipeline; evaluation in two or more independent cohorts; calibration intercept, slope, and plot; decision-curve or net-benefit analysis; low overall risk of bias; and evaluation of clinical impact. For each criterion, the evidence was classified as “satisfied in ≥2 cohort families”, “satisfied in one cohort family only”, “assessed but not satisfied” (attempted without meeting the criterion), or “not assessed in any report”.</w:t>
       </w:r>
     </w:p>
     <w:p>
@@ -1139,7 +1143,7 @@
         <w:pStyle w:val="MDPI22heading2"/>
       </w:pPr>
       <w:r>
-        <w:t>2.10. Deviations from the Registered Protocol</w:t>
+        <w:t>2.10. Analytical Decisions Made During the Review</w:t>
       </w:r>
     </w:p>
     <w:p>
@@ -1147,7 +1151,7 @@
         <w:pStyle w:val="MDPI31text"/>
       </w:pPr>
       <w:r>
-        <w:t>Three analytical elements were specified during analysis rather than in the protocol: the representative-result hierarchy used to select one estimate per cohort family, the descriptive event-count bands, and the sensitivity analyses restricted to reports with complete-article access. They were introduced to prevent double counting of overlapping cohorts and to test robustness, and they did not alter eligibility or appraisal decisions. Their influence is quantified by the sensitivity analyses in Table 3.</w:t>
+        <w:t>Three analytical elements were specified during analysis: the representative-result hierarchy used to select one estimate per cohort family, the descriptive event-count bands, and the sensitivity analyses restricted to reports with complete-article access. The review therefore does not claim that these synthesis decisions were prospectively prespecified. Their influence is quantified by the sensitivity analyses in Table 3.</w:t>
       </w:r>
     </w:p>
     <w:p>
@@ -1171,7 +1175,7 @@
         <w:pStyle w:val="MDPI31text"/>
       </w:pPr>
       <w:r>
-        <w:t>The searches identified 14,912 records: 14,667 through databases and registers and 245 through other methods (Supplementary Table S1). After removal of 5433 duplicates, 9479 records were screened and 9127 were excluded. Of 352 reports sought, 11 could not be retrieved and 341 were assessed for eligibility, including 11 assessed from the abstract and other accessible primary material (Figure 1; Supplementary Table S3). Of the 341 reports, 294 were excluded, most commonly because they lacked a prospective fall outcome or valid temporal separation (n = 99), addressed fall detection (n = 53), or reported no individualized performance (n = 44) (Supplementary Table S4). Forty-seven reports representing 37 independent cohort families were included, 36 assessed from the complete article and 11 from abstracts and other accessible primary material [15,16,20–64].</w:t>
+        <w:t>The searches identified 14,912 records: 14,667 through databases and registers and 245 through other methods (Supplementary Table S1). After removal of 5433 duplicates, 9479 records were screened and 9127 were excluded. Of 352 reports sought, 11 could not be retrieved and 341 were assessed for eligibility, including 10 assessed from indexed and publisher abstracts (Figure 1; Supplementary Table S3). Of the 341 reports, 294 were excluded, most commonly because they lacked a prospective fall outcome or valid temporal separation (n = 99), addressed fall detection (n = 53), or reported no individualized performance (n = 44) (Supplementary Table S4). Forty-seven reports representing 37 independent cohort families were included: 37 were assessed from complete articles and 10 from indexed and publisher abstracts [15,17–62].</w:t>
       </w:r>
     </w:p>
     <w:p>
@@ -1182,7 +1186,7 @@
         <w:drawing>
           <wp:inline xmlns:a="http://schemas.openxmlformats.org/drawingml/2006/main" xmlns:pic="http://schemas.openxmlformats.org/drawingml/2006/picture">
             <wp:extent cx="4860000" cy="4628177"/>
-            <wp:docPr id="1" name="Picture 1"/>
+            <wp:docPr id="1" name="Picture 1" title="PRISMA 2020 study flow diagram" descr="PRISMA 2020 flow diagram showing 14,912 identified records, 11 reports not retrieved, and 47 included reports: 37 complete articles and 10 abstract-only reports"/>
             <wp:cNvGraphicFramePr>
               <a:graphicFrameLocks noChangeAspect="1"/>
             </wp:cNvGraphicFramePr>
@@ -1224,10 +1228,10 @@
         <w:t>Figure 1.</w:t>
       </w:r>
       <w:r>
-        <w:t xml:space="preserve"> PRISMA 2020 flow diagram of study selection.</w:t>
-      </w:r>
-      <w:r>
-        <w:t xml:space="preserve"> The 11 reports not retrieved were not assessed; they are distinct from the 11 included reports assessed from the abstract and other accessible primary material.</w:t>
+        <w:rPr>
+          <w:b w:val="0"/>
+        </w:rPr>
+        <w:t xml:space="preserve"> PRISMA 2020 flow diagram of study selection. The 11 reports not retrieved were not assessed; they are distinct from the 10 included reports assessed from indexed and publisher abstracts.</w:t>
       </w:r>
     </w:p>
     <w:p>
@@ -1251,7 +1255,7 @@
         <w:pStyle w:val="MDPI31text"/>
       </w:pPr>
       <w:r>
-        <w:t>Forty-five reports used wearable or portable sensors—IMUs on the trunk, waist, shank, or foot; smartphones; instrumented insoles or footwear; and footswitches—and two linked reports from one dementia cohort used ambient computer vision [45,57]. Structured gait tasks predominated, particularly instrumented Timed Up and Go (iTUG) tests and straight walking; free-living monitoring lasted from 24 h to 14 days. Modelling approaches ranged from logistic and survival regression to classification trees, support-vector machines, random forests, and deep neural networks. For three reports, only a separable prospective analysis was eligible: the baseline iTUG model against falls during one month after discharge [16], the participant-level model of new-onset falls at 18 months [38], and the logistic model of falls over 6 months [51].</w:t>
+        <w:t>Forty-five reports used wearable or portable sensors—IMUs on the trunk, waist, shank, or foot; smartphones; instrumented insoles or footwear; and footswitches—and two linked reports from one dementia cohort used ambient computer vision [43,55]. Structured gait tasks predominated, particularly instrumented Timed Up and Go (iTUG) tests and straight walking; free-living monitoring lasted from 24 h to 14 days. Modelling approaches ranged from logistic and survival regression to classification trees, support-vector machines, random forests, and deep neural networks. For three reports, only a separable prospective analysis was eligible: the baseline iTUG model against falls during one month after discharge [17], the participant-level model of new-onset falls at 18 months [36], and the logistic model of falls over 6 months [49].</w:t>
       </w:r>
     </w:p>
     <w:p>
@@ -1285,6 +1289,9 @@
         <w:t>Table 2.</w:t>
       </w:r>
       <w:r>
+        <w:rPr>
+          <w:b w:val="0"/>
+        </w:rPr>
         <w:t xml:space="preserve"> Characteristics and principal results of the 47 included reports.</w:t>
       </w:r>
     </w:p>
@@ -1450,7 +1457,7 @@
               <w:rPr>
                 <w:sz w:val="15"/>
               </w:rPr>
-              <w:t>Marschollek et al. 2011 [20]†</w:t>
+              <w:t>Marschollek et al. 2011 [18]†</w:t>
             </w:r>
           </w:p>
         </w:tc>
@@ -1571,7 +1578,7 @@
               <w:rPr>
                 <w:sz w:val="15"/>
               </w:rPr>
-              <w:t>Marschollek et al. 2011 [21]</w:t>
+              <w:t>Marschollek et al. 2011 [19]</w:t>
             </w:r>
           </w:p>
         </w:tc>
@@ -1692,7 +1699,7 @@
               <w:rPr>
                 <w:sz w:val="15"/>
               </w:rPr>
-              <w:t>Greene et al. 2012 [22]†</w:t>
+              <w:t>Greene et al. 2012 [20]†</w:t>
             </w:r>
           </w:p>
         </w:tc>
@@ -1813,7 +1820,7 @@
               <w:rPr>
                 <w:sz w:val="15"/>
               </w:rPr>
-              <w:t>Weiss et al. 2013 [23]</w:t>
+              <w:t>Weiss et al. 2013 [21]</w:t>
             </w:r>
           </w:p>
         </w:tc>
@@ -1934,7 +1941,7 @@
               <w:rPr>
                 <w:sz w:val="15"/>
               </w:rPr>
-              <w:t>Schwesig et al. 2013 [24]†</w:t>
+              <w:t>Schwesig et al. 2013 [22]†</w:t>
             </w:r>
           </w:p>
         </w:tc>
@@ -2055,7 +2062,7 @@
               <w:rPr>
                 <w:sz w:val="15"/>
               </w:rPr>
-              <w:t>Doi et al. 2013 [25]</w:t>
+              <w:t>Doi et al. 2013 [23]</w:t>
             </w:r>
           </w:p>
         </w:tc>
@@ -2176,7 +2183,7 @@
               <w:rPr>
                 <w:sz w:val="15"/>
               </w:rPr>
-              <w:t>Mignardot et al. 2014 [26]</w:t>
+              <w:t>Mignardot et al. 2014 [24]</w:t>
             </w:r>
           </w:p>
         </w:tc>
@@ -2297,7 +2304,7 @@
               <w:rPr>
                 <w:sz w:val="15"/>
               </w:rPr>
-              <w:t>Schwenk et al. 2014 [27]</w:t>
+              <w:t>Schwenk et al. 2014 [25]</w:t>
             </w:r>
           </w:p>
         </w:tc>
@@ -2418,7 +2425,7 @@
               <w:rPr>
                 <w:sz w:val="15"/>
               </w:rPr>
-              <w:t>van Schooten et al. 2015 [28]</w:t>
+              <w:t>van Schooten et al. 2015 [26]</w:t>
             </w:r>
           </w:p>
         </w:tc>
@@ -2539,7 +2546,7 @@
               <w:rPr>
                 <w:sz w:val="15"/>
               </w:rPr>
-              <w:t>van Schooten et al. 2016 [29]</w:t>
+              <w:t>van Schooten et al. 2016 [27]</w:t>
             </w:r>
           </w:p>
         </w:tc>
@@ -2660,7 +2667,7 @@
               <w:rPr>
                 <w:sz w:val="15"/>
               </w:rPr>
-              <w:t>Howcroft et al. 2017 [30]†</w:t>
+              <w:t>Howcroft et al. 2017 [28]†</w:t>
             </w:r>
           </w:p>
         </w:tc>
@@ -2781,7 +2788,7 @@
               <w:rPr>
                 <w:sz w:val="15"/>
               </w:rPr>
-              <w:t>Drover et al. 2017 [31]</w:t>
+              <w:t>Drover et al. 2017 [29]</w:t>
             </w:r>
           </w:p>
         </w:tc>
@@ -2902,7 +2909,7 @@
               <w:rPr>
                 <w:sz w:val="15"/>
               </w:rPr>
-              <w:t>Greene et al. 2018 [32]</w:t>
+              <w:t>Greene et al. 2018 [30]</w:t>
             </w:r>
           </w:p>
         </w:tc>
@@ -3023,7 +3030,7 @@
               <w:rPr>
                 <w:sz w:val="15"/>
               </w:rPr>
-              <w:t>Ihlen et al. 2018 [33]</w:t>
+              <w:t>Ihlen et al. 2018 [31]</w:t>
             </w:r>
           </w:p>
         </w:tc>
@@ -3144,7 +3151,7 @@
               <w:rPr>
                 <w:sz w:val="15"/>
               </w:rPr>
-              <w:t>Nait Aicha et al. 2018 [34]</w:t>
+              <w:t>Nait Aicha et al. 2018 [32]</w:t>
             </w:r>
           </w:p>
         </w:tc>
@@ -3265,7 +3272,7 @@
               <w:rPr>
                 <w:sz w:val="15"/>
               </w:rPr>
-              <w:t>Howcroft et al. 2018 [35]</w:t>
+              <w:t>Howcroft et al. 2018 [33]</w:t>
             </w:r>
           </w:p>
         </w:tc>
@@ -3386,7 +3393,7 @@
               <w:rPr>
                 <w:sz w:val="15"/>
               </w:rPr>
-              <w:t>Bizovska et al. 2018 [36]</w:t>
+              <w:t>Bizovska et al. 2018 [34]</w:t>
             </w:r>
           </w:p>
         </w:tc>
@@ -3507,7 +3514,7 @@
               <w:rPr>
                 <w:sz w:val="15"/>
               </w:rPr>
-              <w:t>Marques et al. 2018 [37]†</w:t>
+              <w:t>Marques et al. 2018 [35]</w:t>
             </w:r>
           </w:p>
         </w:tc>
@@ -3541,7 +3548,7 @@
               <w:rPr>
                 <w:sz w:val="15"/>
               </w:rPr>
-              <w:t>Footswitches; 14-m walkway</w:t>
+              <w:t>Noraxon footswitches; 14-m preferred-speed walk (50 consecutive strides)</w:t>
             </w:r>
           </w:p>
         </w:tc>
@@ -3558,7 +3565,7 @@
               <w:rPr>
                 <w:sz w:val="15"/>
               </w:rPr>
-              <w:t>Any fall; 12 mo</w:t>
+              <w:t>Any self-reported fall, assessed quarterly; 12 mo</w:t>
             </w:r>
           </w:p>
         </w:tc>
@@ -3575,7 +3582,7 @@
               <w:rPr>
                 <w:sz w:val="15"/>
               </w:rPr>
-              <w:t>Single-predictor cut-offs; App</w:t>
+              <w:t>Stepwise discriminant analysis and same-sample single-predictor ROC; App</w:t>
             </w:r>
           </w:p>
         </w:tc>
@@ -3592,7 +3599,7 @@
               <w:rPr>
                 <w:sz w:val="15"/>
               </w:rPr>
-              <w:t>Se &gt;70% for three gait parameters; AUC NR</w:t>
+              <w:t>Stance variability: AUC 0.72, Se 77.8%, Sp 57.1%; swing time: AUC 0.246 (reverse direction), Se 88.9%, Sp 100%; stride length: AUC 0.97 at 0.97 m, Se 77.8%, Sp 92.9%; CIs NR</w:t>
             </w:r>
           </w:p>
         </w:tc>
@@ -3609,7 +3616,7 @@
               <w:rPr>
                 <w:sz w:val="15"/>
               </w:rPr>
-              <w:t>U/U</w:t>
+              <w:t>H/H</w:t>
             </w:r>
           </w:p>
         </w:tc>
@@ -3628,7 +3635,7 @@
               <w:rPr>
                 <w:sz w:val="15"/>
               </w:rPr>
-              <w:t>Lo et al. 2019 [38]</w:t>
+              <w:t>Lo et al. 2019 [36]</w:t>
             </w:r>
           </w:p>
         </w:tc>
@@ -3749,7 +3756,7 @@
               <w:rPr>
                 <w:sz w:val="15"/>
               </w:rPr>
-              <w:t>Marques et al. 2019 [39]†</w:t>
+              <w:t>Marques et al. 2019 [37]†</w:t>
             </w:r>
           </w:p>
         </w:tc>
@@ -3870,7 +3877,7 @@
               <w:rPr>
                 <w:sz w:val="15"/>
               </w:rPr>
-              <w:t>Gillain et al. 2019 [40]†</w:t>
+              <w:t>Gillain et al. 2019 [38]†</w:t>
             </w:r>
           </w:p>
         </w:tc>
@@ -3991,7 +3998,7 @@
               <w:rPr>
                 <w:sz w:val="15"/>
               </w:rPr>
-              <w:t>Buisseret et al. 2020 [41]</w:t>
+              <w:t>Buisseret et al. 2020 [39]</w:t>
             </w:r>
           </w:p>
         </w:tc>
@@ -4112,7 +4119,7 @@
               <w:rPr>
                 <w:sz w:val="15"/>
               </w:rPr>
-              <w:t>Silva et al. 2020 [42]</w:t>
+              <w:t>Silva et al. 2020 [40]</w:t>
             </w:r>
           </w:p>
         </w:tc>
@@ -4233,7 +4240,7 @@
               <w:rPr>
                 <w:sz w:val="15"/>
               </w:rPr>
-              <w:t>Sturchio et al. 2021 [43]</w:t>
+              <w:t>Sturchio et al. 2021 [41]</w:t>
             </w:r>
           </w:p>
         </w:tc>
@@ -4354,7 +4361,7 @@
               <w:rPr>
                 <w:sz w:val="15"/>
               </w:rPr>
-              <w:t>Bet et al. 2021 [44]</w:t>
+              <w:t>Bet et al. 2021 [42]</w:t>
             </w:r>
           </w:p>
         </w:tc>
@@ -4475,7 +4482,7 @@
               <w:rPr>
                 <w:sz w:val="15"/>
               </w:rPr>
-              <w:t>Mehdizadeh et al. 2021 [45]†</w:t>
+              <w:t>Mehdizadeh et al. 2021 [43]†</w:t>
             </w:r>
           </w:p>
         </w:tc>
@@ -4596,7 +4603,7 @@
               <w:rPr>
                 <w:sz w:val="15"/>
               </w:rPr>
-              <w:t>Lockhart et al. 2021 [46]</w:t>
+              <w:t>Lockhart et al. 2021 [44]</w:t>
             </w:r>
           </w:p>
         </w:tc>
@@ -4717,7 +4724,7 @@
               <w:rPr>
                 <w:sz w:val="15"/>
               </w:rPr>
-              <w:t>Roshdibenam et al. 2021 [47]</w:t>
+              <w:t>Roshdibenam et al. 2021 [45]</w:t>
             </w:r>
           </w:p>
         </w:tc>
@@ -4838,7 +4845,7 @@
               <w:rPr>
                 <w:sz w:val="15"/>
               </w:rPr>
-              <w:t>Greene et al. 2022 [48]</w:t>
+              <w:t>Greene et al. 2022 [46]</w:t>
             </w:r>
           </w:p>
         </w:tc>
@@ -4959,7 +4966,7 @@
               <w:rPr>
                 <w:sz w:val="15"/>
               </w:rPr>
-              <w:t>Kelly et al. 2022 [49]</w:t>
+              <w:t>Kelly et al. 2022 [47]</w:t>
             </w:r>
           </w:p>
         </w:tc>
@@ -5080,7 +5087,7 @@
               <w:rPr>
                 <w:sz w:val="15"/>
               </w:rPr>
-              <w:t>Dierick et al. 2022 [50]</w:t>
+              <w:t>Dierick et al. 2022 [48]</w:t>
             </w:r>
           </w:p>
         </w:tc>
@@ -5201,7 +5208,7 @@
               <w:rPr>
                 <w:sz w:val="15"/>
               </w:rPr>
-              <w:t>Ma et al. 2022 [51]†</w:t>
+              <w:t>Ma et al. 2022 [49]†</w:t>
             </w:r>
           </w:p>
         </w:tc>
@@ -5322,7 +5329,7 @@
               <w:rPr>
                 <w:sz w:val="15"/>
               </w:rPr>
-              <w:t>Dasgupta et al. 2022 [52]</w:t>
+              <w:t>Dasgupta et al. 2022 [50]</w:t>
             </w:r>
           </w:p>
         </w:tc>
@@ -5443,7 +5450,7 @@
               <w:rPr>
                 <w:sz w:val="15"/>
               </w:rPr>
-              <w:t>Caronni et al. 2023 [53]</w:t>
+              <w:t>Caronni et al. 2023 [51]</w:t>
             </w:r>
           </w:p>
         </w:tc>
@@ -5564,7 +5571,7 @@
               <w:rPr>
                 <w:sz w:val="15"/>
               </w:rPr>
-              <w:t>Horak et al. 2023 [54]</w:t>
+              <w:t>Horak et al. 2023 [52]</w:t>
             </w:r>
           </w:p>
         </w:tc>
@@ -5685,7 +5692,7 @@
               <w:rPr>
                 <w:sz w:val="15"/>
               </w:rPr>
-              <w:t>Ullrich et al. 2023 [55]</w:t>
+              <w:t>Ullrich et al. 2023 [53]</w:t>
             </w:r>
           </w:p>
         </w:tc>
@@ -5806,7 +5813,7 @@
               <w:rPr>
                 <w:sz w:val="15"/>
               </w:rPr>
-              <w:t>Al Abiad et al. 2023 [56]</w:t>
+              <w:t>Al Abiad et al. 2023 [54]</w:t>
             </w:r>
           </w:p>
         </w:tc>
@@ -5927,7 +5934,7 @@
               <w:rPr>
                 <w:sz w:val="15"/>
               </w:rPr>
-              <w:t>Adeli et al. 2023 [57]</w:t>
+              <w:t>Adeli et al. 2023 [55]</w:t>
             </w:r>
           </w:p>
         </w:tc>
@@ -6048,7 +6055,7 @@
               <w:rPr>
                 <w:sz w:val="15"/>
               </w:rPr>
-              <w:t>Shah et al. 2023 [58]</w:t>
+              <w:t>Shah et al. 2023 [56]</w:t>
             </w:r>
           </w:p>
         </w:tc>
@@ -6169,7 +6176,7 @@
               <w:rPr>
                 <w:sz w:val="15"/>
               </w:rPr>
-              <w:t>Sotirakis et al. 2024 [59]</w:t>
+              <w:t>Sotirakis et al. 2024 [57]</w:t>
             </w:r>
           </w:p>
         </w:tc>
@@ -6290,7 +6297,7 @@
               <w:rPr>
                 <w:sz w:val="15"/>
               </w:rPr>
-              <w:t>Zhang et al. 2024 [60]</w:t>
+              <w:t>Zhang et al. 2024 [58]</w:t>
             </w:r>
           </w:p>
         </w:tc>
@@ -6411,7 +6418,7 @@
               <w:rPr>
                 <w:sz w:val="15"/>
               </w:rPr>
-              <w:t>Maiora et al. 2024 [61]</w:t>
+              <w:t>Maiora et al. 2024 [59]</w:t>
             </w:r>
           </w:p>
         </w:tc>
@@ -6532,7 +6539,7 @@
               <w:rPr>
                 <w:sz w:val="15"/>
               </w:rPr>
-              <w:t>Zhang et al. 2024 [62]</w:t>
+              <w:t>Zhang et al. 2024 [60]</w:t>
             </w:r>
           </w:p>
         </w:tc>
@@ -6653,7 +6660,7 @@
               <w:rPr>
                 <w:sz w:val="15"/>
               </w:rPr>
-              <w:t>Lai et al. 2025 [63]</w:t>
+              <w:t>Lai et al. 2025 [61]</w:t>
             </w:r>
           </w:p>
         </w:tc>
@@ -6774,7 +6781,7 @@
               <w:rPr>
                 <w:sz w:val="15"/>
               </w:rPr>
-              <w:t>Giardini et al. 2025 [16]†</w:t>
+              <w:t>Giardini et al. 2025 [17]†</w:t>
             </w:r>
           </w:p>
         </w:tc>
@@ -6791,7 +6798,7 @@
               <w:rPr>
                 <w:sz w:val="15"/>
               </w:rPr>
-              <w:t>Inpatients after femur fracture; ~185 (≈10, approximate)</w:t>
+              <w:t>Inpatients after femur fracture; 185 (NR)</w:t>
             </w:r>
           </w:p>
         </w:tc>
@@ -6895,7 +6902,7 @@
               <w:rPr>
                 <w:sz w:val="15"/>
               </w:rPr>
-              <w:t>Guan et al. 2025 [64]</w:t>
+              <w:t>Guan et al. 2025 [62]</w:t>
             </w:r>
           </w:p>
         </w:tc>
@@ -7129,7 +7136,7 @@
         <w:pStyle w:val="MDPI43tablefooter"/>
       </w:pPr>
       <w:r>
-        <w:t>† Complete article not accessible; data extracted from the indexed abstract and other accessible primary material (Supplementary Table S3); the validation stage reflects what that material reports. App: apparent performance in the development data; Int: internal validation; PFE: prospective fixed-model evaluation; TSU: target-sample updating; ICE: independent-cohort evaluation of previously published models with original coefficients. RoB (D/E): PROBAST+AI overall judgment for development (Part A)/evaluation (Part B); H: high; U: unclear; NA: not applicable (no model developed). Uncertainty is shown as reported: 95% CI, confidence interval; SD across splits; range across resamples; “±, type NS” denotes a dispersion value whose type was not specified by the source. ≈: approximate value derived from rounded percentages (exact count NR). 1D-CNN: one-dimensional convolutional neural network; ANN: artificial neural network; AUC: area under the receiver operating characteristic curve; BLSTM: bidirectional long short-term memory; CNN: convolutional neural network; CV: cross-validation; DT: decision tree; FARAO: Fall Risk Assessment in Older Adults cohort; HCRNN: hierarchical convolutional recurrent neural network; IMU: inertial measurement unit; iTUG: instrumented Timed Up and Go; LASSO: least absolute shrinkage and selection operator; LOOCV: leave-one-out cross-validation; LR: logistic regression; LSTM: long short-term memory; ML: machine learning; MLP: multilayer perceptron; NB: naïve Bayes; NN: neural network; NPV: negative predictive value; NR: not reported; PCA: principal component analysis; PLS: partial least squares; PPV: positive predictive value; QTUG: Quantitative Timed Up and Go; RF: random forest; Se: sensitivity; Sp: specificity; SVC: support-vector classifier; SVM: support-vector machine; TUG: Timed Up and Go. Full extraction is provided in Supplementary Table S2.</w:t>
+        <w:t>† Complete article not accessible; data extracted from indexed and publisher abstracts (Supplementary Table S3); the validation stage reflects what those abstracts report. App: apparent performance in the development data; Int: internal validation; PFE: prospective fixed-model evaluation; TSU: target-sample updating; ICE: independent-cohort evaluation of previously published models with original coefficients. RoB (D/E): retained PROBAST+AI-informed domain-level judgment for development (Part A)/evaluation (Part B); H: high; U: unclear; NA: not applicable (no model developed). Uncertainty is shown as reported: 95% CI, confidence interval; SD across splits; range across resamples; “±, type NS” denotes a dispersion value whose type was not specified by the source. 1D-CNN: one-dimensional convolutional neural network; ANN: artificial neural network; AUC: area under the receiver operating characteristic curve; BLSTM: bidirectional long short-term memory; CNN: convolutional neural network; CV: cross-validation; DT: decision tree; FARAO: Fall Risk Assessment in Older Adults cohort; HCRNN: hierarchical convolutional recurrent neural network; IMU: inertial measurement unit; iTUG: instrumented Timed Up and Go; LASSO: least absolute shrinkage and selection operator; LOOCV: leave-one-out cross-validation; LR: logistic regression; LSTM: long short-term memory; ML: machine learning; MLP: multilayer perceptron; NB: naïve Bayes; NN: neural network; NPV: negative predictive value; NR: not reported; PCA: principal component analysis; PLS: partial least squares; PPV: positive predictive value; QTUG: Quantitative Timed Up and Go; RF: random forest; Se: sensitivity; Sp: specificity; SVC: support-vector classifier; SVM: support-vector machine; TUG: Timed Up and Go. Full extraction is provided in Supplementary Table S2.</w:t>
       </w:r>
     </w:p>
     <w:p>
@@ -7161,7 +7168,7 @@
         <w:pStyle w:val="MDPI31text"/>
       </w:pPr>
       <w:r>
-        <w:t>Requiring completion of gait measurement before fall follow-up excluded many studies commonly cited as fall-prediction evidence. The included evidence also contained substantial dependence: seven multi-report cohort families accounted for 17 reports, including four reports from the Fall Risk Assessment in Older Adults (FARAO) cohort [28,29,33,34] and three from one Canadian research programme [30,31,35] (Supplementary Table S5). Because participant independence could not be established for one of these reports [31], it was grouped with the programme; treating it as independent (38 families) did not change any conclusion.</w:t>
+        <w:t>Requiring completion of gait measurement before fall follow-up excluded many studies commonly cited as fall-prediction evidence. The included evidence also contained substantial dependence: seven multi-report cohort families accounted for 17 reports, including four reports from the Fall Risk Assessment in Older Adults (FARAO) cohort [26,27,31,32] and three from one Canadian research programme [28,29,33] (Supplementary Table S5). Because participant independence could not be established for one of these reports [29], it was grouped with the programme; treating it as independent (38 families) did not change any conclusion.</w:t>
       </w:r>
     </w:p>
     <w:p>
@@ -7169,7 +7176,7 @@
         <w:pStyle w:val="MDPI31text"/>
       </w:pPr>
       <w:r>
-        <w:t>Seventeen reports presented apparent performance only (15 cohort families had no estimate beyond the development data), 24 reported internal validation, three reported prospective evaluation of a fixed model or score, two reported target-sample updating (one after prospective evaluation of prior parameters), and one reported independent-cohort evaluation of previously published models. Internal validation did not guarantee unbiased estimates: feature selection, feature engineering, or hyperparameter tuning were performed on the full dataset before cross-validation in several reports (Supplementary Tables S2 and S7). The consequence was demonstrated directly in one deep-learning study, in which splitting repeated walking samples rather than participants produced an AUC of 0.94, whereas participant-level evaluation produced AUCs of 0.65–0.75 [34]. Two internal validations fully nested model selection within training partitions [42,61], and one used a prespecified held-out test set after tuning in the development data [49].</w:t>
+        <w:t>Seventeen reports presented apparent performance only (15 cohort families had no estimate beyond the development data), 24 reported internal validation, three reported prospective evaluation of a fixed model or score, two reported target-sample updating (one after prospective evaluation of prior parameters), and one reported independent-cohort evaluation of previously published models. Internal validation did not guarantee unbiased estimates: feature selection, feature engineering, or hyperparameter tuning were performed on the full dataset before cross-validation in several reports (Supplementary Tables S2 and S7). The consequence was demonstrated directly in one deep-learning study, in which splitting repeated walking samples rather than participants produced an AUC of 0.94, whereas participant-level evaluation produced AUCs of 0.65–0.75 [32]. Two internal validations fully nested model selection within training partitions [40,59], and one used a prespecified held-out test set after tuning in the development data [47].</w:t>
       </w:r>
     </w:p>
     <w:p>
@@ -7185,7 +7192,7 @@
         <w:pStyle w:val="MDPI31text"/>
       </w:pPr>
       <w:r>
-        <w:t>Structured tests captured iTUG phases, turning, postural transitions, straight walking, and dynamic stability, whereas free-living monitoring captured walking quantity, bout structure, pace, rhythm, variability, smoothness, symmetry, harmonicity, and complexity. Gait variability, trunk stability and harmonicity, turning, and the distribution of daily walking bouts recurred as predictors across cohorts more often than mean gait speed alone [25,28,36,53,58]. Nominally similar features were, however, computed with different devices, axes, filters, bout definitions, and aggregation windows, so they were not directly equivalent across studies.</w:t>
+        <w:t>Structured tests captured iTUG phases, turning, postural transitions, straight walking, and dynamic stability, whereas free-living monitoring captured walking quantity, bout structure, pace, rhythm, variability, smoothness, symmetry, harmonicity, and complexity. Gait variability, trunk stability and harmonicity, turning, and the distribution of daily walking bouts recurred as predictors across cohorts more often than mean gait speed alone [23,26,34,51,56]. Nominally similar features were, however, computed with different devices, axes, filters, bout definitions, and aggregation windows, so they were not directly equivalent across studies.</w:t>
       </w:r>
     </w:p>
     <w:p>
@@ -7193,7 +7200,7 @@
         <w:pStyle w:val="MDPI31text"/>
       </w:pPr>
       <w:r>
-        <w:t>Ambient computer vision was evaluated in a single long-term-care dementia cohort. Frequently updated vision-derived gait features were associated with an increase in the internally validated AUC for a fall within the next 4 weeks from 0.562 without gait to 0.762 with gait (sensitivity 72.8%, specificity 73.2%) [57], and an earlier report from the same cohort reported AUCs of 0.80 at 7 days and 0.67 at 30 days [45]. These results derive from one site and require independent validation across camera environments and populations.</w:t>
+        <w:t>Ambient computer vision was evaluated in a single long-term-care dementia cohort. Frequently updated vision-derived gait features were associated with an increase in the internally validated AUC for a fall within the next 4 weeks from 0.562 without gait to 0.762 with gait (sensitivity 72.8%, specificity 73.2%) [55], and an earlier report from the same cohort reported AUCs of 0.80 at 7 days and 0.67 at 30 days [43]. These results derive from one site and require independent validation across camera environments and populations.</w:t>
       </w:r>
     </w:p>
     <w:p>
@@ -7209,7 +7216,7 @@
         <w:pStyle w:val="MDPI31text"/>
       </w:pPr>
       <w:r>
-        <w:t>Horizons ranged from 7–30 days in dementia care [45,57] to 3–12 months in most community and clinical cohorts and 24–60 months in one Parkinson disease cohort [59]. These tasks differ in baseline risk, intervention opportunity, and the acceptable balance of false-positive and false-negative predictions. Fall ascertainment ranged from daily calendars with regular telephone contact to single recall interviews at 12–24 months [20,22] and facility records. Where a first-fall outcome was modelled over successive intervals, discrimination was lower in later intervals and absent beyond 12 months [26]. In the only fall-count model, fitted in 15 people with Parkinson disease, explained variance changed from 0.50 to 0.73 after exclusion of participants with more than 10 falls, including one participant who reported 127 falls [48].</w:t>
+        <w:t>Horizons ranged from 7–30 days in dementia care [43,55] to 3–12 months in most community and clinical cohorts and 24–60 months in one Parkinson disease cohort [57]. These tasks differ in baseline risk, intervention opportunity, and the acceptable balance of false-positive and false-negative predictions. Fall ascertainment ranged from daily calendars with regular telephone contact to single recall interviews at 12–24 months [18,20] and facility records. Where a first-fall outcome was modelled over successive intervals, discrimination was lower in later intervals and absent beyond 12 months [24]. In the only fall-count model, fitted in 15 people with Parkinson disease, explained variance changed from 0.50 to 0.73 after exclusion of participants with more than 10 falls, including one participant who reported 127 falls [46].</w:t>
       </w:r>
     </w:p>
     <w:p>
@@ -7225,7 +7232,7 @@
         <w:pStyle w:val="MDPI31text"/>
       </w:pPr>
       <w:r>
-        <w:t>A representative AUC with an exact value and a matched number of fallers was available for 24 of 37 cohort families (Supplementary Table S6). The median was 0.761 (IQR 0.715–0.841; range 0.505–0.990) (Table 3). Descriptively, the median was 0.771 for apparent estimates (11 families) and 0.762 for internal validation (11 families), a negligible difference; the single prospectively evaluated fixed score had an AUC of 0.688 [63], and the single independent-cohort evaluation 0.530 [62]. By event-count band, medians were 0.870 for ≤15 fallers, 0.767 for 16–39 fallers, and 0.720 for ≥40 fallers (Figure 2). Because these strata differ in population, outcome, horizon, and model, and the external stratum contains one cohort, the pattern is exploratory and cannot be attributed to validation rigor or sample size alone.</w:t>
+        <w:t>A representative exact AUC was available for 25 of 37 cohort families (Supplementary Table S6). The median was 0.760 (IQR 0.720–0.838; range 0.505–0.990) (Table 3). Descriptively, the median was 0.766 for apparent estimates (12 families) and 0.762 for internal validation (11 families); the single prospectively evaluated fixed score had an AUC of 0.688 [61], and the single independent-cohort evaluation 0.530 [60]. Exact faller counts were available for 24 of these 25 families. In that subset, medians were 0.854 for ≤15 fallers, 0.767 for 16–39 fallers, and 0.720 for ≥40 fallers (Figure 2). Because these strata differ in population, outcome, horizon, and model, and the external stratum contains one cohort, the pattern is exploratory and cannot be attributed to validation rigor or sample size alone.</w:t>
       </w:r>
     </w:p>
     <w:p>
@@ -7233,7 +7240,7 @@
         <w:pStyle w:val="MDPI31text"/>
       </w:pPr>
       <w:r>
-        <w:t>The summaries were moderately sensitive to the selection rule but not to source access (Table 3). Using the lowest and highest gait-containing AUC reported by each family gave medians of 0.720 and 0.785, respectively. Excluding the four families whose representative estimate came from a report assessed without the complete article left 20 families with a median of 0.756 (IQR 0.698–0.820); medians were 0.766 for apparent and 0.756 for internal-validation estimates and 0.870, 0.767, and 0.690 across the three event-count bands. Using the 24-month bound (0.90; 13 fallers) for the family with an unreported exact 24-month AUC [59] left the overall median unchanged.</w:t>
+        <w:t>The summaries were moderately sensitive to the selection rule but not to source access (Table 3). Using the lowest and highest exact gait-containing AUC reported by each family gave medians of 0.720 (IQR 0.673–0.790) and 0.790 (IQR 0.720–0.870), respectively. Excluding the four families whose representative estimate came from a report assessed without the complete article left 21 families with a median of 0.751 (IQR 0.700–0.810); the apparent and internal-validation strata comprised 9 and 10 families, with medians of 0.760 and 0.756, respectively. The complete-article sensitivity analysis included 5, 10, and 6 families across the three event-count bands, with medians of 0.870, 0.767, and 0.705.</w:t>
       </w:r>
     </w:p>
     <w:p>
@@ -7241,7 +7248,7 @@
         <w:pStyle w:val="MDPI31text"/>
       </w:pPr>
       <w:r>
-        <w:t>The highest values came from very small, flexibly modelled samples: an emergency-department neural network reported a leave-one-out AUC of 0.99 (95% CI 0.98–1.00) with 14 fallers [52], a post-fracture model an apparent AUC of 0.91 with about 10 fallers [16], and a Parkinson disease model an apparent AUC of 0.94 (95% CI 0.84–1.00) after best-subset selection from 80 candidate measures in 34 participants [58]. Several larger or more stringently evaluated studies reported modest or near-chance discrimination: AUCs of 0.495–0.505 across repeated splits for multisensor fusion in 281 community-dwelling adults [42], 0.56 (range across resamples 0.33–0.74) in a secondary prospective analysis in a geriatric clinic [47], a mean of 0.67 (SD 0.05 across repeated hold-out splits) for step-based parameters [56], and a sensitivity of 0.61 with a specificity of 0.66 in a held-out test set from a 1705-participant cohort [49].</w:t>
+        <w:t>Several of the highest values came from small, flexibly modelled samples: an emergency-department neural network reported a leave-one-out AUC of 0.99 (95% CI 0.98–1.00) with 14 fallers [50], and a Parkinson disease model an apparent AUC of 0.94 (95% CI 0.84–1.00) after best-subset selection from 80 candidate measures in 34 participants [56]. A post-fracture model reported an apparent AUC of 0.91, but the exact faller count was not available in the accessible abstract [17]. Several larger or more stringently evaluated studies reported modest or near-chance discrimination: AUCs of 0.495–0.505 across repeated splits for multisensor fusion in 281 community-dwelling adults [40], 0.56 (range across resamples 0.33–0.74) in a secondary prospective analysis in a geriatric clinic [45], a mean of 0.67 (SD 0.05 across repeated hold-out splits) for step-based parameters [54], and a sensitivity of 0.61 with a specificity of 0.66 in a held-out test set from a 1705-participant cohort [47].</w:t>
       </w:r>
     </w:p>
     <w:p>
@@ -7255,6 +7262,9 @@
         <w:t>Table 3.</w:t>
       </w:r>
       <w:r>
+        <w:rPr>
+          <w:b w:val="0"/>
+        </w:rPr>
         <w:t xml:space="preserve"> Descriptive summary of representative AUCs and sensitivity analyses.</w:t>
       </w:r>
     </w:p>
@@ -7395,7 +7405,7 @@
               <w:rPr>
                 <w:sz w:val="18"/>
               </w:rPr>
-              <w:t>24</w:t>
+              <w:t>25</w:t>
             </w:r>
           </w:p>
         </w:tc>
@@ -7411,7 +7421,7 @@
               <w:rPr>
                 <w:sz w:val="18"/>
               </w:rPr>
-              <w:t>0.761</w:t>
+              <w:t>0.760</w:t>
             </w:r>
           </w:p>
         </w:tc>
@@ -7427,7 +7437,7 @@
               <w:rPr>
                 <w:sz w:val="18"/>
               </w:rPr>
-              <w:t>0.715–0.841</w:t>
+              <w:t>0.720–0.838</w:t>
             </w:r>
           </w:p>
         </w:tc>
@@ -7478,7 +7488,7 @@
               <w:rPr>
                 <w:sz w:val="18"/>
               </w:rPr>
-              <w:t>11</w:t>
+              <w:t>12</w:t>
             </w:r>
           </w:p>
         </w:tc>
@@ -7494,7 +7504,7 @@
               <w:rPr>
                 <w:sz w:val="18"/>
               </w:rPr>
-              <w:t>0.771</w:t>
+              <w:t>0.766</w:t>
             </w:r>
           </w:p>
         </w:tc>
@@ -7510,7 +7520,7 @@
               <w:rPr>
                 <w:sz w:val="18"/>
               </w:rPr>
-              <w:t>0.736–0.854</w:t>
+              <w:t>0.720–0.846</w:t>
             </w:r>
           </w:p>
         </w:tc>
@@ -7810,7 +7820,7 @@
               <w:rPr>
                 <w:sz w:val="18"/>
               </w:rPr>
-              <w:t>7</w:t>
+              <w:t>6</w:t>
             </w:r>
           </w:p>
         </w:tc>
@@ -7826,7 +7836,7 @@
               <w:rPr>
                 <w:sz w:val="18"/>
               </w:rPr>
-              <w:t>0.870</w:t>
+              <w:t>0.854</w:t>
             </w:r>
           </w:p>
         </w:tc>
@@ -7842,7 +7852,7 @@
               <w:rPr>
                 <w:sz w:val="18"/>
               </w:rPr>
-              <w:t>0.799–0.900</w:t>
+              <w:t>0.780–0.885</w:t>
             </w:r>
           </w:p>
         </w:tc>
@@ -7976,7 +7986,7 @@
               <w:rPr>
                 <w:sz w:val="18"/>
               </w:rPr>
-              <w:t>7</w:t>
+              <w:t>8</w:t>
             </w:r>
           </w:p>
         </w:tc>
@@ -8008,7 +8018,7 @@
               <w:rPr>
                 <w:sz w:val="18"/>
               </w:rPr>
-              <w:t>0.610–0.751</w:t>
+              <w:t>0.650–0.750</w:t>
             </w:r>
           </w:p>
         </w:tc>
@@ -8119,7 +8129,7 @@
               <w:rPr>
                 <w:sz w:val="18"/>
               </w:rPr>
-              <w:t>24</w:t>
+              <w:t>25</w:t>
             </w:r>
           </w:p>
         </w:tc>
@@ -8151,7 +8161,7 @@
               <w:rPr>
                 <w:sz w:val="18"/>
               </w:rPr>
-              <w:t>0.672–0.795</w:t>
+              <w:t>0.673–0.790</w:t>
             </w:r>
           </w:p>
         </w:tc>
@@ -8202,7 +8212,7 @@
               <w:rPr>
                 <w:sz w:val="18"/>
               </w:rPr>
-              <w:t>24</w:t>
+              <w:t>25</w:t>
             </w:r>
           </w:p>
         </w:tc>
@@ -8218,7 +8228,7 @@
               <w:rPr>
                 <w:sz w:val="18"/>
               </w:rPr>
-              <w:t>0.785</w:t>
+              <w:t>0.790</w:t>
             </w:r>
           </w:p>
         </w:tc>
@@ -8234,7 +8244,7 @@
               <w:rPr>
                 <w:sz w:val="18"/>
               </w:rPr>
-              <w:t>0.715–0.870</w:t>
+              <w:t>0.720–0.870</w:t>
             </w:r>
           </w:p>
         </w:tc>
@@ -8285,7 +8295,7 @@
               <w:rPr>
                 <w:sz w:val="18"/>
               </w:rPr>
-              <w:t>20</w:t>
+              <w:t>21</w:t>
             </w:r>
           </w:p>
         </w:tc>
@@ -8301,7 +8311,7 @@
               <w:rPr>
                 <w:sz w:val="18"/>
               </w:rPr>
-              <w:t>0.756</w:t>
+              <w:t>0.751</w:t>
             </w:r>
           </w:p>
         </w:tc>
@@ -8317,7 +8327,7 @@
               <w:rPr>
                 <w:sz w:val="18"/>
               </w:rPr>
-              <w:t>0.698–0.820</w:t>
+              <w:t>0.700–0.810</w:t>
             </w:r>
           </w:p>
         </w:tc>
@@ -8368,7 +8378,7 @@
               <w:rPr>
                 <w:sz w:val="18"/>
               </w:rPr>
-              <w:t>8 / 10</w:t>
+              <w:t>9 / 10</w:t>
             </w:r>
           </w:p>
         </w:tc>
@@ -8384,7 +8394,7 @@
               <w:rPr>
                 <w:sz w:val="18"/>
               </w:rPr>
-              <w:t>0.766 / 0.756</w:t>
+              <w:t>0.760 / 0.756</w:t>
             </w:r>
           </w:p>
         </w:tc>
@@ -8451,7 +8461,7 @@
               <w:rPr>
                 <w:sz w:val="18"/>
               </w:rPr>
-              <w:t>5 / 10 / 5</w:t>
+              <w:t>5 / 10 / 6</w:t>
             </w:r>
           </w:p>
         </w:tc>
@@ -8467,7 +8477,7 @@
               <w:rPr>
                 <w:sz w:val="18"/>
               </w:rPr>
-              <w:t>0.870 / 0.767 / 0.690</w:t>
+              <w:t>0.870 / 0.767 / 0.705</w:t>
             </w:r>
           </w:p>
         </w:tc>
@@ -8500,89 +8510,6 @@
                 <w:sz w:val="18"/>
               </w:rPr>
               <w:t>—</w:t>
-            </w:r>
-          </w:p>
-        </w:tc>
-      </w:tr>
-      <w:tr>
-        <w:tc>
-          <w:tcPr>
-            <w:tcW w:type="dxa" w:w="2882"/>
-          </w:tcPr>
-          <w:p>
-            <w:pPr>
-              <w:pStyle w:val="MDPI42tablebody"/>
-              <w:jc w:val="left"/>
-            </w:pPr>
-            <w:r>
-              <w:rPr>
-                <w:sz w:val="18"/>
-              </w:rPr>
-              <w:t>24-month bound (0.90; 13 fallers) for Sotirakis 2024</w:t>
-            </w:r>
-          </w:p>
-        </w:tc>
-        <w:tc>
-          <w:tcPr>
-            <w:tcW w:type="dxa" w:w="1069"/>
-          </w:tcPr>
-          <w:p>
-            <w:pPr>
-              <w:pStyle w:val="MDPI42tablebody"/>
-            </w:pPr>
-            <w:r>
-              <w:rPr>
-                <w:sz w:val="18"/>
-              </w:rPr>
-              <w:t>24</w:t>
-            </w:r>
-          </w:p>
-        </w:tc>
-        <w:tc>
-          <w:tcPr>
-            <w:tcW w:type="dxa" w:w="1581"/>
-          </w:tcPr>
-          <w:p>
-            <w:pPr>
-              <w:pStyle w:val="MDPI42tablebody"/>
-            </w:pPr>
-            <w:r>
-              <w:rPr>
-                <w:sz w:val="18"/>
-              </w:rPr>
-              <w:t>0.761</w:t>
-            </w:r>
-          </w:p>
-        </w:tc>
-        <w:tc>
-          <w:tcPr>
-            <w:tcW w:type="dxa" w:w="1209"/>
-          </w:tcPr>
-          <w:p>
-            <w:pPr>
-              <w:pStyle w:val="MDPI42tablebody"/>
-            </w:pPr>
-            <w:r>
-              <w:rPr>
-                <w:sz w:val="18"/>
-              </w:rPr>
-              <w:t>0.715–0.846</w:t>
-            </w:r>
-          </w:p>
-        </w:tc>
-        <w:tc>
-          <w:tcPr>
-            <w:tcW w:type="dxa" w:w="1116"/>
-          </w:tcPr>
-          <w:p>
-            <w:pPr>
-              <w:pStyle w:val="MDPI42tablebody"/>
-            </w:pPr>
-            <w:r>
-              <w:rPr>
-                <w:sz w:val="18"/>
-              </w:rPr>
-              <w:t>0.505–0.990</w:t>
             </w:r>
           </w:p>
         </w:tc>
@@ -8603,8 +8530,8 @@
       <w:r>
         <w:drawing>
           <wp:inline xmlns:a="http://schemas.openxmlformats.org/drawingml/2006/main" xmlns:pic="http://schemas.openxmlformats.org/drawingml/2006/picture">
-            <wp:extent cx="4968000" cy="3877303"/>
-            <wp:docPr id="2" name="Picture 2"/>
+            <wp:extent cx="4968000" cy="3877302"/>
+            <wp:docPr id="2" name="Picture 2" title="AUC versus outcome-event count" descr="Scatter plot of representative AUC against exact observed outcome-event count for 24 of 25 cohort families, with a median AUC of 0.760"/>
             <wp:cNvGraphicFramePr>
               <a:graphicFrameLocks noChangeAspect="1"/>
             </wp:cNvGraphicFramePr>
@@ -8624,7 +8551,7 @@
                   <pic:spPr>
                     <a:xfrm>
                       <a:off x="0" y="0"/>
-                      <a:ext cx="4968000" cy="3877303"/>
+                      <a:ext cx="4968000" cy="3877302"/>
                     </a:xfrm>
                     <a:prstGeom prst="rect"/>
                   </pic:spPr>
@@ -8646,10 +8573,10 @@
         <w:t>Figure 2.</w:t>
       </w:r>
       <w:r>
-        <w:t xml:space="preserve"> Representative AUC plotted against the number of participants with the outcome, by validation stage.</w:t>
-      </w:r>
-      <w:r>
-        <w:t xml:space="preserve"> Each marker represents one of 24 independent cohort families with an exact AUC matched to the number of fallers; open markers indicate estimates from reports assessed without the complete article. Vertical bars show the 95% confidence interval or the range across resamples where reported. The fall count for Giardini 2025 (about 10) is approximate, and the rolling-window model of Adeli 2023 is positioned by the number of unique fallers. The pattern is descriptive and exploratory; no pooled estimate or trend was calculated. AUC: area under the receiver operating characteristic curve.</w:t>
+        <w:rPr>
+          <w:b w:val="0"/>
+        </w:rPr>
+        <w:t xml:space="preserve"> Representative AUC plotted against the number of participants with the outcome, by validation stage. The plot contains the 24 of 25 independent cohort families with both an exact representative AUC and an exact reported number of fallers; the Giardini 2025 family is omitted from the x-axis plot because its faller count was not reported in the accessible abstract. Open markers indicate estimates from reports assessed without the complete article. Vertical bars show the 95% confidence interval or the range across resamples where reported. The rolling-window model of Adeli 2023 is positioned by the number of unique fallers. The pattern is descriptive and exploratory; no pooled estimate or trend was calculated. AUC: area under the receiver operating characteristic curve.</w:t>
       </w:r>
     </w:p>
     <w:p>
@@ -8665,7 +8592,7 @@
         <w:pStyle w:val="MDPI31text"/>
       </w:pPr>
       <w:r>
-        <w:t>Several reports compared gait-containing models with clinical information in the same participants. Daily-life accelerometry was associated with an increase in the apparent AUC from 0.68 for questionnaires and clinical tests to 0.82 in community-dwelling adults [28]; instrumented stand-and-walk measures with an increase from 0.685 for age and fall history to 0.751 (95% CI 0.680–0.821) in older men [54]; and selected daily-life gait and turning features with an increase from 0.77 for fall history to 0.94 in Parkinson disease [58]. In neurological rehabilitation, adding Timed Up and Go turning duration to fall history increased the AUC only from 0.66 to 0.69, the same gain as a clinical balance scale [53]. In the largest emergency-department cohort (360 participants; 94 fallers), adding four IMU-derived features to nine clinical predictors increased the AUC from 0.67 to 0.72 (</w:t>
+        <w:t>Several reports compared gait-containing models with clinical information in the same participants. Daily-life accelerometry was associated with an increase in the apparent AUC from 0.68 for questionnaires and clinical tests to 0.82 in community-dwelling adults [26]; instrumented stand-and-walk measures with an increase from 0.685 for age and fall history to 0.751 (95% CI 0.680–0.821) in older men [52]; and selected daily-life gait and turning features with an increase from 0.77 for fall history to 0.94 in Parkinson disease [56]. In neurological rehabilitation, adding Timed Up and Go turning duration to fall history increased the AUC only from 0.66 to 0.69, the same gain as a clinical balance scale [51]. In the largest emergency-department cohort (360 participants; 94 fallers), adding four IMU-derived features to nine clinical predictors increased the AUC from 0.67 to 0.72 (</w:t>
       </w:r>
       <w:r>
         <w:rPr>
@@ -8690,7 +8617,7 @@
         <w:pStyle w:val="MDPI31text"/>
       </w:pPr>
       <w:r>
-        <w:t>Calibration intercept and slope were reported in one of 47 reports [62]. Four further reports provided related information that does not establish calibration: Brier scores, which measure overall accuracy, in two [20,21]; Hosmer–Lemeshow goodness-of-fit tests in one [28]; and a qualitative comparison of predicted and observed survival in one [45]. No report presented a calibration plot, and none reported decision-curve analysis, net benefit, or the effect of model use on clinical decisions or fall rates. Operating points were frequently unbalanced: a deep-learning model with an AUC of 0.78 had a sensitivity of 0.33 [61], a commercial score achieved a sensitivity of 1.00 but a specificity of 0.375 and positive predictive value of 0.20 [63], and a sensor-supplemented Timed Up and Go rule had a specificity of 95.9% but a sensitivity of 29.2% [50].</w:t>
+        <w:t>Calibration intercept and slope were reported in one of 47 reports [60]. Four further reports provided related information that does not establish calibration: Brier scores, which measure overall accuracy, in two [18,19]; Hosmer–Lemeshow goodness-of-fit tests in one [26]; and a qualitative comparison of predicted and observed survival in one [43]. No report presented a calibration plot, and none reported decision-curve analysis, net benefit, or the effect of model use on clinical decisions or fall rates. Operating points were frequently unbalanced: a deep-learning model with an AUC of 0.78 had a sensitivity of 0.33 [59], a commercial score achieved a sensitivity of 1.00 but a specificity of 0.375 and positive predictive value of 0.20 [61], and a sensor-supplemented Timed Up and Go rule had a specificity of 95.9% but a sensitivity of 29.2% [48].</w:t>
       </w:r>
     </w:p>
     <w:p>
@@ -8698,7 +8625,7 @@
         <w:pStyle w:val="MDPI31text"/>
       </w:pPr>
       <w:r>
-        <w:t>The single independent-cohort evaluation applied three previously published questionnaire and trunk-accelerometry models, with their original coefficients and cut-offs, to 263 new participants, of whom 105 fell [62]. Before any updating, the gait-containing models achieved AUCs of 0.49–0.59, sensitivities of 0.32–0.55, and specificities of 0.45–0.89, and a questionnaire-only comparator performed at least as well (AUC up to 0.68). The original models were miscalibrated in the new cohort (for example, calibration intercept −0.83 and slope 1.40 for the combined model for all falls). After recalibration and updating in the same cohort, AUCs of the gait-containing models were 0.51–0.62; these updated estimates are target-sample results rather than external validation. Because predictor processing differed from the original development pipeline, this study is an independent-cohort evaluation of the published models but not a faithful replication of their complete sensor-to-model pipelines. A separate prospective blind test of a random-forest classifier trained on fall history reported an accuracy of 81.6% (±0.7%, dispersion type not specified) in 44 participants with 9 fallers [46]. No model had been evaluated in more than one independent cohort.</w:t>
+        <w:t>The single independent-cohort evaluation applied three previously published questionnaire and trunk-accelerometry models, with their original coefficients and cut-offs, to 263 new participants, of whom 105 fell [60]. Before any updating, the gait-containing models achieved AUCs of 0.49–0.59, sensitivities of 0.32–0.55, and specificities of 0.45–0.89, and a questionnaire-only comparator performed at least as well (AUC up to 0.68). The original models were miscalibrated in the new cohort (for example, calibration intercept −0.83 and slope 1.40 for the combined model for all falls). After recalibration and updating in the same cohort, AUCs of the gait-containing models were 0.51–0.62; these updated estimates are target-sample results rather than external validation. Because predictor processing differed from the original development pipeline, this study is an independent-cohort evaluation of the published models but not a faithful replication of their complete sensor-to-model pipelines. A separate prospective blind test of a random-forest classifier trained on fall history reported an accuracy of 81.6% (±0.7%, dispersion type not specified) in 44 participants with 9 fallers [44]. No model had been evaluated in more than one independent cohort.</w:t>
       </w:r>
     </w:p>
     <w:p>
@@ -8714,7 +8641,7 @@
         <w:pStyle w:val="MDPI31text"/>
       </w:pPr>
       <w:r>
-        <w:t>Of 45 development assessments (PROBAST+AI Part A), 43 were at high and 2 at unclear overall concern, and of 47 evaluation assessments (Part B), 45 were at high and 2 at unclear overall risk of bias; none was at low risk (Figure 3; Supplementary Table S7). The analysis domain was rated high in 42 of 45 development and 43 of 47 evaluation assessments. Among the 36 evaluations assessed from the complete article, 35 did not report calibration intercept or slope (one reported only a Brier score and one only Hosmer–Lemeshow tests), and the expected 95% CI width of the AUC exceeded 0.20 in 26, indicating serious imprecision; performance estimated in the development data without nested selection or optimism correction was also common. For the 11 reports assessed from the abstract and other accessible material, high analysis ratings rested only on serious imprecision verifiable from the reported numbers of fallers (8 reports), and the other three were rated unclear. The one evaluation with a low-risk analysis domain was rated high overall because predictor reconstruction differed from the development specification [62].</w:t>
+        <w:t>In the retained domain-level audit, 44 of 45 development assessments (Part A) were high and 1 was unclear overall; 46 of 47 evaluation assessments (Part B) were high and 1 was unclear, and none was low (Figure 3; Supplementary Table S7). The analysis domain was high in 43 of 45 development and 44 of 47 evaluation assessments. Among the 37 reports assessed from complete articles, 36 did not report a calibration intercept or slope (one reported only a Brier score and one only Hosmer–Lemeshow tests); apparent evaluation without optimism correction and selection outside the validation loop were also common. Among the 10 reports assessed from abstracts only, the retained analysis-domain judgments were high in 8 and unclear in 2. The one evaluation with a low analysis-domain judgment was high overall because predictor reconstruction differed from the development specification [60].</w:t>
       </w:r>
     </w:p>
     <w:p>
@@ -8722,7 +8649,7 @@
         <w:pStyle w:val="MDPI31text"/>
       </w:pPr>
       <w:r>
-        <w:t>Two sensitivity analyses tested these judgments. Setting every non-analysis domain to low would change the overall evaluation judgment in only two reports: the independent-cohort evaluation (to low) and one report assessed from limited material (to unclear). Excluding the 11 reports assessed without the complete article left all 34 remaining development assessments and all 36 evaluation assessments at high overall risk of bias. Other domains were more often low: in Part B, participants and data sources were rated low in 19, unclear in 11, and high in 17 reports; predictors low in 37, unclear in 8, and high in 2; and outcome low in 33, unclear in 9, and high in 5.</w:t>
+        <w:t>Two sensitivity analyses tested the retained domain-level judgments. Setting every non-analysis domain to low would change the overall evaluation judgment in only two reports: the independent-cohort evaluation (to low) and one report assessed from an abstract (to unclear). Excluding the 10 abstract-only reports left all 35 remaining development assessments and all 37 evaluation assessments at high overall risk of bias. In Part B, participants and data sources were low in 19, unclear in 10, and high in 18 reports; predictors were low in 38, unclear in 7, and high in 2; and outcome was low in 33, unclear in 8, and high in 6.</w:t>
       </w:r>
     </w:p>
     <w:p>
@@ -8730,7 +8657,7 @@
         <w:pStyle w:val="MDPI31text"/>
       </w:pPr>
       <w:r>
-        <w:t>Judged against each model’s intended-use population and setting, applicability concern was low for most assessments: overall concern was high in 4, unclear in 3, and low in 38 of 45 development assessments, and high in 4, unclear in 4, and low in 39 of 47 evaluation assessments (Supplementary Table S8). High concerns arose from sampling that altered case mix (a nested case–control subsample and exclusion of single fallers), a retrospective or clinician-rated development target, and predictor reconstruction that differed from development; unclear concerns reflected proprietary or incompletely reported predictor pipelines. Generalizability to the wider older population was nevertheless limited, because 25 of 47 reports studied disease-specific, institutional, hospital, or emergency-department populations.</w:t>
+        <w:t>Within the retained domain-level audit, applicability concern was low for most assessments: overall concern was high in 4, unclear in 3, and low in 38 of 45 development assessments, and high in 4, unclear in 4, and low in 39 of 47 evaluation assessments (Supplementary Table S7). High concerns arose from sampling that altered case mix (a nested case–control subsample and exclusion of single fallers), a retrospective or clinician-rated development target, and predictor reconstruction that differed from development; unclear concerns reflected proprietary or incompletely reported predictor pipelines. Generalizability to the wider older population was nevertheless limited, because 25 of 47 reports studied disease-specific, institutional, hospital, or emergency-department populations.</w:t>
       </w:r>
     </w:p>
     <w:p>
@@ -8740,8 +8667,8 @@
       <w:r>
         <w:drawing>
           <wp:inline xmlns:a="http://schemas.openxmlformats.org/drawingml/2006/main" xmlns:pic="http://schemas.openxmlformats.org/drawingml/2006/picture">
-            <wp:extent cx="4968000" cy="4562631"/>
-            <wp:docPr id="3" name="Picture 3"/>
+            <wp:extent cx="4968000" cy="4562630"/>
+            <wp:docPr id="3" name="Picture 3" title="Archived PROBAST+AI domain judgments" descr="Stacked bars summarizing archived report-level PROBAST+AI domain and applicability judgments for model development and evaluation; these are not official item-level forms"/>
             <wp:cNvGraphicFramePr>
               <a:graphicFrameLocks noChangeAspect="1"/>
             </wp:cNvGraphicFramePr>
@@ -8761,7 +8688,7 @@
                   <pic:spPr>
                     <a:xfrm>
                       <a:off x="0" y="0"/>
-                      <a:ext cx="4968000" cy="4562631"/>
+                      <a:ext cx="4968000" cy="4562630"/>
                     </a:xfrm>
                     <a:prstGeom prst="rect"/>
                   </pic:spPr>
@@ -8783,10 +8710,10 @@
         <w:t>Figure 3.</w:t>
       </w:r>
       <w:r>
-        <w:t xml:space="preserve"> PROBAST+AI judgments for model development (Part A), model evaluation (Part B), and applicability to each model’s intended-use population.</w:t>
-      </w:r>
-      <w:r>
-        <w:t xml:space="preserve"> Numbers within bars indicate the number of reports; segments representing a single report are unlabelled and are listed in Supplementary Tables S7 and S8. Judgments refer to the principal gait-containing model of each report.</w:t>
+        <w:rPr>
+          <w:b w:val="0"/>
+        </w:rPr>
+        <w:t xml:space="preserve"> Retained domain-level PROBAST+AI-informed judgments for model development (Part A), model evaluation (Part B), and applicability to each model’s intended-use population. Numbers within bars indicate the number of reports (Supplementary Table S7). Judgments refer to the principal gait-containing prediction rule or model in each report and should not be interpreted as an item-level reproduction of the official form.</w:t>
       </w:r>
     </w:p>
     <w:p>
@@ -8802,7 +8729,7 @@
         <w:pStyle w:val="MDPI31text"/>
       </w:pPr>
       <w:r>
-        <w:t>Table 4 summarizes the evidence against the readiness criteria. Gait measurement before the outcome window and performance estimated beyond the development data were each satisfied in two or more cohort families, and prospective evaluation of a fixed model without refitting was satisfied in five. Independent-cohort evaluation and calibration intercept and slope were each satisfied in one cohort family only. Faithful replication of a complete pipeline and low overall risk of bias were assessed but not satisfied, and evaluation in two or more independent cohorts, calibration plots, decision-curve or net-benefit analysis, and evaluation of clinical impact were not assessed in any report. Reporting bias was likely: most small studies compared multiple features, classifiers, or thresholds while reporting incomplete uncertainty, and null independent evaluations were rare.</w:t>
+        <w:t>Table 4 summarizes the evidence against the readiness criteria. Gait measurement before the outcome window and performance estimated beyond the development data were each satisfied in two or more cohort families, and prospective evaluation of a fixed model without refitting was satisfied in five. Independent-cohort evaluation and calibration intercept and slope were each satisfied in one cohort family only. Faithful replication of a complete pipeline and a low overall domain-level risk-of-bias judgment were assessed but not satisfied, and evaluation in two or more independent cohorts, calibration plots, decision-curve or net-benefit analysis, and evaluation of clinical impact were not assessed in any report. Reporting bias was likely: most small studies compared multiple features, classifiers, or thresholds while reporting incomplete uncertainty, and null independent evaluations were rare.</w:t>
       </w:r>
     </w:p>
     <w:p>
@@ -8816,6 +8743,9 @@
         <w:t>Table 4.</w:t>
       </w:r>
       <w:r>
+        <w:rPr>
+          <w:b w:val="0"/>
+        </w:rPr>
         <w:t xml:space="preserve"> Evidence available against criteria for clinical readiness of wearable- and vision-based gait models predicting future falls.</w:t>
       </w:r>
     </w:p>
@@ -9524,7 +9454,7 @@
               <w:rPr>
                 <w:sz w:val="18"/>
               </w:rPr>
-              <w:t>Low overall risk of bias (PROBAST+AI Part B)</w:t>
+              <w:t>Low overall domain-level risk-of-bias judgment (PROBAST+AI-informed Part B audit)</w:t>
             </w:r>
           </w:p>
         </w:tc>
@@ -9674,7 +9604,7 @@
         <w:pStyle w:val="MDPI31text"/>
       </w:pPr>
       <w:r>
-        <w:t>This systematic review of 47 reports from 37 cohort families found that wearable- and vision-derived gait measures discriminated future fallers from non-fallers in development and internal-validation studies, with a median representative AUC of about 0.76. The measures involved were biologically coherent—gait variability, trunk stability, turning, and the structure of daily walking—and several models added discrimination to fall history or brief clinical tests in the same data. Confidence in these estimates is, however, low: 45 of 47 evaluations were at high risk of bias and none at low risk, mainly because calibration was not assessed and estimates based on few fallers were imprecise, and the only independent-cohort evaluation of published models found AUCs of 0.49–0.59. The evidence therefore does not establish that any wearable or vision-based model is ready for routine clinical deployment.</w:t>
+        <w:t>This systematic review of 47 reports from 37 cohort families found that wearable- and vision-derived gait measures discriminated future fallers from non-fallers in development and internal-validation studies, with a median representative AUC of 0.760. The measures involved were biologically coherent—gait variability, trunk stability, turning, and the structure of daily walking—and several models added discrimination to fall history or brief clinical tests in the same data. Confidence in these estimates is, however, low: the retained domain-level audit classified 46 of 47 evaluations as high risk of bias and none as low, reflecting recurrent concerns such as apparent or non-nested evaluation, absent calibration assessment, and incomplete reporting; the only independent-cohort evaluation of published models found AUCs of 0.49–0.59. The evidence therefore does not establish that any wearable- or vision-based model is ready for routine clinical deployment.</w:t>
       </w:r>
     </w:p>
     <w:p>
@@ -9706,7 +9636,7 @@
         <w:pStyle w:val="MDPI31text"/>
       </w:pPr>
       <w:r>
-        <w:t>Several mechanisms can make reported discrimination optimistic, although this review cannot quantify their individual contributions. First, events were sparse: 24 of 37 cohort families enrolled fewer than 150 participants, and seven representative estimates were based on 15 or fewer fallers, far below the sample sizes recommended for stable model development and precise evaluation [17,65]. Second, information can leak between training and test data when repeated windows from one participant are split across partitions or when features are selected on the full dataset before resampling [8]; one included study quantified an increase from 0.65–0.75 to 0.94 [34]. Third, calibration was rarely assessed, although a well-discriminating model can still systematically over- or underestimate risk, which determines whether a threshold-based decision is appropriate [66]. Fourth, no study linked predictions to a clinical action, so net benefit at plausible thresholds remains unknown [67]. The descriptive decline in median AUC across event-count bands is consistent with these mechanisms but is confounded by differences in population, outcome, and horizon.</w:t>
+        <w:t>Several mechanisms can make reported discrimination optimistic, although this review cannot quantify their individual contributions. First, events were sparse: 24 of 37 cohort families enrolled fewer than 150 participants, and six representative estimates with an exact event count were based on 15 or fewer fallers, far below the sample sizes recommended for stable model development and precise evaluation [63,64]. Second, information can leak between training and test data when repeated windows from one participant are split across partitions or when features are selected on the full dataset before resampling [8]; one included study quantified an increase from 0.65–0.75 to 0.94 [32]. Third, calibration was rarely assessed, although a well-discriminating model can still systematically over- or underestimate risk, which determines whether a threshold-based decision is appropriate [65]. Fourth, no study linked predictions to a clinical action, so net benefit at plausible thresholds remains unknown [66]. The descriptive decline in median AUC across event-count bands is consistent with these mechanisms but is confounded by differences in population, outcome, and horizon.</w:t>
       </w:r>
     </w:p>
     <w:p>
@@ -9722,7 +9652,7 @@
         <w:pStyle w:val="MDPI31text"/>
       </w:pPr>
       <w:r>
-        <w:t>Wearables supported two complementary strategies. Structured instrumented tests quantify turning, transitions, and dynamic stability during a standardized encounter and may suit rapid triage in clinics or emergency departments [15,22,53]. Free-living monitoring captures habitual exposure, variability, and day-to-day walking organization and may suit ongoing surveillance [28,49,58]. Neither strategy was consistently superior. Free-living walking quantity is also ambiguous, because more walking may indicate greater capacity but also more exposure to fall opportunities; models should separate vulnerability from exposure. Ambient vision avoids device burden and enables frequently updated risk estimates, but all prospective evidence came from one dementia facility [45,57]; transfer will require validation of both the measurement layer and the prognostic model, because camera geometry, lighting, occlusion, walking aids, and software versions can alter predictors before any classifier is applied. Finally, predicting a fall within the next week in long-term care, within 6 months after emergency discharge, and within 5 years in Parkinson disease are different clinical tasks that warrant different thresholds and separate validation within their own intended-use populations.</w:t>
+        <w:t>Wearables supported two complementary strategies. Structured instrumented tests quantify turning, transitions, and dynamic stability during a standardized encounter and may suit rapid triage in clinics or emergency departments [15,20,51]. Free-living monitoring captures habitual exposure, variability, and day-to-day walking organization and may suit ongoing surveillance [26,47,56]. Neither strategy was consistently superior. Free-living walking quantity is also ambiguous, because more walking may indicate greater capacity but also more exposure to fall opportunities; models should separate vulnerability from exposure. Ambient vision avoids device burden and enables frequently updated risk estimates, but all prospective evidence came from one dementia facility [43,55]; transfer will require validation of both the measurement layer and the prognostic model, because camera geometry, lighting, occlusion, walking aids, and software versions can alter predictors before any classifier is applied. Finally, predicting a fall within the next week in long-term care, within 6 months after emergency discharge, and within 5 years in Parkinson disease are different clinical tasks that warrant different thresholds and separate validation within their own intended-use populations.</w:t>
       </w:r>
     </w:p>
     <w:p>
@@ -9754,7 +9684,7 @@
         <w:pStyle w:val="MDPI31text"/>
       </w:pPr>
       <w:r>
-        <w:t>Table 5 translates the gaps identified in this review into minimum standards for future studies. The immediate priority is adequately powered, independent, multisite validation of existing models with their measurement and signal-processing pipelines fully specified [17], reported according to TRIPOD+AI [11]. Injurious-fall prediction is a distinct unmet need: no eligible model addressed injurious falls despite their direct relevance to hospitalization and loss of independence. Studies should use consensus fall definitions and prospective daily calendars with regular follow-up [68], account for death and other competing events, and compare gait-containing models with a parsimonious clinical model. Only after transportability has been demonstrated should impact studies test whether model-guided care improves decisions and reduces falls.</w:t>
+        <w:t>Table 5 translates the gaps identified in this review into minimum standards for future studies. The immediate priority is adequately powered, independent, multisite validation of existing models with their measurement and signal-processing pipelines fully specified [63], reported according to TRIPOD+AI [11]. Injurious-fall prediction is a distinct unmet need: no eligible model addressed injurious falls despite their direct relevance to hospitalization and loss of independence. Studies should use consensus fall definitions and prospective daily calendars with regular follow-up [67], account for death and other competing events, and compare gait-containing models with a parsimonious clinical model. Only after transportability has been demonstrated should impact studies test whether model-guided care improves decisions and reduces falls.</w:t>
       </w:r>
     </w:p>
     <w:p>
@@ -9768,6 +9698,9 @@
         <w:t>Table 5.</w:t>
       </w:r>
       <w:r>
+        <w:rPr>
+          <w:b w:val="0"/>
+        </w:rPr>
         <w:t xml:space="preserve"> Evidence gaps identified and minimum standards for future gait-based fall-prediction studies.</w:t>
       </w:r>
     </w:p>
@@ -9856,7 +9789,7 @@
               <w:rPr>
                 <w:sz w:val="18"/>
               </w:rPr>
-              <w:t>Imprecise estimates: expected 95% CI width of the AUC &gt;0.20 in 34/47 evaluations; 24/37 families had &lt;150 participants</w:t>
+              <w:t>Small samples and sparse events were common: 24/37 families enrolled &lt;150 participants; six representative AUC families with exact event counts had ≤15 fallers</w:t>
             </w:r>
           </w:p>
         </w:tc>
@@ -9889,7 +9822,7 @@
               <w:rPr>
                 <w:sz w:val="18"/>
               </w:rPr>
-              <w:t>[17,65]</w:t>
+              <w:t>[63,64]</w:t>
             </w:r>
           </w:p>
         </w:tc>
@@ -9993,7 +9926,7 @@
               <w:rPr>
                 <w:sz w:val="18"/>
               </w:rPr>
-              <w:t>[11,17]</w:t>
+              <w:t>[11,63]</w:t>
             </w:r>
           </w:p>
         </w:tc>
@@ -10045,7 +9978,7 @@
               <w:rPr>
                 <w:sz w:val="18"/>
               </w:rPr>
-              <w:t>[66]</w:t>
+              <w:t>[65]</w:t>
             </w:r>
           </w:p>
         </w:tc>
@@ -10097,7 +10030,7 @@
               <w:rPr>
                 <w:sz w:val="18"/>
               </w:rPr>
-              <w:t>[67]</w:t>
+              <w:t>[66]</w:t>
             </w:r>
           </w:p>
         </w:tc>
@@ -10149,7 +10082,7 @@
               <w:rPr>
                 <w:sz w:val="18"/>
               </w:rPr>
-              <w:t>[68]</w:t>
+              <w:t>[67]</w:t>
             </w:r>
           </w:p>
         </w:tc>
@@ -10324,7 +10257,7 @@
         <w:pStyle w:val="MDPI31text"/>
       </w:pPr>
       <w:r>
-        <w:t>This review has several strengths. It used a strict definition of prospective prediction, searched clinical and engineering databases, clustered overlapping publications, separated development from evaluation, documented study-specific reasons for every PROBAST+AI judgment, judged applicability against each model’s intended-use population, reported every representative-estimate selection, and tested the robustness of its summaries in sensitivity analyses. It preserved poor and null results rather than pooling non-exchangeable estimates.</w:t>
+        <w:t>This review used a strict definition of prospective prediction, searched clinical and engineering databases, clustered overlapping publications, separated development from evaluation, reported the retained domain-level judgments and available rationales, judged applicability against each model’s intended-use population, reported every representative-estimate selection, and tested the robustness of its summaries in sensitivity analyses. It preserved poor and null results rather than pooling non-exchangeable estimates.</w:t>
       </w:r>
     </w:p>
     <w:p>
@@ -10332,7 +10265,7 @@
         <w:pStyle w:val="MDPI31text"/>
       </w:pPr>
       <w:r>
-        <w:t>Some limitations should be considered. First, the database strategies required gait terminology in several sources; the known-item check identified one additional report, and other reports indexed only under mobility-test terms may have been missed. The supplementary sources (registries, dissertations, preprints, hand-searching, and author contact) were documented as aggregate yields rather than as source-level search histories. Restriction to English-language, peer-reviewed journal reports may have introduced language and publication bias. Second, screening, extraction, and appraisal used a verification design—each decision by one reviewer was checked by a second reviewer and cross-checked by the review team—rather than fully independent duplicate assessment, and inter-rater agreement statistics were therefore not calculated. Third, the complete article could not be obtained for 11 included reports; judgments for these reports were limited to the accessible material, unverifiable items are listed in Supplementary Table S3, and neither the performance summaries nor the risk-of-bias conclusions changed materially when these reports were excluded. Fourth, PROBAST+AI judgments refer to the principal gait-containing model of each report rather than to every model variant, and signalling-question responses are summarized as study-specific domain reasons. Fifth, a representative AUC was available for 24 of 37 cohort families, families without one were generally less completely reported, and the selection hierarchy was defined during analysis; the alternative-selection analyses bound its influence (medians 0.720–0.785). Finally, heterogeneity precluded meta-analysis, performance comparisons across strata are exploratory, and selective reporting could not be quantified.</w:t>
+        <w:t>Several limitations should be considered. First, the database strategies required gait terminology in several sources; the known-item check identified one additional report, and other reports indexed only under mobility-test terms may have been missed. Although retained database histories and aggregate yields are reproduced, registry names, hand-searched journal titles, and source-level logs for citation searching and author contact were not retained, and no PRESS review was performed. Restriction to English-language, peer-reviewed journal reports may have introduced language and publication bias. Second, registration occurred after the searches ended, no standalone protocol was written, and the representative-result hierarchy, event-count bands, and complete-article sensitivity analysis were specified during analysis. Third, screening, extraction, and appraisal used a verification design—each decision by one reviewer was checked by a second reviewer and cross-checked by the review team—rather than fully independent duplicate assessment, and inter-rater agreement statistics were not calculated. Fourth, complete articles could not be obtained for 10 included reports; extraction and appraisal were limited to indexed and publisher abstracts, although excluding these reports did not materially change the performance summary or retained domain-level conclusions. Fifth, archived PROBAST+AI records contain final domain judgments and available rationales but not item-level responses or reviewer-level adjudication logs; a complete reassessment with the official forms would be required for item-level reproducibility. The appraisal was also adapted to principal gait-containing prediction rules or models, including single-predictor cut-points outside the tool’s core multivariable scope. Sixth, a representative AUC was available for 25 of 37 cohort families, and the post hoc selection hierarchy could influence the summary, although the lowest- and highest-selection analyses bounded the median at 0.720–0.790. Finally, heterogeneity precluded meta-analysis, performance comparisons across strata are exploratory, and selective reporting could not be quantified.</w:t>
       </w:r>
     </w:p>
     <w:p>
@@ -10348,7 +10281,7 @@
         <w:pStyle w:val="MDPI31text"/>
       </w:pPr>
       <w:r>
-        <w:t>Wearable- and vision-derived gait measures discriminated future fallers in development and internal-validation studies, particularly through gait variability, trunk stability, turning, and daily walking structure. Confidence in these estimates is low, however, because 45 of 47 evaluations were at high risk of bias and none at low risk, calibration and clinical utility were rarely or never assessed, and the only independent-cohort evaluation of published models found near-chance discrimination. The included evidence therefore does not establish readiness for routine clinical deployment. Progress depends on adequately powered, independent, multisite validation of fully specified sensor-to-model pipelines, with calibration, prespecified decision thresholds, net-benefit analysis, and subsequent impact evaluation.</w:t>
+        <w:t>Wearable- and vision-derived gait measures discriminated future fallers in development and internal-validation studies, particularly through gait variability, trunk stability, turning, and daily walking structure. Confidence in these estimates is low, however, because the retained domain-level audit classified 46 of 47 evaluations as high risk of bias and none as low, calibration and clinical utility were rarely or never assessed, and the only independent-cohort evaluation of published models found near-chance discrimination. The included evidence therefore does not establish readiness for routine clinical deployment. Progress depends on adequately powered, independent, multisite validation of fully specified sensor-to-model pipelines, with calibration, prespecified decision thresholds, net-benefit analysis, and subsequent impact evaluation.</w:t>
       </w:r>
     </w:p>
     <w:p>
@@ -10359,10 +10292,7 @@
         <w:rPr>
           <w:b/>
         </w:rPr>
-        <w:t>Supplementary Materials:</w:t>
-      </w:r>
-      <w:r>
-        <w:t xml:space="preserve"> The following supporting information can be downloaded at: https://www.mdpi.com/article/doi/s1, Table S1: Search strategies, interfaces, limits, dates, and yields; Table S2: Detailed data extraction for the 47 included reports; Table S3: Reports assessed without the complete article; Table S4: Excluded reports that might appear eligible, with reasons; Table S5: Cohort-overlap map; Table S6: Representative-estimate selection for each cohort family; Table S7: PROBAST+AI domain judgments with study-specific reasons; Table S8: Applicability judgments against the intended-use population; PRISMA 2020 checklist.</w:t>
+        <w:t>Supplementary Materials: The following supporting information can be downloaded at: https://www.mdpi.com/article/doi/s1, Table S1: Retained search strategies, interfaces, limits, dates, and aggregate yields; Table S2: Detailed data extraction for the 47 included reports; Table S3: Reports assessed from abstracts only; Table S4: Excluded reports that might appear eligible, with reasons; Table S5: Cohort-overlap map; Table S6: Representative-estimate selection for each cohort family; Table S7: Retained PROBAST+AI-informed domain-level risk-of-bias and applicability judgments with available rationales; PRISMA 2020 checklist.</w:t>
       </w:r>
     </w:p>
     <w:p>
@@ -10429,10 +10359,10 @@
         <w:rPr>
           <w:b/>
         </w:rPr>
-        <w:t>Data Availability Statement:</w:t>
-      </w:r>
-      <w:r>
-        <w:t xml:space="preserve"> All data extracted and analysed in this review, including the risk-of-bias reasons and the representative-estimate selections, are included in the article and its Supplementary Materials. Further information is available from the corresponding author upon reasonable request.</w:t>
+        <w:t>Data Availability Statement: The article and Supplementary Materials contain the report-level extraction table, source-access table, selected excluded-report reasons, cohort-overlap map, representative-AUC selections, and the retained PROBAST+AI-informed domain-level judgments and available rationales. Item-level PROBAST+AI forms, reviewer-level adjudication logs, a standalone protocol, and complete source-level histories for registries, hand-searching, citation searching, and author contacts were not retained and are not available. The available materials therefore do not permit item-level reproduction of the appraisal. No executable analysis code is supplied.</w:t>
+      </w:r>
+      <w:r>
+        <w:t xml:space="preserve"> The article and its Supplementary Materials contain all extracted study data, the representative-estimate selections, and the domain-level risk-of-bias and applicability judgments with their rationales. Item-level appraisal forms and source-level logs for the supplementary search routes were not retained (Section 4.7). Further information is available from the corresponding author upon reasonable request.</w:t>
       </w:r>
     </w:p>
     <w:p>
@@ -10990,6 +10920,41 @@
         <w:pStyle w:val="MDPI81references"/>
       </w:pPr>
       <w:r>
+        <w:t xml:space="preserve">Foroutan, F.; Mayer, M.; Guyatt, G.; Riley, R.D.; Mustafa, R.; Kreuzberger, N.; Skoetz, N.; Darzi, A.; Alba, A.C.; Mowbray, F.; et al. GRADE concept paper 8: Judging the certainty of discrimination performance estimates of prognostic models in a body of validation studies. </w:t>
+      </w:r>
+      <w:r>
+        <w:rPr>
+          <w:i/>
+        </w:rPr>
+        <w:t>J. Clin. Epidemiol.</w:t>
+      </w:r>
+      <w:r>
+        <w:t xml:space="preserve"> </w:t>
+      </w:r>
+      <w:r>
+        <w:rPr>
+          <w:b/>
+        </w:rPr>
+        <w:t>2024</w:t>
+      </w:r>
+      <w:r>
+        <w:t xml:space="preserve">, </w:t>
+      </w:r>
+      <w:r>
+        <w:rPr>
+          <w:i/>
+        </w:rPr>
+        <w:t>170</w:t>
+      </w:r>
+      <w:r>
+        <w:t>, 111344. https://doi.org/10.1016/j.jclinepi.2024.111344.</w:t>
+      </w:r>
+    </w:p>
+    <w:p>
+      <w:pPr>
+        <w:pStyle w:val="MDPI81references"/>
+      </w:pPr>
+      <w:r>
         <w:t xml:space="preserve">Giardini, M.; Arcolin, I.; Baracco, S.; Corna, S.; Godi, M. Instrumented Timed Up and Go test: A reliable and valid tool for elderly with femur fracture. </w:t>
       </w:r>
       <w:r>
@@ -11025,6 +10990,1581 @@
         <w:pStyle w:val="MDPI81references"/>
       </w:pPr>
       <w:r>
+        <w:t xml:space="preserve">Marschollek, M.; Rehwald, A.; Wolf, K.H.; Gietzelt, M.; Nemitz, G.; Meyer zu Schwabedissen, H.; Haux, R. Sensor-based fall risk assessment—An expert “to go”. </w:t>
+      </w:r>
+      <w:r>
+        <w:rPr>
+          <w:i/>
+        </w:rPr>
+        <w:t>Methods Inf. Med.</w:t>
+      </w:r>
+      <w:r>
+        <w:t xml:space="preserve"> </w:t>
+      </w:r>
+      <w:r>
+        <w:rPr>
+          <w:b/>
+        </w:rPr>
+        <w:t>2011</w:t>
+      </w:r>
+      <w:r>
+        <w:t xml:space="preserve">, </w:t>
+      </w:r>
+      <w:r>
+        <w:rPr>
+          <w:i/>
+        </w:rPr>
+        <w:t>50</w:t>
+      </w:r>
+      <w:r>
+        <w:t>, 420–426. https://doi.org/10.3414/ME10-01-0040.</w:t>
+      </w:r>
+    </w:p>
+    <w:p>
+      <w:pPr>
+        <w:pStyle w:val="MDPI81references"/>
+      </w:pPr>
+      <w:r>
+        <w:t xml:space="preserve">Marschollek, M.; Rehwald, A.; Wolf, K.H.; Gietzelt, M.; Nemitz, G.; Meyer zu Schwabedissen, H.; Schulze, M. Sensors vs. experts—A performance comparison of sensor-based fall risk assessment vs. conventional assessment in a sample of geriatric patients. </w:t>
+      </w:r>
+      <w:r>
+        <w:rPr>
+          <w:i/>
+        </w:rPr>
+        <w:t>BMC Med. Inform. Decis. Mak.</w:t>
+      </w:r>
+      <w:r>
+        <w:t xml:space="preserve"> </w:t>
+      </w:r>
+      <w:r>
+        <w:rPr>
+          <w:b/>
+        </w:rPr>
+        <w:t>2011</w:t>
+      </w:r>
+      <w:r>
+        <w:t xml:space="preserve">, </w:t>
+      </w:r>
+      <w:r>
+        <w:rPr>
+          <w:i/>
+        </w:rPr>
+        <w:t>11</w:t>
+      </w:r>
+      <w:r>
+        <w:t>, 48. https://doi.org/10.1186/1472-6947-11-48.</w:t>
+      </w:r>
+    </w:p>
+    <w:p>
+      <w:pPr>
+        <w:pStyle w:val="MDPI81references"/>
+      </w:pPr>
+      <w:r>
+        <w:t xml:space="preserve">Greene, B.R.; Doheny, E.P.; Walsh, C.; Cunningham, C.; Crosby, L.; Kenny, R.A. Evaluation of falls risk in community-dwelling older adults using body-worn sensors. </w:t>
+      </w:r>
+      <w:r>
+        <w:rPr>
+          <w:i/>
+        </w:rPr>
+        <w:t>Gerontology</w:t>
+      </w:r>
+      <w:r>
+        <w:t xml:space="preserve"> </w:t>
+      </w:r>
+      <w:r>
+        <w:rPr>
+          <w:b/>
+        </w:rPr>
+        <w:t>2012</w:t>
+      </w:r>
+      <w:r>
+        <w:t xml:space="preserve">, </w:t>
+      </w:r>
+      <w:r>
+        <w:rPr>
+          <w:i/>
+        </w:rPr>
+        <w:t>58</w:t>
+      </w:r>
+      <w:r>
+        <w:t>, 472–480. https://doi.org/10.1159/000337259.</w:t>
+      </w:r>
+    </w:p>
+    <w:p>
+      <w:pPr>
+        <w:pStyle w:val="MDPI81references"/>
+      </w:pPr>
+      <w:r>
+        <w:t xml:space="preserve">Weiss, A.; Brozgol, M.; Dorfman, M.; Herman, T.; Shema, S.; Giladi, N.; Hausdorff, J.M. Does the evaluation of gait quality during daily life provide insight into fall risk? A novel approach using 3-day accelerometer recordings. </w:t>
+      </w:r>
+      <w:r>
+        <w:rPr>
+          <w:i/>
+        </w:rPr>
+        <w:t>Neurorehabil. Neural Repair</w:t>
+      </w:r>
+      <w:r>
+        <w:t xml:space="preserve"> </w:t>
+      </w:r>
+      <w:r>
+        <w:rPr>
+          <w:b/>
+        </w:rPr>
+        <w:t>2013</w:t>
+      </w:r>
+      <w:r>
+        <w:t xml:space="preserve">, </w:t>
+      </w:r>
+      <w:r>
+        <w:rPr>
+          <w:i/>
+        </w:rPr>
+        <w:t>27</w:t>
+      </w:r>
+      <w:r>
+        <w:t>, 742–752. https://doi.org/10.1177/1545968313491004.</w:t>
+      </w:r>
+    </w:p>
+    <w:p>
+      <w:pPr>
+        <w:pStyle w:val="MDPI81references"/>
+      </w:pPr>
+      <w:r>
+        <w:t xml:space="preserve">Schwesig, R.; Fischer, D.; Lauenroth, A.; Becker, S.; Leuchte, S. Can falls be predicted with gait analytical and posturographic measurement systems? A prospective follow-up study in a nursing home population. </w:t>
+      </w:r>
+      <w:r>
+        <w:rPr>
+          <w:i/>
+        </w:rPr>
+        <w:t>Clin. Rehabil.</w:t>
+      </w:r>
+      <w:r>
+        <w:t xml:space="preserve"> </w:t>
+      </w:r>
+      <w:r>
+        <w:rPr>
+          <w:b/>
+        </w:rPr>
+        <w:t>2013</w:t>
+      </w:r>
+      <w:r>
+        <w:t xml:space="preserve">, </w:t>
+      </w:r>
+      <w:r>
+        <w:rPr>
+          <w:i/>
+        </w:rPr>
+        <w:t>27</w:t>
+      </w:r>
+      <w:r>
+        <w:t>, 183–190. https://doi.org/10.1177/0269215512452880.</w:t>
+      </w:r>
+    </w:p>
+    <w:p>
+      <w:pPr>
+        <w:pStyle w:val="MDPI81references"/>
+      </w:pPr>
+      <w:r>
+        <w:t xml:space="preserve">Doi, T.; Hirata, S.; Ono, R.; Tsutsumimoto, K.; Misu, S.; Ando, H. The harmonic ratio of trunk acceleration predicts falling among older people: Results of a 1-year prospective study. </w:t>
+      </w:r>
+      <w:r>
+        <w:rPr>
+          <w:i/>
+        </w:rPr>
+        <w:t>J. Neuroeng. Rehabil.</w:t>
+      </w:r>
+      <w:r>
+        <w:t xml:space="preserve"> </w:t>
+      </w:r>
+      <w:r>
+        <w:rPr>
+          <w:b/>
+        </w:rPr>
+        <w:t>2013</w:t>
+      </w:r>
+      <w:r>
+        <w:t xml:space="preserve">, </w:t>
+      </w:r>
+      <w:r>
+        <w:rPr>
+          <w:i/>
+        </w:rPr>
+        <w:t>10</w:t>
+      </w:r>
+      <w:r>
+        <w:t>, 7. https://doi.org/10.1186/1743-0003-10-7.</w:t>
+      </w:r>
+    </w:p>
+    <w:p>
+      <w:pPr>
+        <w:pStyle w:val="MDPI81references"/>
+      </w:pPr>
+      <w:r>
+        <w:t xml:space="preserve">Mignardot, J.-B.; Deschamps, T.; Barrey, E.; Auvinet, B.; Berrut, G.; Cornu, C.; Constans, T.; de Decker, L. Gait disturbances as specific predictive markers of the first fall onset in elderly people: A two-year prospective observational study. </w:t>
+      </w:r>
+      <w:r>
+        <w:rPr>
+          <w:i/>
+        </w:rPr>
+        <w:t>Front. Aging Neurosci.</w:t>
+      </w:r>
+      <w:r>
+        <w:t xml:space="preserve"> </w:t>
+      </w:r>
+      <w:r>
+        <w:rPr>
+          <w:b/>
+        </w:rPr>
+        <w:t>2014</w:t>
+      </w:r>
+      <w:r>
+        <w:t xml:space="preserve">, </w:t>
+      </w:r>
+      <w:r>
+        <w:rPr>
+          <w:i/>
+        </w:rPr>
+        <w:t>6</w:t>
+      </w:r>
+      <w:r>
+        <w:t>, 22. https://doi.org/10.3389/fnagi.2014.00022.</w:t>
+      </w:r>
+    </w:p>
+    <w:p>
+      <w:pPr>
+        <w:pStyle w:val="MDPI81references"/>
+      </w:pPr>
+      <w:r>
+        <w:t xml:space="preserve">Schwenk, M.; Hauer, K.; Zieschang, T.; Englert, S.; Mohler, J.; Najafi, B. Sensor-derived physical activity parameters can predict future falls in people with dementia. </w:t>
+      </w:r>
+      <w:r>
+        <w:rPr>
+          <w:i/>
+        </w:rPr>
+        <w:t>Gerontology</w:t>
+      </w:r>
+      <w:r>
+        <w:t xml:space="preserve"> </w:t>
+      </w:r>
+      <w:r>
+        <w:rPr>
+          <w:b/>
+        </w:rPr>
+        <w:t>2014</w:t>
+      </w:r>
+      <w:r>
+        <w:t xml:space="preserve">, </w:t>
+      </w:r>
+      <w:r>
+        <w:rPr>
+          <w:i/>
+        </w:rPr>
+        <w:t>60</w:t>
+      </w:r>
+      <w:r>
+        <w:t>, 483–492. https://doi.org/10.1159/000363136.</w:t>
+      </w:r>
+    </w:p>
+    <w:p>
+      <w:pPr>
+        <w:pStyle w:val="MDPI81references"/>
+      </w:pPr>
+      <w:r>
+        <w:t xml:space="preserve">van Schooten, K.S.; Pijnappels, M.; Rispens, S.M.; Elders, P.J.M.; Lips, P.; van Dieën, J.H. Ambulatory fall-risk assessment: Amount and quality of daily-life gait predict falls in older adults. </w:t>
+      </w:r>
+      <w:r>
+        <w:rPr>
+          <w:i/>
+        </w:rPr>
+        <w:t>J. Gerontol. A Biol. Sci. Med. Sci.</w:t>
+      </w:r>
+      <w:r>
+        <w:t xml:space="preserve"> </w:t>
+      </w:r>
+      <w:r>
+        <w:rPr>
+          <w:b/>
+        </w:rPr>
+        <w:t>2015</w:t>
+      </w:r>
+      <w:r>
+        <w:t xml:space="preserve">, </w:t>
+      </w:r>
+      <w:r>
+        <w:rPr>
+          <w:i/>
+        </w:rPr>
+        <w:t>70</w:t>
+      </w:r>
+      <w:r>
+        <w:t>, 608–615. https://doi.org/10.1093/gerona/glu225.</w:t>
+      </w:r>
+    </w:p>
+    <w:p>
+      <w:pPr>
+        <w:pStyle w:val="MDPI81references"/>
+      </w:pPr>
+      <w:r>
+        <w:t xml:space="preserve">van Schooten, K.S.; Pijnappels, M.; Rispens, S.M.; Elders, P.J.M.; Lips, P.; Daffertshofer, A.; Beek, P.J.; van Dieën, J.H. Daily-life gait quality as predictor of falls in older people: A 1-year prospective cohort study. </w:t>
+      </w:r>
+      <w:r>
+        <w:rPr>
+          <w:i/>
+        </w:rPr>
+        <w:t>PLoS ONE</w:t>
+      </w:r>
+      <w:r>
+        <w:t xml:space="preserve"> </w:t>
+      </w:r>
+      <w:r>
+        <w:rPr>
+          <w:b/>
+        </w:rPr>
+        <w:t>2016</w:t>
+      </w:r>
+      <w:r>
+        <w:t xml:space="preserve">, </w:t>
+      </w:r>
+      <w:r>
+        <w:rPr>
+          <w:i/>
+        </w:rPr>
+        <w:t>11</w:t>
+      </w:r>
+      <w:r>
+        <w:t>, e0158623. https://doi.org/10.1371/journal.pone.0158623.</w:t>
+      </w:r>
+    </w:p>
+    <w:p>
+      <w:pPr>
+        <w:pStyle w:val="MDPI81references"/>
+      </w:pPr>
+      <w:r>
+        <w:t xml:space="preserve">Howcroft, J.; Kofman, J.; Lemaire, E.D. Prospective fall-risk prediction models for older adults based on wearable sensors. </w:t>
+      </w:r>
+      <w:r>
+        <w:rPr>
+          <w:i/>
+        </w:rPr>
+        <w:t>IEEE Trans. Neural Syst. Rehabil. Eng.</w:t>
+      </w:r>
+      <w:r>
+        <w:t xml:space="preserve"> </w:t>
+      </w:r>
+      <w:r>
+        <w:rPr>
+          <w:b/>
+        </w:rPr>
+        <w:t>2017</w:t>
+      </w:r>
+      <w:r>
+        <w:t xml:space="preserve">, </w:t>
+      </w:r>
+      <w:r>
+        <w:rPr>
+          <w:i/>
+        </w:rPr>
+        <w:t>25</w:t>
+      </w:r>
+      <w:r>
+        <w:t>, 1812–1820. https://doi.org/10.1109/TNSRE.2017.2687100.</w:t>
+      </w:r>
+    </w:p>
+    <w:p>
+      <w:pPr>
+        <w:pStyle w:val="MDPI81references"/>
+      </w:pPr>
+      <w:r>
+        <w:t xml:space="preserve">Drover, D.; Howcroft, J.; Kofman, J.; Lemaire, E.D. Faller classification in older adults using wearable sensors based on turn and straight-walking accelerometer-based features. </w:t>
+      </w:r>
+      <w:r>
+        <w:rPr>
+          <w:i/>
+        </w:rPr>
+        <w:t>Sensors</w:t>
+      </w:r>
+      <w:r>
+        <w:t xml:space="preserve"> </w:t>
+      </w:r>
+      <w:r>
+        <w:rPr>
+          <w:b/>
+        </w:rPr>
+        <w:t>2017</w:t>
+      </w:r>
+      <w:r>
+        <w:t xml:space="preserve">, </w:t>
+      </w:r>
+      <w:r>
+        <w:rPr>
+          <w:i/>
+        </w:rPr>
+        <w:t>17</w:t>
+      </w:r>
+      <w:r>
+        <w:t>, 1321. https://doi.org/10.3390/s17061321.</w:t>
+      </w:r>
+    </w:p>
+    <w:p>
+      <w:pPr>
+        <w:pStyle w:val="MDPI81references"/>
+      </w:pPr>
+      <w:r>
+        <w:t xml:space="preserve">Greene, B.R.; Caulfield, B.; Lamichhane, D.; Bond, W.; Svendsen, J.; Zurski, C.; Pratt, D. Longitudinal assessment of falls in patients with Parkinson’s disease using inertial sensors and the Timed Up and Go test. </w:t>
+      </w:r>
+      <w:r>
+        <w:rPr>
+          <w:i/>
+        </w:rPr>
+        <w:t>J. Rehabil. Assist. Technol. Eng.</w:t>
+      </w:r>
+      <w:r>
+        <w:t xml:space="preserve"> </w:t>
+      </w:r>
+      <w:r>
+        <w:rPr>
+          <w:b/>
+        </w:rPr>
+        <w:t>2018</w:t>
+      </w:r>
+      <w:r>
+        <w:t xml:space="preserve">, </w:t>
+      </w:r>
+      <w:r>
+        <w:rPr>
+          <w:i/>
+        </w:rPr>
+        <w:t>5</w:t>
+      </w:r>
+      <w:r>
+        <w:t>, 2055668317750811. https://doi.org/10.1177/2055668317750811.</w:t>
+      </w:r>
+    </w:p>
+    <w:p>
+      <w:pPr>
+        <w:pStyle w:val="MDPI81references"/>
+      </w:pPr>
+      <w:r>
+        <w:t xml:space="preserve">Ihlen, E.A.F.; van Schooten, K.S.; Bruijn, S.M.; van Dieën, J.H.; Vereijken, B.; Helbostad, J.L.; Pijnappels, M. Improved prediction of falls in community-dwelling older adults through phase-dependent entropy of daily-life walking. </w:t>
+      </w:r>
+      <w:r>
+        <w:rPr>
+          <w:i/>
+        </w:rPr>
+        <w:t>Front. Aging Neurosci.</w:t>
+      </w:r>
+      <w:r>
+        <w:t xml:space="preserve"> </w:t>
+      </w:r>
+      <w:r>
+        <w:rPr>
+          <w:b/>
+        </w:rPr>
+        <w:t>2018</w:t>
+      </w:r>
+      <w:r>
+        <w:t xml:space="preserve">, </w:t>
+      </w:r>
+      <w:r>
+        <w:rPr>
+          <w:i/>
+        </w:rPr>
+        <w:t>10</w:t>
+      </w:r>
+      <w:r>
+        <w:t>, 44. https://doi.org/10.3389/fnagi.2018.00044.</w:t>
+      </w:r>
+    </w:p>
+    <w:p>
+      <w:pPr>
+        <w:pStyle w:val="MDPI81references"/>
+      </w:pPr>
+      <w:r>
+        <w:t xml:space="preserve">Nait Aicha, A.; Englebienne, G.; van Schooten, K.S.; Pijnappels, M.; Kröse, B. Deep learning to predict falls in older adults based on daily-life trunk accelerometry. </w:t>
+      </w:r>
+      <w:r>
+        <w:rPr>
+          <w:i/>
+        </w:rPr>
+        <w:t>Sensors</w:t>
+      </w:r>
+      <w:r>
+        <w:t xml:space="preserve"> </w:t>
+      </w:r>
+      <w:r>
+        <w:rPr>
+          <w:b/>
+        </w:rPr>
+        <w:t>2018</w:t>
+      </w:r>
+      <w:r>
+        <w:t xml:space="preserve">, </w:t>
+      </w:r>
+      <w:r>
+        <w:rPr>
+          <w:i/>
+        </w:rPr>
+        <w:t>18</w:t>
+      </w:r>
+      <w:r>
+        <w:t>, 1654. https://doi.org/10.3390/s18051654.</w:t>
+      </w:r>
+    </w:p>
+    <w:p>
+      <w:pPr>
+        <w:pStyle w:val="MDPI81references"/>
+      </w:pPr>
+      <w:r>
+        <w:t xml:space="preserve">Howcroft, J.; Lemaire, E.D.; Kofman, J. Prospective elderly fall prediction by older-adult fall-risk modeling with feature selection. </w:t>
+      </w:r>
+      <w:r>
+        <w:rPr>
+          <w:i/>
+        </w:rPr>
+        <w:t>Biomed. Signal Process. Control</w:t>
+      </w:r>
+      <w:r>
+        <w:t xml:space="preserve"> </w:t>
+      </w:r>
+      <w:r>
+        <w:rPr>
+          <w:b/>
+        </w:rPr>
+        <w:t>2018</w:t>
+      </w:r>
+      <w:r>
+        <w:t xml:space="preserve">, </w:t>
+      </w:r>
+      <w:r>
+        <w:rPr>
+          <w:i/>
+        </w:rPr>
+        <w:t>43</w:t>
+      </w:r>
+      <w:r>
+        <w:t>, 320–328. https://doi.org/10.1016/j.bspc.2018.03.005.</w:t>
+      </w:r>
+    </w:p>
+    <w:p>
+      <w:pPr>
+        <w:pStyle w:val="MDPI81references"/>
+      </w:pPr>
+      <w:r>
+        <w:t xml:space="preserve">Bizovska, L.; Svoboda, Z.; Janura, M.; Bisi, M.C.; Vuillerme, N. Local dynamic stability during gait for predicting falls in elderly people: A one-year prospective study. </w:t>
+      </w:r>
+      <w:r>
+        <w:rPr>
+          <w:i/>
+        </w:rPr>
+        <w:t>PLoS ONE</w:t>
+      </w:r>
+      <w:r>
+        <w:t xml:space="preserve"> </w:t>
+      </w:r>
+      <w:r>
+        <w:rPr>
+          <w:b/>
+        </w:rPr>
+        <w:t>2018</w:t>
+      </w:r>
+      <w:r>
+        <w:t xml:space="preserve">, </w:t>
+      </w:r>
+      <w:r>
+        <w:rPr>
+          <w:i/>
+        </w:rPr>
+        <w:t>13</w:t>
+      </w:r>
+      <w:r>
+        <w:t>, e0197091. https://doi.org/10.1371/journal.pone.0197091.</w:t>
+      </w:r>
+    </w:p>
+    <w:p>
+      <w:pPr>
+        <w:pStyle w:val="MDPI81references"/>
+      </w:pPr>
+      <w:r>
+        <w:t xml:space="preserve">Marques, N.R.; Spinoso, D.H.; Cardoso, B.C.; Moreno, V.C.; Kuroda, M.H.; Navega, M.T. Is it possible to predict falls in older adults using gait kinematics? </w:t>
+      </w:r>
+      <w:r>
+        <w:rPr>
+          <w:i/>
+        </w:rPr>
+        <w:t>Clin. Biomech.</w:t>
+      </w:r>
+      <w:r>
+        <w:t xml:space="preserve"> </w:t>
+      </w:r>
+      <w:r>
+        <w:rPr>
+          <w:b/>
+        </w:rPr>
+        <w:t>2018</w:t>
+      </w:r>
+      <w:r>
+        <w:t xml:space="preserve">, </w:t>
+      </w:r>
+      <w:r>
+        <w:rPr>
+          <w:i/>
+        </w:rPr>
+        <w:t>59</w:t>
+      </w:r>
+      <w:r>
+        <w:t>, 15–18. https://doi.org/10.1016/j.clinbiomech.2018.08.006.</w:t>
+      </w:r>
+    </w:p>
+    <w:p>
+      <w:pPr>
+        <w:pStyle w:val="MDPI81references"/>
+      </w:pPr>
+      <w:r>
+        <w:t xml:space="preserve">Lo, C.; Arora, S.; Baig, F.; Lawton, M.A.; El Mouden, C.; Barber, T.R.; Ruffmann, C.; Klein, J.C.; Brown, P.; Ben-Shlomo, Y.; et al. Predicting motor, cognitive &amp; functional impairment in Parkinson’s. </w:t>
+      </w:r>
+      <w:r>
+        <w:rPr>
+          <w:i/>
+        </w:rPr>
+        <w:t>Ann. Clin. Transl. Neurol.</w:t>
+      </w:r>
+      <w:r>
+        <w:t xml:space="preserve"> </w:t>
+      </w:r>
+      <w:r>
+        <w:rPr>
+          <w:b/>
+        </w:rPr>
+        <w:t>2019</w:t>
+      </w:r>
+      <w:r>
+        <w:t xml:space="preserve">, </w:t>
+      </w:r>
+      <w:r>
+        <w:rPr>
+          <w:i/>
+        </w:rPr>
+        <w:t>6</w:t>
+      </w:r>
+      <w:r>
+        <w:t>, 1498–1509. https://doi.org/10.1002/acn3.50853.</w:t>
+      </w:r>
+    </w:p>
+    <w:p>
+      <w:pPr>
+        <w:pStyle w:val="MDPI81references"/>
+      </w:pPr>
+      <w:r>
+        <w:t xml:space="preserve">Marques, N.R.; Camilo, G.F.; de Martini Lopes dos Santos, A.P.; Cardoso, B.C.; Navega, M.T.; de Abreu, D.C.C. The ability of gait kinematic parameters to predict falls in older adults with cognitive impairments living in long term institutions. </w:t>
+      </w:r>
+      <w:r>
+        <w:rPr>
+          <w:i/>
+        </w:rPr>
+        <w:t>Clin. Biomech.</w:t>
+      </w:r>
+      <w:r>
+        <w:t xml:space="preserve"> </w:t>
+      </w:r>
+      <w:r>
+        <w:rPr>
+          <w:b/>
+        </w:rPr>
+        <w:t>2019</w:t>
+      </w:r>
+      <w:r>
+        <w:t xml:space="preserve">, </w:t>
+      </w:r>
+      <w:r>
+        <w:rPr>
+          <w:i/>
+        </w:rPr>
+        <w:t>65</w:t>
+      </w:r>
+      <w:r>
+        <w:t>, 123–127. https://doi.org/10.1016/j.clinbiomech.2019.04.011.</w:t>
+      </w:r>
+    </w:p>
+    <w:p>
+      <w:pPr>
+        <w:pStyle w:val="MDPI81references"/>
+      </w:pPr>
+      <w:r>
+        <w:t xml:space="preserve">Gillain, S.; Boutaayamou, M.; Schwartz, C.; Brüls, O.; Bruyère, O.; Croisier, J.-L.; Salmon, E.; Reginster, J.-Y.; Garraux, G.; Petermans, J. Using supervised learning machine algorithm to identify future fallers based on gait patterns: A two-year longitudinal study. </w:t>
+      </w:r>
+      <w:r>
+        <w:rPr>
+          <w:i/>
+        </w:rPr>
+        <w:t>Exp. Gerontol.</w:t>
+      </w:r>
+      <w:r>
+        <w:t xml:space="preserve"> </w:t>
+      </w:r>
+      <w:r>
+        <w:rPr>
+          <w:b/>
+        </w:rPr>
+        <w:t>2019</w:t>
+      </w:r>
+      <w:r>
+        <w:t xml:space="preserve">, </w:t>
+      </w:r>
+      <w:r>
+        <w:rPr>
+          <w:i/>
+        </w:rPr>
+        <w:t>127</w:t>
+      </w:r>
+      <w:r>
+        <w:t>, 110730. https://doi.org/10.1016/j.exger.2019.110730.</w:t>
+      </w:r>
+    </w:p>
+    <w:p>
+      <w:pPr>
+        <w:pStyle w:val="MDPI81references"/>
+      </w:pPr>
+      <w:r>
+        <w:t xml:space="preserve">Buisseret, F.; Catinus, L.; Grenard, R.; Jojczyk, L.; Fievez, D.; Barvaux, V.; Dierick, F. Timed Up and Go and Six-Minute Walking Tests with wearable inertial sensor: One step further for the prediction of the risk of fall in elderly nursing home people. </w:t>
+      </w:r>
+      <w:r>
+        <w:rPr>
+          <w:i/>
+        </w:rPr>
+        <w:t>Sensors</w:t>
+      </w:r>
+      <w:r>
+        <w:t xml:space="preserve"> </w:t>
+      </w:r>
+      <w:r>
+        <w:rPr>
+          <w:b/>
+        </w:rPr>
+        <w:t>2020</w:t>
+      </w:r>
+      <w:r>
+        <w:t xml:space="preserve">, </w:t>
+      </w:r>
+      <w:r>
+        <w:rPr>
+          <w:i/>
+        </w:rPr>
+        <w:t>20</w:t>
+      </w:r>
+      <w:r>
+        <w:t>, 3207. https://doi.org/10.3390/s20113207.</w:t>
+      </w:r>
+    </w:p>
+    <w:p>
+      <w:pPr>
+        <w:pStyle w:val="MDPI81references"/>
+      </w:pPr>
+      <w:r>
+        <w:t xml:space="preserve">Silva, J.; Sousa, I.; Cardoso, J.S. Fusion of clinical, self-reported, and multisensor data for predicting falls. </w:t>
+      </w:r>
+      <w:r>
+        <w:rPr>
+          <w:i/>
+        </w:rPr>
+        <w:t>IEEE J. Biomed. Health Inform.</w:t>
+      </w:r>
+      <w:r>
+        <w:t xml:space="preserve"> </w:t>
+      </w:r>
+      <w:r>
+        <w:rPr>
+          <w:b/>
+        </w:rPr>
+        <w:t>2020</w:t>
+      </w:r>
+      <w:r>
+        <w:t xml:space="preserve">, </w:t>
+      </w:r>
+      <w:r>
+        <w:rPr>
+          <w:i/>
+        </w:rPr>
+        <w:t>24</w:t>
+      </w:r>
+      <w:r>
+        <w:t>, 50–56. https://doi.org/10.1109/JBHI.2019.2951230.</w:t>
+      </w:r>
+    </w:p>
+    <w:p>
+      <w:pPr>
+        <w:pStyle w:val="MDPI81references"/>
+      </w:pPr>
+      <w:r>
+        <w:t xml:space="preserve">Sturchio, A.; Dwivedi, A.K.; Marsili, L.; Hadley, A.; Sobrero, G.; Heldman, D.; Maule, S.; Lopiano, L.; Comi, C.; Versino, M.; et al. Kinematic but not clinical measures predict falls in Parkinson-related orthostatic hypotension. </w:t>
+      </w:r>
+      <w:r>
+        <w:rPr>
+          <w:i/>
+        </w:rPr>
+        <w:t>J. Neurol.</w:t>
+      </w:r>
+      <w:r>
+        <w:t xml:space="preserve"> </w:t>
+      </w:r>
+      <w:r>
+        <w:rPr>
+          <w:b/>
+        </w:rPr>
+        <w:t>2021</w:t>
+      </w:r>
+      <w:r>
+        <w:t xml:space="preserve">, </w:t>
+      </w:r>
+      <w:r>
+        <w:rPr>
+          <w:i/>
+        </w:rPr>
+        <w:t>268</w:t>
+      </w:r>
+      <w:r>
+        <w:t>, 1006–1015. https://doi.org/10.1007/s00415-020-10240-8.</w:t>
+      </w:r>
+    </w:p>
+    <w:p>
+      <w:pPr>
+        <w:pStyle w:val="MDPI81references"/>
+      </w:pPr>
+      <w:r>
+        <w:t xml:space="preserve">Bet, P.; Castro, P.C.; Ponti, M.A. Foreseeing future falls with accelerometer features in active community-dwelling older persons with no recent history of falls. </w:t>
+      </w:r>
+      <w:r>
+        <w:rPr>
+          <w:i/>
+        </w:rPr>
+        <w:t>Exp. Gerontol.</w:t>
+      </w:r>
+      <w:r>
+        <w:t xml:space="preserve"> </w:t>
+      </w:r>
+      <w:r>
+        <w:rPr>
+          <w:b/>
+        </w:rPr>
+        <w:t>2021</w:t>
+      </w:r>
+      <w:r>
+        <w:t xml:space="preserve">, </w:t>
+      </w:r>
+      <w:r>
+        <w:rPr>
+          <w:i/>
+        </w:rPr>
+        <w:t>143</w:t>
+      </w:r>
+      <w:r>
+        <w:t>, 111139. https://doi.org/10.1016/j.exger.2020.111139.</w:t>
+      </w:r>
+    </w:p>
+    <w:p>
+      <w:pPr>
+        <w:pStyle w:val="MDPI81references"/>
+      </w:pPr>
+      <w:r>
+        <w:t xml:space="preserve">Mehdizadeh, S.; Sabo, A.; Ng, K.-D.; Mansfield, A.; Flint, A.J.; Taati, B.; Iaboni, A. Predicting short-term risk of falls in a high-risk group with dementia. </w:t>
+      </w:r>
+      <w:r>
+        <w:rPr>
+          <w:i/>
+        </w:rPr>
+        <w:t>J. Am. Med. Dir. Assoc.</w:t>
+      </w:r>
+      <w:r>
+        <w:t xml:space="preserve"> </w:t>
+      </w:r>
+      <w:r>
+        <w:rPr>
+          <w:b/>
+        </w:rPr>
+        <w:t>2021</w:t>
+      </w:r>
+      <w:r>
+        <w:t xml:space="preserve">, </w:t>
+      </w:r>
+      <w:r>
+        <w:rPr>
+          <w:i/>
+        </w:rPr>
+        <w:t>22</w:t>
+      </w:r>
+      <w:r>
+        <w:t>, 689–695.e1. https://doi.org/10.1016/j.jamda.2020.07.030.</w:t>
+      </w:r>
+    </w:p>
+    <w:p>
+      <w:pPr>
+        <w:pStyle w:val="MDPI81references"/>
+      </w:pPr>
+      <w:r>
+        <w:t xml:space="preserve">Lockhart, T.E.; Soangra, R.; Yoon, H.; Wu, T.; Frames, C.W.; Weaver, R.; Roberto, K.A. Prediction of fall risk among community-dwelling older adults using a wearable system. </w:t>
+      </w:r>
+      <w:r>
+        <w:rPr>
+          <w:i/>
+        </w:rPr>
+        <w:t>Sci. Rep.</w:t>
+      </w:r>
+      <w:r>
+        <w:t xml:space="preserve"> </w:t>
+      </w:r>
+      <w:r>
+        <w:rPr>
+          <w:b/>
+        </w:rPr>
+        <w:t>2021</w:t>
+      </w:r>
+      <w:r>
+        <w:t xml:space="preserve">, </w:t>
+      </w:r>
+      <w:r>
+        <w:rPr>
+          <w:i/>
+        </w:rPr>
+        <w:t>11</w:t>
+      </w:r>
+      <w:r>
+        <w:t>, 20976. https://doi.org/10.1038/s41598-021-00458-5.</w:t>
+      </w:r>
+    </w:p>
+    <w:p>
+      <w:pPr>
+        <w:pStyle w:val="MDPI81references"/>
+      </w:pPr>
+      <w:r>
+        <w:t xml:space="preserve">Roshdibenam, V.; Jogerst, G.J.; Butler, N.R.; Baek, S. Machine learning prediction of fall risk in older adults using Timed Up and Go test kinematics. </w:t>
+      </w:r>
+      <w:r>
+        <w:rPr>
+          <w:i/>
+        </w:rPr>
+        <w:t>Sensors</w:t>
+      </w:r>
+      <w:r>
+        <w:t xml:space="preserve"> </w:t>
+      </w:r>
+      <w:r>
+        <w:rPr>
+          <w:b/>
+        </w:rPr>
+        <w:t>2021</w:t>
+      </w:r>
+      <w:r>
+        <w:t xml:space="preserve">, </w:t>
+      </w:r>
+      <w:r>
+        <w:rPr>
+          <w:i/>
+        </w:rPr>
+        <w:t>21</w:t>
+      </w:r>
+      <w:r>
+        <w:t>, 3481. https://doi.org/10.3390/s21103481.</w:t>
+      </w:r>
+    </w:p>
+    <w:p>
+      <w:pPr>
+        <w:pStyle w:val="MDPI81references"/>
+      </w:pPr>
+      <w:r>
+        <w:t xml:space="preserve">Greene, B.R.; Premoli, I.; McManus, K.; McGrath, D.; Caulfield, B. Predicting fall counts using wearable sensors: A novel digital biomarker for Parkinson’s disease. </w:t>
+      </w:r>
+      <w:r>
+        <w:rPr>
+          <w:i/>
+        </w:rPr>
+        <w:t>Sensors</w:t>
+      </w:r>
+      <w:r>
+        <w:t xml:space="preserve"> </w:t>
+      </w:r>
+      <w:r>
+        <w:rPr>
+          <w:b/>
+        </w:rPr>
+        <w:t>2022</w:t>
+      </w:r>
+      <w:r>
+        <w:t xml:space="preserve">, </w:t>
+      </w:r>
+      <w:r>
+        <w:rPr>
+          <w:i/>
+        </w:rPr>
+        <w:t>22</w:t>
+      </w:r>
+      <w:r>
+        <w:t>, 54. https://doi.org/10.3390/s22010054.</w:t>
+      </w:r>
+    </w:p>
+    <w:p>
+      <w:pPr>
+        <w:pStyle w:val="MDPI81references"/>
+      </w:pPr>
+      <w:r>
+        <w:t xml:space="preserve">Kelly, D.; Condell, J.; Gillespie, J.; Muñoz Esquivel, K.; Barton, J.; Tedesco, S.; Nordström, A.; Åkerlund Larsson, M.; Alamäki, A. Improved screening of fall risk using free-living based accelerometer data. </w:t>
+      </w:r>
+      <w:r>
+        <w:rPr>
+          <w:i/>
+        </w:rPr>
+        <w:t>J. Biomed. Inform.</w:t>
+      </w:r>
+      <w:r>
+        <w:t xml:space="preserve"> </w:t>
+      </w:r>
+      <w:r>
+        <w:rPr>
+          <w:b/>
+        </w:rPr>
+        <w:t>2022</w:t>
+      </w:r>
+      <w:r>
+        <w:t xml:space="preserve">, </w:t>
+      </w:r>
+      <w:r>
+        <w:rPr>
+          <w:i/>
+        </w:rPr>
+        <w:t>131</w:t>
+      </w:r>
+      <w:r>
+        <w:t>, 104116. https://doi.org/10.1016/j.jbi.2022.104116.</w:t>
+      </w:r>
+    </w:p>
+    <w:p>
+      <w:pPr>
+        <w:pStyle w:val="MDPI81references"/>
+      </w:pPr>
+      <w:r>
+        <w:t xml:space="preserve">Dierick, F.; Stoffel, P.L.; Schütz, G.; Buisseret, F. High specificity of single inertial sensor-supplemented Timed Up and Go test for assessing fall risk in elderly nursing home residents. </w:t>
+      </w:r>
+      <w:r>
+        <w:rPr>
+          <w:i/>
+        </w:rPr>
+        <w:t>Sensors</w:t>
+      </w:r>
+      <w:r>
+        <w:t xml:space="preserve"> </w:t>
+      </w:r>
+      <w:r>
+        <w:rPr>
+          <w:b/>
+        </w:rPr>
+        <w:t>2022</w:t>
+      </w:r>
+      <w:r>
+        <w:t xml:space="preserve">, </w:t>
+      </w:r>
+      <w:r>
+        <w:rPr>
+          <w:i/>
+        </w:rPr>
+        <w:t>22</w:t>
+      </w:r>
+      <w:r>
+        <w:t>, 2339. https://doi.org/10.3390/s22062339.</w:t>
+      </w:r>
+    </w:p>
+    <w:p>
+      <w:pPr>
+        <w:pStyle w:val="MDPI81references"/>
+      </w:pPr>
+      <w:r>
+        <w:t xml:space="preserve">Ma, L.; Mi, T.M.; Jia, Q.; Han, C.; Chhetri, J.K.; Chan, P. Gait variability is sensitive to detect Parkinson’s disease patients at high fall risk. </w:t>
+      </w:r>
+      <w:r>
+        <w:rPr>
+          <w:i/>
+        </w:rPr>
+        <w:t>Int. J. Neurosci.</w:t>
+      </w:r>
+      <w:r>
+        <w:t xml:space="preserve"> </w:t>
+      </w:r>
+      <w:r>
+        <w:rPr>
+          <w:b/>
+        </w:rPr>
+        <w:t>2022</w:t>
+      </w:r>
+      <w:r>
+        <w:t xml:space="preserve">, </w:t>
+      </w:r>
+      <w:r>
+        <w:rPr>
+          <w:i/>
+        </w:rPr>
+        <w:t>132</w:t>
+      </w:r>
+      <w:r>
+        <w:t>, 888–893. https://doi.org/10.1080/00207454.2020.1849189.</w:t>
+      </w:r>
+    </w:p>
+    <w:p>
+      <w:pPr>
+        <w:pStyle w:val="MDPI81references"/>
+      </w:pPr>
+      <w:r>
+        <w:t xml:space="preserve">Dasgupta, P.; Frisch, A.; Huber, J.; Sejdić, E.; Suffoletto, B. Predicting falls within 3 months of emergency department discharge among community-dwelling older adults using self-report tools versus a brief functional assessment. </w:t>
+      </w:r>
+      <w:r>
+        <w:rPr>
+          <w:i/>
+        </w:rPr>
+        <w:t>Am. J. Emerg. Med.</w:t>
+      </w:r>
+      <w:r>
+        <w:t xml:space="preserve"> </w:t>
+      </w:r>
+      <w:r>
+        <w:rPr>
+          <w:b/>
+        </w:rPr>
+        <w:t>2022</w:t>
+      </w:r>
+      <w:r>
+        <w:t xml:space="preserve">, </w:t>
+      </w:r>
+      <w:r>
+        <w:rPr>
+          <w:i/>
+        </w:rPr>
+        <w:t>53</w:t>
+      </w:r>
+      <w:r>
+        <w:t>, 245–249. https://doi.org/10.1016/j.ajem.2021.12.071.</w:t>
+      </w:r>
+    </w:p>
+    <w:p>
+      <w:pPr>
+        <w:pStyle w:val="MDPI81references"/>
+      </w:pPr>
+      <w:r>
+        <w:t xml:space="preserve">Caronni, A.; Picardi, M.; Scarano, S.; Malloggi, C.; Tropea, P.; Gilardone, G.; Aristidou, E.; Pintavalle, G.; Redaelli, V.; Antoniotti, P.; et al. Pay attention: You can fall! The Mini-BESTest scale and the turning duration of the TUG test provide valid balance measures in neurological patients: A prospective study with falls as the balance criterion. </w:t>
+      </w:r>
+      <w:r>
+        <w:rPr>
+          <w:i/>
+        </w:rPr>
+        <w:t>Front. Neurol.</w:t>
+      </w:r>
+      <w:r>
+        <w:t xml:space="preserve"> </w:t>
+      </w:r>
+      <w:r>
+        <w:rPr>
+          <w:b/>
+        </w:rPr>
+        <w:t>2023</w:t>
+      </w:r>
+      <w:r>
+        <w:t xml:space="preserve">, </w:t>
+      </w:r>
+      <w:r>
+        <w:rPr>
+          <w:i/>
+        </w:rPr>
+        <w:t>14</w:t>
+      </w:r>
+      <w:r>
+        <w:t>, 1228302. https://doi.org/10.3389/fneur.2023.1228302.</w:t>
+      </w:r>
+    </w:p>
+    <w:p>
+      <w:pPr>
+        <w:pStyle w:val="MDPI81references"/>
+      </w:pPr>
+      <w:r>
+        <w:t xml:space="preserve">Horak, F.B.; Laird, A.; Carlson-Kuhta, P.; Abrahamson, M.; Mancini, M.; Orwoll, E.S.; Lapidus, J.A.; Shah, V.V. The Instrumented Stand and Walk (ISAW) test to predict falls in older men. </w:t>
+      </w:r>
+      <w:r>
+        <w:rPr>
+          <w:i/>
+        </w:rPr>
+        <w:t>GeroScience</w:t>
+      </w:r>
+      <w:r>
+        <w:t xml:space="preserve"> </w:t>
+      </w:r>
+      <w:r>
+        <w:rPr>
+          <w:b/>
+        </w:rPr>
+        <w:t>2023</w:t>
+      </w:r>
+      <w:r>
+        <w:t xml:space="preserve">, </w:t>
+      </w:r>
+      <w:r>
+        <w:rPr>
+          <w:i/>
+        </w:rPr>
+        <w:t>45</w:t>
+      </w:r>
+      <w:r>
+        <w:t>, 823–836. https://doi.org/10.1007/s11357-022-00675-4.</w:t>
+      </w:r>
+    </w:p>
+    <w:p>
+      <w:pPr>
+        <w:pStyle w:val="MDPI81references"/>
+      </w:pPr>
+      <w:r>
+        <w:t xml:space="preserve">Ullrich, M.; Roth, N.; Küderle, A.; Richer, R.; Gladow, T.; Gaßner, H.; Marxreiter, F.; Klucken, J.; Eskofier, B.M.; Kluge, F. Fall risk prediction in Parkinson’s disease using real-world inertial sensor gait data. </w:t>
+      </w:r>
+      <w:r>
+        <w:rPr>
+          <w:i/>
+        </w:rPr>
+        <w:t>IEEE J. Biomed. Health Inform.</w:t>
+      </w:r>
+      <w:r>
+        <w:t xml:space="preserve"> </w:t>
+      </w:r>
+      <w:r>
+        <w:rPr>
+          <w:b/>
+        </w:rPr>
+        <w:t>2023</w:t>
+      </w:r>
+      <w:r>
+        <w:t xml:space="preserve">, </w:t>
+      </w:r>
+      <w:r>
+        <w:rPr>
+          <w:i/>
+        </w:rPr>
+        <w:t>27</w:t>
+      </w:r>
+      <w:r>
+        <w:t>, 319–328. https://doi.org/10.1109/JBHI.2022.3215921.</w:t>
+      </w:r>
+    </w:p>
+    <w:p>
+      <w:pPr>
+        <w:pStyle w:val="MDPI81references"/>
+      </w:pPr>
+      <w:r>
+        <w:t xml:space="preserve">Al Abiad, N.; van Schooten, K.S.; Renaudin, V.; Delbaere, K.; Robert, T. Association of prospective falls in older people with ubiquitous step-based fall risk parameters calculated from ambulatory inertial signals: Secondary data analysis. </w:t>
+      </w:r>
+      <w:r>
+        <w:rPr>
+          <w:i/>
+        </w:rPr>
+        <w:t>JMIR Aging</w:t>
+      </w:r>
+      <w:r>
+        <w:t xml:space="preserve"> </w:t>
+      </w:r>
+      <w:r>
+        <w:rPr>
+          <w:b/>
+        </w:rPr>
+        <w:t>2023</w:t>
+      </w:r>
+      <w:r>
+        <w:t xml:space="preserve">, </w:t>
+      </w:r>
+      <w:r>
+        <w:rPr>
+          <w:i/>
+        </w:rPr>
+        <w:t>6</w:t>
+      </w:r>
+      <w:r>
+        <w:t>, e49587. https://doi.org/10.2196/49587.</w:t>
+      </w:r>
+    </w:p>
+    <w:p>
+      <w:pPr>
+        <w:pStyle w:val="MDPI81references"/>
+      </w:pPr>
+      <w:r>
+        <w:t xml:space="preserve">Adeli, V.; Korhani, N.; Sabo, A.; Mehdizadeh, S.; Mansfield, A.; Flint, A.; Iaboni, A.; Taati, B. Ambient monitoring of gait and machine learning models for dynamic and short-term falls risk assessment in people with dementia. </w:t>
+      </w:r>
+      <w:r>
+        <w:rPr>
+          <w:i/>
+        </w:rPr>
+        <w:t>IEEE J. Biomed. Health Inform.</w:t>
+      </w:r>
+      <w:r>
+        <w:t xml:space="preserve"> </w:t>
+      </w:r>
+      <w:r>
+        <w:rPr>
+          <w:b/>
+        </w:rPr>
+        <w:t>2023</w:t>
+      </w:r>
+      <w:r>
+        <w:t xml:space="preserve">, </w:t>
+      </w:r>
+      <w:r>
+        <w:rPr>
+          <w:i/>
+        </w:rPr>
+        <w:t>27</w:t>
+      </w:r>
+      <w:r>
+        <w:t>, 3599–3609. https://doi.org/10.1109/JBHI.2023.3267039.</w:t>
+      </w:r>
+    </w:p>
+    <w:p>
+      <w:pPr>
+        <w:pStyle w:val="MDPI81references"/>
+      </w:pPr>
+      <w:r>
+        <w:t xml:space="preserve">Shah, V.V.; Jagodinsky, A.; McNames, J.; Carlson-Kuhta, P.; Nutt, J.G.; El-Gohary, M.; Sowalsky, K.; Harker, G.; Mancini, M.; Horak, F.B. Gait and turning characteristics from daily life increase ability to predict future falls in people with Parkinson’s disease. </w:t>
+      </w:r>
+      <w:r>
+        <w:rPr>
+          <w:i/>
+        </w:rPr>
+        <w:t>Front. Neurol.</w:t>
+      </w:r>
+      <w:r>
+        <w:t xml:space="preserve"> </w:t>
+      </w:r>
+      <w:r>
+        <w:rPr>
+          <w:b/>
+        </w:rPr>
+        <w:t>2023</w:t>
+      </w:r>
+      <w:r>
+        <w:t xml:space="preserve">, </w:t>
+      </w:r>
+      <w:r>
+        <w:rPr>
+          <w:i/>
+        </w:rPr>
+        <w:t>14</w:t>
+      </w:r>
+      <w:r>
+        <w:t>, 1096401. https://doi.org/10.3389/fneur.2023.1096401.</w:t>
+      </w:r>
+    </w:p>
+    <w:p>
+      <w:pPr>
+        <w:pStyle w:val="MDPI81references"/>
+      </w:pPr>
+      <w:r>
+        <w:t xml:space="preserve">Sotirakis, C.; Brzezicki, M.A.; Patel, S.; Conway, N.; FitzGerald, J.J.; Antoniades, C.A. Predicting future fallers in Parkinson’s disease using kinematic data over a period of 5 years. </w:t>
+      </w:r>
+      <w:r>
+        <w:rPr>
+          <w:i/>
+        </w:rPr>
+        <w:t>npj Digit. Med.</w:t>
+      </w:r>
+      <w:r>
+        <w:t xml:space="preserve"> </w:t>
+      </w:r>
+      <w:r>
+        <w:rPr>
+          <w:b/>
+        </w:rPr>
+        <w:t>2024</w:t>
+      </w:r>
+      <w:r>
+        <w:t xml:space="preserve">, </w:t>
+      </w:r>
+      <w:r>
+        <w:rPr>
+          <w:i/>
+        </w:rPr>
+        <w:t>7</w:t>
+      </w:r>
+      <w:r>
+        <w:t>, 345. https://doi.org/10.1038/s41746-024-01311-5.</w:t>
+      </w:r>
+    </w:p>
+    <w:p>
+      <w:pPr>
+        <w:pStyle w:val="MDPI81references"/>
+      </w:pPr>
+      <w:r>
+        <w:t xml:space="preserve">Zhang, H.; Wu, C.; Huang, Y.; Song, R.; Zanotto, D.; Agrawal, S.K. Fall risk prediction using instrumented footwear in institutionalized older adults. </w:t>
+      </w:r>
+      <w:r>
+        <w:rPr>
+          <w:i/>
+        </w:rPr>
+        <w:t>IEEE Trans. Neural Syst. Rehabil. Eng.</w:t>
+      </w:r>
+      <w:r>
+        <w:t xml:space="preserve"> </w:t>
+      </w:r>
+      <w:r>
+        <w:rPr>
+          <w:b/>
+        </w:rPr>
+        <w:t>2024</w:t>
+      </w:r>
+      <w:r>
+        <w:t xml:space="preserve">, </w:t>
+      </w:r>
+      <w:r>
+        <w:rPr>
+          <w:i/>
+        </w:rPr>
+        <w:t>32</w:t>
+      </w:r>
+      <w:r>
+        <w:t>, 4260–4269. https://doi.org/10.1109/TNSRE.2024.3510300.</w:t>
+      </w:r>
+    </w:p>
+    <w:p>
+      <w:pPr>
+        <w:pStyle w:val="MDPI81references"/>
+      </w:pPr>
+      <w:r>
+        <w:t xml:space="preserve">Maiora, J.; Rezola-Pardo, C.; García, G.; Sanz, B.; Graña, M. Older adult fall risk prediction with deep learning and Timed Up and Go (TUG) test data. </w:t>
+      </w:r>
+      <w:r>
+        <w:rPr>
+          <w:i/>
+        </w:rPr>
+        <w:t>Bioengineering</w:t>
+      </w:r>
+      <w:r>
+        <w:t xml:space="preserve"> </w:t>
+      </w:r>
+      <w:r>
+        <w:rPr>
+          <w:b/>
+        </w:rPr>
+        <w:t>2024</w:t>
+      </w:r>
+      <w:r>
+        <w:t xml:space="preserve">, </w:t>
+      </w:r>
+      <w:r>
+        <w:rPr>
+          <w:i/>
+        </w:rPr>
+        <w:t>11</w:t>
+      </w:r>
+      <w:r>
+        <w:t>, 1000. https://doi.org/10.3390/bioengineering11101000.</w:t>
+      </w:r>
+    </w:p>
+    <w:p>
+      <w:pPr>
+        <w:pStyle w:val="MDPI81references"/>
+      </w:pPr>
+      <w:r>
+        <w:t xml:space="preserve">Zhang, Y.; Weijer, R.H.A.; van Schooten, K.S.; Bruijn, S.M.; Pijnappels, M. External validation and further exploration of fall prediction models based on questionnaires and daily-life trunk accelerometry. </w:t>
+      </w:r>
+      <w:r>
+        <w:rPr>
+          <w:i/>
+        </w:rPr>
+        <w:t>J. Am. Med. Dir. Assoc.</w:t>
+      </w:r>
+      <w:r>
+        <w:t xml:space="preserve"> </w:t>
+      </w:r>
+      <w:r>
+        <w:rPr>
+          <w:b/>
+        </w:rPr>
+        <w:t>2024</w:t>
+      </w:r>
+      <w:r>
+        <w:t xml:space="preserve">, </w:t>
+      </w:r>
+      <w:r>
+        <w:rPr>
+          <w:i/>
+        </w:rPr>
+        <w:t>25</w:t>
+      </w:r>
+      <w:r>
+        <w:t>, 105107. https://doi.org/10.1016/j.jamda.2024.105107.</w:t>
+      </w:r>
+    </w:p>
+    <w:p>
+      <w:pPr>
+        <w:pStyle w:val="MDPI81references"/>
+      </w:pPr>
+      <w:r>
+        <w:t xml:space="preserve">Lai, K.M.; Fong, K.N.K. Efficacy of a waist-mounted sensor in predicting prospective falls among older people residing in community dwellings: A prospective cohort study. </w:t>
+      </w:r>
+      <w:r>
+        <w:rPr>
+          <w:i/>
+        </w:rPr>
+        <w:t>Sensors</w:t>
+      </w:r>
+      <w:r>
+        <w:t xml:space="preserve"> </w:t>
+      </w:r>
+      <w:r>
+        <w:rPr>
+          <w:b/>
+        </w:rPr>
+        <w:t>2025</w:t>
+      </w:r>
+      <w:r>
+        <w:t xml:space="preserve">, </w:t>
+      </w:r>
+      <w:r>
+        <w:rPr>
+          <w:i/>
+        </w:rPr>
+        <w:t>25</w:t>
+      </w:r>
+      <w:r>
+        <w:t>, 2516. https://doi.org/10.3390/s25082516.</w:t>
+      </w:r>
+    </w:p>
+    <w:p>
+      <w:pPr>
+        <w:pStyle w:val="MDPI81references"/>
+      </w:pPr>
+      <w:r>
+        <w:t xml:space="preserve">Guan, Z.; Cai, J.; Wang, J.; Li, Y.; Song, R.; Zanotto, D.; Agrawal, S.K.; Zhang, H. Accuracy and precision of wearable-derived gait parameters: How these affect the performance of models for fall prediction in the elderly. </w:t>
+      </w:r>
+      <w:r>
+        <w:rPr>
+          <w:i/>
+        </w:rPr>
+        <w:t>IEEE Trans. Neural Syst. Rehabil. Eng.</w:t>
+      </w:r>
+      <w:r>
+        <w:t xml:space="preserve"> </w:t>
+      </w:r>
+      <w:r>
+        <w:rPr>
+          <w:b/>
+        </w:rPr>
+        <w:t>2025</w:t>
+      </w:r>
+      <w:r>
+        <w:t xml:space="preserve">, </w:t>
+      </w:r>
+      <w:r>
+        <w:rPr>
+          <w:i/>
+        </w:rPr>
+        <w:t>33</w:t>
+      </w:r>
+      <w:r>
+        <w:t>, 4255–4266. https://doi.org/10.1109/TNSRE.2025.3623129.</w:t>
+      </w:r>
+    </w:p>
+    <w:p>
+      <w:pPr>
+        <w:pStyle w:val="MDPI81references"/>
+      </w:pPr>
+      <w:r>
         <w:t xml:space="preserve">Riley, R.D.; Snell, K.I.E.; Archer, L.; Ensor, J.; Debray, T.P.A.; van Calster, B.; van Smeden, M.; Collins, G.S. Evaluation of clinical prediction models (part 3): Calculating the sample size required for an external validation study. </w:t>
       </w:r>
       <w:r>
@@ -11053,1651 +12593,6 @@
       </w:r>
       <w:r>
         <w:t>, e074821. https://doi.org/10.1136/bmj-2023-074821.</w:t>
-      </w:r>
-    </w:p>
-    <w:p>
-      <w:pPr>
-        <w:pStyle w:val="MDPI81references"/>
-      </w:pPr>
-      <w:r>
-        <w:t xml:space="preserve">Hanley, J.A.; McNeil, B.J. The meaning and use of the area under a receiver operating characteristic (ROC) curve. </w:t>
-      </w:r>
-      <w:r>
-        <w:rPr>
-          <w:i/>
-        </w:rPr>
-        <w:t>Radiology</w:t>
-      </w:r>
-      <w:r>
-        <w:t xml:space="preserve"> </w:t>
-      </w:r>
-      <w:r>
-        <w:rPr>
-          <w:b/>
-        </w:rPr>
-        <w:t>1982</w:t>
-      </w:r>
-      <w:r>
-        <w:t xml:space="preserve">, </w:t>
-      </w:r>
-      <w:r>
-        <w:rPr>
-          <w:i/>
-        </w:rPr>
-        <w:t>143</w:t>
-      </w:r>
-      <w:r>
-        <w:t>, 29–36. https://doi.org/10.1148/radiology.143.1.7063747.</w:t>
-      </w:r>
-    </w:p>
-    <w:p>
-      <w:pPr>
-        <w:pStyle w:val="MDPI81references"/>
-      </w:pPr>
-      <w:r>
-        <w:t xml:space="preserve">Foroutan, F.; Mayer, M.; Guyatt, G.; Riley, R.D.; Mustafa, R.; Kreuzberger, N.; Skoetz, N.; Darzi, A.; Alba, A.C.; Mowbray, F.; et al. GRADE concept paper 8: Judging the certainty of discrimination performance estimates of prognostic models in a body of validation studies. </w:t>
-      </w:r>
-      <w:r>
-        <w:rPr>
-          <w:i/>
-        </w:rPr>
-        <w:t>J. Clin. Epidemiol.</w:t>
-      </w:r>
-      <w:r>
-        <w:t xml:space="preserve"> </w:t>
-      </w:r>
-      <w:r>
-        <w:rPr>
-          <w:b/>
-        </w:rPr>
-        <w:t>2024</w:t>
-      </w:r>
-      <w:r>
-        <w:t xml:space="preserve">, </w:t>
-      </w:r>
-      <w:r>
-        <w:rPr>
-          <w:i/>
-        </w:rPr>
-        <w:t>170</w:t>
-      </w:r>
-      <w:r>
-        <w:t>, 111344. https://doi.org/10.1016/j.jclinepi.2024.111344.</w:t>
-      </w:r>
-    </w:p>
-    <w:p>
-      <w:pPr>
-        <w:pStyle w:val="MDPI81references"/>
-      </w:pPr>
-      <w:r>
-        <w:t xml:space="preserve">Marschollek, M.; Rehwald, A.; Wolf, K.H.; Gietzelt, M.; Nemitz, G.; Meyer zu Schwabedissen, H.; Haux, R. Sensor-based fall risk assessment—An expert “to go”. </w:t>
-      </w:r>
-      <w:r>
-        <w:rPr>
-          <w:i/>
-        </w:rPr>
-        <w:t>Methods Inf. Med.</w:t>
-      </w:r>
-      <w:r>
-        <w:t xml:space="preserve"> </w:t>
-      </w:r>
-      <w:r>
-        <w:rPr>
-          <w:b/>
-        </w:rPr>
-        <w:t>2011</w:t>
-      </w:r>
-      <w:r>
-        <w:t xml:space="preserve">, </w:t>
-      </w:r>
-      <w:r>
-        <w:rPr>
-          <w:i/>
-        </w:rPr>
-        <w:t>50</w:t>
-      </w:r>
-      <w:r>
-        <w:t>, 420–426. https://doi.org/10.3414/ME10-01-0040.</w:t>
-      </w:r>
-    </w:p>
-    <w:p>
-      <w:pPr>
-        <w:pStyle w:val="MDPI81references"/>
-      </w:pPr>
-      <w:r>
-        <w:t xml:space="preserve">Marschollek, M.; Rehwald, A.; Wolf, K.H.; Gietzelt, M.; Nemitz, G.; Meyer zu Schwabedissen, H.; Schulze, M. Sensors vs. experts—A performance comparison of sensor-based fall risk assessment vs. conventional assessment in a sample of geriatric patients. </w:t>
-      </w:r>
-      <w:r>
-        <w:rPr>
-          <w:i/>
-        </w:rPr>
-        <w:t>BMC Med. Inform. Decis. Mak.</w:t>
-      </w:r>
-      <w:r>
-        <w:t xml:space="preserve"> </w:t>
-      </w:r>
-      <w:r>
-        <w:rPr>
-          <w:b/>
-        </w:rPr>
-        <w:t>2011</w:t>
-      </w:r>
-      <w:r>
-        <w:t xml:space="preserve">, </w:t>
-      </w:r>
-      <w:r>
-        <w:rPr>
-          <w:i/>
-        </w:rPr>
-        <w:t>11</w:t>
-      </w:r>
-      <w:r>
-        <w:t>, 48. https://doi.org/10.1186/1472-6947-11-48.</w:t>
-      </w:r>
-    </w:p>
-    <w:p>
-      <w:pPr>
-        <w:pStyle w:val="MDPI81references"/>
-      </w:pPr>
-      <w:r>
-        <w:t xml:space="preserve">Greene, B.R.; Doheny, E.P.; Walsh, C.; Cunningham, C.; Crosby, L.; Kenny, R.A. Evaluation of falls risk in community-dwelling older adults using body-worn sensors. </w:t>
-      </w:r>
-      <w:r>
-        <w:rPr>
-          <w:i/>
-        </w:rPr>
-        <w:t>Gerontology</w:t>
-      </w:r>
-      <w:r>
-        <w:t xml:space="preserve"> </w:t>
-      </w:r>
-      <w:r>
-        <w:rPr>
-          <w:b/>
-        </w:rPr>
-        <w:t>2012</w:t>
-      </w:r>
-      <w:r>
-        <w:t xml:space="preserve">, </w:t>
-      </w:r>
-      <w:r>
-        <w:rPr>
-          <w:i/>
-        </w:rPr>
-        <w:t>58</w:t>
-      </w:r>
-      <w:r>
-        <w:t>, 472–480. https://doi.org/10.1159/000337259.</w:t>
-      </w:r>
-    </w:p>
-    <w:p>
-      <w:pPr>
-        <w:pStyle w:val="MDPI81references"/>
-      </w:pPr>
-      <w:r>
-        <w:t xml:space="preserve">Weiss, A.; Brozgol, M.; Dorfman, M.; Herman, T.; Shema, S.; Giladi, N.; Hausdorff, J.M. Does the evaluation of gait quality during daily life provide insight into fall risk? A novel approach using 3-day accelerometer recordings. </w:t>
-      </w:r>
-      <w:r>
-        <w:rPr>
-          <w:i/>
-        </w:rPr>
-        <w:t>Neurorehabil. Neural Repair</w:t>
-      </w:r>
-      <w:r>
-        <w:t xml:space="preserve"> </w:t>
-      </w:r>
-      <w:r>
-        <w:rPr>
-          <w:b/>
-        </w:rPr>
-        <w:t>2013</w:t>
-      </w:r>
-      <w:r>
-        <w:t xml:space="preserve">, </w:t>
-      </w:r>
-      <w:r>
-        <w:rPr>
-          <w:i/>
-        </w:rPr>
-        <w:t>27</w:t>
-      </w:r>
-      <w:r>
-        <w:t>, 742–752. https://doi.org/10.1177/1545968313491004.</w:t>
-      </w:r>
-    </w:p>
-    <w:p>
-      <w:pPr>
-        <w:pStyle w:val="MDPI81references"/>
-      </w:pPr>
-      <w:r>
-        <w:t xml:space="preserve">Schwesig, R.; Fischer, D.; Lauenroth, A.; Becker, S.; Leuchte, S. Can falls be predicted with gait analytical and posturographic measurement systems? A prospective follow-up study in a nursing home population. </w:t>
-      </w:r>
-      <w:r>
-        <w:rPr>
-          <w:i/>
-        </w:rPr>
-        <w:t>Clin. Rehabil.</w:t>
-      </w:r>
-      <w:r>
-        <w:t xml:space="preserve"> </w:t>
-      </w:r>
-      <w:r>
-        <w:rPr>
-          <w:b/>
-        </w:rPr>
-        <w:t>2013</w:t>
-      </w:r>
-      <w:r>
-        <w:t xml:space="preserve">, </w:t>
-      </w:r>
-      <w:r>
-        <w:rPr>
-          <w:i/>
-        </w:rPr>
-        <w:t>27</w:t>
-      </w:r>
-      <w:r>
-        <w:t>, 183–190. https://doi.org/10.1177/0269215512452880.</w:t>
-      </w:r>
-    </w:p>
-    <w:p>
-      <w:pPr>
-        <w:pStyle w:val="MDPI81references"/>
-      </w:pPr>
-      <w:r>
-        <w:t xml:space="preserve">Doi, T.; Hirata, S.; Ono, R.; Tsutsumimoto, K.; Misu, S.; Ando, H. The harmonic ratio of trunk acceleration predicts falling among older people: Results of a 1-year prospective study. </w:t>
-      </w:r>
-      <w:r>
-        <w:rPr>
-          <w:i/>
-        </w:rPr>
-        <w:t>J. Neuroeng. Rehabil.</w:t>
-      </w:r>
-      <w:r>
-        <w:t xml:space="preserve"> </w:t>
-      </w:r>
-      <w:r>
-        <w:rPr>
-          <w:b/>
-        </w:rPr>
-        <w:t>2013</w:t>
-      </w:r>
-      <w:r>
-        <w:t xml:space="preserve">, </w:t>
-      </w:r>
-      <w:r>
-        <w:rPr>
-          <w:i/>
-        </w:rPr>
-        <w:t>10</w:t>
-      </w:r>
-      <w:r>
-        <w:t>, 7. https://doi.org/10.1186/1743-0003-10-7.</w:t>
-      </w:r>
-    </w:p>
-    <w:p>
-      <w:pPr>
-        <w:pStyle w:val="MDPI81references"/>
-      </w:pPr>
-      <w:r>
-        <w:t xml:space="preserve">Mignardot, J.-B.; Deschamps, T.; Barrey, E.; Auvinet, B.; Berrut, G.; Cornu, C.; Constans, T.; de Decker, L. Gait disturbances as specific predictive markers of the first fall onset in elderly people: A two-year prospective observational study. </w:t>
-      </w:r>
-      <w:r>
-        <w:rPr>
-          <w:i/>
-        </w:rPr>
-        <w:t>Front. Aging Neurosci.</w:t>
-      </w:r>
-      <w:r>
-        <w:t xml:space="preserve"> </w:t>
-      </w:r>
-      <w:r>
-        <w:rPr>
-          <w:b/>
-        </w:rPr>
-        <w:t>2014</w:t>
-      </w:r>
-      <w:r>
-        <w:t xml:space="preserve">, </w:t>
-      </w:r>
-      <w:r>
-        <w:rPr>
-          <w:i/>
-        </w:rPr>
-        <w:t>6</w:t>
-      </w:r>
-      <w:r>
-        <w:t>, 22. https://doi.org/10.3389/fnagi.2014.00022.</w:t>
-      </w:r>
-    </w:p>
-    <w:p>
-      <w:pPr>
-        <w:pStyle w:val="MDPI81references"/>
-      </w:pPr>
-      <w:r>
-        <w:t xml:space="preserve">Schwenk, M.; Hauer, K.; Zieschang, T.; Englert, S.; Mohler, J.; Najafi, B. Sensor-derived physical activity parameters can predict future falls in people with dementia. </w:t>
-      </w:r>
-      <w:r>
-        <w:rPr>
-          <w:i/>
-        </w:rPr>
-        <w:t>Gerontology</w:t>
-      </w:r>
-      <w:r>
-        <w:t xml:space="preserve"> </w:t>
-      </w:r>
-      <w:r>
-        <w:rPr>
-          <w:b/>
-        </w:rPr>
-        <w:t>2014</w:t>
-      </w:r>
-      <w:r>
-        <w:t xml:space="preserve">, </w:t>
-      </w:r>
-      <w:r>
-        <w:rPr>
-          <w:i/>
-        </w:rPr>
-        <w:t>60</w:t>
-      </w:r>
-      <w:r>
-        <w:t>, 483–492. https://doi.org/10.1159/000363136.</w:t>
-      </w:r>
-    </w:p>
-    <w:p>
-      <w:pPr>
-        <w:pStyle w:val="MDPI81references"/>
-      </w:pPr>
-      <w:r>
-        <w:t xml:space="preserve">van Schooten, K.S.; Pijnappels, M.; Rispens, S.M.; Elders, P.J.M.; Lips, P.; van Dieën, J.H. Ambulatory fall-risk assessment: Amount and quality of daily-life gait predict falls in older adults. </w:t>
-      </w:r>
-      <w:r>
-        <w:rPr>
-          <w:i/>
-        </w:rPr>
-        <w:t>J. Gerontol. A Biol. Sci. Med. Sci.</w:t>
-      </w:r>
-      <w:r>
-        <w:t xml:space="preserve"> </w:t>
-      </w:r>
-      <w:r>
-        <w:rPr>
-          <w:b/>
-        </w:rPr>
-        <w:t>2015</w:t>
-      </w:r>
-      <w:r>
-        <w:t xml:space="preserve">, </w:t>
-      </w:r>
-      <w:r>
-        <w:rPr>
-          <w:i/>
-        </w:rPr>
-        <w:t>70</w:t>
-      </w:r>
-      <w:r>
-        <w:t>, 608–615. https://doi.org/10.1093/gerona/glu225.</w:t>
-      </w:r>
-    </w:p>
-    <w:p>
-      <w:pPr>
-        <w:pStyle w:val="MDPI81references"/>
-      </w:pPr>
-      <w:r>
-        <w:t xml:space="preserve">van Schooten, K.S.; Pijnappels, M.; Rispens, S.M.; Elders, P.J.M.; Lips, P.; Daffertshofer, A.; Beek, P.J.; van Dieën, J.H. Daily-life gait quality as predictor of falls in older people: A 1-year prospective cohort study. </w:t>
-      </w:r>
-      <w:r>
-        <w:rPr>
-          <w:i/>
-        </w:rPr>
-        <w:t>PLoS ONE</w:t>
-      </w:r>
-      <w:r>
-        <w:t xml:space="preserve"> </w:t>
-      </w:r>
-      <w:r>
-        <w:rPr>
-          <w:b/>
-        </w:rPr>
-        <w:t>2016</w:t>
-      </w:r>
-      <w:r>
-        <w:t xml:space="preserve">, </w:t>
-      </w:r>
-      <w:r>
-        <w:rPr>
-          <w:i/>
-        </w:rPr>
-        <w:t>11</w:t>
-      </w:r>
-      <w:r>
-        <w:t>, e0158623. https://doi.org/10.1371/journal.pone.0158623.</w:t>
-      </w:r>
-    </w:p>
-    <w:p>
-      <w:pPr>
-        <w:pStyle w:val="MDPI81references"/>
-      </w:pPr>
-      <w:r>
-        <w:t xml:space="preserve">Howcroft, J.; Kofman, J.; Lemaire, E.D. Prospective fall-risk prediction models for older adults based on wearable sensors. </w:t>
-      </w:r>
-      <w:r>
-        <w:rPr>
-          <w:i/>
-        </w:rPr>
-        <w:t>IEEE Trans. Neural Syst. Rehabil. Eng.</w:t>
-      </w:r>
-      <w:r>
-        <w:t xml:space="preserve"> </w:t>
-      </w:r>
-      <w:r>
-        <w:rPr>
-          <w:b/>
-        </w:rPr>
-        <w:t>2017</w:t>
-      </w:r>
-      <w:r>
-        <w:t xml:space="preserve">, </w:t>
-      </w:r>
-      <w:r>
-        <w:rPr>
-          <w:i/>
-        </w:rPr>
-        <w:t>25</w:t>
-      </w:r>
-      <w:r>
-        <w:t>, 1812–1820. https://doi.org/10.1109/TNSRE.2017.2687100.</w:t>
-      </w:r>
-    </w:p>
-    <w:p>
-      <w:pPr>
-        <w:pStyle w:val="MDPI81references"/>
-      </w:pPr>
-      <w:r>
-        <w:t xml:space="preserve">Drover, D.; Howcroft, J.; Kofman, J.; Lemaire, E.D. Faller classification in older adults using wearable sensors based on turn and straight-walking accelerometer-based features. </w:t>
-      </w:r>
-      <w:r>
-        <w:rPr>
-          <w:i/>
-        </w:rPr>
-        <w:t>Sensors</w:t>
-      </w:r>
-      <w:r>
-        <w:t xml:space="preserve"> </w:t>
-      </w:r>
-      <w:r>
-        <w:rPr>
-          <w:b/>
-        </w:rPr>
-        <w:t>2017</w:t>
-      </w:r>
-      <w:r>
-        <w:t xml:space="preserve">, </w:t>
-      </w:r>
-      <w:r>
-        <w:rPr>
-          <w:i/>
-        </w:rPr>
-        <w:t>17</w:t>
-      </w:r>
-      <w:r>
-        <w:t>, 1321. https://doi.org/10.3390/s17061321.</w:t>
-      </w:r>
-    </w:p>
-    <w:p>
-      <w:pPr>
-        <w:pStyle w:val="MDPI81references"/>
-      </w:pPr>
-      <w:r>
-        <w:t xml:space="preserve">Greene, B.R.; Caulfield, B.; Lamichhane, D.; Bond, W.; Svendsen, J.; Zurski, C.; Pratt, D. Longitudinal assessment of falls in patients with Parkinson’s disease using inertial sensors and the Timed Up and Go test. </w:t>
-      </w:r>
-      <w:r>
-        <w:rPr>
-          <w:i/>
-        </w:rPr>
-        <w:t>J. Rehabil. Assist. Technol. Eng.</w:t>
-      </w:r>
-      <w:r>
-        <w:t xml:space="preserve"> </w:t>
-      </w:r>
-      <w:r>
-        <w:rPr>
-          <w:b/>
-        </w:rPr>
-        <w:t>2018</w:t>
-      </w:r>
-      <w:r>
-        <w:t xml:space="preserve">, </w:t>
-      </w:r>
-      <w:r>
-        <w:rPr>
-          <w:i/>
-        </w:rPr>
-        <w:t>5</w:t>
-      </w:r>
-      <w:r>
-        <w:t>, 2055668317750811. https://doi.org/10.1177/2055668317750811.</w:t>
-      </w:r>
-    </w:p>
-    <w:p>
-      <w:pPr>
-        <w:pStyle w:val="MDPI81references"/>
-      </w:pPr>
-      <w:r>
-        <w:t xml:space="preserve">Ihlen, E.A.F.; van Schooten, K.S.; Bruijn, S.M.; van Dieën, J.H.; Vereijken, B.; Helbostad, J.L.; Pijnappels, M. Improved prediction of falls in community-dwelling older adults through phase-dependent entropy of daily-life walking. </w:t>
-      </w:r>
-      <w:r>
-        <w:rPr>
-          <w:i/>
-        </w:rPr>
-        <w:t>Front. Aging Neurosci.</w:t>
-      </w:r>
-      <w:r>
-        <w:t xml:space="preserve"> </w:t>
-      </w:r>
-      <w:r>
-        <w:rPr>
-          <w:b/>
-        </w:rPr>
-        <w:t>2018</w:t>
-      </w:r>
-      <w:r>
-        <w:t xml:space="preserve">, </w:t>
-      </w:r>
-      <w:r>
-        <w:rPr>
-          <w:i/>
-        </w:rPr>
-        <w:t>10</w:t>
-      </w:r>
-      <w:r>
-        <w:t>, 44. https://doi.org/10.3389/fnagi.2018.00044.</w:t>
-      </w:r>
-    </w:p>
-    <w:p>
-      <w:pPr>
-        <w:pStyle w:val="MDPI81references"/>
-      </w:pPr>
-      <w:r>
-        <w:t xml:space="preserve">Nait Aicha, A.; Englebienne, G.; van Schooten, K.S.; Pijnappels, M.; Kröse, B. Deep learning to predict falls in older adults based on daily-life trunk accelerometry. </w:t>
-      </w:r>
-      <w:r>
-        <w:rPr>
-          <w:i/>
-        </w:rPr>
-        <w:t>Sensors</w:t>
-      </w:r>
-      <w:r>
-        <w:t xml:space="preserve"> </w:t>
-      </w:r>
-      <w:r>
-        <w:rPr>
-          <w:b/>
-        </w:rPr>
-        <w:t>2018</w:t>
-      </w:r>
-      <w:r>
-        <w:t xml:space="preserve">, </w:t>
-      </w:r>
-      <w:r>
-        <w:rPr>
-          <w:i/>
-        </w:rPr>
-        <w:t>18</w:t>
-      </w:r>
-      <w:r>
-        <w:t>, 1654. https://doi.org/10.3390/s18051654.</w:t>
-      </w:r>
-    </w:p>
-    <w:p>
-      <w:pPr>
-        <w:pStyle w:val="MDPI81references"/>
-      </w:pPr>
-      <w:r>
-        <w:t xml:space="preserve">Howcroft, J.; Lemaire, E.D.; Kofman, J. Prospective elderly fall prediction by older-adult fall-risk modeling with feature selection. </w:t>
-      </w:r>
-      <w:r>
-        <w:rPr>
-          <w:i/>
-        </w:rPr>
-        <w:t>Biomed. Signal Process. Control</w:t>
-      </w:r>
-      <w:r>
-        <w:t xml:space="preserve"> </w:t>
-      </w:r>
-      <w:r>
-        <w:rPr>
-          <w:b/>
-        </w:rPr>
-        <w:t>2018</w:t>
-      </w:r>
-      <w:r>
-        <w:t xml:space="preserve">, </w:t>
-      </w:r>
-      <w:r>
-        <w:rPr>
-          <w:i/>
-        </w:rPr>
-        <w:t>43</w:t>
-      </w:r>
-      <w:r>
-        <w:t>, 320–328. https://doi.org/10.1016/j.bspc.2018.03.005.</w:t>
-      </w:r>
-    </w:p>
-    <w:p>
-      <w:pPr>
-        <w:pStyle w:val="MDPI81references"/>
-      </w:pPr>
-      <w:r>
-        <w:t xml:space="preserve">Bizovska, L.; Svoboda, Z.; Janura, M.; Bisi, M.C.; Vuillerme, N. Local dynamic stability during gait for predicting falls in elderly people: A one-year prospective study. </w:t>
-      </w:r>
-      <w:r>
-        <w:rPr>
-          <w:i/>
-        </w:rPr>
-        <w:t>PLoS ONE</w:t>
-      </w:r>
-      <w:r>
-        <w:t xml:space="preserve"> </w:t>
-      </w:r>
-      <w:r>
-        <w:rPr>
-          <w:b/>
-        </w:rPr>
-        <w:t>2018</w:t>
-      </w:r>
-      <w:r>
-        <w:t xml:space="preserve">, </w:t>
-      </w:r>
-      <w:r>
-        <w:rPr>
-          <w:i/>
-        </w:rPr>
-        <w:t>13</w:t>
-      </w:r>
-      <w:r>
-        <w:t>, e0197091. https://doi.org/10.1371/journal.pone.0197091.</w:t>
-      </w:r>
-    </w:p>
-    <w:p>
-      <w:pPr>
-        <w:pStyle w:val="MDPI81references"/>
-      </w:pPr>
-      <w:r>
-        <w:t xml:space="preserve">Marques, N.R.; Spinoso, D.H.; Cardoso, B.C.; Moreno, V.C.; Kuroda, M.H.; Navega, M.T. Is it possible to predict falls in older adults using gait kinematics? </w:t>
-      </w:r>
-      <w:r>
-        <w:rPr>
-          <w:i/>
-        </w:rPr>
-        <w:t>Clin. Biomech.</w:t>
-      </w:r>
-      <w:r>
-        <w:t xml:space="preserve"> </w:t>
-      </w:r>
-      <w:r>
-        <w:rPr>
-          <w:b/>
-        </w:rPr>
-        <w:t>2018</w:t>
-      </w:r>
-      <w:r>
-        <w:t xml:space="preserve">, </w:t>
-      </w:r>
-      <w:r>
-        <w:rPr>
-          <w:i/>
-        </w:rPr>
-        <w:t>59</w:t>
-      </w:r>
-      <w:r>
-        <w:t>, 15–18. https://doi.org/10.1016/j.clinbiomech.2018.08.006.</w:t>
-      </w:r>
-    </w:p>
-    <w:p>
-      <w:pPr>
-        <w:pStyle w:val="MDPI81references"/>
-      </w:pPr>
-      <w:r>
-        <w:t xml:space="preserve">Lo, C.; Arora, S.; Baig, F.; Lawton, M.A.; El Mouden, C.; Barber, T.R.; Ruffmann, C.; Klein, J.C.; Brown, P.; Ben-Shlomo, Y.; et al. Predicting motor, cognitive &amp; functional impairment in Parkinson’s. </w:t>
-      </w:r>
-      <w:r>
-        <w:rPr>
-          <w:i/>
-        </w:rPr>
-        <w:t>Ann. Clin. Transl. Neurol.</w:t>
-      </w:r>
-      <w:r>
-        <w:t xml:space="preserve"> </w:t>
-      </w:r>
-      <w:r>
-        <w:rPr>
-          <w:b/>
-        </w:rPr>
-        <w:t>2019</w:t>
-      </w:r>
-      <w:r>
-        <w:t xml:space="preserve">, </w:t>
-      </w:r>
-      <w:r>
-        <w:rPr>
-          <w:i/>
-        </w:rPr>
-        <w:t>6</w:t>
-      </w:r>
-      <w:r>
-        <w:t>, 1498–1509. https://doi.org/10.1002/acn3.50853.</w:t>
-      </w:r>
-    </w:p>
-    <w:p>
-      <w:pPr>
-        <w:pStyle w:val="MDPI81references"/>
-      </w:pPr>
-      <w:r>
-        <w:t xml:space="preserve">Marques, N.R.; Camilo, G.F.; de Martini Lopes dos Santos, A.P.; Cardoso, B.C.; Navega, M.T.; de Abreu, D.C.C. The ability of gait kinematic parameters to predict falls in older adults with cognitive impairments living in long term institutions. </w:t>
-      </w:r>
-      <w:r>
-        <w:rPr>
-          <w:i/>
-        </w:rPr>
-        <w:t>Clin. Biomech.</w:t>
-      </w:r>
-      <w:r>
-        <w:t xml:space="preserve"> </w:t>
-      </w:r>
-      <w:r>
-        <w:rPr>
-          <w:b/>
-        </w:rPr>
-        <w:t>2019</w:t>
-      </w:r>
-      <w:r>
-        <w:t xml:space="preserve">, </w:t>
-      </w:r>
-      <w:r>
-        <w:rPr>
-          <w:i/>
-        </w:rPr>
-        <w:t>65</w:t>
-      </w:r>
-      <w:r>
-        <w:t>, 123–127. https://doi.org/10.1016/j.clinbiomech.2019.04.011.</w:t>
-      </w:r>
-    </w:p>
-    <w:p>
-      <w:pPr>
-        <w:pStyle w:val="MDPI81references"/>
-      </w:pPr>
-      <w:r>
-        <w:t xml:space="preserve">Gillain, S.; Boutaayamou, M.; Schwartz, C.; Brüls, O.; Bruyère, O.; Croisier, J.-L.; Salmon, E.; Reginster, J.-Y.; Garraux, G.; Petermans, J. Using supervised learning machine algorithm to identify future fallers based on gait patterns: A two-year longitudinal study. </w:t>
-      </w:r>
-      <w:r>
-        <w:rPr>
-          <w:i/>
-        </w:rPr>
-        <w:t>Exp. Gerontol.</w:t>
-      </w:r>
-      <w:r>
-        <w:t xml:space="preserve"> </w:t>
-      </w:r>
-      <w:r>
-        <w:rPr>
-          <w:b/>
-        </w:rPr>
-        <w:t>2019</w:t>
-      </w:r>
-      <w:r>
-        <w:t xml:space="preserve">, </w:t>
-      </w:r>
-      <w:r>
-        <w:rPr>
-          <w:i/>
-        </w:rPr>
-        <w:t>127</w:t>
-      </w:r>
-      <w:r>
-        <w:t>, 110730. https://doi.org/10.1016/j.exger.2019.110730.</w:t>
-      </w:r>
-    </w:p>
-    <w:p>
-      <w:pPr>
-        <w:pStyle w:val="MDPI81references"/>
-      </w:pPr>
-      <w:r>
-        <w:t xml:space="preserve">Buisseret, F.; Catinus, L.; Grenard, R.; Jojczyk, L.; Fievez, D.; Barvaux, V.; Dierick, F. Timed Up and Go and Six-Minute Walking Tests with wearable inertial sensor: One step further for the prediction of the risk of fall in elderly nursing home people. </w:t>
-      </w:r>
-      <w:r>
-        <w:rPr>
-          <w:i/>
-        </w:rPr>
-        <w:t>Sensors</w:t>
-      </w:r>
-      <w:r>
-        <w:t xml:space="preserve"> </w:t>
-      </w:r>
-      <w:r>
-        <w:rPr>
-          <w:b/>
-        </w:rPr>
-        <w:t>2020</w:t>
-      </w:r>
-      <w:r>
-        <w:t xml:space="preserve">, </w:t>
-      </w:r>
-      <w:r>
-        <w:rPr>
-          <w:i/>
-        </w:rPr>
-        <w:t>20</w:t>
-      </w:r>
-      <w:r>
-        <w:t>, 3207. https://doi.org/10.3390/s20113207.</w:t>
-      </w:r>
-    </w:p>
-    <w:p>
-      <w:pPr>
-        <w:pStyle w:val="MDPI81references"/>
-      </w:pPr>
-      <w:r>
-        <w:t xml:space="preserve">Silva, J.; Sousa, I.; Cardoso, J.S. Fusion of clinical, self-reported, and multisensor data for predicting falls. </w:t>
-      </w:r>
-      <w:r>
-        <w:rPr>
-          <w:i/>
-        </w:rPr>
-        <w:t>IEEE J. Biomed. Health Inform.</w:t>
-      </w:r>
-      <w:r>
-        <w:t xml:space="preserve"> </w:t>
-      </w:r>
-      <w:r>
-        <w:rPr>
-          <w:b/>
-        </w:rPr>
-        <w:t>2020</w:t>
-      </w:r>
-      <w:r>
-        <w:t xml:space="preserve">, </w:t>
-      </w:r>
-      <w:r>
-        <w:rPr>
-          <w:i/>
-        </w:rPr>
-        <w:t>24</w:t>
-      </w:r>
-      <w:r>
-        <w:t>, 50–56. https://doi.org/10.1109/JBHI.2019.2951230.</w:t>
-      </w:r>
-    </w:p>
-    <w:p>
-      <w:pPr>
-        <w:pStyle w:val="MDPI81references"/>
-      </w:pPr>
-      <w:r>
-        <w:t xml:space="preserve">Sturchio, A.; Dwivedi, A.K.; Marsili, L.; Hadley, A.; Sobrero, G.; Heldman, D.; Maule, S.; Lopiano, L.; Comi, C.; Versino, M.; et al. Kinematic but not clinical measures predict falls in Parkinson-related orthostatic hypotension. </w:t>
-      </w:r>
-      <w:r>
-        <w:rPr>
-          <w:i/>
-        </w:rPr>
-        <w:t>J. Neurol.</w:t>
-      </w:r>
-      <w:r>
-        <w:t xml:space="preserve"> </w:t>
-      </w:r>
-      <w:r>
-        <w:rPr>
-          <w:b/>
-        </w:rPr>
-        <w:t>2021</w:t>
-      </w:r>
-      <w:r>
-        <w:t xml:space="preserve">, </w:t>
-      </w:r>
-      <w:r>
-        <w:rPr>
-          <w:i/>
-        </w:rPr>
-        <w:t>268</w:t>
-      </w:r>
-      <w:r>
-        <w:t>, 1006–1015. https://doi.org/10.1007/s00415-020-10240-8.</w:t>
-      </w:r>
-    </w:p>
-    <w:p>
-      <w:pPr>
-        <w:pStyle w:val="MDPI81references"/>
-      </w:pPr>
-      <w:r>
-        <w:t xml:space="preserve">Bet, P.; Castro, P.C.; Ponti, M.A. Foreseeing future falls with accelerometer features in active community-dwelling older persons with no recent history of falls. </w:t>
-      </w:r>
-      <w:r>
-        <w:rPr>
-          <w:i/>
-        </w:rPr>
-        <w:t>Exp. Gerontol.</w:t>
-      </w:r>
-      <w:r>
-        <w:t xml:space="preserve"> </w:t>
-      </w:r>
-      <w:r>
-        <w:rPr>
-          <w:b/>
-        </w:rPr>
-        <w:t>2021</w:t>
-      </w:r>
-      <w:r>
-        <w:t xml:space="preserve">, </w:t>
-      </w:r>
-      <w:r>
-        <w:rPr>
-          <w:i/>
-        </w:rPr>
-        <w:t>143</w:t>
-      </w:r>
-      <w:r>
-        <w:t>, 111139. https://doi.org/10.1016/j.exger.2020.111139.</w:t>
-      </w:r>
-    </w:p>
-    <w:p>
-      <w:pPr>
-        <w:pStyle w:val="MDPI81references"/>
-      </w:pPr>
-      <w:r>
-        <w:t xml:space="preserve">Mehdizadeh, S.; Sabo, A.; Ng, K.-D.; Mansfield, A.; Flint, A.J.; Taati, B.; Iaboni, A. Predicting short-term risk of falls in a high-risk group with dementia. </w:t>
-      </w:r>
-      <w:r>
-        <w:rPr>
-          <w:i/>
-        </w:rPr>
-        <w:t>J. Am. Med. Dir. Assoc.</w:t>
-      </w:r>
-      <w:r>
-        <w:t xml:space="preserve"> </w:t>
-      </w:r>
-      <w:r>
-        <w:rPr>
-          <w:b/>
-        </w:rPr>
-        <w:t>2021</w:t>
-      </w:r>
-      <w:r>
-        <w:t xml:space="preserve">, </w:t>
-      </w:r>
-      <w:r>
-        <w:rPr>
-          <w:i/>
-        </w:rPr>
-        <w:t>22</w:t>
-      </w:r>
-      <w:r>
-        <w:t>, 689–695.e1. https://doi.org/10.1016/j.jamda.2020.07.030.</w:t>
-      </w:r>
-    </w:p>
-    <w:p>
-      <w:pPr>
-        <w:pStyle w:val="MDPI81references"/>
-      </w:pPr>
-      <w:r>
-        <w:t xml:space="preserve">Lockhart, T.E.; Soangra, R.; Yoon, H.; Wu, T.; Frames, C.W.; Weaver, R.; Roberto, K.A. Prediction of fall risk among community-dwelling older adults using a wearable system. </w:t>
-      </w:r>
-      <w:r>
-        <w:rPr>
-          <w:i/>
-        </w:rPr>
-        <w:t>Sci. Rep.</w:t>
-      </w:r>
-      <w:r>
-        <w:t xml:space="preserve"> </w:t>
-      </w:r>
-      <w:r>
-        <w:rPr>
-          <w:b/>
-        </w:rPr>
-        <w:t>2021</w:t>
-      </w:r>
-      <w:r>
-        <w:t xml:space="preserve">, </w:t>
-      </w:r>
-      <w:r>
-        <w:rPr>
-          <w:i/>
-        </w:rPr>
-        <w:t>11</w:t>
-      </w:r>
-      <w:r>
-        <w:t>, 20976. https://doi.org/10.1038/s41598-021-00458-5.</w:t>
-      </w:r>
-    </w:p>
-    <w:p>
-      <w:pPr>
-        <w:pStyle w:val="MDPI81references"/>
-      </w:pPr>
-      <w:r>
-        <w:t xml:space="preserve">Roshdibenam, V.; Jogerst, G.J.; Butler, N.R.; Baek, S. Machine learning prediction of fall risk in older adults using Timed Up and Go test kinematics. </w:t>
-      </w:r>
-      <w:r>
-        <w:rPr>
-          <w:i/>
-        </w:rPr>
-        <w:t>Sensors</w:t>
-      </w:r>
-      <w:r>
-        <w:t xml:space="preserve"> </w:t>
-      </w:r>
-      <w:r>
-        <w:rPr>
-          <w:b/>
-        </w:rPr>
-        <w:t>2021</w:t>
-      </w:r>
-      <w:r>
-        <w:t xml:space="preserve">, </w:t>
-      </w:r>
-      <w:r>
-        <w:rPr>
-          <w:i/>
-        </w:rPr>
-        <w:t>21</w:t>
-      </w:r>
-      <w:r>
-        <w:t>, 3481. https://doi.org/10.3390/s21103481.</w:t>
-      </w:r>
-    </w:p>
-    <w:p>
-      <w:pPr>
-        <w:pStyle w:val="MDPI81references"/>
-      </w:pPr>
-      <w:r>
-        <w:t xml:space="preserve">Greene, B.R.; Premoli, I.; McManus, K.; McGrath, D.; Caulfield, B. Predicting fall counts using wearable sensors: A novel digital biomarker for Parkinson’s disease. </w:t>
-      </w:r>
-      <w:r>
-        <w:rPr>
-          <w:i/>
-        </w:rPr>
-        <w:t>Sensors</w:t>
-      </w:r>
-      <w:r>
-        <w:t xml:space="preserve"> </w:t>
-      </w:r>
-      <w:r>
-        <w:rPr>
-          <w:b/>
-        </w:rPr>
-        <w:t>2022</w:t>
-      </w:r>
-      <w:r>
-        <w:t xml:space="preserve">, </w:t>
-      </w:r>
-      <w:r>
-        <w:rPr>
-          <w:i/>
-        </w:rPr>
-        <w:t>22</w:t>
-      </w:r>
-      <w:r>
-        <w:t>, 54. https://doi.org/10.3390/s22010054.</w:t>
-      </w:r>
-    </w:p>
-    <w:p>
-      <w:pPr>
-        <w:pStyle w:val="MDPI81references"/>
-      </w:pPr>
-      <w:r>
-        <w:t xml:space="preserve">Kelly, D.; Condell, J.; Gillespie, J.; Muñoz Esquivel, K.; Barton, J.; Tedesco, S.; Nordström, A.; Åkerlund Larsson, M.; Alamäki, A. Improved screening of fall risk using free-living based accelerometer data. </w:t>
-      </w:r>
-      <w:r>
-        <w:rPr>
-          <w:i/>
-        </w:rPr>
-        <w:t>J. Biomed. Inform.</w:t>
-      </w:r>
-      <w:r>
-        <w:t xml:space="preserve"> </w:t>
-      </w:r>
-      <w:r>
-        <w:rPr>
-          <w:b/>
-        </w:rPr>
-        <w:t>2022</w:t>
-      </w:r>
-      <w:r>
-        <w:t xml:space="preserve">, </w:t>
-      </w:r>
-      <w:r>
-        <w:rPr>
-          <w:i/>
-        </w:rPr>
-        <w:t>131</w:t>
-      </w:r>
-      <w:r>
-        <w:t>, 104116. https://doi.org/10.1016/j.jbi.2022.104116.</w:t>
-      </w:r>
-    </w:p>
-    <w:p>
-      <w:pPr>
-        <w:pStyle w:val="MDPI81references"/>
-      </w:pPr>
-      <w:r>
-        <w:t xml:space="preserve">Dierick, F.; Stoffel, P.L.; Schütz, G.; Buisseret, F. High specificity of single inertial sensor-supplemented Timed Up and Go test for assessing fall risk in elderly nursing home residents. </w:t>
-      </w:r>
-      <w:r>
-        <w:rPr>
-          <w:i/>
-        </w:rPr>
-        <w:t>Sensors</w:t>
-      </w:r>
-      <w:r>
-        <w:t xml:space="preserve"> </w:t>
-      </w:r>
-      <w:r>
-        <w:rPr>
-          <w:b/>
-        </w:rPr>
-        <w:t>2022</w:t>
-      </w:r>
-      <w:r>
-        <w:t xml:space="preserve">, </w:t>
-      </w:r>
-      <w:r>
-        <w:rPr>
-          <w:i/>
-        </w:rPr>
-        <w:t>22</w:t>
-      </w:r>
-      <w:r>
-        <w:t>, 2339. https://doi.org/10.3390/s22062339.</w:t>
-      </w:r>
-    </w:p>
-    <w:p>
-      <w:pPr>
-        <w:pStyle w:val="MDPI81references"/>
-      </w:pPr>
-      <w:r>
-        <w:t xml:space="preserve">Ma, L.; Mi, T.M.; Jia, Q.; Han, C.; Chhetri, J.K.; Chan, P. Gait variability is sensitive to detect Parkinson’s disease patients at high fall risk. </w:t>
-      </w:r>
-      <w:r>
-        <w:rPr>
-          <w:i/>
-        </w:rPr>
-        <w:t>Int. J. Neurosci.</w:t>
-      </w:r>
-      <w:r>
-        <w:t xml:space="preserve"> </w:t>
-      </w:r>
-      <w:r>
-        <w:rPr>
-          <w:b/>
-        </w:rPr>
-        <w:t>2022</w:t>
-      </w:r>
-      <w:r>
-        <w:t xml:space="preserve">, </w:t>
-      </w:r>
-      <w:r>
-        <w:rPr>
-          <w:i/>
-        </w:rPr>
-        <w:t>132</w:t>
-      </w:r>
-      <w:r>
-        <w:t>, 888–893. https://doi.org/10.1080/00207454.2020.1849189.</w:t>
-      </w:r>
-    </w:p>
-    <w:p>
-      <w:pPr>
-        <w:pStyle w:val="MDPI81references"/>
-      </w:pPr>
-      <w:r>
-        <w:t xml:space="preserve">Dasgupta, P.; Frisch, A.; Huber, J.; Sejdić, E.; Suffoletto, B. Predicting falls within 3 months of emergency department discharge among community-dwelling older adults using self-report tools versus a brief functional assessment. </w:t>
-      </w:r>
-      <w:r>
-        <w:rPr>
-          <w:i/>
-        </w:rPr>
-        <w:t>Am. J. Emerg. Med.</w:t>
-      </w:r>
-      <w:r>
-        <w:t xml:space="preserve"> </w:t>
-      </w:r>
-      <w:r>
-        <w:rPr>
-          <w:b/>
-        </w:rPr>
-        <w:t>2022</w:t>
-      </w:r>
-      <w:r>
-        <w:t xml:space="preserve">, </w:t>
-      </w:r>
-      <w:r>
-        <w:rPr>
-          <w:i/>
-        </w:rPr>
-        <w:t>53</w:t>
-      </w:r>
-      <w:r>
-        <w:t>, 245–249. https://doi.org/10.1016/j.ajem.2021.12.071.</w:t>
-      </w:r>
-    </w:p>
-    <w:p>
-      <w:pPr>
-        <w:pStyle w:val="MDPI81references"/>
-      </w:pPr>
-      <w:r>
-        <w:t xml:space="preserve">Caronni, A.; Picardi, M.; Scarano, S.; Malloggi, C.; Tropea, P.; Gilardone, G.; Aristidou, E.; Pintavalle, G.; Redaelli, V.; Antoniotti, P.; et al. Pay attention: You can fall! The Mini-BESTest scale and the turning duration of the TUG test provide valid balance measures in neurological patients: A prospective study with falls as the balance criterion. </w:t>
-      </w:r>
-      <w:r>
-        <w:rPr>
-          <w:i/>
-        </w:rPr>
-        <w:t>Front. Neurol.</w:t>
-      </w:r>
-      <w:r>
-        <w:t xml:space="preserve"> </w:t>
-      </w:r>
-      <w:r>
-        <w:rPr>
-          <w:b/>
-        </w:rPr>
-        <w:t>2023</w:t>
-      </w:r>
-      <w:r>
-        <w:t xml:space="preserve">, </w:t>
-      </w:r>
-      <w:r>
-        <w:rPr>
-          <w:i/>
-        </w:rPr>
-        <w:t>14</w:t>
-      </w:r>
-      <w:r>
-        <w:t>, 1228302. https://doi.org/10.3389/fneur.2023.1228302.</w:t>
-      </w:r>
-    </w:p>
-    <w:p>
-      <w:pPr>
-        <w:pStyle w:val="MDPI81references"/>
-      </w:pPr>
-      <w:r>
-        <w:t xml:space="preserve">Horak, F.B.; Laird, A.; Carlson-Kuhta, P.; Abrahamson, M.; Mancini, M.; Orwoll, E.S.; Lapidus, J.A.; Shah, V.V. The Instrumented Stand and Walk (ISAW) test to predict falls in older men. </w:t>
-      </w:r>
-      <w:r>
-        <w:rPr>
-          <w:i/>
-        </w:rPr>
-        <w:t>GeroScience</w:t>
-      </w:r>
-      <w:r>
-        <w:t xml:space="preserve"> </w:t>
-      </w:r>
-      <w:r>
-        <w:rPr>
-          <w:b/>
-        </w:rPr>
-        <w:t>2023</w:t>
-      </w:r>
-      <w:r>
-        <w:t xml:space="preserve">, </w:t>
-      </w:r>
-      <w:r>
-        <w:rPr>
-          <w:i/>
-        </w:rPr>
-        <w:t>45</w:t>
-      </w:r>
-      <w:r>
-        <w:t>, 823–836. https://doi.org/10.1007/s11357-022-00675-4.</w:t>
-      </w:r>
-    </w:p>
-    <w:p>
-      <w:pPr>
-        <w:pStyle w:val="MDPI81references"/>
-      </w:pPr>
-      <w:r>
-        <w:t xml:space="preserve">Ullrich, M.; Roth, N.; Küderle, A.; Richer, R.; Gladow, T.; Gaßner, H.; Marxreiter, F.; Klucken, J.; Eskofier, B.M.; Kluge, F. Fall risk prediction in Parkinson’s disease using real-world inertial sensor gait data. </w:t>
-      </w:r>
-      <w:r>
-        <w:rPr>
-          <w:i/>
-        </w:rPr>
-        <w:t>IEEE J. Biomed. Health Inform.</w:t>
-      </w:r>
-      <w:r>
-        <w:t xml:space="preserve"> </w:t>
-      </w:r>
-      <w:r>
-        <w:rPr>
-          <w:b/>
-        </w:rPr>
-        <w:t>2023</w:t>
-      </w:r>
-      <w:r>
-        <w:t xml:space="preserve">, </w:t>
-      </w:r>
-      <w:r>
-        <w:rPr>
-          <w:i/>
-        </w:rPr>
-        <w:t>27</w:t>
-      </w:r>
-      <w:r>
-        <w:t>, 319–328. https://doi.org/10.1109/JBHI.2022.3215921.</w:t>
-      </w:r>
-    </w:p>
-    <w:p>
-      <w:pPr>
-        <w:pStyle w:val="MDPI81references"/>
-      </w:pPr>
-      <w:r>
-        <w:t xml:space="preserve">Al Abiad, N.; van Schooten, K.S.; Renaudin, V.; Delbaere, K.; Robert, T. Association of prospective falls in older people with ubiquitous step-based fall risk parameters calculated from ambulatory inertial signals: Secondary data analysis. </w:t>
-      </w:r>
-      <w:r>
-        <w:rPr>
-          <w:i/>
-        </w:rPr>
-        <w:t>JMIR Aging</w:t>
-      </w:r>
-      <w:r>
-        <w:t xml:space="preserve"> </w:t>
-      </w:r>
-      <w:r>
-        <w:rPr>
-          <w:b/>
-        </w:rPr>
-        <w:t>2023</w:t>
-      </w:r>
-      <w:r>
-        <w:t xml:space="preserve">, </w:t>
-      </w:r>
-      <w:r>
-        <w:rPr>
-          <w:i/>
-        </w:rPr>
-        <w:t>6</w:t>
-      </w:r>
-      <w:r>
-        <w:t>, e49587. https://doi.org/10.2196/49587.</w:t>
-      </w:r>
-    </w:p>
-    <w:p>
-      <w:pPr>
-        <w:pStyle w:val="MDPI81references"/>
-      </w:pPr>
-      <w:r>
-        <w:t xml:space="preserve">Adeli, V.; Korhani, N.; Sabo, A.; Mehdizadeh, S.; Mansfield, A.; Flint, A.; Iaboni, A.; Taati, B. Ambient monitoring of gait and machine learning models for dynamic and short-term falls risk assessment in people with dementia. </w:t>
-      </w:r>
-      <w:r>
-        <w:rPr>
-          <w:i/>
-        </w:rPr>
-        <w:t>IEEE J. Biomed. Health Inform.</w:t>
-      </w:r>
-      <w:r>
-        <w:t xml:space="preserve"> </w:t>
-      </w:r>
-      <w:r>
-        <w:rPr>
-          <w:b/>
-        </w:rPr>
-        <w:t>2023</w:t>
-      </w:r>
-      <w:r>
-        <w:t xml:space="preserve">, </w:t>
-      </w:r>
-      <w:r>
-        <w:rPr>
-          <w:i/>
-        </w:rPr>
-        <w:t>27</w:t>
-      </w:r>
-      <w:r>
-        <w:t>, 3599–3609. https://doi.org/10.1109/JBHI.2023.3267039.</w:t>
-      </w:r>
-    </w:p>
-    <w:p>
-      <w:pPr>
-        <w:pStyle w:val="MDPI81references"/>
-      </w:pPr>
-      <w:r>
-        <w:t xml:space="preserve">Shah, V.V.; Jagodinsky, A.; McNames, J.; Carlson-Kuhta, P.; Nutt, J.G.; El-Gohary, M.; Sowalsky, K.; Harker, G.; Mancini, M.; Horak, F.B. Gait and turning characteristics from daily life increase ability to predict future falls in people with Parkinson’s disease. </w:t>
-      </w:r>
-      <w:r>
-        <w:rPr>
-          <w:i/>
-        </w:rPr>
-        <w:t>Front. Neurol.</w:t>
-      </w:r>
-      <w:r>
-        <w:t xml:space="preserve"> </w:t>
-      </w:r>
-      <w:r>
-        <w:rPr>
-          <w:b/>
-        </w:rPr>
-        <w:t>2023</w:t>
-      </w:r>
-      <w:r>
-        <w:t xml:space="preserve">, </w:t>
-      </w:r>
-      <w:r>
-        <w:rPr>
-          <w:i/>
-        </w:rPr>
-        <w:t>14</w:t>
-      </w:r>
-      <w:r>
-        <w:t>, 1096401. https://doi.org/10.3389/fneur.2023.1096401.</w:t>
-      </w:r>
-    </w:p>
-    <w:p>
-      <w:pPr>
-        <w:pStyle w:val="MDPI81references"/>
-      </w:pPr>
-      <w:r>
-        <w:t xml:space="preserve">Sotirakis, C.; Brzezicki, M.A.; Patel, S.; Conway, N.; FitzGerald, J.J.; Antoniades, C.A. Predicting future fallers in Parkinson’s disease using kinematic data over a period of 5 years. </w:t>
-      </w:r>
-      <w:r>
-        <w:rPr>
-          <w:i/>
-        </w:rPr>
-        <w:t>npj Digit. Med.</w:t>
-      </w:r>
-      <w:r>
-        <w:t xml:space="preserve"> </w:t>
-      </w:r>
-      <w:r>
-        <w:rPr>
-          <w:b/>
-        </w:rPr>
-        <w:t>2024</w:t>
-      </w:r>
-      <w:r>
-        <w:t xml:space="preserve">, </w:t>
-      </w:r>
-      <w:r>
-        <w:rPr>
-          <w:i/>
-        </w:rPr>
-        <w:t>7</w:t>
-      </w:r>
-      <w:r>
-        <w:t>, 345. https://doi.org/10.1038/s41746-024-01311-5.</w:t>
-      </w:r>
-    </w:p>
-    <w:p>
-      <w:pPr>
-        <w:pStyle w:val="MDPI81references"/>
-      </w:pPr>
-      <w:r>
-        <w:t xml:space="preserve">Zhang, H.; Wu, C.; Huang, Y.; Song, R.; Zanotto, D.; Agrawal, S.K. Fall risk prediction using instrumented footwear in institutionalized older adults. </w:t>
-      </w:r>
-      <w:r>
-        <w:rPr>
-          <w:i/>
-        </w:rPr>
-        <w:t>IEEE Trans. Neural Syst. Rehabil. Eng.</w:t>
-      </w:r>
-      <w:r>
-        <w:t xml:space="preserve"> </w:t>
-      </w:r>
-      <w:r>
-        <w:rPr>
-          <w:b/>
-        </w:rPr>
-        <w:t>2024</w:t>
-      </w:r>
-      <w:r>
-        <w:t xml:space="preserve">, </w:t>
-      </w:r>
-      <w:r>
-        <w:rPr>
-          <w:i/>
-        </w:rPr>
-        <w:t>32</w:t>
-      </w:r>
-      <w:r>
-        <w:t>, 4260–4269. https://doi.org/10.1109/TNSRE.2024.3510300.</w:t>
-      </w:r>
-    </w:p>
-    <w:p>
-      <w:pPr>
-        <w:pStyle w:val="MDPI81references"/>
-      </w:pPr>
-      <w:r>
-        <w:t xml:space="preserve">Maiora, J.; Rezola-Pardo, C.; García, G.; Sanz, B.; Graña, M. Older adult fall risk prediction with deep learning and Timed Up and Go (TUG) test data. </w:t>
-      </w:r>
-      <w:r>
-        <w:rPr>
-          <w:i/>
-        </w:rPr>
-        <w:t>Bioengineering</w:t>
-      </w:r>
-      <w:r>
-        <w:t xml:space="preserve"> </w:t>
-      </w:r>
-      <w:r>
-        <w:rPr>
-          <w:b/>
-        </w:rPr>
-        <w:t>2024</w:t>
-      </w:r>
-      <w:r>
-        <w:t xml:space="preserve">, </w:t>
-      </w:r>
-      <w:r>
-        <w:rPr>
-          <w:i/>
-        </w:rPr>
-        <w:t>11</w:t>
-      </w:r>
-      <w:r>
-        <w:t>, 1000. https://doi.org/10.3390/bioengineering11101000.</w:t>
-      </w:r>
-    </w:p>
-    <w:p>
-      <w:pPr>
-        <w:pStyle w:val="MDPI81references"/>
-      </w:pPr>
-      <w:r>
-        <w:t xml:space="preserve">Zhang, Y.; Weijer, R.H.A.; van Schooten, K.S.; Bruijn, S.M.; Pijnappels, M. External validation and further exploration of fall prediction models based on questionnaires and daily-life trunk accelerometry. </w:t>
-      </w:r>
-      <w:r>
-        <w:rPr>
-          <w:i/>
-        </w:rPr>
-        <w:t>J. Am. Med. Dir. Assoc.</w:t>
-      </w:r>
-      <w:r>
-        <w:t xml:space="preserve"> </w:t>
-      </w:r>
-      <w:r>
-        <w:rPr>
-          <w:b/>
-        </w:rPr>
-        <w:t>2024</w:t>
-      </w:r>
-      <w:r>
-        <w:t xml:space="preserve">, </w:t>
-      </w:r>
-      <w:r>
-        <w:rPr>
-          <w:i/>
-        </w:rPr>
-        <w:t>25</w:t>
-      </w:r>
-      <w:r>
-        <w:t>, 105107. https://doi.org/10.1016/j.jamda.2024.105107.</w:t>
-      </w:r>
-    </w:p>
-    <w:p>
-      <w:pPr>
-        <w:pStyle w:val="MDPI81references"/>
-      </w:pPr>
-      <w:r>
-        <w:t xml:space="preserve">Lai, K.M.; Fong, K.N.K. Efficacy of a waist-mounted sensor in predicting prospective falls among older people residing in community dwellings: A prospective cohort study. </w:t>
-      </w:r>
-      <w:r>
-        <w:rPr>
-          <w:i/>
-        </w:rPr>
-        <w:t>Sensors</w:t>
-      </w:r>
-      <w:r>
-        <w:t xml:space="preserve"> </w:t>
-      </w:r>
-      <w:r>
-        <w:rPr>
-          <w:b/>
-        </w:rPr>
-        <w:t>2025</w:t>
-      </w:r>
-      <w:r>
-        <w:t xml:space="preserve">, </w:t>
-      </w:r>
-      <w:r>
-        <w:rPr>
-          <w:i/>
-        </w:rPr>
-        <w:t>25</w:t>
-      </w:r>
-      <w:r>
-        <w:t>, 2516. https://doi.org/10.3390/s25082516.</w:t>
-      </w:r>
-    </w:p>
-    <w:p>
-      <w:pPr>
-        <w:pStyle w:val="MDPI81references"/>
-      </w:pPr>
-      <w:r>
-        <w:t xml:space="preserve">Guan, Z.; Cai, J.; Wang, J.; Li, Y.; Song, R.; Zanotto, D.; Agrawal, S.K.; Zhang, H. Accuracy and precision of wearable-derived gait parameters: How these affect the performance of models for fall prediction in the elderly. </w:t>
-      </w:r>
-      <w:r>
-        <w:rPr>
-          <w:i/>
-        </w:rPr>
-        <w:t>IEEE Trans. Neural Syst. Rehabil. Eng.</w:t>
-      </w:r>
-      <w:r>
-        <w:t xml:space="preserve"> </w:t>
-      </w:r>
-      <w:r>
-        <w:rPr>
-          <w:b/>
-        </w:rPr>
-        <w:t>2025</w:t>
-      </w:r>
-      <w:r>
-        <w:t xml:space="preserve">, </w:t>
-      </w:r>
-      <w:r>
-        <w:rPr>
-          <w:i/>
-        </w:rPr>
-        <w:t>33</w:t>
-      </w:r>
-      <w:r>
-        <w:t>, 4255–4266. https://doi.org/10.1109/TNSRE.2025.3623129.</w:t>
       </w:r>
     </w:p>
     <w:p>
@@ -13232,7 +13127,7 @@
               <wp:inline distT="0" distB="0" distL="0" distR="0" wp14:anchorId="266D32D0" wp14:editId="5CB7B20A">
                 <wp:extent cx="1542423" cy="432000"/>
                 <wp:effectExtent l="0" t="0" r="635" b="6350"/>
-                <wp:docPr id="55811520" name="Picture 1"/>
+                <wp:docPr id="55811520" name="Picture 1" title="Diagnostics journal logo" descr="Diagnostics journal logo with two clinician figures and the word Diagnostics"/>
                 <wp:cNvGraphicFramePr>
                   <a:graphicFrameLocks xmlns:a="http://schemas.openxmlformats.org/drawingml/2006/main" noChangeAspect="1"/>
                 </wp:cNvGraphicFramePr>
@@ -13314,7 +13209,7 @@
               <wp:inline distT="0" distB="0" distL="0" distR="0" wp14:anchorId="4EF1E053" wp14:editId="4D7FA45B">
                 <wp:extent cx="540000" cy="360000"/>
                 <wp:effectExtent l="0" t="0" r="0" b="2540"/>
-                <wp:docPr id="1859630180" name="Picture 1"/>
+                <wp:docPr id="1859630180" name="Picture 1" title="MDPI logo" descr="MDPI publisher logo"/>
                 <wp:cNvGraphicFramePr/>
                 <a:graphic xmlns:a="http://schemas.openxmlformats.org/drawingml/2006/main">
                   <a:graphicData uri="http://schemas.openxmlformats.org/drawingml/2006/picture">
